--- a/Progress_Report_1.docx
+++ b/Progress_Report_1.docx
@@ -1,6 +1,6 @@
 
 <file path=word/document.xml><?xml version="1.0" encoding="utf-8"?>
-<w:document xmlns:wpc="http://schemas.microsoft.com/office/word/2010/wordprocessingCanvas" xmlns:cx="http://schemas.microsoft.com/office/drawing/2014/chartex" xmlns:cx1="http://schemas.microsoft.com/office/drawing/2015/9/8/chartex" xmlns:cx2="http://schemas.microsoft.com/office/drawing/2015/10/21/chartex" xmlns:cx3="http://schemas.microsoft.com/office/drawing/2016/5/9/chartex" xmlns:cx4="http://schemas.microsoft.com/office/drawing/2016/5/10/chartex" xmlns:cx5="http://schemas.microsoft.com/office/drawing/2016/5/11/chartex" xmlns:cx6="http://schemas.microsoft.com/office/drawing/2016/5/12/chartex" xmlns:cx7="http://schemas.microsoft.com/office/drawing/2016/5/13/chartex" xmlns:cx8="http://schemas.microsoft.com/office/drawing/2016/5/14/chartex" xmlns:mc="http://schemas.openxmlformats.org/markup-compatibility/2006" xmlns:aink="http://schemas.microsoft.com/office/drawing/2016/ink" xmlns:am3d="http://schemas.microsoft.com/office/drawing/2017/model3d" xmlns:o="urn:schemas-microsoft-com:office:office" xmlns:oel="http://schemas.microsoft.com/office/2019/extlst" xmlns:r="http://schemas.openxmlformats.org/officeDocument/2006/relationships" xmlns:m="http://schemas.openxmlformats.org/officeDocument/2006/math" xmlns:v="urn:schemas-microsoft-com:vml" xmlns:wp14="http://schemas.microsoft.com/office/word/2010/wordprocessingDrawing" xmlns:wp="http://schemas.openxmlformats.org/drawingml/2006/wordprocessingDrawing" xmlns:w10="urn:schemas-microsoft-com:office:word" xmlns:w="http://schemas.openxmlformats.org/wordprocessingml/2006/main" xmlns:w14="http://schemas.microsoft.com/office/word/2010/wordml" xmlns:w15="http://schemas.microsoft.com/office/word/2012/wordml" xmlns:w16cex="http://schemas.microsoft.com/office/word/2018/wordml/cex" xmlns:w16cid="http://schemas.microsoft.com/office/word/2016/wordml/cid" xmlns:w16="http://schemas.microsoft.com/office/word/2018/wordml" xmlns:w16du="http://schemas.microsoft.com/office/word/2023/wordml/word16du" xmlns:w16sdtdh="http://schemas.microsoft.com/office/word/2020/wordml/sdtdatahash" xmlns:w16sdtfl="http://schemas.microsoft.com/office/word/2024/wordml/sdtformatlock" xmlns:w16se="http://schemas.microsoft.com/office/word/2015/wordml/symex" xmlns:wpg="http://schemas.microsoft.com/office/word/2010/wordprocessingGroup" xmlns:wpi="http://schemas.microsoft.com/office/word/2010/wordprocessingInk" xmlns:wne="http://schemas.microsoft.com/office/word/2006/wordml" xmlns:wps="http://schemas.microsoft.com/office/word/2010/wordprocessingShape" mc:Ignorable="w14 w15 w16se w16cid w16 w16cex w16sdtdh w16sdtfl w16du wp14">
+<w:document xmlns:wpc="http://schemas.microsoft.com/office/word/2010/wordprocessingCanvas" xmlns:mc="http://schemas.openxmlformats.org/markup-compatibility/2006" xmlns:o="urn:schemas-microsoft-com:office:office" xmlns:r="http://schemas.openxmlformats.org/officeDocument/2006/relationships" xmlns:m="http://schemas.openxmlformats.org/officeDocument/2006/math" xmlns:v="urn:schemas-microsoft-com:vml" xmlns:wp14="http://schemas.microsoft.com/office/word/2010/wordprocessingDrawing" xmlns:wp="http://schemas.openxmlformats.org/drawingml/2006/wordprocessingDrawing" xmlns:w10="urn:schemas-microsoft-com:office:word" xmlns:w="http://schemas.openxmlformats.org/wordprocessingml/2006/main" xmlns:w14="http://schemas.microsoft.com/office/word/2010/wordml" xmlns:w15="http://schemas.microsoft.com/office/word/2012/wordml" xmlns:wpg="http://schemas.microsoft.com/office/word/2010/wordprocessingGroup" xmlns:wpi="http://schemas.microsoft.com/office/word/2010/wordprocessingInk" xmlns:wne="http://schemas.microsoft.com/office/word/2006/wordml" xmlns:wps="http://schemas.microsoft.com/office/word/2010/wordprocessingShape" mc:Ignorable="w14 w15 wp14">
   <w:body>
     <w:p>
       <w:pPr>
@@ -238,7 +238,15 @@
         <w:pStyle w:val="3it31content"/>
       </w:pPr>
       <w:r>
-        <w:t>The Face Recognition Based Attendance System is an automated system that uses computer vision and machine learning techniques to identify individuals through facial features and record their attendance in real time using the a camera. The system eliminates the need for manual attendance marking and prevents proxy attendance. A secure smart attendance system that combines QR code scanning, live location verification, and face recognition to ensure that attendance is marked only when the student is physically present in the classroom.</w:t>
+        <w:t xml:space="preserve">The Face Recognition Based Attendance System is an automated system that uses computer vision and machine learning techniques to identify individuals through facial features and record their attendance in real time using </w:t>
+      </w:r>
+      <w:proofErr w:type="gramStart"/>
+      <w:r>
+        <w:t>the a</w:t>
+      </w:r>
+      <w:proofErr w:type="gramEnd"/>
+      <w:r>
+        <w:t xml:space="preserve"> camera. The system eliminates the need for manual attendance marking and prevents proxy attendance. A secure smart attendance system that combines QR code scanning, live location verification, and face recognition to ensure that attendance is marked only when the student is physically present in the classroom.</w:t>
       </w:r>
     </w:p>
     <w:p>
@@ -278,10 +286,7 @@
         </w:numPr>
       </w:pPr>
       <w:r>
-        <w:t>T</w:t>
-      </w:r>
-      <w:r>
-        <w:t>o reduce manual effort and human errors in attendance management</w:t>
+        <w:t>To reduce manual effort and human errors in attendance management</w:t>
       </w:r>
     </w:p>
     <w:p>
@@ -687,9 +692,11 @@
       <w:pPr>
         <w:pStyle w:val="3it31bullets"/>
       </w:pPr>
+      <w:proofErr w:type="spellStart"/>
       <w:r>
         <w:t>OpenCV</w:t>
       </w:r>
+      <w:proofErr w:type="spellEnd"/>
       <w:r>
         <w:t xml:space="preserve">, </w:t>
       </w:r>
@@ -701,14 +708,13 @@
       <w:r>
         <w:t xml:space="preserve">, </w:t>
       </w:r>
+      <w:proofErr w:type="spellStart"/>
       <w:r>
         <w:t>NumPy</w:t>
       </w:r>
-      <w:r>
-        <w:t xml:space="preserve"> and </w:t>
-      </w:r>
-      <w:r>
-        <w:t>Pandas</w:t>
+      <w:proofErr w:type="spellEnd"/>
+      <w:r>
+        <w:t xml:space="preserve"> and Pandas</w:t>
       </w:r>
     </w:p>
     <w:p>
@@ -937,7 +943,21 @@
         <w:rPr>
           <w:lang w:val="en-IN" w:eastAsia="en-IN" w:bidi="hi-IN"/>
         </w:rPr>
-        <w:t xml:space="preserve"> Python, OpenCV(Haar-Cascade + LBPH), Webcam interface, Email Integration.</w:t>
+        <w:t xml:space="preserve"> Python, </w:t>
+      </w:r>
+      <w:proofErr w:type="gramStart"/>
+      <w:r>
+        <w:rPr>
+          <w:lang w:val="en-IN" w:eastAsia="en-IN" w:bidi="hi-IN"/>
+        </w:rPr>
+        <w:t>OpenCV(</w:t>
+      </w:r>
+      <w:proofErr w:type="gramEnd"/>
+      <w:r>
+        <w:rPr>
+          <w:lang w:val="en-IN" w:eastAsia="en-IN" w:bidi="hi-IN"/>
+        </w:rPr>
+        <w:t>Haar-Cascade + LBPH), Webcam interface, Email Integration.</w:t>
       </w:r>
     </w:p>
     <w:p>
@@ -1030,17 +1050,33 @@
           <w:b/>
           <w:bCs/>
         </w:rPr>
-        <w:t xml:space="preserve">Implementation </w:t>
-      </w:r>
+        <w:t>Implementation Approach</w:t>
+      </w:r>
+      <w:r>
+        <w:t xml:space="preserve">: They capture live video from a camera and extract frames using OpenCV, then detect and recognize faces with </w:t>
+      </w:r>
+      <w:proofErr w:type="spellStart"/>
+      <w:r>
+        <w:t>dlib</w:t>
+      </w:r>
+      <w:proofErr w:type="spellEnd"/>
+      <w:r>
+        <w:t>. Recognized faces are matched against a stored student database and attendance is marked with timestamps in the DB. Their system focuses on real-time face detection and recognition under varied lighting without explicit spoof checks.</w:t>
+      </w:r>
+    </w:p>
+    <w:p>
+      <w:pPr>
+        <w:pStyle w:val="3it31bullets"/>
+      </w:pPr>
       <w:r>
         <w:rPr>
           <w:b/>
           <w:bCs/>
         </w:rPr>
-        <w:t>Approach</w:t>
-      </w:r>
-      <w:r>
-        <w:t xml:space="preserve">: They capture live video from a camera and extract frames using OpenCV, then detect and recognize faces with </w:t>
+        <w:t>Tech Stack</w:t>
+      </w:r>
+      <w:r>
+        <w:t xml:space="preserve">: Python(implied), OpenCV (video + image processing), </w:t>
       </w:r>
       <w:proofErr w:type="spellStart"/>
       <w:r>
@@ -1048,7 +1084,7 @@
       </w:r>
       <w:proofErr w:type="spellEnd"/>
       <w:r>
-        <w:t>. Recognized faces are matched against a stored student database and attendance is marked with timestamps in the DB. Their system focuses on real-time face detection and recognition under varied lighting without explicit spoof checks.</w:t>
+        <w:t xml:space="preserve"> (face detection/recognition)</w:t>
       </w:r>
     </w:p>
     <w:p>
@@ -1060,18 +1096,10 @@
           <w:b/>
           <w:bCs/>
         </w:rPr>
-        <w:t>Tech Stack</w:t>
-      </w:r>
-      <w:r>
-        <w:t xml:space="preserve">: Python(implied), OpenCV (video + image processing), </w:t>
-      </w:r>
-      <w:proofErr w:type="spellStart"/>
-      <w:r>
-        <w:t>dlib</w:t>
-      </w:r>
-      <w:proofErr w:type="spellEnd"/>
-      <w:r>
-        <w:t xml:space="preserve"> (face detection/recognition)</w:t>
+        <w:t>Dataset Used</w:t>
+      </w:r>
+      <w:r>
+        <w:t>: Custom dataset of enrolled students’ face images, Multiple images per student under different angles/illumination</w:t>
       </w:r>
     </w:p>
     <w:p>
@@ -1083,36 +1111,7 @@
           <w:b/>
           <w:bCs/>
         </w:rPr>
-        <w:t>Dataset Used</w:t>
-      </w:r>
-      <w:r>
-        <w:t>: Custom dataset of enrolled students’ face images, Multiple images per student under different angles/illumination</w:t>
-      </w:r>
-    </w:p>
-    <w:p>
-      <w:pPr>
-        <w:pStyle w:val="3it31bullets"/>
-      </w:pPr>
-      <w:r>
-        <w:rPr>
-          <w:b/>
-          <w:bCs/>
-        </w:rPr>
-        <w:t xml:space="preserve">Comparison </w:t>
-      </w:r>
-      <w:r>
-        <w:rPr>
-          <w:b/>
-          <w:bCs/>
-        </w:rPr>
-        <w:t>w</w:t>
-      </w:r>
-      <w:r>
-        <w:rPr>
-          <w:b/>
-          <w:bCs/>
-        </w:rPr>
-        <w:t>ith Our System</w:t>
+        <w:t>Comparison with Our System</w:t>
       </w:r>
       <w:r>
         <w:t xml:space="preserve">: Their system uses basic webcam-based detection/recognition with </w:t>
@@ -1123,13 +1122,7 @@
       </w:r>
       <w:proofErr w:type="spellEnd"/>
       <w:r>
-        <w:t xml:space="preserve"> and marks attendance in a DB. It lacks</w:t>
-      </w:r>
-      <w:r>
-        <w:t xml:space="preserve"> </w:t>
-      </w:r>
-      <w:r>
-        <w:t>QR/GPS to curb proxy, robust anti-spoofing like blink/reflection checks, and secure facial encodings. In contrast, our project adds GPS capture via QR, improved security against spoofing, and structured attendance validation.</w:t>
+        <w:t xml:space="preserve"> and marks attendance in a DB. It lacks QR/GPS to curb proxy, robust anti-spoofing like blink/reflection checks, and secure facial encodings. In contrast, our project adds GPS capture via QR, improved security against spoofing, and structured attendance validation.</w:t>
       </w:r>
     </w:p>
     <w:p>
@@ -1168,17 +1161,25 @@
           <w:b/>
           <w:bCs/>
         </w:rPr>
-        <w:t xml:space="preserve">Implementation </w:t>
-      </w:r>
+        <w:t>Implementation Approach</w:t>
+      </w:r>
+      <w:r>
+        <w:t>: The system captures a class image using a camera, creates a student face dataset, trains a recognizer, and crops faces from the photo for matching with stored images. When a face matches, attendance is marked in an Excel file with current date and time, and the final attendance sheet can be emailed to faculty.</w:t>
+      </w:r>
+    </w:p>
+    <w:p>
+      <w:pPr>
+        <w:pStyle w:val="3it31bullets"/>
+      </w:pPr>
       <w:r>
         <w:rPr>
           <w:b/>
           <w:bCs/>
         </w:rPr>
-        <w:t>Approach</w:t>
-      </w:r>
-      <w:r>
-        <w:t>: The system captures a class image using a camera, creates a student face dataset, trains a recognizer, and crops faces from the photo for matching with stored images. When a face matches, attendance is marked in an Excel file with current date and time, and the final attendance sheet can be emailed to faculty.</w:t>
+        <w:t>Tech Stack</w:t>
+      </w:r>
+      <w:r>
+        <w:t>: Python, OpenCV, NumPy, HD camera.</w:t>
       </w:r>
     </w:p>
     <w:p>
@@ -1190,25 +1191,18 @@
           <w:b/>
           <w:bCs/>
         </w:rPr>
-        <w:t>Tech Stack</w:t>
-      </w:r>
-      <w:r>
-        <w:t>: Python, OpenCV, NumPy, HD camera.</w:t>
-      </w:r>
-    </w:p>
-    <w:p>
-      <w:pPr>
-        <w:pStyle w:val="3it31bullets"/>
-      </w:pPr>
-      <w:r>
-        <w:rPr>
-          <w:b/>
-          <w:bCs/>
-        </w:rPr>
         <w:t>Dataset used</w:t>
       </w:r>
       <w:r>
-        <w:t>: Custom student face dataset, Multiple images per student under varied conditions.</w:t>
+        <w:t xml:space="preserve">: Custom student face dataset, </w:t>
+      </w:r>
+      <w:proofErr w:type="gramStart"/>
+      <w:r>
+        <w:t>Multiple</w:t>
+      </w:r>
+      <w:proofErr w:type="gramEnd"/>
+      <w:r>
+        <w:t xml:space="preserve"> images per student under varied conditions.</w:t>
       </w:r>
     </w:p>
     <w:p>
@@ -1296,7 +1290,15 @@
         <w:t>Dataset used</w:t>
       </w:r>
       <w:r>
-        <w:t xml:space="preserve">: Custom student face dataset, Multiple images per student under varied conditions. </w:t>
+        <w:t xml:space="preserve">: Custom student face dataset, </w:t>
+      </w:r>
+      <w:proofErr w:type="gramStart"/>
+      <w:r>
+        <w:t>Multiple</w:t>
+      </w:r>
+      <w:proofErr w:type="gramEnd"/>
+      <w:r>
+        <w:t xml:space="preserve"> images per student under varied conditions. </w:t>
       </w:r>
     </w:p>
     <w:p>
@@ -1431,10 +1433,12 @@
         <w:pStyle w:val="3it31bullets"/>
       </w:pPr>
       <w:proofErr w:type="spellStart"/>
+      <w:proofErr w:type="gramStart"/>
       <w:r>
         <w:t>eSSL</w:t>
       </w:r>
       <w:proofErr w:type="spellEnd"/>
+      <w:proofErr w:type="gramEnd"/>
       <w:r>
         <w:t xml:space="preserve"> SFace900 – Face + fingerprint, robust connectivity.</w:t>
       </w:r>
@@ -1444,10 +1448,12 @@
         <w:pStyle w:val="3it31bullets"/>
       </w:pPr>
       <w:proofErr w:type="spellStart"/>
+      <w:proofErr w:type="gramStart"/>
       <w:r>
         <w:t>eSSL</w:t>
       </w:r>
       <w:proofErr w:type="spellEnd"/>
+      <w:proofErr w:type="gramEnd"/>
       <w:r>
         <w:t xml:space="preserve"> eFace-990 – 4.3″ touch screen.</w:t>
       </w:r>
@@ -1457,10 +1463,12 @@
         <w:pStyle w:val="3it31bullets"/>
       </w:pPr>
       <w:proofErr w:type="spellStart"/>
+      <w:proofErr w:type="gramStart"/>
       <w:r>
         <w:t>eSSL</w:t>
       </w:r>
       <w:proofErr w:type="spellEnd"/>
+      <w:proofErr w:type="gramEnd"/>
       <w:r>
         <w:t xml:space="preserve"> AI Face Venus – LCD display, anti-spoofing.</w:t>
       </w:r>
@@ -1505,7 +1513,15 @@
         <w:pStyle w:val="3it31bullets"/>
       </w:pPr>
       <w:r>
-        <w:t>EyeFace-99 (premium): ~₹1,00,000 (higher-end).</w:t>
+        <w:t>EyeFace-99 (premium): ~₹1</w:t>
+      </w:r>
+      <w:proofErr w:type="gramStart"/>
+      <w:r>
+        <w:t>,00,000</w:t>
+      </w:r>
+      <w:proofErr w:type="gramEnd"/>
+      <w:r>
+        <w:t xml:space="preserve"> (higher-end).</w:t>
       </w:r>
     </w:p>
     <w:p>
@@ -1559,7 +1575,15 @@
         <w:t>Company Background &amp; Establishment</w:t>
       </w:r>
       <w:r>
-        <w:t>: Mantra Softech (</w:t>
+        <w:t xml:space="preserve">: Mantra </w:t>
+      </w:r>
+      <w:proofErr w:type="spellStart"/>
+      <w:r>
+        <w:t>Softech</w:t>
+      </w:r>
+      <w:proofErr w:type="spellEnd"/>
+      <w:r>
+        <w:t xml:space="preserve"> (</w:t>
       </w:r>
       <w:proofErr w:type="spellStart"/>
       <w:r>
@@ -1671,10 +1695,7 @@
         <w:pStyle w:val="3it31bullets"/>
       </w:pPr>
       <w:r>
-        <w:t>Market Price</w:t>
-      </w:r>
-      <w:r>
-        <w:t>:</w:t>
+        <w:t>Market Price:</w:t>
       </w:r>
     </w:p>
     <w:p>
@@ -1768,7 +1789,15 @@
       </w:r>
       <w:proofErr w:type="spellEnd"/>
       <w:r>
-        <w:t xml:space="preserve"> face attendance devices capture live facial images via built-in cameras, then match them against stored user templates on device or cloud. They support multimodal verification (face, fingerprint, card, password) and push data to attendance management software (Windows/Web/Cloud), providing LAN/Wi-Fi connectivity and basic anti-duplicate attendance protection.</w:t>
+        <w:t xml:space="preserve"> face attendance devices capture live facial images via built-in cameras, then match them against stored user templates on device or cloud. They support multimodal verification (face, fingerprint, card, </w:t>
+      </w:r>
+      <w:proofErr w:type="gramStart"/>
+      <w:r>
+        <w:t>password</w:t>
+      </w:r>
+      <w:proofErr w:type="gramEnd"/>
+      <w:r>
+        <w:t>) and push data to attendance management software (Windows/Web/Cloud), providing LAN/Wi-Fi connectivity and basic anti-duplicate attendance protection.</w:t>
       </w:r>
     </w:p>
     <w:p>
@@ -2002,13 +2031,7 @@
       </w:r>
       <w:proofErr w:type="spellEnd"/>
       <w:r>
-        <w:t xml:space="preserve"> uses AI-powered face recognition devices and mobile apps to capture employee attendance via live face scans, QR codes, selfie/GPS check-ins, and cloud sync. Facial templates are stored</w:t>
-      </w:r>
-      <w:r>
-        <w:t xml:space="preserve"> </w:t>
-      </w:r>
-      <w:r>
-        <w:t xml:space="preserve">securely, and devices push </w:t>
+        <w:t xml:space="preserve"> uses AI-powered face recognition devices and mobile apps to capture employee attendance via live face scans, QR codes, selfie/GPS check-ins, and cloud sync. Facial templates are stored securely, and devices push </w:t>
       </w:r>
       <w:r>
         <w:lastRenderedPageBreak/>
@@ -2066,10 +2089,7 @@
         <w:pStyle w:val="3it31bullets"/>
       </w:pPr>
       <w:r>
-        <w:t>Product Specifications</w:t>
-      </w:r>
-      <w:r>
-        <w:t>:</w:t>
+        <w:t>Product Specifications:</w:t>
       </w:r>
     </w:p>
     <w:p>
@@ -2135,10 +2155,7 @@
         <w:pStyle w:val="3it31bullets"/>
       </w:pPr>
       <w:r>
-        <w:t>Market Price</w:t>
-      </w:r>
-      <w:r>
-        <w:t>:</w:t>
+        <w:t>Market Price:</w:t>
       </w:r>
     </w:p>
     <w:p>
@@ -2270,7 +2287,15 @@
       </w:r>
       <w:proofErr w:type="spellEnd"/>
       <w:r>
-        <w:t xml:space="preserve"> to authenticate users against stored templates. They support multimodal recognition (face, fingerprint, card, password) and communicate via TCP/IP, Wi-Fi, or USB with on-device or cloud/PC attendance software, logging timestamps and exportable records for HR/payroll systems.</w:t>
+        <w:t xml:space="preserve"> to authenticate users against stored templates. They support multimodal recognition (face, fingerprint, card, </w:t>
+      </w:r>
+      <w:proofErr w:type="gramStart"/>
+      <w:r>
+        <w:t>password</w:t>
+      </w:r>
+      <w:proofErr w:type="gramEnd"/>
+      <w:r>
+        <w:t>) and communicate via TCP/IP, Wi-Fi, or USB with on-device or cloud/PC attendance software, logging timestamps and exportable records for HR/payroll systems.</w:t>
       </w:r>
     </w:p>
     <w:p>
@@ -2340,20 +2365,36 @@
       </w:r>
       <w:proofErr w:type="spellEnd"/>
       <w:r>
-        <w:t xml:space="preserve"> Touchless Face Recognition Attendance &amp; Access – Compact face attendance (~face-only units)</w:t>
-      </w:r>
-    </w:p>
-    <w:p>
-      <w:pPr>
-        <w:pStyle w:val="3it31bullets"/>
-      </w:pPr>
+        <w:t xml:space="preserve"> </w:t>
+      </w:r>
       <w:proofErr w:type="spellStart"/>
       <w:r>
+        <w:t>Touchless</w:t>
+      </w:r>
+      <w:proofErr w:type="spellEnd"/>
+      <w:r>
+        <w:t xml:space="preserve"> Face Recognition Attendance &amp; Access – Compact face attendance (~face-only units)</w:t>
+      </w:r>
+    </w:p>
+    <w:p>
+      <w:pPr>
+        <w:pStyle w:val="3it31bullets"/>
+      </w:pPr>
+      <w:proofErr w:type="spellStart"/>
+      <w:r>
         <w:t>ZKTeco</w:t>
       </w:r>
       <w:proofErr w:type="spellEnd"/>
       <w:r>
-        <w:t xml:space="preserve"> Touchless Face Multi-Biometric Time Attendance &amp; Access – Face + fingerprint + card + battery backup</w:t>
+        <w:t xml:space="preserve"> </w:t>
+      </w:r>
+      <w:proofErr w:type="spellStart"/>
+      <w:r>
+        <w:t>Touchless</w:t>
+      </w:r>
+      <w:proofErr w:type="spellEnd"/>
+      <w:r>
+        <w:t xml:space="preserve"> Face Multi-Biometric Time Attendance &amp; Access – Face + fingerprint + card + battery backup</w:t>
       </w:r>
     </w:p>
     <w:p>
@@ -2470,10 +2511,7 @@
         <w:pStyle w:val="3it31bullets"/>
       </w:pPr>
       <w:r>
-        <w:t>T</w:t>
-      </w:r>
-      <w:r>
-        <w:t>he project uses existing and proven technologies such as Python, OpenCV, and face recognition libraries.</w:t>
+        <w:t>The project uses existing and proven technologies such as Python, OpenCV, and face recognition libraries.</w:t>
       </w:r>
     </w:p>
     <w:p>
@@ -2724,17 +2762,7 @@
                 <w:szCs w:val="24"/>
                 <w:lang w:val="en-IN"/>
               </w:rPr>
-              <w:t>Existing System</w:t>
-            </w:r>
-            <w:r>
-              <w:rPr>
-                <w:rFonts w:ascii="Times New Roman" w:eastAsia="Calibri" w:hAnsi="Times New Roman" w:cs="Times New Roman"/>
-                <w:b/>
-                <w:sz w:val="24"/>
-                <w:szCs w:val="24"/>
-                <w:lang w:val="en-IN"/>
-              </w:rPr>
-              <w:t>s</w:t>
+              <w:t>Existing Systems</w:t>
             </w:r>
           </w:p>
         </w:tc>
@@ -2764,17 +2792,7 @@
                 <w:szCs w:val="24"/>
                 <w:lang w:val="en-IN"/>
               </w:rPr>
-              <w:t>Proposed Syste</w:t>
-            </w:r>
-            <w:r>
-              <w:rPr>
-                <w:rFonts w:ascii="Times New Roman" w:eastAsia="Calibri" w:hAnsi="Times New Roman" w:cs="Times New Roman"/>
-                <w:b/>
-                <w:sz w:val="24"/>
-                <w:szCs w:val="24"/>
-                <w:lang w:val="en-IN"/>
-              </w:rPr>
-              <w:t>m</w:t>
+              <w:t>Proposed System</w:t>
             </w:r>
           </w:p>
         </w:tc>
@@ -2807,25 +2825,7 @@
                 <w:szCs w:val="24"/>
                 <w:lang w:val="en-IN"/>
               </w:rPr>
-              <w:t>Attendance</w:t>
-            </w:r>
-            <w:r>
-              <w:rPr>
-                <w:rFonts w:ascii="Times New Roman" w:eastAsia="Calibri" w:hAnsi="Times New Roman" w:cs="Times New Roman"/>
-                <w:sz w:val="24"/>
-                <w:szCs w:val="24"/>
-                <w:lang w:val="en-IN"/>
-              </w:rPr>
-              <w:t xml:space="preserve"> </w:t>
-            </w:r>
-            <w:r>
-              <w:rPr>
-                <w:rFonts w:ascii="Times New Roman" w:eastAsia="Calibri" w:hAnsi="Times New Roman" w:cs="Times New Roman"/>
-                <w:sz w:val="24"/>
-                <w:szCs w:val="24"/>
-                <w:lang w:val="en-IN"/>
-              </w:rPr>
-              <w:t>Method</w:t>
+              <w:t>Attendance Method</w:t>
             </w:r>
           </w:p>
         </w:tc>
@@ -2879,16 +2879,7 @@
                 <w:szCs w:val="24"/>
                 <w:lang w:val="en-IN"/>
               </w:rPr>
-              <w:t>F</w:t>
-            </w:r>
-            <w:r>
-              <w:rPr>
-                <w:rFonts w:ascii="Times New Roman" w:eastAsia="Calibri" w:hAnsi="Times New Roman" w:cs="Times New Roman"/>
-                <w:sz w:val="24"/>
-                <w:szCs w:val="24"/>
-                <w:lang w:val="en-IN"/>
-              </w:rPr>
-              <w:t>ace recognition</w:t>
+              <w:t>Face recognition</w:t>
             </w:r>
           </w:p>
         </w:tc>
@@ -2918,23 +2909,7 @@
                 <w:sz w:val="24"/>
                 <w:szCs w:val="24"/>
               </w:rPr>
-              <w:t>Time</w:t>
-            </w:r>
-            <w:r>
-              <w:rPr>
-                <w:rFonts w:ascii="Times New Roman" w:eastAsia="Calibri" w:hAnsi="Times New Roman" w:cs="Times New Roman"/>
-                <w:sz w:val="24"/>
-                <w:szCs w:val="24"/>
-              </w:rPr>
-              <w:t xml:space="preserve"> </w:t>
-            </w:r>
-            <w:r>
-              <w:rPr>
-                <w:rFonts w:ascii="Times New Roman" w:eastAsia="Calibri" w:hAnsi="Times New Roman" w:cs="Times New Roman"/>
-                <w:sz w:val="24"/>
-                <w:szCs w:val="24"/>
-              </w:rPr>
-              <w:t>Consumption</w:t>
+              <w:t>Time Consumption</w:t>
             </w:r>
           </w:p>
         </w:tc>
@@ -3060,15 +3035,7 @@
                 <w:sz w:val="24"/>
                 <w:szCs w:val="24"/>
               </w:rPr>
-              <w:t>High accurac</w:t>
-            </w:r>
-            <w:r>
-              <w:rPr>
-                <w:rFonts w:ascii="Times New Roman" w:eastAsia="Calibri" w:hAnsi="Times New Roman" w:cs="Times New Roman"/>
-                <w:sz w:val="24"/>
-                <w:szCs w:val="24"/>
-              </w:rPr>
-              <w:t>y</w:t>
+              <w:t>High accuracy</w:t>
             </w:r>
           </w:p>
         </w:tc>
@@ -3457,13 +3424,68 @@
       <w:pPr>
         <w:pStyle w:val="3it31content"/>
       </w:pPr>
-    </w:p>
-    <w:p>
-      <w:pPr>
-        <w:rPr>
-          <w:rFonts w:ascii="Times New Roman" w:hAnsi="Times New Roman"/>
-        </w:rPr>
-      </w:pPr>
+      <w:r>
+        <w:rPr>
+          <w:noProof/>
+          <w:lang w:val="en-IN" w:eastAsia="en-IN"/>
+        </w:rPr>
+        <w:drawing>
+          <wp:inline distT="0" distB="0" distL="0" distR="0" wp14:anchorId="0D2E4F0A" wp14:editId="7B13831A">
+            <wp:extent cx="5943600" cy="3718878"/>
+            <wp:effectExtent l="0" t="0" r="0" b="0"/>
+            <wp:docPr id="1" name="Picture 1" descr="C:\Users\student\Documents\23it403\WhatsApp Image 2026-01-20 at 12.13.40.jpeg"/>
+            <wp:cNvGraphicFramePr>
+              <a:graphicFrameLocks xmlns:a="http://schemas.openxmlformats.org/drawingml/2006/main" noChangeAspect="1"/>
+            </wp:cNvGraphicFramePr>
+            <a:graphic xmlns:a="http://schemas.openxmlformats.org/drawingml/2006/main">
+              <a:graphicData uri="http://schemas.openxmlformats.org/drawingml/2006/picture">
+                <pic:pic xmlns:pic="http://schemas.openxmlformats.org/drawingml/2006/picture">
+                  <pic:nvPicPr>
+                    <pic:cNvPr id="0" name="Picture 1" descr="C:\Users\student\Documents\23it403\WhatsApp Image 2026-01-20 at 12.13.40.jpeg"/>
+                    <pic:cNvPicPr>
+                      <a:picLocks noChangeAspect="1" noChangeArrowheads="1"/>
+                    </pic:cNvPicPr>
+                  </pic:nvPicPr>
+                  <pic:blipFill>
+                    <a:blip r:embed="rId13">
+                      <a:extLst>
+                        <a:ext uri="{28A0092B-C50C-407E-A947-70E740481C1C}">
+                          <a14:useLocalDpi xmlns:a14="http://schemas.microsoft.com/office/drawing/2010/main" val="0"/>
+                        </a:ext>
+                      </a:extLst>
+                    </a:blip>
+                    <a:srcRect/>
+                    <a:stretch>
+                      <a:fillRect/>
+                    </a:stretch>
+                  </pic:blipFill>
+                  <pic:spPr bwMode="auto">
+                    <a:xfrm>
+                      <a:off x="0" y="0"/>
+                      <a:ext cx="5943600" cy="3718878"/>
+                    </a:xfrm>
+                    <a:prstGeom prst="rect">
+                      <a:avLst/>
+                    </a:prstGeom>
+                    <a:noFill/>
+                    <a:ln>
+                      <a:noFill/>
+                    </a:ln>
+                  </pic:spPr>
+                </pic:pic>
+              </a:graphicData>
+            </a:graphic>
+          </wp:inline>
+        </w:drawing>
+      </w:r>
+    </w:p>
+    <w:p>
+      <w:pPr>
+        <w:pStyle w:val="3it31table"/>
+      </w:pPr>
+      <w:r>
+        <w:t>Figure 1: Project Timeline Chart</w:t>
+      </w:r>
       <w:r>
         <w:br w:type="page"/>
       </w:r>
@@ -3677,13 +3699,15 @@
           <w:numId w:val="10"/>
         </w:numPr>
       </w:pPr>
+      <w:bookmarkStart w:id="0" w:name="_GoBack"/>
+      <w:bookmarkEnd w:id="0"/>
       <w:r>
         <w:t>System testing and debugging</w:t>
       </w:r>
     </w:p>
     <w:sectPr>
-      <w:headerReference w:type="default" r:id="rId13"/>
-      <w:footerReference w:type="default" r:id="rId14"/>
+      <w:headerReference w:type="default" r:id="rId14"/>
+      <w:footerReference w:type="default" r:id="rId15"/>
       <w:pgSz w:w="12240" w:h="15840"/>
       <w:pgMar w:top="1440" w:right="1440" w:bottom="1440" w:left="1440" w:header="720" w:footer="720" w:gutter="0"/>
       <w:pgBorders w:offsetFrom="page">
@@ -3701,7 +3725,7 @@
 </file>
 
 <file path=word/endnotes.xml><?xml version="1.0" encoding="utf-8"?>
-<w:endnotes xmlns:wpc="http://schemas.microsoft.com/office/word/2010/wordprocessingCanvas" xmlns:cx="http://schemas.microsoft.com/office/drawing/2014/chartex" xmlns:cx1="http://schemas.microsoft.com/office/drawing/2015/9/8/chartex" xmlns:cx2="http://schemas.microsoft.com/office/drawing/2015/10/21/chartex" xmlns:cx3="http://schemas.microsoft.com/office/drawing/2016/5/9/chartex" xmlns:cx4="http://schemas.microsoft.com/office/drawing/2016/5/10/chartex" xmlns:cx5="http://schemas.microsoft.com/office/drawing/2016/5/11/chartex" xmlns:cx6="http://schemas.microsoft.com/office/drawing/2016/5/12/chartex" xmlns:cx7="http://schemas.microsoft.com/office/drawing/2016/5/13/chartex" xmlns:cx8="http://schemas.microsoft.com/office/drawing/2016/5/14/chartex" xmlns:mc="http://schemas.openxmlformats.org/markup-compatibility/2006" xmlns:aink="http://schemas.microsoft.com/office/drawing/2016/ink" xmlns:am3d="http://schemas.microsoft.com/office/drawing/2017/model3d" xmlns:o="urn:schemas-microsoft-com:office:office" xmlns:oel="http://schemas.microsoft.com/office/2019/extlst" xmlns:r="http://schemas.openxmlformats.org/officeDocument/2006/relationships" xmlns:m="http://schemas.openxmlformats.org/officeDocument/2006/math" xmlns:v="urn:schemas-microsoft-com:vml" xmlns:wp14="http://schemas.microsoft.com/office/word/2010/wordprocessingDrawing" xmlns:wp="http://schemas.openxmlformats.org/drawingml/2006/wordprocessingDrawing" xmlns:w10="urn:schemas-microsoft-com:office:word" xmlns:w="http://schemas.openxmlformats.org/wordprocessingml/2006/main" xmlns:w14="http://schemas.microsoft.com/office/word/2010/wordml" xmlns:w15="http://schemas.microsoft.com/office/word/2012/wordml" xmlns:w16cex="http://schemas.microsoft.com/office/word/2018/wordml/cex" xmlns:w16cid="http://schemas.microsoft.com/office/word/2016/wordml/cid" xmlns:w16="http://schemas.microsoft.com/office/word/2018/wordml" xmlns:w16du="http://schemas.microsoft.com/office/word/2023/wordml/word16du" xmlns:w16sdtdh="http://schemas.microsoft.com/office/word/2020/wordml/sdtdatahash" xmlns:w16sdtfl="http://schemas.microsoft.com/office/word/2024/wordml/sdtformatlock" xmlns:w16se="http://schemas.microsoft.com/office/word/2015/wordml/symex" xmlns:wpg="http://schemas.microsoft.com/office/word/2010/wordprocessingGroup" xmlns:wpi="http://schemas.microsoft.com/office/word/2010/wordprocessingInk" xmlns:wne="http://schemas.microsoft.com/office/word/2006/wordml" xmlns:wps="http://schemas.microsoft.com/office/word/2010/wordprocessingShape" mc:Ignorable="w14 w15 w16se w16cid w16 w16cex w16sdtdh w16sdtfl w16du wp14">
+<w:endnotes xmlns:wpc="http://schemas.microsoft.com/office/word/2010/wordprocessingCanvas" xmlns:mc="http://schemas.openxmlformats.org/markup-compatibility/2006" xmlns:o="urn:schemas-microsoft-com:office:office" xmlns:r="http://schemas.openxmlformats.org/officeDocument/2006/relationships" xmlns:m="http://schemas.openxmlformats.org/officeDocument/2006/math" xmlns:v="urn:schemas-microsoft-com:vml" xmlns:wp14="http://schemas.microsoft.com/office/word/2010/wordprocessingDrawing" xmlns:wp="http://schemas.openxmlformats.org/drawingml/2006/wordprocessingDrawing" xmlns:w10="urn:schemas-microsoft-com:office:word" xmlns:w="http://schemas.openxmlformats.org/wordprocessingml/2006/main" xmlns:w14="http://schemas.microsoft.com/office/word/2010/wordml" xmlns:w15="http://schemas.microsoft.com/office/word/2012/wordml" xmlns:wpg="http://schemas.microsoft.com/office/word/2010/wordprocessingGroup" xmlns:wpi="http://schemas.microsoft.com/office/word/2010/wordprocessingInk" xmlns:wne="http://schemas.microsoft.com/office/word/2006/wordml" xmlns:wps="http://schemas.microsoft.com/office/word/2010/wordprocessingShape" mc:Ignorable="w14 w15 wp14">
   <w:endnote w:type="separator" w:id="-1">
     <w:p>
       <w:pPr>
@@ -3726,7 +3750,7 @@
 </file>
 
 <file path=word/footer1.xml><?xml version="1.0" encoding="utf-8"?>
-<w:ftr xmlns:wpc="http://schemas.microsoft.com/office/word/2010/wordprocessingCanvas" xmlns:cx="http://schemas.microsoft.com/office/drawing/2014/chartex" xmlns:cx1="http://schemas.microsoft.com/office/drawing/2015/9/8/chartex" xmlns:cx2="http://schemas.microsoft.com/office/drawing/2015/10/21/chartex" xmlns:cx3="http://schemas.microsoft.com/office/drawing/2016/5/9/chartex" xmlns:cx4="http://schemas.microsoft.com/office/drawing/2016/5/10/chartex" xmlns:cx5="http://schemas.microsoft.com/office/drawing/2016/5/11/chartex" xmlns:cx6="http://schemas.microsoft.com/office/drawing/2016/5/12/chartex" xmlns:cx7="http://schemas.microsoft.com/office/drawing/2016/5/13/chartex" xmlns:cx8="http://schemas.microsoft.com/office/drawing/2016/5/14/chartex" xmlns:mc="http://schemas.openxmlformats.org/markup-compatibility/2006" xmlns:aink="http://schemas.microsoft.com/office/drawing/2016/ink" xmlns:am3d="http://schemas.microsoft.com/office/drawing/2017/model3d" xmlns:o="urn:schemas-microsoft-com:office:office" xmlns:oel="http://schemas.microsoft.com/office/2019/extlst" xmlns:r="http://schemas.openxmlformats.org/officeDocument/2006/relationships" xmlns:m="http://schemas.openxmlformats.org/officeDocument/2006/math" xmlns:v="urn:schemas-microsoft-com:vml" xmlns:wp14="http://schemas.microsoft.com/office/word/2010/wordprocessingDrawing" xmlns:wp="http://schemas.openxmlformats.org/drawingml/2006/wordprocessingDrawing" xmlns:w10="urn:schemas-microsoft-com:office:word" xmlns:w="http://schemas.openxmlformats.org/wordprocessingml/2006/main" xmlns:w14="http://schemas.microsoft.com/office/word/2010/wordml" xmlns:w15="http://schemas.microsoft.com/office/word/2012/wordml" xmlns:w16cex="http://schemas.microsoft.com/office/word/2018/wordml/cex" xmlns:w16cid="http://schemas.microsoft.com/office/word/2016/wordml/cid" xmlns:w16="http://schemas.microsoft.com/office/word/2018/wordml" xmlns:w16du="http://schemas.microsoft.com/office/word/2023/wordml/word16du" xmlns:w16sdtdh="http://schemas.microsoft.com/office/word/2020/wordml/sdtdatahash" xmlns:w16sdtfl="http://schemas.microsoft.com/office/word/2024/wordml/sdtformatlock" xmlns:w16se="http://schemas.microsoft.com/office/word/2015/wordml/symex" xmlns:wpg="http://schemas.microsoft.com/office/word/2010/wordprocessingGroup" xmlns:wpi="http://schemas.microsoft.com/office/word/2010/wordprocessingInk" xmlns:wne="http://schemas.microsoft.com/office/word/2006/wordml" xmlns:wps="http://schemas.microsoft.com/office/word/2010/wordprocessingShape" mc:Ignorable="w14 w15 w16se w16cid w16 w16cex w16sdtdh w16sdtfl w16du wp14">
+<w:ftr xmlns:wpc="http://schemas.microsoft.com/office/word/2010/wordprocessingCanvas" xmlns:mc="http://schemas.openxmlformats.org/markup-compatibility/2006" xmlns:o="urn:schemas-microsoft-com:office:office" xmlns:r="http://schemas.openxmlformats.org/officeDocument/2006/relationships" xmlns:m="http://schemas.openxmlformats.org/officeDocument/2006/math" xmlns:v="urn:schemas-microsoft-com:vml" xmlns:wp14="http://schemas.microsoft.com/office/word/2010/wordprocessingDrawing" xmlns:wp="http://schemas.openxmlformats.org/drawingml/2006/wordprocessingDrawing" xmlns:w10="urn:schemas-microsoft-com:office:word" xmlns:w="http://schemas.openxmlformats.org/wordprocessingml/2006/main" xmlns:w14="http://schemas.microsoft.com/office/word/2010/wordml" xmlns:w15="http://schemas.microsoft.com/office/word/2012/wordml" xmlns:wpg="http://schemas.microsoft.com/office/word/2010/wordprocessingGroup" xmlns:wpi="http://schemas.microsoft.com/office/word/2010/wordprocessingInk" xmlns:wne="http://schemas.microsoft.com/office/word/2006/wordml" xmlns:wps="http://schemas.microsoft.com/office/word/2010/wordprocessingShape" mc:Ignorable="w14 w15 wp14">
   <w:p>
     <w:pPr>
       <w:pStyle w:val="Footer"/>
@@ -3769,7 +3793,7 @@
         <w:rFonts w:ascii="Times New Roman" w:hAnsi="Times New Roman" w:cs="Times New Roman"/>
         <w:noProof/>
       </w:rPr>
-      <w:t>1</w:t>
+      <w:t>13</w:t>
     </w:r>
     <w:r>
       <w:rPr>
@@ -3783,7 +3807,7 @@
 </file>
 
 <file path=word/footnotes.xml><?xml version="1.0" encoding="utf-8"?>
-<w:footnotes xmlns:wpc="http://schemas.microsoft.com/office/word/2010/wordprocessingCanvas" xmlns:cx="http://schemas.microsoft.com/office/drawing/2014/chartex" xmlns:cx1="http://schemas.microsoft.com/office/drawing/2015/9/8/chartex" xmlns:cx2="http://schemas.microsoft.com/office/drawing/2015/10/21/chartex" xmlns:cx3="http://schemas.microsoft.com/office/drawing/2016/5/9/chartex" xmlns:cx4="http://schemas.microsoft.com/office/drawing/2016/5/10/chartex" xmlns:cx5="http://schemas.microsoft.com/office/drawing/2016/5/11/chartex" xmlns:cx6="http://schemas.microsoft.com/office/drawing/2016/5/12/chartex" xmlns:cx7="http://schemas.microsoft.com/office/drawing/2016/5/13/chartex" xmlns:cx8="http://schemas.microsoft.com/office/drawing/2016/5/14/chartex" xmlns:mc="http://schemas.openxmlformats.org/markup-compatibility/2006" xmlns:aink="http://schemas.microsoft.com/office/drawing/2016/ink" xmlns:am3d="http://schemas.microsoft.com/office/drawing/2017/model3d" xmlns:o="urn:schemas-microsoft-com:office:office" xmlns:oel="http://schemas.microsoft.com/office/2019/extlst" xmlns:r="http://schemas.openxmlformats.org/officeDocument/2006/relationships" xmlns:m="http://schemas.openxmlformats.org/officeDocument/2006/math" xmlns:v="urn:schemas-microsoft-com:vml" xmlns:wp14="http://schemas.microsoft.com/office/word/2010/wordprocessingDrawing" xmlns:wp="http://schemas.openxmlformats.org/drawingml/2006/wordprocessingDrawing" xmlns:w10="urn:schemas-microsoft-com:office:word" xmlns:w="http://schemas.openxmlformats.org/wordprocessingml/2006/main" xmlns:w14="http://schemas.microsoft.com/office/word/2010/wordml" xmlns:w15="http://schemas.microsoft.com/office/word/2012/wordml" xmlns:w16cex="http://schemas.microsoft.com/office/word/2018/wordml/cex" xmlns:w16cid="http://schemas.microsoft.com/office/word/2016/wordml/cid" xmlns:w16="http://schemas.microsoft.com/office/word/2018/wordml" xmlns:w16du="http://schemas.microsoft.com/office/word/2023/wordml/word16du" xmlns:w16sdtdh="http://schemas.microsoft.com/office/word/2020/wordml/sdtdatahash" xmlns:w16sdtfl="http://schemas.microsoft.com/office/word/2024/wordml/sdtformatlock" xmlns:w16se="http://schemas.microsoft.com/office/word/2015/wordml/symex" xmlns:wpg="http://schemas.microsoft.com/office/word/2010/wordprocessingGroup" xmlns:wpi="http://schemas.microsoft.com/office/word/2010/wordprocessingInk" xmlns:wne="http://schemas.microsoft.com/office/word/2006/wordml" xmlns:wps="http://schemas.microsoft.com/office/word/2010/wordprocessingShape" mc:Ignorable="w14 w15 w16se w16cid w16 w16cex w16sdtdh w16sdtfl w16du wp14">
+<w:footnotes xmlns:wpc="http://schemas.microsoft.com/office/word/2010/wordprocessingCanvas" xmlns:mc="http://schemas.openxmlformats.org/markup-compatibility/2006" xmlns:o="urn:schemas-microsoft-com:office:office" xmlns:r="http://schemas.openxmlformats.org/officeDocument/2006/relationships" xmlns:m="http://schemas.openxmlformats.org/officeDocument/2006/math" xmlns:v="urn:schemas-microsoft-com:vml" xmlns:wp14="http://schemas.microsoft.com/office/word/2010/wordprocessingDrawing" xmlns:wp="http://schemas.openxmlformats.org/drawingml/2006/wordprocessingDrawing" xmlns:w10="urn:schemas-microsoft-com:office:word" xmlns:w="http://schemas.openxmlformats.org/wordprocessingml/2006/main" xmlns:w14="http://schemas.microsoft.com/office/word/2010/wordml" xmlns:w15="http://schemas.microsoft.com/office/word/2012/wordml" xmlns:wpg="http://schemas.microsoft.com/office/word/2010/wordprocessingGroup" xmlns:wpi="http://schemas.microsoft.com/office/word/2010/wordprocessingInk" xmlns:wne="http://schemas.microsoft.com/office/word/2006/wordml" xmlns:wps="http://schemas.microsoft.com/office/word/2010/wordprocessingShape" mc:Ignorable="w14 w15 wp14">
   <w:footnote w:type="separator" w:id="-1">
     <w:p>
       <w:pPr>
@@ -3808,7 +3832,7 @@
 </file>
 
 <file path=word/header1.xml><?xml version="1.0" encoding="utf-8"?>
-<w:hdr xmlns:wpc="http://schemas.microsoft.com/office/word/2010/wordprocessingCanvas" xmlns:cx="http://schemas.microsoft.com/office/drawing/2014/chartex" xmlns:cx1="http://schemas.microsoft.com/office/drawing/2015/9/8/chartex" xmlns:cx2="http://schemas.microsoft.com/office/drawing/2015/10/21/chartex" xmlns:cx3="http://schemas.microsoft.com/office/drawing/2016/5/9/chartex" xmlns:cx4="http://schemas.microsoft.com/office/drawing/2016/5/10/chartex" xmlns:cx5="http://schemas.microsoft.com/office/drawing/2016/5/11/chartex" xmlns:cx6="http://schemas.microsoft.com/office/drawing/2016/5/12/chartex" xmlns:cx7="http://schemas.microsoft.com/office/drawing/2016/5/13/chartex" xmlns:cx8="http://schemas.microsoft.com/office/drawing/2016/5/14/chartex" xmlns:mc="http://schemas.openxmlformats.org/markup-compatibility/2006" xmlns:aink="http://schemas.microsoft.com/office/drawing/2016/ink" xmlns:am3d="http://schemas.microsoft.com/office/drawing/2017/model3d" xmlns:o="urn:schemas-microsoft-com:office:office" xmlns:oel="http://schemas.microsoft.com/office/2019/extlst" xmlns:r="http://schemas.openxmlformats.org/officeDocument/2006/relationships" xmlns:m="http://schemas.openxmlformats.org/officeDocument/2006/math" xmlns:v="urn:schemas-microsoft-com:vml" xmlns:wp14="http://schemas.microsoft.com/office/word/2010/wordprocessingDrawing" xmlns:wp="http://schemas.openxmlformats.org/drawingml/2006/wordprocessingDrawing" xmlns:w10="urn:schemas-microsoft-com:office:word" xmlns:w="http://schemas.openxmlformats.org/wordprocessingml/2006/main" xmlns:w14="http://schemas.microsoft.com/office/word/2010/wordml" xmlns:w15="http://schemas.microsoft.com/office/word/2012/wordml" xmlns:w16cex="http://schemas.microsoft.com/office/word/2018/wordml/cex" xmlns:w16cid="http://schemas.microsoft.com/office/word/2016/wordml/cid" xmlns:w16="http://schemas.microsoft.com/office/word/2018/wordml" xmlns:w16du="http://schemas.microsoft.com/office/word/2023/wordml/word16du" xmlns:w16sdtdh="http://schemas.microsoft.com/office/word/2020/wordml/sdtdatahash" xmlns:w16sdtfl="http://schemas.microsoft.com/office/word/2024/wordml/sdtformatlock" xmlns:w16se="http://schemas.microsoft.com/office/word/2015/wordml/symex" xmlns:wpg="http://schemas.microsoft.com/office/word/2010/wordprocessingGroup" xmlns:wpi="http://schemas.microsoft.com/office/word/2010/wordprocessingInk" xmlns:wne="http://schemas.microsoft.com/office/word/2006/wordml" xmlns:wps="http://schemas.microsoft.com/office/word/2010/wordprocessingShape" mc:Ignorable="w14 w15 w16se w16cid w16 w16cex w16sdtdh w16sdtfl w16du wp14">
+<w:hdr xmlns:wpc="http://schemas.microsoft.com/office/word/2010/wordprocessingCanvas" xmlns:mc="http://schemas.openxmlformats.org/markup-compatibility/2006" xmlns:o="urn:schemas-microsoft-com:office:office" xmlns:r="http://schemas.openxmlformats.org/officeDocument/2006/relationships" xmlns:m="http://schemas.openxmlformats.org/officeDocument/2006/math" xmlns:v="urn:schemas-microsoft-com:vml" xmlns:wp14="http://schemas.microsoft.com/office/word/2010/wordprocessingDrawing" xmlns:wp="http://schemas.openxmlformats.org/drawingml/2006/wordprocessingDrawing" xmlns:w10="urn:schemas-microsoft-com:office:word" xmlns:w="http://schemas.openxmlformats.org/wordprocessingml/2006/main" xmlns:w14="http://schemas.microsoft.com/office/word/2010/wordml" xmlns:w15="http://schemas.microsoft.com/office/word/2012/wordml" xmlns:wpg="http://schemas.microsoft.com/office/word/2010/wordprocessingGroup" xmlns:wpi="http://schemas.microsoft.com/office/word/2010/wordprocessingInk" xmlns:wne="http://schemas.microsoft.com/office/word/2006/wordml" xmlns:wps="http://schemas.microsoft.com/office/word/2010/wordprocessingShape" mc:Ignorable="w14 w15 wp14">
   <w:p>
     <w:pPr>
       <w:pStyle w:val="Header"/>
@@ -3840,8 +3864,8 @@
 </file>
 
 <file path=word/numbering.xml><?xml version="1.0" encoding="utf-8"?>
-<w:numbering xmlns:wpc="http://schemas.microsoft.com/office/word/2010/wordprocessingCanvas" xmlns:cx="http://schemas.microsoft.com/office/drawing/2014/chartex" xmlns:cx1="http://schemas.microsoft.com/office/drawing/2015/9/8/chartex" xmlns:cx2="http://schemas.microsoft.com/office/drawing/2015/10/21/chartex" xmlns:cx3="http://schemas.microsoft.com/office/drawing/2016/5/9/chartex" xmlns:cx4="http://schemas.microsoft.com/office/drawing/2016/5/10/chartex" xmlns:cx5="http://schemas.microsoft.com/office/drawing/2016/5/11/chartex" xmlns:cx6="http://schemas.microsoft.com/office/drawing/2016/5/12/chartex" xmlns:cx7="http://schemas.microsoft.com/office/drawing/2016/5/13/chartex" xmlns:cx8="http://schemas.microsoft.com/office/drawing/2016/5/14/chartex" xmlns:mc="http://schemas.openxmlformats.org/markup-compatibility/2006" xmlns:aink="http://schemas.microsoft.com/office/drawing/2016/ink" xmlns:am3d="http://schemas.microsoft.com/office/drawing/2017/model3d" xmlns:o="urn:schemas-microsoft-com:office:office" xmlns:oel="http://schemas.microsoft.com/office/2019/extlst" xmlns:r="http://schemas.openxmlformats.org/officeDocument/2006/relationships" xmlns:m="http://schemas.openxmlformats.org/officeDocument/2006/math" xmlns:v="urn:schemas-microsoft-com:vml" xmlns:wp14="http://schemas.microsoft.com/office/word/2010/wordprocessingDrawing" xmlns:wp="http://schemas.openxmlformats.org/drawingml/2006/wordprocessingDrawing" xmlns:w10="urn:schemas-microsoft-com:office:word" xmlns:w="http://schemas.openxmlformats.org/wordprocessingml/2006/main" xmlns:w14="http://schemas.microsoft.com/office/word/2010/wordml" xmlns:w15="http://schemas.microsoft.com/office/word/2012/wordml" xmlns:w16cex="http://schemas.microsoft.com/office/word/2018/wordml/cex" xmlns:w16cid="http://schemas.microsoft.com/office/word/2016/wordml/cid" xmlns:w16="http://schemas.microsoft.com/office/word/2018/wordml" xmlns:w16du="http://schemas.microsoft.com/office/word/2023/wordml/word16du" xmlns:w16sdtdh="http://schemas.microsoft.com/office/word/2020/wordml/sdtdatahash" xmlns:w16sdtfl="http://schemas.microsoft.com/office/word/2024/wordml/sdtformatlock" xmlns:w16se="http://schemas.microsoft.com/office/word/2015/wordml/symex" xmlns:wpg="http://schemas.microsoft.com/office/word/2010/wordprocessingGroup" xmlns:wpi="http://schemas.microsoft.com/office/word/2010/wordprocessingInk" xmlns:wne="http://schemas.microsoft.com/office/word/2006/wordml" xmlns:wps="http://schemas.microsoft.com/office/word/2010/wordprocessingShape" mc:Ignorable="w14 w15 w16se w16cid w16 w16cex w16sdtdh w16sdtfl w16du wp14">
-  <w:abstractNum w:abstractNumId="0" w15:restartNumberingAfterBreak="0">
+<w:numbering xmlns:wpc="http://schemas.microsoft.com/office/word/2010/wordprocessingCanvas" xmlns:mc="http://schemas.openxmlformats.org/markup-compatibility/2006" xmlns:o="urn:schemas-microsoft-com:office:office" xmlns:r="http://schemas.openxmlformats.org/officeDocument/2006/relationships" xmlns:m="http://schemas.openxmlformats.org/officeDocument/2006/math" xmlns:v="urn:schemas-microsoft-com:vml" xmlns:wp14="http://schemas.microsoft.com/office/word/2010/wordprocessingDrawing" xmlns:wp="http://schemas.openxmlformats.org/drawingml/2006/wordprocessingDrawing" xmlns:w10="urn:schemas-microsoft-com:office:word" xmlns:w="http://schemas.openxmlformats.org/wordprocessingml/2006/main" xmlns:w14="http://schemas.microsoft.com/office/word/2010/wordml" xmlns:w15="http://schemas.microsoft.com/office/word/2012/wordml" xmlns:wpg="http://schemas.microsoft.com/office/word/2010/wordprocessingGroup" xmlns:wpi="http://schemas.microsoft.com/office/word/2010/wordprocessingInk" xmlns:wne="http://schemas.microsoft.com/office/word/2006/wordml" xmlns:wps="http://schemas.microsoft.com/office/word/2010/wordprocessingShape" mc:Ignorable="w14 w15 wp14">
+  <w:abstractNum w:abstractNumId="0">
     <w:nsid w:val="046E0D6E"/>
     <w:multiLevelType w:val="hybridMultilevel"/>
     <w:tmpl w:val="C01A61CE"/>
@@ -3954,7 +3978,7 @@
       </w:rPr>
     </w:lvl>
   </w:abstractNum>
-  <w:abstractNum w:abstractNumId="1" w15:restartNumberingAfterBreak="0">
+  <w:abstractNum w:abstractNumId="1">
     <w:nsid w:val="10233729"/>
     <w:multiLevelType w:val="hybridMultilevel"/>
     <w:tmpl w:val="DF461100"/>
@@ -4067,7 +4091,7 @@
       </w:rPr>
     </w:lvl>
   </w:abstractNum>
-  <w:abstractNum w:abstractNumId="2" w15:restartNumberingAfterBreak="0">
+  <w:abstractNum w:abstractNumId="2">
     <w:nsid w:val="161F4EC2"/>
     <w:multiLevelType w:val="hybridMultilevel"/>
     <w:tmpl w:val="0C2A16A0"/>
@@ -4156,7 +4180,7 @@
       </w:pPr>
     </w:lvl>
   </w:abstractNum>
-  <w:abstractNum w:abstractNumId="3" w15:restartNumberingAfterBreak="0">
+  <w:abstractNum w:abstractNumId="3">
     <w:nsid w:val="21FF799E"/>
     <w:multiLevelType w:val="hybridMultilevel"/>
     <w:tmpl w:val="F81AB878"/>
@@ -4269,7 +4293,7 @@
       </w:rPr>
     </w:lvl>
   </w:abstractNum>
-  <w:abstractNum w:abstractNumId="4" w15:restartNumberingAfterBreak="0">
+  <w:abstractNum w:abstractNumId="4">
     <w:nsid w:val="340F60A3"/>
     <w:multiLevelType w:val="hybridMultilevel"/>
     <w:tmpl w:val="253A9D0C"/>
@@ -4362,7 +4386,7 @@
       </w:pPr>
     </w:lvl>
   </w:abstractNum>
-  <w:abstractNum w:abstractNumId="5" w15:restartNumberingAfterBreak="0">
+  <w:abstractNum w:abstractNumId="5">
     <w:nsid w:val="3E2C66B1"/>
     <w:multiLevelType w:val="hybridMultilevel"/>
     <w:tmpl w:val="E466CDEA"/>
@@ -4451,7 +4475,7 @@
       </w:pPr>
     </w:lvl>
   </w:abstractNum>
-  <w:abstractNum w:abstractNumId="6" w15:restartNumberingAfterBreak="0">
+  <w:abstractNum w:abstractNumId="6">
     <w:nsid w:val="476C477B"/>
     <w:multiLevelType w:val="hybridMultilevel"/>
     <w:tmpl w:val="BB8A1390"/>
@@ -4564,7 +4588,7 @@
       </w:rPr>
     </w:lvl>
   </w:abstractNum>
-  <w:abstractNum w:abstractNumId="7" w15:restartNumberingAfterBreak="0">
+  <w:abstractNum w:abstractNumId="7">
     <w:nsid w:val="54AE5FC5"/>
     <w:multiLevelType w:val="hybridMultilevel"/>
     <w:tmpl w:val="B25CFE7C"/>
@@ -4650,7 +4674,7 @@
       </w:pPr>
     </w:lvl>
   </w:abstractNum>
-  <w:abstractNum w:abstractNumId="8" w15:restartNumberingAfterBreak="0">
+  <w:abstractNum w:abstractNumId="8">
     <w:nsid w:val="54F33644"/>
     <w:multiLevelType w:val="hybridMultilevel"/>
     <w:tmpl w:val="3DE8793E"/>
@@ -4763,7 +4787,7 @@
       </w:rPr>
     </w:lvl>
   </w:abstractNum>
-  <w:abstractNum w:abstractNumId="9" w15:restartNumberingAfterBreak="0">
+  <w:abstractNum w:abstractNumId="9">
     <w:nsid w:val="552821A6"/>
     <w:multiLevelType w:val="hybridMultilevel"/>
     <w:tmpl w:val="BB4C0B64"/>
@@ -4877,7 +4901,7 @@
       </w:rPr>
     </w:lvl>
   </w:abstractNum>
-  <w:abstractNum w:abstractNumId="10" w15:restartNumberingAfterBreak="0">
+  <w:abstractNum w:abstractNumId="10">
     <w:nsid w:val="5F8F2DEB"/>
     <w:multiLevelType w:val="multilevel"/>
     <w:tmpl w:val="AE44D1E4"/>
@@ -4992,7 +5016,7 @@
       </w:rPr>
     </w:lvl>
   </w:abstractNum>
-  <w:abstractNum w:abstractNumId="11" w15:restartNumberingAfterBreak="0">
+  <w:abstractNum w:abstractNumId="11">
     <w:nsid w:val="623438E5"/>
     <w:multiLevelType w:val="hybridMultilevel"/>
     <w:tmpl w:val="738A07DA"/>
@@ -5105,7 +5129,7 @@
       </w:rPr>
     </w:lvl>
   </w:abstractNum>
-  <w:abstractNum w:abstractNumId="12" w15:restartNumberingAfterBreak="0">
+  <w:abstractNum w:abstractNumId="12">
     <w:nsid w:val="6C9E44B1"/>
     <w:multiLevelType w:val="hybridMultilevel"/>
     <w:tmpl w:val="DDF81B92"/>
@@ -5218,67 +5242,40 @@
       </w:rPr>
     </w:lvl>
   </w:abstractNum>
-  <w:num w:numId="1" w16cid:durableId="1227717785">
+  <w:num w:numId="1">
     <w:abstractNumId w:val="7"/>
   </w:num>
-  <w:num w:numId="2" w16cid:durableId="2102875838">
+  <w:num w:numId="2">
     <w:abstractNumId w:val="10"/>
   </w:num>
-  <w:num w:numId="3" w16cid:durableId="1426460025">
+  <w:num w:numId="3">
     <w:abstractNumId w:val="2"/>
   </w:num>
-  <w:num w:numId="4" w16cid:durableId="1658533494">
+  <w:num w:numId="4">
     <w:abstractNumId w:val="6"/>
-    <w:lvlOverride w:ilvl="0"/>
-    <w:lvlOverride w:ilvl="1"/>
-    <w:lvlOverride w:ilvl="2"/>
-    <w:lvlOverride w:ilvl="3"/>
-    <w:lvlOverride w:ilvl="4"/>
-    <w:lvlOverride w:ilvl="5"/>
-    <w:lvlOverride w:ilvl="6"/>
-    <w:lvlOverride w:ilvl="7"/>
-    <w:lvlOverride w:ilvl="8"/>
   </w:num>
-  <w:num w:numId="5" w16cid:durableId="342440428">
+  <w:num w:numId="5">
     <w:abstractNumId w:val="8"/>
   </w:num>
-  <w:num w:numId="6" w16cid:durableId="1867400940">
+  <w:num w:numId="6">
     <w:abstractNumId w:val="1"/>
   </w:num>
-  <w:num w:numId="7" w16cid:durableId="535506048">
+  <w:num w:numId="7">
     <w:abstractNumId w:val="12"/>
   </w:num>
-  <w:num w:numId="8" w16cid:durableId="56324217">
+  <w:num w:numId="8">
     <w:abstractNumId w:val="0"/>
-    <w:lvlOverride w:ilvl="0"/>
-    <w:lvlOverride w:ilvl="1"/>
-    <w:lvlOverride w:ilvl="2"/>
-    <w:lvlOverride w:ilvl="3"/>
-    <w:lvlOverride w:ilvl="4"/>
-    <w:lvlOverride w:ilvl="5"/>
-    <w:lvlOverride w:ilvl="6"/>
-    <w:lvlOverride w:ilvl="7"/>
-    <w:lvlOverride w:ilvl="8"/>
   </w:num>
-  <w:num w:numId="9" w16cid:durableId="854345177">
+  <w:num w:numId="9">
     <w:abstractNumId w:val="11"/>
   </w:num>
-  <w:num w:numId="10" w16cid:durableId="2088920776">
+  <w:num w:numId="10">
     <w:abstractNumId w:val="9"/>
   </w:num>
-  <w:num w:numId="11" w16cid:durableId="501510962">
+  <w:num w:numId="11">
     <w:abstractNumId w:val="3"/>
-    <w:lvlOverride w:ilvl="0"/>
-    <w:lvlOverride w:ilvl="1"/>
-    <w:lvlOverride w:ilvl="2"/>
-    <w:lvlOverride w:ilvl="3"/>
-    <w:lvlOverride w:ilvl="4"/>
-    <w:lvlOverride w:ilvl="5"/>
-    <w:lvlOverride w:ilvl="6"/>
-    <w:lvlOverride w:ilvl="7"/>
-    <w:lvlOverride w:ilvl="8"/>
   </w:num>
-  <w:num w:numId="12" w16cid:durableId="1725442550">
+  <w:num w:numId="12">
     <w:abstractNumId w:val="5"/>
     <w:lvlOverride w:ilvl="0">
       <w:startOverride w:val="1"/>
@@ -5306,14 +5303,14 @@
       <w:startOverride w:val="1"/>
     </w:lvlOverride>
   </w:num>
-  <w:num w:numId="13" w16cid:durableId="362293691">
+  <w:num w:numId="13">
     <w:abstractNumId w:val="4"/>
   </w:num>
 </w:numbering>
 </file>
 
 <file path=word/styles.xml><?xml version="1.0" encoding="utf-8"?>
-<w:styles xmlns:mc="http://schemas.openxmlformats.org/markup-compatibility/2006" xmlns:r="http://schemas.openxmlformats.org/officeDocument/2006/relationships" xmlns:w="http://schemas.openxmlformats.org/wordprocessingml/2006/main" xmlns:w14="http://schemas.microsoft.com/office/word/2010/wordml" xmlns:w15="http://schemas.microsoft.com/office/word/2012/wordml" xmlns:w16cex="http://schemas.microsoft.com/office/word/2018/wordml/cex" xmlns:w16cid="http://schemas.microsoft.com/office/word/2016/wordml/cid" xmlns:w16="http://schemas.microsoft.com/office/word/2018/wordml" xmlns:w16du="http://schemas.microsoft.com/office/word/2023/wordml/word16du" xmlns:w16sdtdh="http://schemas.microsoft.com/office/word/2020/wordml/sdtdatahash" xmlns:w16sdtfl="http://schemas.microsoft.com/office/word/2024/wordml/sdtformatlock" xmlns:w16se="http://schemas.microsoft.com/office/word/2015/wordml/symex" mc:Ignorable="w14 w15 w16se w16cid w16 w16cex w16sdtdh w16sdtfl w16du">
+<w:styles xmlns:mc="http://schemas.openxmlformats.org/markup-compatibility/2006" xmlns:r="http://schemas.openxmlformats.org/officeDocument/2006/relationships" xmlns:w="http://schemas.openxmlformats.org/wordprocessingml/2006/main" xmlns:w14="http://schemas.microsoft.com/office/word/2010/wordml" xmlns:w15="http://schemas.microsoft.com/office/word/2012/wordml" mc:Ignorable="w14 w15">
   <w:docDefaults>
     <w:rPrDefault>
       <w:rPr>
@@ -5331,7 +5328,7 @@
       </w:pPr>
     </w:pPrDefault>
   </w:docDefaults>
-  <w:latentStyles w:defLockedState="0" w:defUIPriority="99" w:defSemiHidden="0" w:defUnhideWhenUsed="0" w:defQFormat="0" w:count="376">
+  <w:latentStyles w:defLockedState="0" w:defUIPriority="99" w:defSemiHidden="0" w:defUnhideWhenUsed="0" w:defQFormat="0" w:count="371">
     <w:lsdException w:name="Normal" w:uiPriority="0" w:qFormat="1"/>
     <w:lsdException w:name="heading 1" w:uiPriority="9" w:qFormat="1"/>
     <w:lsdException w:name="heading 2" w:semiHidden="1" w:uiPriority="9" w:unhideWhenUsed="1" w:qFormat="1"/>
@@ -5703,11 +5700,6 @@
     <w:lsdException w:name="List Table 5 Dark Accent 6" w:uiPriority="50"/>
     <w:lsdException w:name="List Table 6 Colorful Accent 6" w:uiPriority="51"/>
     <w:lsdException w:name="List Table 7 Colorful Accent 6" w:uiPriority="52"/>
-    <w:lsdException w:name="Mention" w:semiHidden="1" w:unhideWhenUsed="1"/>
-    <w:lsdException w:name="Smart Hyperlink" w:semiHidden="1" w:unhideWhenUsed="1"/>
-    <w:lsdException w:name="Hashtag" w:semiHidden="1" w:unhideWhenUsed="1"/>
-    <w:lsdException w:name="Unresolved Mention" w:semiHidden="1" w:unhideWhenUsed="1"/>
-    <w:lsdException w:name="Smart Link" w:semiHidden="1" w:unhideWhenUsed="1"/>
   </w:latentStyles>
   <w:style w:type="paragraph" w:default="1" w:styleId="Normal">
     <w:name w:val="Normal"/>
@@ -6453,7 +6445,7 @@
       <w:u w:val="single"/>
     </w:rPr>
   </w:style>
-  <w:style w:type="character" w:styleId="UnresolvedMention">
+  <w:style w:type="character" w:customStyle="1" w:styleId="UnresolvedMention">
     <w:name w:val="Unresolved Mention"/>
     <w:basedOn w:val="DefaultParagraphFont"/>
     <w:uiPriority w:val="99"/>
@@ -6497,6 +6489,7 @@
       <w14:ligatures w14:val="none"/>
     </w:rPr>
     <w:tblPr>
+      <w:tblInd w:w="0" w:type="dxa"/>
       <w:tblBorders>
         <w:top w:val="single" w:sz="4" w:space="0" w:color="auto"/>
         <w:left w:val="single" w:sz="4" w:space="0" w:color="auto"/>
@@ -6505,6 +6498,12 @@
         <w:insideH w:val="single" w:sz="4" w:space="0" w:color="auto"/>
         <w:insideV w:val="single" w:sz="4" w:space="0" w:color="auto"/>
       </w:tblBorders>
+      <w:tblCellMar>
+        <w:top w:w="0" w:type="dxa"/>
+        <w:left w:w="108" w:type="dxa"/>
+        <w:bottom w:w="0" w:type="dxa"/>
+        <w:right w:w="108" w:type="dxa"/>
+      </w:tblCellMar>
     </w:tblPr>
   </w:style>
   <w:style w:type="table" w:styleId="TableGrid">
@@ -6516,6 +6515,7 @@
       <w:spacing w:after="0" w:line="240" w:lineRule="auto"/>
     </w:pPr>
     <w:tblPr>
+      <w:tblInd w:w="0" w:type="dxa"/>
       <w:tblBorders>
         <w:top w:val="single" w:sz="4" w:space="0" w:color="auto"/>
         <w:left w:val="single" w:sz="4" w:space="0" w:color="auto"/>
@@ -6524,6 +6524,12 @@
         <w:insideH w:val="single" w:sz="4" w:space="0" w:color="auto"/>
         <w:insideV w:val="single" w:sz="4" w:space="0" w:color="auto"/>
       </w:tblBorders>
+      <w:tblCellMar>
+        <w:top w:w="0" w:type="dxa"/>
+        <w:left w:w="108" w:type="dxa"/>
+        <w:bottom w:w="0" w:type="dxa"/>
+        <w:right w:w="108" w:type="dxa"/>
+      </w:tblCellMar>
     </w:tblPr>
   </w:style>
   <w:style w:type="paragraph" w:customStyle="1" w:styleId="3it31table">
@@ -6856,7 +6862,7 @@
 </file>
 
 <file path=customXml/itemProps1.xml><?xml version="1.0" encoding="utf-8"?>
-<ds:datastoreItem xmlns:ds="http://schemas.openxmlformats.org/officeDocument/2006/customXml" ds:itemID="{62CCC01A-D759-4284-842E-C234AD875BFF}">
+<ds:datastoreItem xmlns:ds="http://schemas.openxmlformats.org/officeDocument/2006/customXml" ds:itemID="{B382DCF2-C646-4A64-BCB2-678417E8F37B}">
   <ds:schemaRefs>
     <ds:schemaRef ds:uri="http://schemas.openxmlformats.org/officeDocument/2006/bibliography"/>
   </ds:schemaRefs>

--- a/Progress_Report_1.docx
+++ b/Progress_Report_1.docx
@@ -1,6 +1,6 @@
 
 <file path=word/document.xml><?xml version="1.0" encoding="utf-8"?>
-<w:document xmlns:wpc="http://schemas.microsoft.com/office/word/2010/wordprocessingCanvas" xmlns:mc="http://schemas.openxmlformats.org/markup-compatibility/2006" xmlns:o="urn:schemas-microsoft-com:office:office" xmlns:r="http://schemas.openxmlformats.org/officeDocument/2006/relationships" xmlns:m="http://schemas.openxmlformats.org/officeDocument/2006/math" xmlns:v="urn:schemas-microsoft-com:vml" xmlns:wp14="http://schemas.microsoft.com/office/word/2010/wordprocessingDrawing" xmlns:wp="http://schemas.openxmlformats.org/drawingml/2006/wordprocessingDrawing" xmlns:w10="urn:schemas-microsoft-com:office:word" xmlns:w="http://schemas.openxmlformats.org/wordprocessingml/2006/main" xmlns:w14="http://schemas.microsoft.com/office/word/2010/wordml" xmlns:w15="http://schemas.microsoft.com/office/word/2012/wordml" xmlns:wpg="http://schemas.microsoft.com/office/word/2010/wordprocessingGroup" xmlns:wpi="http://schemas.microsoft.com/office/word/2010/wordprocessingInk" xmlns:wne="http://schemas.microsoft.com/office/word/2006/wordml" xmlns:wps="http://schemas.microsoft.com/office/word/2010/wordprocessingShape" mc:Ignorable="w14 w15 wp14">
+<w:document xmlns:wpc="http://schemas.microsoft.com/office/word/2010/wordprocessingCanvas" xmlns:cx="http://schemas.microsoft.com/office/drawing/2014/chartex" xmlns:cx1="http://schemas.microsoft.com/office/drawing/2015/9/8/chartex" xmlns:cx2="http://schemas.microsoft.com/office/drawing/2015/10/21/chartex" xmlns:cx3="http://schemas.microsoft.com/office/drawing/2016/5/9/chartex" xmlns:cx4="http://schemas.microsoft.com/office/drawing/2016/5/10/chartex" xmlns:cx5="http://schemas.microsoft.com/office/drawing/2016/5/11/chartex" xmlns:cx6="http://schemas.microsoft.com/office/drawing/2016/5/12/chartex" xmlns:cx7="http://schemas.microsoft.com/office/drawing/2016/5/13/chartex" xmlns:cx8="http://schemas.microsoft.com/office/drawing/2016/5/14/chartex" xmlns:mc="http://schemas.openxmlformats.org/markup-compatibility/2006" xmlns:aink="http://schemas.microsoft.com/office/drawing/2016/ink" xmlns:am3d="http://schemas.microsoft.com/office/drawing/2017/model3d" xmlns:o="urn:schemas-microsoft-com:office:office" xmlns:oel="http://schemas.microsoft.com/office/2019/extlst" xmlns:r="http://schemas.openxmlformats.org/officeDocument/2006/relationships" xmlns:m="http://schemas.openxmlformats.org/officeDocument/2006/math" xmlns:v="urn:schemas-microsoft-com:vml" xmlns:wp14="http://schemas.microsoft.com/office/word/2010/wordprocessingDrawing" xmlns:wp="http://schemas.openxmlformats.org/drawingml/2006/wordprocessingDrawing" xmlns:w10="urn:schemas-microsoft-com:office:word" xmlns:w="http://schemas.openxmlformats.org/wordprocessingml/2006/main" xmlns:w14="http://schemas.microsoft.com/office/word/2010/wordml" xmlns:w15="http://schemas.microsoft.com/office/word/2012/wordml" xmlns:w16cex="http://schemas.microsoft.com/office/word/2018/wordml/cex" xmlns:w16cid="http://schemas.microsoft.com/office/word/2016/wordml/cid" xmlns:w16="http://schemas.microsoft.com/office/word/2018/wordml" xmlns:w16du="http://schemas.microsoft.com/office/word/2023/wordml/word16du" xmlns:w16sdtdh="http://schemas.microsoft.com/office/word/2020/wordml/sdtdatahash" xmlns:w16sdtfl="http://schemas.microsoft.com/office/word/2024/wordml/sdtformatlock" xmlns:w16se="http://schemas.microsoft.com/office/word/2015/wordml/symex" xmlns:wpg="http://schemas.microsoft.com/office/word/2010/wordprocessingGroup" xmlns:wpi="http://schemas.microsoft.com/office/word/2010/wordprocessingInk" xmlns:wne="http://schemas.microsoft.com/office/word/2006/wordml" xmlns:wps="http://schemas.microsoft.com/office/word/2010/wordprocessingShape" mc:Ignorable="w14 w15 w16se w16cid w16 w16cex w16sdtdh w16sdtfl w16du wp14">
   <w:body>
     <w:p>
       <w:pPr>
@@ -240,11 +240,9 @@
       <w:r>
         <w:t xml:space="preserve">The Face Recognition Based Attendance System is an automated system that uses computer vision and machine learning techniques to identify individuals through facial features and record their attendance in real time using </w:t>
       </w:r>
-      <w:proofErr w:type="gramStart"/>
-      <w:r>
-        <w:t>the a</w:t>
-      </w:r>
-      <w:proofErr w:type="gramEnd"/>
+      <w:r>
+        <w:t>a</w:t>
+      </w:r>
       <w:r>
         <w:t xml:space="preserve"> camera. The system eliminates the need for manual attendance marking and prevents proxy attendance. A secure smart attendance system that combines QR code scanning, live location verification, and face recognition to ensure that attendance is marked only when the student is physically present in the classroom.</w:t>
       </w:r>
@@ -692,40 +690,17 @@
       <w:pPr>
         <w:pStyle w:val="3it31bullets"/>
       </w:pPr>
-      <w:proofErr w:type="spellStart"/>
-      <w:r>
-        <w:t>OpenCV</w:t>
-      </w:r>
-      <w:proofErr w:type="spellEnd"/>
-      <w:r>
-        <w:t xml:space="preserve">, </w:t>
-      </w:r>
-      <w:proofErr w:type="spellStart"/>
-      <w:r>
-        <w:t>dlib</w:t>
-      </w:r>
-      <w:proofErr w:type="spellEnd"/>
-      <w:r>
-        <w:t xml:space="preserve">, </w:t>
-      </w:r>
-      <w:proofErr w:type="spellStart"/>
-      <w:r>
-        <w:t>NumPy</w:t>
-      </w:r>
-      <w:proofErr w:type="spellEnd"/>
-      <w:r>
-        <w:t xml:space="preserve"> and Pandas</w:t>
-      </w:r>
-    </w:p>
-    <w:p>
-      <w:pPr>
-        <w:pStyle w:val="3it31bullets"/>
-      </w:pPr>
-      <w:proofErr w:type="spellStart"/>
+      <w:r>
+        <w:t>OpenCV, dlib, NumPy and Pandas</w:t>
+      </w:r>
+    </w:p>
+    <w:p>
+      <w:pPr>
+        <w:pStyle w:val="3it31bullets"/>
+      </w:pPr>
       <w:r>
         <w:t>CMake</w:t>
       </w:r>
-      <w:proofErr w:type="spellEnd"/>
     </w:p>
     <w:p>
       <w:pPr>
@@ -805,21 +780,7 @@
         <w:rPr>
           <w:lang w:eastAsia="en-IN" w:bidi="hi-IN"/>
         </w:rPr>
-        <w:t xml:space="preserve"> TensorFlow.js, CNN deep learning, Webcam input, </w:t>
-      </w:r>
-      <w:proofErr w:type="spellStart"/>
-      <w:r>
-        <w:rPr>
-          <w:lang w:eastAsia="en-IN" w:bidi="hi-IN"/>
-        </w:rPr>
-        <w:t>IndexedDB</w:t>
-      </w:r>
-      <w:proofErr w:type="spellEnd"/>
-      <w:r>
-        <w:rPr>
-          <w:lang w:eastAsia="en-IN" w:bidi="hi-IN"/>
-        </w:rPr>
-        <w:t>/MySQL</w:t>
+        <w:t xml:space="preserve"> TensorFlow.js, CNN deep learning, Webcam input, IndexedDB/MySQL</w:t>
       </w:r>
     </w:p>
     <w:p>
@@ -943,21 +904,7 @@
         <w:rPr>
           <w:lang w:val="en-IN" w:eastAsia="en-IN" w:bidi="hi-IN"/>
         </w:rPr>
-        <w:t xml:space="preserve"> Python, </w:t>
-      </w:r>
-      <w:proofErr w:type="gramStart"/>
-      <w:r>
-        <w:rPr>
-          <w:lang w:val="en-IN" w:eastAsia="en-IN" w:bidi="hi-IN"/>
-        </w:rPr>
-        <w:t>OpenCV(</w:t>
-      </w:r>
-      <w:proofErr w:type="gramEnd"/>
-      <w:r>
-        <w:rPr>
-          <w:lang w:val="en-IN" w:eastAsia="en-IN" w:bidi="hi-IN"/>
-        </w:rPr>
-        <w:t>Haar-Cascade + LBPH), Webcam interface, Email Integration.</w:t>
+        <w:t xml:space="preserve"> Python, OpenCV(Haar-Cascade + LBPH), Webcam interface, Email Integration.</w:t>
       </w:r>
     </w:p>
     <w:p>
@@ -1053,15 +1000,7 @@
         <w:t>Implementation Approach</w:t>
       </w:r>
       <w:r>
-        <w:t xml:space="preserve">: They capture live video from a camera and extract frames using OpenCV, then detect and recognize faces with </w:t>
-      </w:r>
-      <w:proofErr w:type="spellStart"/>
-      <w:r>
-        <w:t>dlib</w:t>
-      </w:r>
-      <w:proofErr w:type="spellEnd"/>
-      <w:r>
-        <w:t>. Recognized faces are matched against a stored student database and attendance is marked with timestamps in the DB. Their system focuses on real-time face detection and recognition under varied lighting without explicit spoof checks.</w:t>
+        <w:t>: They capture live video from a camera and extract frames using OpenCV, then detect and recognize faces with dlib. Recognized faces are matched against a stored student database and attendance is marked with timestamps in the DB. Their system focuses on real-time face detection and recognition under varied lighting without explicit spoof checks.</w:t>
       </w:r>
     </w:p>
     <w:p>
@@ -1076,15 +1015,7 @@
         <w:t>Tech Stack</w:t>
       </w:r>
       <w:r>
-        <w:t xml:space="preserve">: Python(implied), OpenCV (video + image processing), </w:t>
-      </w:r>
-      <w:proofErr w:type="spellStart"/>
-      <w:r>
-        <w:t>dlib</w:t>
-      </w:r>
-      <w:proofErr w:type="spellEnd"/>
-      <w:r>
-        <w:t xml:space="preserve"> (face detection/recognition)</w:t>
+        <w:t>: Python(implied), OpenCV (video + image processing), dlib (face detection/recognition)</w:t>
       </w:r>
     </w:p>
     <w:p>
@@ -1114,15 +1045,7 @@
         <w:t>Comparison with Our System</w:t>
       </w:r>
       <w:r>
-        <w:t xml:space="preserve">: Their system uses basic webcam-based detection/recognition with </w:t>
-      </w:r>
-      <w:proofErr w:type="spellStart"/>
-      <w:r>
-        <w:t>dlib</w:t>
-      </w:r>
-      <w:proofErr w:type="spellEnd"/>
-      <w:r>
-        <w:t xml:space="preserve"> and marks attendance in a DB. It lacks QR/GPS to curb proxy, robust anti-spoofing like blink/reflection checks, and secure facial encodings. In contrast, our project adds GPS capture via QR, improved security against spoofing, and structured attendance validation.</w:t>
+        <w:t>: Their system uses basic webcam-based detection/recognition with dlib and marks attendance in a DB. It lacks QR/GPS to curb proxy, robust anti-spoofing like blink/reflection checks, and secure facial encodings. In contrast, our project adds GPS capture via QR, improved security against spoofing, and structured attendance validation.</w:t>
       </w:r>
     </w:p>
     <w:p>
@@ -1194,15 +1117,7 @@
         <w:t>Dataset used</w:t>
       </w:r>
       <w:r>
-        <w:t xml:space="preserve">: Custom student face dataset, </w:t>
-      </w:r>
-      <w:proofErr w:type="gramStart"/>
-      <w:r>
-        <w:t>Multiple</w:t>
-      </w:r>
-      <w:proofErr w:type="gramEnd"/>
-      <w:r>
-        <w:t xml:space="preserve"> images per student under varied conditions.</w:t>
+        <w:t>: Custom student face dataset, Multiple images per student under varied conditions.</w:t>
       </w:r>
     </w:p>
     <w:p>
@@ -1290,15 +1205,7 @@
         <w:t>Dataset used</w:t>
       </w:r>
       <w:r>
-        <w:t xml:space="preserve">: Custom student face dataset, </w:t>
-      </w:r>
-      <w:proofErr w:type="gramStart"/>
-      <w:r>
-        <w:t>Multiple</w:t>
-      </w:r>
-      <w:proofErr w:type="gramEnd"/>
-      <w:r>
-        <w:t xml:space="preserve"> images per student under varied conditions. </w:t>
+        <w:t xml:space="preserve">: Custom student face dataset, Multiple images per student under varied conditions. </w:t>
       </w:r>
     </w:p>
     <w:p>
@@ -1320,11 +1227,9 @@
       <w:pPr>
         <w:pStyle w:val="3it31heading3new"/>
       </w:pPr>
-      <w:proofErr w:type="spellStart"/>
       <w:r>
         <w:t>eSSL</w:t>
       </w:r>
-      <w:proofErr w:type="spellEnd"/>
     </w:p>
     <w:p>
       <w:pPr>
@@ -1338,15 +1243,7 @@
         <w:t>Company Background &amp; Establishment</w:t>
       </w:r>
       <w:r>
-        <w:t xml:space="preserve">: </w:t>
-      </w:r>
-      <w:proofErr w:type="spellStart"/>
-      <w:r>
-        <w:t>eSSL</w:t>
-      </w:r>
-      <w:proofErr w:type="spellEnd"/>
-      <w:r>
-        <w:t xml:space="preserve"> is an Indian biometric security brand founded in 2002, known for time and attendance management systems, access control devices, and workforce management solutions across India. They focus on hardware reliability, nationwide support, and wide adoption in offices, factories, and institutions.</w:t>
+        <w:t>: eSSL is an Indian biometric security brand founded in 2002, known for time and attendance management systems, access control devices, and workforce management solutions across India. They focus on hardware reliability, nationwide support, and wide adoption in offices, factories, and institutions.</w:t>
       </w:r>
     </w:p>
     <w:p>
@@ -1368,15 +1265,7 @@
         <w:t>Approach</w:t>
       </w:r>
       <w:r>
-        <w:t xml:space="preserve">: </w:t>
-      </w:r>
-      <w:proofErr w:type="spellStart"/>
-      <w:r>
-        <w:t>eSSL’s</w:t>
-      </w:r>
-      <w:proofErr w:type="spellEnd"/>
-      <w:r>
-        <w:t xml:space="preserve"> face recognition attendance products use onboard cameras to capture and match facial biometric templates stored locally. Devices support multiple authentication methods (face, fingerprint, card, PIN) and push attendance logs via TCP/IP or USB to central servers or HR software. Some models include anti-spoofing detection to block fake images or masks.</w:t>
+        <w:t>: eSSL’s face recognition attendance products use onboard cameras to capture and match facial biometric templates stored locally. Devices support multiple authentication methods (face, fingerprint, card, PIN) and push attendance logs via TCP/IP or USB to central servers or HR software. Some models include anti-spoofing detection to block fake images or masks.</w:t>
       </w:r>
     </w:p>
     <w:p>
@@ -1422,145 +1311,62 @@
         <w:pStyle w:val="3it31bullets"/>
       </w:pPr>
       <w:r>
-        <w:t>Product Specifications</w:t>
-      </w:r>
-      <w:r>
-        <w:t>:</w:t>
-      </w:r>
-    </w:p>
-    <w:p>
-      <w:pPr>
-        <w:pStyle w:val="3it31bullets"/>
-      </w:pPr>
-      <w:proofErr w:type="spellStart"/>
-      <w:proofErr w:type="gramStart"/>
-      <w:r>
-        <w:t>eSSL</w:t>
-      </w:r>
-      <w:proofErr w:type="spellEnd"/>
-      <w:proofErr w:type="gramEnd"/>
-      <w:r>
-        <w:t xml:space="preserve"> SFace900 – Face + fingerprint, robust connectivity.</w:t>
-      </w:r>
-    </w:p>
-    <w:p>
-      <w:pPr>
-        <w:pStyle w:val="3it31bullets"/>
-      </w:pPr>
-      <w:proofErr w:type="spellStart"/>
-      <w:proofErr w:type="gramStart"/>
-      <w:r>
-        <w:t>eSSL</w:t>
-      </w:r>
-      <w:proofErr w:type="spellEnd"/>
-      <w:proofErr w:type="gramEnd"/>
-      <w:r>
-        <w:t xml:space="preserve"> eFace-990 – 4.3″ touch screen.</w:t>
-      </w:r>
-    </w:p>
-    <w:p>
-      <w:pPr>
-        <w:pStyle w:val="3it31bullets"/>
-      </w:pPr>
-      <w:proofErr w:type="spellStart"/>
-      <w:proofErr w:type="gramStart"/>
-      <w:r>
-        <w:t>eSSL</w:t>
-      </w:r>
-      <w:proofErr w:type="spellEnd"/>
-      <w:proofErr w:type="gramEnd"/>
-      <w:r>
-        <w:t xml:space="preserve"> AI Face Venus – LCD display, anti-spoofing.</w:t>
-      </w:r>
-    </w:p>
-    <w:p>
-      <w:pPr>
-        <w:pStyle w:val="3it31bullets"/>
-      </w:pPr>
-      <w:r>
-        <w:t>Screen sizes: Typically 4.3″–5″ on advanced models.</w:t>
-      </w:r>
-    </w:p>
-    <w:p>
-      <w:pPr>
-        <w:pStyle w:val="3it31bullets"/>
-      </w:pPr>
-      <w:r>
-        <w:t>Market Price</w:t>
-      </w:r>
-      <w:r>
-        <w:t>:</w:t>
-      </w:r>
-    </w:p>
-    <w:p>
-      <w:pPr>
-        <w:pStyle w:val="3it31bullets"/>
-      </w:pPr>
-      <w:r>
-        <w:t>SFace900: ~₹16,500–₹17,900.</w:t>
-      </w:r>
-    </w:p>
-    <w:p>
-      <w:pPr>
-        <w:pStyle w:val="3it31bullets"/>
-      </w:pPr>
-      <w:r>
-        <w:t>AI Face Venus: ~₹21,000.</w:t>
-      </w:r>
-    </w:p>
-    <w:p>
-      <w:pPr>
-        <w:pStyle w:val="3it31bullets"/>
-      </w:pPr>
-      <w:r>
-        <w:t>EyeFace-99 (premium): ~₹1</w:t>
-      </w:r>
-      <w:proofErr w:type="gramStart"/>
-      <w:r>
-        <w:t>,00,000</w:t>
-      </w:r>
-      <w:proofErr w:type="gramEnd"/>
-      <w:r>
-        <w:t xml:space="preserve"> (higher-end).</w:t>
-      </w:r>
-    </w:p>
-    <w:p>
-      <w:pPr>
-        <w:pStyle w:val="3it31bullets"/>
-      </w:pPr>
-      <w:r>
-        <w:t>Basic face devices like MB160: ~₹9,500.</w:t>
-      </w:r>
-    </w:p>
-    <w:p>
-      <w:pPr>
-        <w:pStyle w:val="3it31bullets"/>
-      </w:pPr>
-      <w:r>
         <w:rPr>
           <w:b/>
           <w:bCs/>
         </w:rPr>
-        <w:t>Comparison with Our System</w:t>
-      </w:r>
-      <w:r>
-        <w:t xml:space="preserve">: </w:t>
-      </w:r>
-      <w:proofErr w:type="spellStart"/>
-      <w:r>
-        <w:t>eSSL</w:t>
-      </w:r>
-      <w:proofErr w:type="spellEnd"/>
-      <w:r>
-        <w:t xml:space="preserve"> devices are plug-and-play attendance terminals with built-in recognition and optional anti-spoof features but lack QR-based GPS verification and flexible secure facial encodings. Their data lives on device/ERP integrations, not live secured streams. Our system adds GPS capture via QR, liveness checks (blink/reflection), encrypted encodings, and cloud DB attendance for scalable, proxy-resistant tracking.</w:t>
-      </w:r>
-    </w:p>
-    <w:p>
-      <w:pPr>
-        <w:pStyle w:val="3it31heading3new"/>
-      </w:pPr>
-      <w:r>
-        <w:t>Mantra</w:t>
+        <w:t>Product Specifications</w:t>
+      </w:r>
+      <w:r>
+        <w:t>:</w:t>
+      </w:r>
+    </w:p>
+    <w:p>
+      <w:pPr>
+        <w:pStyle w:val="3it31bullets"/>
+        <w:numPr>
+          <w:ilvl w:val="1"/>
+          <w:numId w:val="10"/>
+        </w:numPr>
+      </w:pPr>
+      <w:r>
+        <w:t>eSSL SFace900 – Face + fingerprint, robust connectivity.</w:t>
+      </w:r>
+    </w:p>
+    <w:p>
+      <w:pPr>
+        <w:pStyle w:val="3it31bullets"/>
+        <w:numPr>
+          <w:ilvl w:val="1"/>
+          <w:numId w:val="10"/>
+        </w:numPr>
+      </w:pPr>
+      <w:r>
+        <w:t>eSSL eFace-990 – 4.3″ touch screen.</w:t>
+      </w:r>
+    </w:p>
+    <w:p>
+      <w:pPr>
+        <w:pStyle w:val="3it31bullets"/>
+        <w:numPr>
+          <w:ilvl w:val="1"/>
+          <w:numId w:val="10"/>
+        </w:numPr>
+      </w:pPr>
+      <w:r>
+        <w:t>eSSL AI Face Venus – LCD display, anti-spoofing.</w:t>
+      </w:r>
+    </w:p>
+    <w:p>
+      <w:pPr>
+        <w:pStyle w:val="3it31bullets"/>
+        <w:numPr>
+          <w:ilvl w:val="1"/>
+          <w:numId w:val="10"/>
+        </w:numPr>
+      </w:pPr>
+      <w:r>
+        <w:t>Screen sizes: Typically 4.3″–5″ on advanced models.</w:t>
       </w:r>
     </w:p>
     <w:p>
@@ -1572,26 +1378,58 @@
           <w:b/>
           <w:bCs/>
         </w:rPr>
-        <w:t>Company Background &amp; Establishment</w:t>
-      </w:r>
-      <w:r>
-        <w:t xml:space="preserve">: Mantra </w:t>
-      </w:r>
-      <w:proofErr w:type="spellStart"/>
-      <w:r>
-        <w:t>Softech</w:t>
-      </w:r>
-      <w:proofErr w:type="spellEnd"/>
-      <w:r>
-        <w:t xml:space="preserve"> (</w:t>
-      </w:r>
-      <w:proofErr w:type="spellStart"/>
-      <w:r>
-        <w:t>Mantratec</w:t>
-      </w:r>
-      <w:proofErr w:type="spellEnd"/>
-      <w:r>
-        <w:t>) is an Indian biometric tech company with deep roots in identity solutions, including Aadhaar-certified fingerprint and iris scanners. They deliver scalable workforce attendance and access control systems nationwide, tailored for enterprises, government programs, and offices. They’re known for reliability, customizable integration, and cloud/on-premise options.</w:t>
+        <w:t>Market Price</w:t>
+      </w:r>
+      <w:r>
+        <w:t>:</w:t>
+      </w:r>
+    </w:p>
+    <w:p>
+      <w:pPr>
+        <w:pStyle w:val="3it31bullets"/>
+        <w:numPr>
+          <w:ilvl w:val="1"/>
+          <w:numId w:val="10"/>
+        </w:numPr>
+      </w:pPr>
+      <w:r>
+        <w:t>SFace900: ~₹16,500–₹17,900.</w:t>
+      </w:r>
+    </w:p>
+    <w:p>
+      <w:pPr>
+        <w:pStyle w:val="3it31bullets"/>
+        <w:numPr>
+          <w:ilvl w:val="1"/>
+          <w:numId w:val="10"/>
+        </w:numPr>
+      </w:pPr>
+      <w:r>
+        <w:t>AI Face Venus: ~₹21,000.</w:t>
+      </w:r>
+    </w:p>
+    <w:p>
+      <w:pPr>
+        <w:pStyle w:val="3it31bullets"/>
+        <w:numPr>
+          <w:ilvl w:val="1"/>
+          <w:numId w:val="10"/>
+        </w:numPr>
+      </w:pPr>
+      <w:r>
+        <w:t>EyeFace-99 (premium): ~₹1,00,000 (higher-end).</w:t>
+      </w:r>
+    </w:p>
+    <w:p>
+      <w:pPr>
+        <w:pStyle w:val="3it31bullets"/>
+        <w:numPr>
+          <w:ilvl w:val="1"/>
+          <w:numId w:val="10"/>
+        </w:numPr>
+      </w:pPr>
+      <w:r>
+        <w:t>Basic face devices like MB160: ~₹9,500.</w:t>
       </w:r>
     </w:p>
     <w:p>
@@ -1603,17 +1441,33 @@
           <w:b/>
           <w:bCs/>
         </w:rPr>
-        <w:t xml:space="preserve">Implementation </w:t>
-      </w:r>
+        <w:t>Comparison with Our System</w:t>
+      </w:r>
+      <w:r>
+        <w:t>: eSSL devices are plug-and-play attendance terminals with built-in recognition and optional anti-spoof features but lack QR-based GPS verification and flexible secure facial encodings. Their data lives on device/ERP integrations, not live secured streams. Our system adds GPS capture via QR, liveness checks (blink/reflection), encrypted encodings, and cloud DB attendance for scalable, proxy-resistant tracking.</w:t>
+      </w:r>
+    </w:p>
+    <w:p>
+      <w:pPr>
+        <w:pStyle w:val="3it31heading3new"/>
+      </w:pPr>
+      <w:r>
+        <w:t>Mantra</w:t>
+      </w:r>
+    </w:p>
+    <w:p>
+      <w:pPr>
+        <w:pStyle w:val="3it31bullets"/>
+      </w:pPr>
       <w:r>
         <w:rPr>
           <w:b/>
           <w:bCs/>
         </w:rPr>
-        <w:t>Approach</w:t>
-      </w:r>
-      <w:r>
-        <w:t>: Mantra’s attendance devices capture facial biometric data via onboard RGB/infrared cameras, validate against stored templates, and log attendance in real time via TCP/IP, Wi-Fi, or USB. Many models also support multimode biometrics (face, fingerprint, RFID/card) and integrate with HRMS/ERP systems. Devices aim for fast (&lt;0.8s) recognition under varied lighting and user conditions.</w:t>
+        <w:t>Company Background &amp; Establishment</w:t>
+      </w:r>
+      <w:r>
+        <w:t>: Mantra Softech (Mantratec) is an Indian biometric tech company with deep roots in identity solutions, including Aadhaar-certified fingerprint and iris scanners. They deliver scalable workforce attendance and access control systems nationwide, tailored for enterprises, government programs, and offices. They’re known for reliability, customizable integration, and cloud/on-premise options.</w:t>
       </w:r>
     </w:p>
     <w:p>
@@ -1625,6 +1479,28 @@
           <w:b/>
           <w:bCs/>
         </w:rPr>
+        <w:t xml:space="preserve">Implementation </w:t>
+      </w:r>
+      <w:r>
+        <w:rPr>
+          <w:b/>
+          <w:bCs/>
+        </w:rPr>
+        <w:t>Approach</w:t>
+      </w:r>
+      <w:r>
+        <w:t>: Mantra’s attendance devices capture facial biometric data via onboard RGB/infrared cameras, validate against stored templates, and log attendance in real time via TCP/IP, Wi-Fi, or USB. Many models also support multimode biometrics (face, fingerprint, RFID/card) and integrate with HRMS/ERP systems. Devices aim for fast (&lt;0.8s) recognition under varied lighting and user conditions.</w:t>
+      </w:r>
+    </w:p>
+    <w:p>
+      <w:pPr>
+        <w:pStyle w:val="3it31bullets"/>
+      </w:pPr>
+      <w:r>
+        <w:rPr>
+          <w:b/>
+          <w:bCs/>
+        </w:rPr>
         <w:lastRenderedPageBreak/>
         <w:t>Tech Stack</w:t>
       </w:r>
@@ -1652,92 +1528,63 @@
         <w:pStyle w:val="3it31bullets"/>
       </w:pPr>
       <w:r>
-        <w:t>Product Specifications</w:t>
-      </w:r>
-      <w:r>
-        <w:t>:</w:t>
-      </w:r>
-    </w:p>
-    <w:p>
-      <w:pPr>
-        <w:pStyle w:val="3it31bullets"/>
-      </w:pPr>
-      <w:r>
-        <w:t>Screen size: ~2.4″–2.8″ TFT color display (varies by model)</w:t>
-      </w:r>
-    </w:p>
-    <w:p>
-      <w:pPr>
-        <w:pStyle w:val="3it31bullets"/>
-      </w:pPr>
-      <w:r>
-        <w:t>Multimodal authentication: Face, fingerprint, RFID/card</w:t>
-      </w:r>
-    </w:p>
-    <w:p>
-      <w:pPr>
-        <w:pStyle w:val="3it31bullets"/>
-      </w:pPr>
-      <w:r>
-        <w:t>Communication: TCP/IP, USB, Wi-Fi (optional)</w:t>
-      </w:r>
-    </w:p>
-    <w:p>
-      <w:pPr>
-        <w:pStyle w:val="3it31bullets"/>
-      </w:pPr>
-      <w:r>
-        <w:t>Face capacity: ~1,000–1,500 users (basic models)</w:t>
-      </w:r>
-    </w:p>
-    <w:p>
-      <w:pPr>
-        <w:pStyle w:val="3it31bullets"/>
-      </w:pPr>
-      <w:r>
-        <w:t>Market Price:</w:t>
-      </w:r>
-    </w:p>
-    <w:p>
-      <w:pPr>
-        <w:pStyle w:val="3it31bullets"/>
-      </w:pPr>
-      <w:r>
-        <w:t>Basic face device ~₹6,000–₹10,000 (e.g., BioFace-MSD1K)</w:t>
-      </w:r>
-    </w:p>
-    <w:p>
-      <w:pPr>
-        <w:pStyle w:val="3it31bullets"/>
-      </w:pPr>
-      <w:r>
-        <w:t>Slightly advanced/expanded models ~₹8,000–₹18,000 (depending on display, capacity)</w:t>
-      </w:r>
-    </w:p>
-    <w:p>
-      <w:pPr>
-        <w:pStyle w:val="3it31bullets"/>
-      </w:pPr>
-      <w:r>
         <w:rPr>
           <w:b/>
           <w:bCs/>
         </w:rPr>
-        <w:t>Comparison with Our Solution</w:t>
-      </w:r>
-      <w:r>
-        <w:t>: Mantra’s devices provide ready-to-use facial attendance with multimodal biometrics and local data logging, but lack QR-based GPS capture and deeper anti-spoofing checks like blink/reflection. Their recognition is embedded on device rather than in secure cloud models. Our solution adds QR location verification, encrypted facial encodings, and advanced spoof resistance with centralized database tracking.</w:t>
-      </w:r>
-    </w:p>
-    <w:p>
-      <w:pPr>
-        <w:pStyle w:val="3it31heading3new"/>
-      </w:pPr>
-      <w:proofErr w:type="spellStart"/>
-      <w:r>
-        <w:t>Secureeye</w:t>
-      </w:r>
-      <w:proofErr w:type="spellEnd"/>
+        <w:t>Product Specifications</w:t>
+      </w:r>
+      <w:r>
+        <w:t>:</w:t>
+      </w:r>
+    </w:p>
+    <w:p>
+      <w:pPr>
+        <w:pStyle w:val="3it31bullets"/>
+        <w:numPr>
+          <w:ilvl w:val="1"/>
+          <w:numId w:val="10"/>
+        </w:numPr>
+      </w:pPr>
+      <w:r>
+        <w:t>Screen size: ~2.4″–2.8″ TFT color display (varies by model)</w:t>
+      </w:r>
+    </w:p>
+    <w:p>
+      <w:pPr>
+        <w:pStyle w:val="3it31bullets"/>
+        <w:numPr>
+          <w:ilvl w:val="1"/>
+          <w:numId w:val="10"/>
+        </w:numPr>
+      </w:pPr>
+      <w:r>
+        <w:t>Multimodal authentication: Face, fingerprint, RFID/card</w:t>
+      </w:r>
+    </w:p>
+    <w:p>
+      <w:pPr>
+        <w:pStyle w:val="3it31bullets"/>
+        <w:numPr>
+          <w:ilvl w:val="1"/>
+          <w:numId w:val="10"/>
+        </w:numPr>
+      </w:pPr>
+      <w:r>
+        <w:t>Communication: TCP/IP, USB, Wi-Fi (optional)</w:t>
+      </w:r>
+    </w:p>
+    <w:p>
+      <w:pPr>
+        <w:pStyle w:val="3it31bullets"/>
+        <w:numPr>
+          <w:ilvl w:val="1"/>
+          <w:numId w:val="10"/>
+        </w:numPr>
+      </w:pPr>
+      <w:r>
+        <w:t>Face capacity: ~1,000–1,500 users (basic models)</w:t>
+      </w:r>
     </w:p>
     <w:p>
       <w:pPr>
@@ -1748,18 +1595,34 @@
           <w:b/>
           <w:bCs/>
         </w:rPr>
-        <w:t>Company Background &amp; Establishment</w:t>
-      </w:r>
-      <w:r>
-        <w:t xml:space="preserve">: </w:t>
-      </w:r>
-      <w:proofErr w:type="spellStart"/>
-      <w:r>
-        <w:t>Secureye</w:t>
-      </w:r>
-      <w:proofErr w:type="spellEnd"/>
-      <w:r>
-        <w:t xml:space="preserve"> is an Indian security and surveillance brand offering CCTV, access control, smart locks, and biometric attendance solutions across residential and business sectors. Known for “Make in India” products, it focuses on integrated security devices with nationwide support and cloud/web reporting options.</w:t>
+        <w:t>Market Price</w:t>
+      </w:r>
+      <w:r>
+        <w:t>:</w:t>
+      </w:r>
+    </w:p>
+    <w:p>
+      <w:pPr>
+        <w:pStyle w:val="3it31bullets"/>
+        <w:numPr>
+          <w:ilvl w:val="1"/>
+          <w:numId w:val="10"/>
+        </w:numPr>
+      </w:pPr>
+      <w:r>
+        <w:t>Basic face device ~₹6,000–₹10,000 (e.g., BioFace-MSD1K)</w:t>
+      </w:r>
+    </w:p>
+    <w:p>
+      <w:pPr>
+        <w:pStyle w:val="3it31bullets"/>
+        <w:numPr>
+          <w:ilvl w:val="1"/>
+          <w:numId w:val="10"/>
+        </w:numPr>
+      </w:pPr>
+      <w:r>
+        <w:t>Slightly advanced/expanded models ~₹8,000–₹18,000 (depending on display, capacity)</w:t>
       </w:r>
     </w:p>
     <w:p>
@@ -1771,33 +1634,33 @@
           <w:b/>
           <w:bCs/>
         </w:rPr>
-        <w:t xml:space="preserve">Implementation </w:t>
-      </w:r>
+        <w:t>Comparison with Our Solution</w:t>
+      </w:r>
+      <w:r>
+        <w:t>: Mantra’s devices provide ready-to-use facial attendance with multimodal biometrics and local data logging, but lack QR-based GPS capture and deeper anti-spoofing checks like blink/reflection. Their recognition is embedded on device rather than in secure cloud models. Our solution adds QR location verification, encrypted facial encodings, and advanced spoof resistance with centralized database tracking.</w:t>
+      </w:r>
+    </w:p>
+    <w:p>
+      <w:pPr>
+        <w:pStyle w:val="3it31heading3new"/>
+      </w:pPr>
+      <w:r>
+        <w:t>Secureeye</w:t>
+      </w:r>
+    </w:p>
+    <w:p>
+      <w:pPr>
+        <w:pStyle w:val="3it31bullets"/>
+      </w:pPr>
       <w:r>
         <w:rPr>
           <w:b/>
           <w:bCs/>
         </w:rPr>
-        <w:t>Approach</w:t>
-      </w:r>
-      <w:r>
-        <w:t xml:space="preserve">: </w:t>
-      </w:r>
-      <w:proofErr w:type="spellStart"/>
-      <w:r>
-        <w:t>Secureye’s</w:t>
-      </w:r>
-      <w:proofErr w:type="spellEnd"/>
-      <w:r>
-        <w:t xml:space="preserve"> face attendance devices capture live facial images via built-in cameras, then match them against stored user templates on device or cloud. They support multimodal verification (face, fingerprint, card, </w:t>
-      </w:r>
-      <w:proofErr w:type="gramStart"/>
-      <w:r>
-        <w:t>password</w:t>
-      </w:r>
-      <w:proofErr w:type="gramEnd"/>
-      <w:r>
-        <w:t>) and push data to attendance management software (Windows/Web/Cloud), providing LAN/Wi-Fi connectivity and basic anti-duplicate attendance protection.</w:t>
+        <w:t>Company Background &amp; Establishment</w:t>
+      </w:r>
+      <w:r>
+        <w:t>: Secureye is an Indian security and surveillance brand offering CCTV, access control, smart locks, and biometric attendance solutions across residential and business sectors. Known for “Make in India” products, it focuses on integrated security devices with nationwide support and cloud/web reporting options.</w:t>
       </w:r>
     </w:p>
     <w:p>
@@ -1809,135 +1672,48 @@
           <w:b/>
           <w:bCs/>
         </w:rPr>
-        <w:t>Teck Stack</w:t>
-      </w:r>
-      <w:r>
-        <w:t>: On-device recognition firmware, Embedded Linux/RTOS (device OS), TCP/IP, Wi-Fi communication, Attendance management software integrations</w:t>
-      </w:r>
-    </w:p>
-    <w:p>
-      <w:pPr>
-        <w:pStyle w:val="3it31bullets"/>
-      </w:pPr>
+        <w:t xml:space="preserve">Implementation </w:t>
+      </w:r>
       <w:r>
         <w:rPr>
           <w:b/>
           <w:bCs/>
         </w:rPr>
+        <w:t>Approach</w:t>
+      </w:r>
+      <w:r>
+        <w:t>: Secureye’s face attendance devices capture live facial images via built-in cameras, then match them against stored user templates on device or cloud. They support multimodal verification (face, fingerprint, card, password) and push data to attendance management software (Windows/Web/Cloud), providing LAN/Wi-Fi connectivity and basic anti-duplicate attendance protection.</w:t>
+      </w:r>
+    </w:p>
+    <w:p>
+      <w:pPr>
+        <w:pStyle w:val="3it31bullets"/>
+      </w:pPr>
+      <w:r>
+        <w:rPr>
+          <w:b/>
+          <w:bCs/>
+        </w:rPr>
+        <w:t>Teck Stack</w:t>
+      </w:r>
+      <w:r>
+        <w:t>: On-device recognition firmware, Embedded Linux/RTOS (device OS), TCP/IP, Wi-Fi communication, Attendance management software integrations</w:t>
+      </w:r>
+    </w:p>
+    <w:p>
+      <w:pPr>
+        <w:pStyle w:val="3it31bullets"/>
+      </w:pPr>
+      <w:r>
+        <w:rPr>
+          <w:b/>
+          <w:bCs/>
+        </w:rPr>
         <w:lastRenderedPageBreak/>
         <w:t>Dataset used</w:t>
       </w:r>
       <w:r>
-        <w:t xml:space="preserve">: Proprietary enrolment face templates per </w:t>
-      </w:r>
-      <w:proofErr w:type="spellStart"/>
-      <w:r>
-        <w:t>organisation</w:t>
-      </w:r>
-      <w:proofErr w:type="spellEnd"/>
-      <w:r>
-        <w:t>/device, No public benchmark dataset (custom per installation)</w:t>
-      </w:r>
-    </w:p>
-    <w:p>
-      <w:pPr>
-        <w:pStyle w:val="3it31bullets"/>
-      </w:pPr>
-      <w:r>
-        <w:t>Product Specifications</w:t>
-      </w:r>
-      <w:r>
-        <w:t>:</w:t>
-      </w:r>
-    </w:p>
-    <w:p>
-      <w:pPr>
-        <w:pStyle w:val="3it31bullets"/>
-      </w:pPr>
-      <w:proofErr w:type="spellStart"/>
-      <w:r>
-        <w:t>Secureye</w:t>
-      </w:r>
-      <w:proofErr w:type="spellEnd"/>
-      <w:r>
-        <w:t xml:space="preserve"> S-FB6K Biometric Face &amp; Fingerprint Attendance Machine: ~1000 face capacity, color TFT display, TCP/IP &amp; Wi-Fi, cloud support.</w:t>
-      </w:r>
-    </w:p>
-    <w:p>
-      <w:pPr>
-        <w:pStyle w:val="3it31bullets"/>
-      </w:pPr>
-      <w:proofErr w:type="spellStart"/>
-      <w:r>
-        <w:t>Secureye</w:t>
-      </w:r>
-      <w:proofErr w:type="spellEnd"/>
-      <w:r>
-        <w:t xml:space="preserve"> Face attendance machine S-FB3K: ~300 face capacity, TCP/IP/Wi-Fi, LCD screen.</w:t>
-      </w:r>
-    </w:p>
-    <w:p>
-      <w:pPr>
-        <w:pStyle w:val="3it31bullets"/>
-      </w:pPr>
-      <w:proofErr w:type="spellStart"/>
-      <w:r>
-        <w:t>Secureye</w:t>
-      </w:r>
-      <w:proofErr w:type="spellEnd"/>
-      <w:r>
-        <w:t xml:space="preserve"> S-FB5K Elite Face Biometric Time &amp; Attendance Machine: Mid-range face access device.</w:t>
-      </w:r>
-    </w:p>
-    <w:p>
-      <w:pPr>
-        <w:pStyle w:val="3it31bullets"/>
-      </w:pPr>
-      <w:r>
-        <w:t>Screen sizes typically ~2.4″–3.5″ on advanced models.</w:t>
-      </w:r>
-    </w:p>
-    <w:p>
-      <w:pPr>
-        <w:pStyle w:val="3it31bullets"/>
-      </w:pPr>
-      <w:r>
-        <w:t>Market Price</w:t>
-      </w:r>
-      <w:r>
-        <w:t>:</w:t>
-      </w:r>
-    </w:p>
-    <w:p>
-      <w:pPr>
-        <w:pStyle w:val="3it31bullets"/>
-      </w:pPr>
-      <w:r>
-        <w:t>S-FB6K: ~₹8,500–₹12,800.</w:t>
-      </w:r>
-    </w:p>
-    <w:p>
-      <w:pPr>
-        <w:pStyle w:val="3it31bullets"/>
-      </w:pPr>
-      <w:r>
-        <w:t>S-FB3K: ~₹10,500.</w:t>
-      </w:r>
-    </w:p>
-    <w:p>
-      <w:pPr>
-        <w:pStyle w:val="3it31bullets"/>
-      </w:pPr>
-      <w:r>
-        <w:t>S-FB5K: ~₹9,800.</w:t>
-      </w:r>
-    </w:p>
-    <w:p>
-      <w:pPr>
-        <w:pStyle w:val="3it31bullets"/>
-      </w:pPr>
-      <w:r>
-        <w:t>Entry lineup around ~₹6,000–₹10,000 for basic face/finger devices.</w:t>
+        <w:t>: Proprietary enrolment face templates per organisation/device, No public benchmark dataset (custom per installation)</w:t>
       </w:r>
     </w:p>
     <w:p>
@@ -1949,29 +1725,59 @@
           <w:b/>
           <w:bCs/>
         </w:rPr>
-        <w:t>Comparison with Our Solution</w:t>
-      </w:r>
-      <w:r>
-        <w:t xml:space="preserve">: </w:t>
-      </w:r>
-      <w:proofErr w:type="spellStart"/>
-      <w:r>
-        <w:t>Secureye’s</w:t>
-      </w:r>
-      <w:proofErr w:type="spellEnd"/>
-      <w:r>
-        <w:t xml:space="preserve"> attendance devices offer embedded face and multimodal verification with onboard storage and cloud export, but lack QR-based GPS location capture and sophisticated anti-spoofing (blink/reflection) features. Their recognition runs on closed device firmware, not secure cloud encodings. Our solution adds location verification via QR, encrypted encodings, advanced liveness detection, and scalable database attendance tracking.</w:t>
-      </w:r>
-    </w:p>
-    <w:p>
-      <w:pPr>
-        <w:pStyle w:val="3it31heading3new"/>
-      </w:pPr>
-      <w:proofErr w:type="spellStart"/>
-      <w:r>
-        <w:t>Salarybox</w:t>
-      </w:r>
-      <w:proofErr w:type="spellEnd"/>
+        <w:t>Product Specifications</w:t>
+      </w:r>
+      <w:r>
+        <w:t>:</w:t>
+      </w:r>
+    </w:p>
+    <w:p>
+      <w:pPr>
+        <w:pStyle w:val="3it31bullets"/>
+        <w:numPr>
+          <w:ilvl w:val="1"/>
+          <w:numId w:val="10"/>
+        </w:numPr>
+      </w:pPr>
+      <w:r>
+        <w:t>Secureye S-FB6K Biometric Face &amp; Fingerprint Attendance Machine: ~1000 face capacity, color TFT display, TCP/IP &amp; Wi-Fi, cloud support.</w:t>
+      </w:r>
+    </w:p>
+    <w:p>
+      <w:pPr>
+        <w:pStyle w:val="3it31bullets"/>
+        <w:numPr>
+          <w:ilvl w:val="1"/>
+          <w:numId w:val="10"/>
+        </w:numPr>
+      </w:pPr>
+      <w:r>
+        <w:t>Secureye Face attendance machine S-FB3K: ~300 face capacity, TCP/IP/Wi-Fi, LCD screen.</w:t>
+      </w:r>
+    </w:p>
+    <w:p>
+      <w:pPr>
+        <w:pStyle w:val="3it31bullets"/>
+        <w:numPr>
+          <w:ilvl w:val="1"/>
+          <w:numId w:val="10"/>
+        </w:numPr>
+      </w:pPr>
+      <w:r>
+        <w:t>Secureye S-FB5K Elite Face Biometric Time &amp; Attendance Machine: Mid-range face access device.</w:t>
+      </w:r>
+    </w:p>
+    <w:p>
+      <w:pPr>
+        <w:pStyle w:val="3it31bullets"/>
+        <w:numPr>
+          <w:ilvl w:val="1"/>
+          <w:numId w:val="10"/>
+        </w:numPr>
+      </w:pPr>
+      <w:r>
+        <w:t>Screen sizes typically ~2.4″–3.5″ on advanced models.</w:t>
+      </w:r>
     </w:p>
     <w:p>
       <w:pPr>
@@ -1982,26 +1788,58 @@
           <w:b/>
           <w:bCs/>
         </w:rPr>
-        <w:t>Company Background &amp; Establishment</w:t>
-      </w:r>
-      <w:r>
-        <w:t xml:space="preserve">: </w:t>
-      </w:r>
-      <w:proofErr w:type="spellStart"/>
-      <w:r>
-        <w:t>SalaryBox</w:t>
-      </w:r>
-      <w:proofErr w:type="spellEnd"/>
-      <w:r>
-        <w:t xml:space="preserve"> is an Indian workforce management platform offering biometric attendance, HRMS, payroll, and cloud/mobile attendance solutions. It focuses on </w:t>
-      </w:r>
-      <w:proofErr w:type="spellStart"/>
-      <w:r>
-        <w:t>modernising</w:t>
-      </w:r>
-      <w:proofErr w:type="spellEnd"/>
-      <w:r>
-        <w:t xml:space="preserve"> attendance with AI face recognition, QR/GPS check-ins, and real-time dashboards for hybrid and field workforces. Headquartered in Gurugram, Haryana, it caters to thousands of Indian businesses.</w:t>
+        <w:t>Market Price</w:t>
+      </w:r>
+      <w:r>
+        <w:t>:</w:t>
+      </w:r>
+    </w:p>
+    <w:p>
+      <w:pPr>
+        <w:pStyle w:val="3it31bullets"/>
+        <w:numPr>
+          <w:ilvl w:val="1"/>
+          <w:numId w:val="10"/>
+        </w:numPr>
+      </w:pPr>
+      <w:r>
+        <w:t>S-FB6K: ~₹8,500–₹12,800.</w:t>
+      </w:r>
+    </w:p>
+    <w:p>
+      <w:pPr>
+        <w:pStyle w:val="3it31bullets"/>
+        <w:numPr>
+          <w:ilvl w:val="1"/>
+          <w:numId w:val="10"/>
+        </w:numPr>
+      </w:pPr>
+      <w:r>
+        <w:t>S-FB3K: ~₹10,500.</w:t>
+      </w:r>
+    </w:p>
+    <w:p>
+      <w:pPr>
+        <w:pStyle w:val="3it31bullets"/>
+        <w:numPr>
+          <w:ilvl w:val="1"/>
+          <w:numId w:val="10"/>
+        </w:numPr>
+      </w:pPr>
+      <w:r>
+        <w:t>S-FB5K: ~₹9,800.</w:t>
+      </w:r>
+    </w:p>
+    <w:p>
+      <w:pPr>
+        <w:pStyle w:val="3it31bullets"/>
+        <w:numPr>
+          <w:ilvl w:val="1"/>
+          <w:numId w:val="10"/>
+        </w:numPr>
+      </w:pPr>
+      <w:r>
+        <w:t>Entry lineup around ~₹6,000–₹10,000 for basic face/finger devices.</w:t>
       </w:r>
     </w:p>
     <w:p>
@@ -2013,37 +1851,33 @@
           <w:b/>
           <w:bCs/>
         </w:rPr>
-        <w:t xml:space="preserve">Implementation </w:t>
-      </w:r>
+        <w:t>Comparison with Our Solution</w:t>
+      </w:r>
+      <w:r>
+        <w:t>: Secureye’s attendance devices offer embedded face and multimodal verification with onboard storage and cloud export, but lack QR-based GPS location capture and sophisticated anti-spoofing (blink/reflection) features. Their recognition runs on closed device firmware, not secure cloud encodings. Our solution adds location verification via QR, encrypted encodings, advanced liveness detection, and scalable database attendance tracking.</w:t>
+      </w:r>
+    </w:p>
+    <w:p>
+      <w:pPr>
+        <w:pStyle w:val="3it31heading3new"/>
+      </w:pPr>
+      <w:r>
+        <w:t>Salarybox</w:t>
+      </w:r>
+    </w:p>
+    <w:p>
+      <w:pPr>
+        <w:pStyle w:val="3it31bullets"/>
+      </w:pPr>
       <w:r>
         <w:rPr>
           <w:b/>
           <w:bCs/>
         </w:rPr>
-        <w:t>Approach</w:t>
-      </w:r>
-      <w:r>
-        <w:t xml:space="preserve">: </w:t>
-      </w:r>
-      <w:proofErr w:type="spellStart"/>
-      <w:r>
-        <w:t>SalaryBox</w:t>
-      </w:r>
-      <w:proofErr w:type="spellEnd"/>
-      <w:r>
-        <w:t xml:space="preserve"> uses AI-powered face recognition devices and mobile apps to capture employee attendance via live face scans, QR codes, selfie/GPS check-ins, and cloud sync. Facial templates are stored securely, and devices push </w:t>
-      </w:r>
-      <w:r>
-        <w:lastRenderedPageBreak/>
-        <w:t xml:space="preserve">attendance to </w:t>
-      </w:r>
-      <w:proofErr w:type="spellStart"/>
-      <w:r>
-        <w:t>SalaryBox</w:t>
-      </w:r>
-      <w:proofErr w:type="spellEnd"/>
-      <w:r>
-        <w:t xml:space="preserve"> cloud/HRMS. It supports mask detection, mobile punch-ins, and real-time reporting with payroll integration.</w:t>
+        <w:t>Company Background &amp; Establishment</w:t>
+      </w:r>
+      <w:r>
+        <w:t>: SalaryBox is an Indian workforce management platform offering biometric attendance, HRMS, payroll, and cloud/mobile attendance solutions. It focuses on modernising attendance with AI face recognition, QR/GPS check-ins, and real-time dashboards for hybrid and field workforces. Headquartered in Gurugram, Haryana, it caters to thousands of Indian businesses.</w:t>
       </w:r>
     </w:p>
     <w:p>
@@ -2055,144 +1889,21 @@
           <w:b/>
           <w:bCs/>
         </w:rPr>
-        <w:t>Tech Stack</w:t>
-      </w:r>
-      <w:r>
-        <w:t>: AI face recognition algorithms (embedded/cloud), Wi-Fi, LAN, USB connectivity, Cloud attendance &amp; mobile app integration, Database/cloud backend (AWS)</w:t>
-      </w:r>
-    </w:p>
-    <w:p>
-      <w:pPr>
-        <w:pStyle w:val="3it31bullets"/>
-      </w:pPr>
+        <w:t xml:space="preserve">Implementation </w:t>
+      </w:r>
       <w:r>
         <w:rPr>
           <w:b/>
           <w:bCs/>
         </w:rPr>
-        <w:t>Dataset used</w:t>
-      </w:r>
-      <w:r>
-        <w:t xml:space="preserve">: Proprietary enrolled user face templates per </w:t>
-      </w:r>
-      <w:proofErr w:type="spellStart"/>
-      <w:r>
-        <w:t>organisation</w:t>
-      </w:r>
-      <w:proofErr w:type="spellEnd"/>
-      <w:r>
-        <w:t>, Face data stored securely in cloud for recognition, Dynamic adaptation for lighting, masks, and angles.</w:t>
-      </w:r>
-    </w:p>
-    <w:p>
-      <w:pPr>
-        <w:pStyle w:val="3it31bullets"/>
-      </w:pPr>
-      <w:r>
-        <w:t>Product Specifications:</w:t>
-      </w:r>
-    </w:p>
-    <w:p>
-      <w:pPr>
-        <w:pStyle w:val="3it31bullets"/>
-      </w:pPr>
-      <w:proofErr w:type="spellStart"/>
-      <w:r>
-        <w:t>SalaryBox</w:t>
-      </w:r>
-      <w:proofErr w:type="spellEnd"/>
-      <w:r>
-        <w:t xml:space="preserve"> </w:t>
-      </w:r>
-      <w:proofErr w:type="spellStart"/>
-      <w:r>
-        <w:t>FaceScan</w:t>
-      </w:r>
-      <w:proofErr w:type="spellEnd"/>
-      <w:r>
-        <w:t xml:space="preserve"> Pro – AI face recognition with Wi-Fi, mask detection.</w:t>
-      </w:r>
-    </w:p>
-    <w:p>
-      <w:pPr>
-        <w:pStyle w:val="3it31bullets"/>
-      </w:pPr>
-      <w:proofErr w:type="spellStart"/>
-      <w:r>
-        <w:t>SalaryBox</w:t>
-      </w:r>
-      <w:proofErr w:type="spellEnd"/>
-      <w:r>
-        <w:t xml:space="preserve"> Gamma – Face recognition machine with 4.8″ TFT screen and cloud connectivity.</w:t>
-      </w:r>
-    </w:p>
-    <w:p>
-      <w:pPr>
-        <w:pStyle w:val="3it31bullets"/>
-      </w:pPr>
-      <w:r>
-        <w:t>Cloud/mobile attendance software Employee Smart Attendance, Live Tracking &amp; Payroll Software – Web/mobile attendance/</w:t>
-      </w:r>
-      <w:proofErr w:type="spellStart"/>
-      <w:r>
-        <w:t>payslips</w:t>
-      </w:r>
-      <w:proofErr w:type="spellEnd"/>
-      <w:r>
-        <w:t xml:space="preserve"> integration.</w:t>
-      </w:r>
-    </w:p>
-    <w:p>
-      <w:pPr>
-        <w:pStyle w:val="3it31bullets"/>
-      </w:pPr>
-      <w:r>
-        <w:t>Screen sizes: ~4.8″ on advanced hardware models.</w:t>
-      </w:r>
-    </w:p>
-    <w:p>
-      <w:pPr>
-        <w:pStyle w:val="3it31bullets"/>
-      </w:pPr>
-      <w:r>
-        <w:t>Market Price:</w:t>
-      </w:r>
-    </w:p>
-    <w:p>
-      <w:pPr>
-        <w:pStyle w:val="3it31bullets"/>
-      </w:pPr>
-      <w:proofErr w:type="spellStart"/>
-      <w:r>
-        <w:t>FaceScan</w:t>
-      </w:r>
-      <w:proofErr w:type="spellEnd"/>
-      <w:r>
-        <w:t xml:space="preserve"> Pro: ~₹9,990.</w:t>
-      </w:r>
-    </w:p>
-    <w:p>
-      <w:pPr>
-        <w:pStyle w:val="3it31bullets"/>
-      </w:pPr>
-      <w:r>
-        <w:t>Gamma: ~₹13,999.</w:t>
-      </w:r>
-    </w:p>
-    <w:p>
-      <w:pPr>
-        <w:pStyle w:val="3it31bullets"/>
-      </w:pPr>
-      <w:r>
-        <w:t>Software suite: ~₹38,400.</w:t>
-      </w:r>
-    </w:p>
-    <w:p>
-      <w:pPr>
-        <w:pStyle w:val="3it31bullets"/>
-      </w:pPr>
-      <w:r>
-        <w:t>Prices vary with features, cloud plans, and integrations</w:t>
+        <w:t>Approach</w:t>
+      </w:r>
+      <w:r>
+        <w:t xml:space="preserve">: SalaryBox uses AI-powered face recognition devices and mobile apps to capture employee attendance via live face scans, QR codes, selfie/GPS check-ins, and cloud sync. Facial templates are stored securely, and devices push </w:t>
+      </w:r>
+      <w:r>
+        <w:lastRenderedPageBreak/>
+        <w:t>attendance to SalaryBox cloud/HRMS. It supports mask detection, mobile punch-ins, and real-time reporting with payroll integration.</w:t>
       </w:r>
     </w:p>
     <w:p>
@@ -2204,29 +1915,11 @@
           <w:b/>
           <w:bCs/>
         </w:rPr>
-        <w:t>Comparison with Our Solution</w:t>
-      </w:r>
-      <w:r>
-        <w:t xml:space="preserve">: </w:t>
-      </w:r>
-      <w:proofErr w:type="spellStart"/>
-      <w:r>
-        <w:t>SalaryBox</w:t>
-      </w:r>
-      <w:proofErr w:type="spellEnd"/>
-      <w:r>
-        <w:t xml:space="preserve"> bundles AI face recognition hardware and mobile/cloud attendance with payroll, QR and GPS check-ins, and mask detection, but relies on proprietary cloud and prebuilt HRMS integrations. Our system adds secure facial encodings, deeper anti-spoofing (blink/reflection), QR-based GPS verification with proximity logic, and a centralized database tailored to academic attendance and proxy reduction.</w:t>
-      </w:r>
-    </w:p>
-    <w:p>
-      <w:pPr>
-        <w:pStyle w:val="3it31heading3new"/>
-      </w:pPr>
-      <w:proofErr w:type="spellStart"/>
-      <w:r>
-        <w:t>ZKTeco</w:t>
-      </w:r>
-      <w:proofErr w:type="spellEnd"/>
+        <w:t>Tech Stack</w:t>
+      </w:r>
+      <w:r>
+        <w:t>: AI face recognition algorithms (embedded/cloud), Wi-Fi, LAN, USB connectivity, Cloud attendance &amp; mobile app integration, Database/cloud backend (AWS)</w:t>
+      </w:r>
     </w:p>
     <w:p>
       <w:pPr>
@@ -2237,18 +1930,10 @@
           <w:b/>
           <w:bCs/>
         </w:rPr>
-        <w:t>Company Background &amp; Establishment</w:t>
-      </w:r>
-      <w:r>
-        <w:t xml:space="preserve">: </w:t>
-      </w:r>
-      <w:proofErr w:type="spellStart"/>
-      <w:r>
-        <w:t>ZKTeco</w:t>
-      </w:r>
-      <w:proofErr w:type="spellEnd"/>
-      <w:r>
-        <w:t xml:space="preserve"> is a global biometric and security tech company providing attendance, access control, and identity verification solutions across 100+ countries. Known for diversified biometric products (face, fingerprint, card), the brand focuses on enterprise-grade workforce management, integrating attendance hardware with software tools and optional cloud/mobile interfaces.</w:t>
+        <w:t>Dataset used</w:t>
+      </w:r>
+      <w:r>
+        <w:t>: Proprietary enrolled user face templates per organisation, Face data stored securely in cloud for recognition, Dynamic adaptation for lighting, masks, and angles.</w:t>
       </w:r>
     </w:p>
     <w:p>
@@ -2260,6 +1945,170 @@
           <w:b/>
           <w:bCs/>
         </w:rPr>
+        <w:t>Product Specifications</w:t>
+      </w:r>
+      <w:r>
+        <w:t>:</w:t>
+      </w:r>
+    </w:p>
+    <w:p>
+      <w:pPr>
+        <w:pStyle w:val="3it31bullets"/>
+        <w:numPr>
+          <w:ilvl w:val="1"/>
+          <w:numId w:val="10"/>
+        </w:numPr>
+      </w:pPr>
+      <w:r>
+        <w:t>SalaryBox FaceScan Pro – AI face recognition with Wi-Fi, mask detection.</w:t>
+      </w:r>
+    </w:p>
+    <w:p>
+      <w:pPr>
+        <w:pStyle w:val="3it31bullets"/>
+        <w:numPr>
+          <w:ilvl w:val="1"/>
+          <w:numId w:val="10"/>
+        </w:numPr>
+      </w:pPr>
+      <w:r>
+        <w:t>SalaryBox Gamma – Face recognition machine with 4.8″ TFT screen and cloud connectivity.</w:t>
+      </w:r>
+    </w:p>
+    <w:p>
+      <w:pPr>
+        <w:pStyle w:val="3it31bullets"/>
+        <w:numPr>
+          <w:ilvl w:val="1"/>
+          <w:numId w:val="10"/>
+        </w:numPr>
+      </w:pPr>
+      <w:r>
+        <w:t>Cloud/mobile attendance software Employee Smart Attendance, Live Tracking &amp; Payroll Software – Web/mobile attendance/payslips integration.</w:t>
+      </w:r>
+    </w:p>
+    <w:p>
+      <w:pPr>
+        <w:pStyle w:val="3it31bullets"/>
+        <w:numPr>
+          <w:ilvl w:val="1"/>
+          <w:numId w:val="10"/>
+        </w:numPr>
+      </w:pPr>
+      <w:r>
+        <w:t>Screen sizes: ~4.8″ on advanced hardware models.</w:t>
+      </w:r>
+    </w:p>
+    <w:p>
+      <w:pPr>
+        <w:pStyle w:val="3it31bullets"/>
+      </w:pPr>
+      <w:r>
+        <w:rPr>
+          <w:b/>
+          <w:bCs/>
+        </w:rPr>
+        <w:t>Market Price</w:t>
+      </w:r>
+      <w:r>
+        <w:t>:</w:t>
+      </w:r>
+    </w:p>
+    <w:p>
+      <w:pPr>
+        <w:pStyle w:val="3it31bullets"/>
+        <w:numPr>
+          <w:ilvl w:val="1"/>
+          <w:numId w:val="10"/>
+        </w:numPr>
+      </w:pPr>
+      <w:r>
+        <w:t>FaceScan Pro: ~₹9,990.</w:t>
+      </w:r>
+    </w:p>
+    <w:p>
+      <w:pPr>
+        <w:pStyle w:val="3it31bullets"/>
+        <w:numPr>
+          <w:ilvl w:val="1"/>
+          <w:numId w:val="10"/>
+        </w:numPr>
+      </w:pPr>
+      <w:r>
+        <w:t>Gamma: ~₹13,999.</w:t>
+      </w:r>
+    </w:p>
+    <w:p>
+      <w:pPr>
+        <w:pStyle w:val="3it31bullets"/>
+        <w:numPr>
+          <w:ilvl w:val="1"/>
+          <w:numId w:val="10"/>
+        </w:numPr>
+      </w:pPr>
+      <w:r>
+        <w:t>Software suite: ~₹38,400.</w:t>
+      </w:r>
+    </w:p>
+    <w:p>
+      <w:pPr>
+        <w:pStyle w:val="3it31bullets"/>
+        <w:numPr>
+          <w:ilvl w:val="1"/>
+          <w:numId w:val="10"/>
+        </w:numPr>
+      </w:pPr>
+      <w:r>
+        <w:t>Prices vary with features, cloud plans, and integrations</w:t>
+      </w:r>
+    </w:p>
+    <w:p>
+      <w:pPr>
+        <w:pStyle w:val="3it31bullets"/>
+      </w:pPr>
+      <w:r>
+        <w:rPr>
+          <w:b/>
+          <w:bCs/>
+        </w:rPr>
+        <w:t>Comparison with Our Solution</w:t>
+      </w:r>
+      <w:r>
+        <w:t>: SalaryBox bundles AI face recognition hardware and mobile/cloud attendance with payroll, QR and GPS check-ins, and mask detection, but relies on proprietary cloud and prebuilt HRMS integrations. Our system adds secure facial encodings, deeper anti-spoofing (blink/reflection), QR-based GPS verification with proximity logic, and a centralized database tailored to academic attendance and proxy reduction.</w:t>
+      </w:r>
+    </w:p>
+    <w:p>
+      <w:pPr>
+        <w:pStyle w:val="3it31heading3new"/>
+      </w:pPr>
+      <w:r>
+        <w:t>ZKTeco</w:t>
+      </w:r>
+    </w:p>
+    <w:p>
+      <w:pPr>
+        <w:pStyle w:val="3it31bullets"/>
+      </w:pPr>
+      <w:r>
+        <w:rPr>
+          <w:b/>
+          <w:bCs/>
+        </w:rPr>
+        <w:t>Company Background &amp; Establishment</w:t>
+      </w:r>
+      <w:r>
+        <w:t>: ZKTeco is a global biometric and security tech company providing attendance, access control, and identity verification solutions across 100+ countries. Known for diversified biometric products (face, fingerprint, card), the brand focuses on enterprise-grade workforce management, integrating attendance hardware with software tools and optional cloud/mobile interfaces.</w:t>
+      </w:r>
+    </w:p>
+    <w:p>
+      <w:pPr>
+        <w:pStyle w:val="3it31bullets"/>
+      </w:pPr>
+      <w:r>
+        <w:rPr>
+          <w:b/>
+          <w:bCs/>
+        </w:rPr>
         <w:lastRenderedPageBreak/>
         <w:t xml:space="preserve">Implementation </w:t>
       </w:r>
@@ -2271,31 +2120,7 @@
         <w:t>Approach</w:t>
       </w:r>
       <w:r>
-        <w:t xml:space="preserve">: </w:t>
-      </w:r>
-      <w:proofErr w:type="spellStart"/>
-      <w:r>
-        <w:t>ZKTeco</w:t>
-      </w:r>
-      <w:proofErr w:type="spellEnd"/>
-      <w:r>
-        <w:t xml:space="preserve"> devices capture faces using visible-light or infrared cameras and run built-in algorithms like </w:t>
-      </w:r>
-      <w:proofErr w:type="spellStart"/>
-      <w:r>
-        <w:t>ZKFace</w:t>
-      </w:r>
-      <w:proofErr w:type="spellEnd"/>
-      <w:r>
-        <w:t xml:space="preserve"> to authenticate users against stored templates. They support multimodal recognition (face, fingerprint, card, </w:t>
-      </w:r>
-      <w:proofErr w:type="gramStart"/>
-      <w:r>
-        <w:t>password</w:t>
-      </w:r>
-      <w:proofErr w:type="gramEnd"/>
-      <w:r>
-        <w:t>) and communicate via TCP/IP, Wi-Fi, or USB with on-device or cloud/PC attendance software, logging timestamps and exportable records for HR/payroll systems.</w:t>
+        <w:t>: ZKTeco devices capture faces using visible-light or infrared cameras and run built-in algorithms like ZKFace to authenticate users against stored templates. They support multimodal recognition (face, fingerprint, card, password) and communicate via TCP/IP, Wi-Fi, or USB with on-device or cloud/PC attendance software, logging timestamps and exportable records for HR/payroll systems.</w:t>
       </w:r>
     </w:p>
     <w:p>
@@ -2310,15 +2135,7 @@
         <w:t>Tech Stack</w:t>
       </w:r>
       <w:r>
-        <w:t xml:space="preserve">: Embedded Linux/firmware, </w:t>
-      </w:r>
-      <w:proofErr w:type="spellStart"/>
-      <w:r>
-        <w:t>ZKFace</w:t>
-      </w:r>
-      <w:proofErr w:type="spellEnd"/>
-      <w:r>
-        <w:t xml:space="preserve"> recognition algorithms, TCP/IP, Wi-Fi communication, , On-device cameras &amp; touch UI, Optional integration SDKs/attendance software</w:t>
+        <w:t>: Embedded Linux/firmware, ZKFace recognition algorithms, TCP/IP, Wi-Fi communication, , On-device cameras &amp; touch UI, Optional integration SDKs/attendance software</w:t>
       </w:r>
     </w:p>
     <w:p>
@@ -2341,152 +2158,128 @@
         <w:pStyle w:val="3it31bullets"/>
       </w:pPr>
       <w:r>
-        <w:t>Product Specifications</w:t>
-      </w:r>
-      <w:r>
-        <w:t>:</w:t>
-      </w:r>
-    </w:p>
-    <w:p>
-      <w:pPr>
-        <w:pStyle w:val="3it31bullets"/>
-      </w:pPr>
-      <w:proofErr w:type="spellStart"/>
-      <w:r>
-        <w:t>ZKTeco</w:t>
-      </w:r>
-      <w:proofErr w:type="spellEnd"/>
-      <w:r>
-        <w:t xml:space="preserve"> </w:t>
-      </w:r>
-      <w:proofErr w:type="spellStart"/>
-      <w:r>
-        <w:t>MiniTA</w:t>
-      </w:r>
-      <w:proofErr w:type="spellEnd"/>
-      <w:r>
-        <w:t xml:space="preserve"> </w:t>
-      </w:r>
-      <w:proofErr w:type="spellStart"/>
-      <w:r>
-        <w:t>Touchless</w:t>
-      </w:r>
-      <w:proofErr w:type="spellEnd"/>
-      <w:r>
-        <w:t xml:space="preserve"> Face Recognition Attendance &amp; Access – Compact face attendance (~face-only units)</w:t>
-      </w:r>
-    </w:p>
-    <w:p>
-      <w:pPr>
-        <w:pStyle w:val="3it31bullets"/>
-      </w:pPr>
-      <w:proofErr w:type="spellStart"/>
-      <w:r>
-        <w:t>ZKTeco</w:t>
-      </w:r>
-      <w:proofErr w:type="spellEnd"/>
-      <w:r>
-        <w:t xml:space="preserve"> </w:t>
-      </w:r>
-      <w:proofErr w:type="spellStart"/>
-      <w:r>
-        <w:t>Touchless</w:t>
-      </w:r>
-      <w:proofErr w:type="spellEnd"/>
-      <w:r>
-        <w:t xml:space="preserve"> Face Multi-Biometric Time Attendance &amp; Access – Face + fingerprint + card + battery backup</w:t>
-      </w:r>
-    </w:p>
-    <w:p>
-      <w:pPr>
-        <w:pStyle w:val="3it31bullets"/>
-      </w:pPr>
-      <w:proofErr w:type="spellStart"/>
-      <w:r>
-        <w:t>ZKTeco</w:t>
-      </w:r>
-      <w:proofErr w:type="spellEnd"/>
-      <w:r>
-        <w:t xml:space="preserve"> MB360: Face, Finger, and RFID Time Attendance &amp; Access – Larger capacity multimodal unit</w:t>
-      </w:r>
-    </w:p>
-    <w:p>
-      <w:pPr>
-        <w:pStyle w:val="3it31bullets"/>
-      </w:pPr>
-      <w:proofErr w:type="spellStart"/>
-      <w:r>
-        <w:t>ZKTeco</w:t>
-      </w:r>
-      <w:proofErr w:type="spellEnd"/>
-      <w:r>
-        <w:t xml:space="preserve"> Face Attendance Machine with Access Control Functions – Mid-range face + RFID mix, Screen sizes typically 2.4″–4.3″ touch/LCD depending on model.</w:t>
-      </w:r>
-    </w:p>
-    <w:p>
-      <w:pPr>
-        <w:pStyle w:val="3it31bullets"/>
-      </w:pPr>
-      <w:r>
-        <w:t>Market Price</w:t>
-      </w:r>
-      <w:r>
-        <w:t>:</w:t>
-      </w:r>
-    </w:p>
-    <w:p>
-      <w:pPr>
-        <w:pStyle w:val="3it31bullets"/>
-      </w:pPr>
-      <w:r>
-        <w:t>Entry-level facial units: ~₹7,000–₹9,000</w:t>
-      </w:r>
-    </w:p>
-    <w:p>
-      <w:pPr>
-        <w:pStyle w:val="3it31bullets"/>
-      </w:pPr>
-      <w:r>
-        <w:t>Mid-range multimodal devices: ~₹12,000–₹18,000</w:t>
-      </w:r>
-    </w:p>
-    <w:p>
-      <w:pPr>
-        <w:pStyle w:val="3it31bullets"/>
-      </w:pPr>
-      <w:r>
-        <w:t>Prices vary by reseller, model features, and capacities.</w:t>
-      </w:r>
-    </w:p>
-    <w:p>
-      <w:pPr>
-        <w:pStyle w:val="3it31bullets"/>
-      </w:pPr>
-      <w:r>
         <w:rPr>
           <w:b/>
           <w:bCs/>
         </w:rPr>
+        <w:t>Product Specifications</w:t>
+      </w:r>
+      <w:r>
+        <w:t>:</w:t>
+      </w:r>
+    </w:p>
+    <w:p>
+      <w:pPr>
+        <w:pStyle w:val="3it31bullets"/>
+        <w:numPr>
+          <w:ilvl w:val="1"/>
+          <w:numId w:val="10"/>
+        </w:numPr>
+      </w:pPr>
+      <w:r>
+        <w:t>ZKTeco MiniTA Touchless Face Recognition Attendance &amp; Access – Compact face attendance (~face-only units)</w:t>
+      </w:r>
+    </w:p>
+    <w:p>
+      <w:pPr>
+        <w:pStyle w:val="3it31bullets"/>
+        <w:numPr>
+          <w:ilvl w:val="1"/>
+          <w:numId w:val="10"/>
+        </w:numPr>
+      </w:pPr>
+      <w:r>
+        <w:t>ZKTeco Touchless Face Multi-Biometric Time Attendance &amp; Access – Face + fingerprint + card + battery backup</w:t>
+      </w:r>
+    </w:p>
+    <w:p>
+      <w:pPr>
+        <w:pStyle w:val="3it31bullets"/>
+        <w:numPr>
+          <w:ilvl w:val="1"/>
+          <w:numId w:val="10"/>
+        </w:numPr>
+      </w:pPr>
+      <w:r>
+        <w:t>ZKTeco MB360: Face, Finger, and RFID Time Attendance &amp; Access – Larger capacity multimodal unit</w:t>
+      </w:r>
+    </w:p>
+    <w:p>
+      <w:pPr>
+        <w:pStyle w:val="3it31bullets"/>
+        <w:numPr>
+          <w:ilvl w:val="1"/>
+          <w:numId w:val="10"/>
+        </w:numPr>
+      </w:pPr>
+      <w:r>
+        <w:t>ZKTeco Face Attendance Machine with Access Control Functions – Mid-range face + RFID mix, Screen sizes typically 2.4″–4.3″ touch/LCD depending on model.</w:t>
+      </w:r>
+    </w:p>
+    <w:p>
+      <w:pPr>
+        <w:pStyle w:val="3it31bullets"/>
+      </w:pPr>
+      <w:r>
+        <w:rPr>
+          <w:b/>
+          <w:bCs/>
+        </w:rPr>
+        <w:t>Market Price</w:t>
+      </w:r>
+      <w:r>
+        <w:t>:</w:t>
+      </w:r>
+    </w:p>
+    <w:p>
+      <w:pPr>
+        <w:pStyle w:val="3it31bullets"/>
+        <w:numPr>
+          <w:ilvl w:val="1"/>
+          <w:numId w:val="10"/>
+        </w:numPr>
+      </w:pPr>
+      <w:r>
+        <w:t>Entry-level facial units: ~₹7,000–₹9,000</w:t>
+      </w:r>
+    </w:p>
+    <w:p>
+      <w:pPr>
+        <w:pStyle w:val="3it31bullets"/>
+        <w:numPr>
+          <w:ilvl w:val="1"/>
+          <w:numId w:val="10"/>
+        </w:numPr>
+      </w:pPr>
+      <w:r>
+        <w:t>Mid-range multimodal devices: ~₹12,000–₹18,000</w:t>
+      </w:r>
+    </w:p>
+    <w:p>
+      <w:pPr>
+        <w:pStyle w:val="3it31bullets"/>
+        <w:numPr>
+          <w:ilvl w:val="1"/>
+          <w:numId w:val="10"/>
+        </w:numPr>
+      </w:pPr>
+      <w:r>
+        <w:t>Prices vary by reseller, model features, and capacities.</w:t>
+      </w:r>
+    </w:p>
+    <w:p>
+      <w:pPr>
+        <w:pStyle w:val="3it31bullets"/>
+      </w:pPr>
+      <w:r>
+        <w:rPr>
+          <w:b/>
+          <w:bCs/>
+        </w:rPr>
         <w:t>Comparison with Our Solution</w:t>
       </w:r>
       <w:r>
-        <w:t xml:space="preserve">: </w:t>
-      </w:r>
-      <w:proofErr w:type="spellStart"/>
-      <w:r>
-        <w:t>ZKTeco</w:t>
-      </w:r>
-      <w:proofErr w:type="spellEnd"/>
-      <w:r>
-        <w:t xml:space="preserve"> products offer ready-</w:t>
-      </w:r>
-      <w:proofErr w:type="spellStart"/>
-      <w:r>
-        <w:t>touse</w:t>
-      </w:r>
-      <w:proofErr w:type="spellEnd"/>
-      <w:r>
-        <w:t xml:space="preserve"> facial attendance with multimodal biometrics, local logs, and integration options, but they rely on preinstalled firmware recognition without dynamic QR/GPS check-ins or customized anti-spoofing (blink/reflection) logic. Our system adds secure facial encodings, QR-based GPS verification, enhanced spoof checks, and centralized attendance storage tailored for campus proxy reduction and real-time analytics.</w:t>
+        <w:t>: ZKTeco products offer ready-touse facial attendance with multimodal biometrics, local logs, and integration options, but they rely on preinstalled firmware recognition without dynamic QR/GPS check-ins or customized anti-spoofing (blink/reflection) logic. Our system adds secure facial encodings, QR-based GPS verification, enhanced spoof checks, and centralized attendance storage tailored for campus proxy reduction and real-time analytics.</w:t>
       </w:r>
     </w:p>
     <w:p>
@@ -2551,14 +2344,6 @@
         <w:pStyle w:val="3it31bullets"/>
       </w:pPr>
       <w:r>
-        <w:t>The project uses open-source software and libraries.</w:t>
-      </w:r>
-    </w:p>
-    <w:p>
-      <w:pPr>
-        <w:pStyle w:val="3it31bullets"/>
-      </w:pPr>
-      <w:r>
         <w:t>Only basic hardware is required.</w:t>
       </w:r>
     </w:p>
@@ -2576,14 +2361,6 @@
       </w:pPr>
       <w:r>
         <w:t>The system is easy to use and requires minimal user interaction.</w:t>
-      </w:r>
-    </w:p>
-    <w:p>
-      <w:pPr>
-        <w:pStyle w:val="3it31bullets"/>
-      </w:pPr>
-      <w:r>
-        <w:t>Attendance is automatically recorded without manual effort.</w:t>
       </w:r>
     </w:p>
     <w:p>
@@ -3626,21 +3403,21 @@
     <w:p>
       <w:pPr>
         <w:pStyle w:val="3it31bullets"/>
+      </w:pPr>
+      <w:r>
+        <w:t>23IT435</w:t>
+      </w:r>
+    </w:p>
+    <w:p>
+      <w:pPr>
+        <w:pStyle w:val="3it31bullets"/>
         <w:numPr>
           <w:ilvl w:val="1"/>
           <w:numId w:val="10"/>
         </w:numPr>
       </w:pPr>
       <w:r>
-        <w:t>Anti-spoofing feature implementation</w:t>
-      </w:r>
-    </w:p>
-    <w:p>
-      <w:pPr>
-        <w:pStyle w:val="3it31bullets"/>
-      </w:pPr>
-      <w:r>
-        <w:t>23IT435</w:t>
+        <w:t>Documentation preparation</w:t>
       </w:r>
     </w:p>
     <w:p>
@@ -3652,7 +3429,7 @@
         </w:numPr>
       </w:pPr>
       <w:r>
-        <w:t>Documentation preparation</w:t>
+        <w:t>Camera handling and UI feedback</w:t>
       </w:r>
     </w:p>
     <w:p>
@@ -3664,7 +3441,7 @@
         </w:numPr>
       </w:pPr>
       <w:r>
-        <w:t>Camera handling and UI feedback</w:t>
+        <w:t>Attendance database handling</w:t>
       </w:r>
     </w:p>
     <w:p>
@@ -3676,7 +3453,7 @@
         </w:numPr>
       </w:pPr>
       <w:r>
-        <w:t>Attendance database handling</w:t>
+        <w:t>Error handling and validation</w:t>
       </w:r>
     </w:p>
     <w:p>
@@ -3687,20 +3464,6 @@
           <w:numId w:val="10"/>
         </w:numPr>
       </w:pPr>
-      <w:r>
-        <w:t>Error handling and validation</w:t>
-      </w:r>
-    </w:p>
-    <w:p>
-      <w:pPr>
-        <w:pStyle w:val="3it31bullets"/>
-        <w:numPr>
-          <w:ilvl w:val="1"/>
-          <w:numId w:val="10"/>
-        </w:numPr>
-      </w:pPr>
-      <w:bookmarkStart w:id="0" w:name="_GoBack"/>
-      <w:bookmarkEnd w:id="0"/>
       <w:r>
         <w:t>System testing and debugging</w:t>
       </w:r>
@@ -3725,7 +3488,7 @@
 </file>
 
 <file path=word/endnotes.xml><?xml version="1.0" encoding="utf-8"?>
-<w:endnotes xmlns:wpc="http://schemas.microsoft.com/office/word/2010/wordprocessingCanvas" xmlns:mc="http://schemas.openxmlformats.org/markup-compatibility/2006" xmlns:o="urn:schemas-microsoft-com:office:office" xmlns:r="http://schemas.openxmlformats.org/officeDocument/2006/relationships" xmlns:m="http://schemas.openxmlformats.org/officeDocument/2006/math" xmlns:v="urn:schemas-microsoft-com:vml" xmlns:wp14="http://schemas.microsoft.com/office/word/2010/wordprocessingDrawing" xmlns:wp="http://schemas.openxmlformats.org/drawingml/2006/wordprocessingDrawing" xmlns:w10="urn:schemas-microsoft-com:office:word" xmlns:w="http://schemas.openxmlformats.org/wordprocessingml/2006/main" xmlns:w14="http://schemas.microsoft.com/office/word/2010/wordml" xmlns:w15="http://schemas.microsoft.com/office/word/2012/wordml" xmlns:wpg="http://schemas.microsoft.com/office/word/2010/wordprocessingGroup" xmlns:wpi="http://schemas.microsoft.com/office/word/2010/wordprocessingInk" xmlns:wne="http://schemas.microsoft.com/office/word/2006/wordml" xmlns:wps="http://schemas.microsoft.com/office/word/2010/wordprocessingShape" mc:Ignorable="w14 w15 wp14">
+<w:endnotes xmlns:wpc="http://schemas.microsoft.com/office/word/2010/wordprocessingCanvas" xmlns:cx="http://schemas.microsoft.com/office/drawing/2014/chartex" xmlns:cx1="http://schemas.microsoft.com/office/drawing/2015/9/8/chartex" xmlns:cx2="http://schemas.microsoft.com/office/drawing/2015/10/21/chartex" xmlns:cx3="http://schemas.microsoft.com/office/drawing/2016/5/9/chartex" xmlns:cx4="http://schemas.microsoft.com/office/drawing/2016/5/10/chartex" xmlns:cx5="http://schemas.microsoft.com/office/drawing/2016/5/11/chartex" xmlns:cx6="http://schemas.microsoft.com/office/drawing/2016/5/12/chartex" xmlns:cx7="http://schemas.microsoft.com/office/drawing/2016/5/13/chartex" xmlns:cx8="http://schemas.microsoft.com/office/drawing/2016/5/14/chartex" xmlns:mc="http://schemas.openxmlformats.org/markup-compatibility/2006" xmlns:aink="http://schemas.microsoft.com/office/drawing/2016/ink" xmlns:am3d="http://schemas.microsoft.com/office/drawing/2017/model3d" xmlns:o="urn:schemas-microsoft-com:office:office" xmlns:oel="http://schemas.microsoft.com/office/2019/extlst" xmlns:r="http://schemas.openxmlformats.org/officeDocument/2006/relationships" xmlns:m="http://schemas.openxmlformats.org/officeDocument/2006/math" xmlns:v="urn:schemas-microsoft-com:vml" xmlns:wp14="http://schemas.microsoft.com/office/word/2010/wordprocessingDrawing" xmlns:wp="http://schemas.openxmlformats.org/drawingml/2006/wordprocessingDrawing" xmlns:w10="urn:schemas-microsoft-com:office:word" xmlns:w="http://schemas.openxmlformats.org/wordprocessingml/2006/main" xmlns:w14="http://schemas.microsoft.com/office/word/2010/wordml" xmlns:w15="http://schemas.microsoft.com/office/word/2012/wordml" xmlns:w16cex="http://schemas.microsoft.com/office/word/2018/wordml/cex" xmlns:w16cid="http://schemas.microsoft.com/office/word/2016/wordml/cid" xmlns:w16="http://schemas.microsoft.com/office/word/2018/wordml" xmlns:w16du="http://schemas.microsoft.com/office/word/2023/wordml/word16du" xmlns:w16sdtdh="http://schemas.microsoft.com/office/word/2020/wordml/sdtdatahash" xmlns:w16sdtfl="http://schemas.microsoft.com/office/word/2024/wordml/sdtformatlock" xmlns:w16se="http://schemas.microsoft.com/office/word/2015/wordml/symex" xmlns:wpg="http://schemas.microsoft.com/office/word/2010/wordprocessingGroup" xmlns:wpi="http://schemas.microsoft.com/office/word/2010/wordprocessingInk" xmlns:wne="http://schemas.microsoft.com/office/word/2006/wordml" xmlns:wps="http://schemas.microsoft.com/office/word/2010/wordprocessingShape" mc:Ignorable="w14 w15 w16se w16cid w16 w16cex w16sdtdh w16sdtfl w16du wp14">
   <w:endnote w:type="separator" w:id="-1">
     <w:p>
       <w:pPr>
@@ -3750,7 +3513,7 @@
 </file>
 
 <file path=word/footer1.xml><?xml version="1.0" encoding="utf-8"?>
-<w:ftr xmlns:wpc="http://schemas.microsoft.com/office/word/2010/wordprocessingCanvas" xmlns:mc="http://schemas.openxmlformats.org/markup-compatibility/2006" xmlns:o="urn:schemas-microsoft-com:office:office" xmlns:r="http://schemas.openxmlformats.org/officeDocument/2006/relationships" xmlns:m="http://schemas.openxmlformats.org/officeDocument/2006/math" xmlns:v="urn:schemas-microsoft-com:vml" xmlns:wp14="http://schemas.microsoft.com/office/word/2010/wordprocessingDrawing" xmlns:wp="http://schemas.openxmlformats.org/drawingml/2006/wordprocessingDrawing" xmlns:w10="urn:schemas-microsoft-com:office:word" xmlns:w="http://schemas.openxmlformats.org/wordprocessingml/2006/main" xmlns:w14="http://schemas.microsoft.com/office/word/2010/wordml" xmlns:w15="http://schemas.microsoft.com/office/word/2012/wordml" xmlns:wpg="http://schemas.microsoft.com/office/word/2010/wordprocessingGroup" xmlns:wpi="http://schemas.microsoft.com/office/word/2010/wordprocessingInk" xmlns:wne="http://schemas.microsoft.com/office/word/2006/wordml" xmlns:wps="http://schemas.microsoft.com/office/word/2010/wordprocessingShape" mc:Ignorable="w14 w15 wp14">
+<w:ftr xmlns:wpc="http://schemas.microsoft.com/office/word/2010/wordprocessingCanvas" xmlns:cx="http://schemas.microsoft.com/office/drawing/2014/chartex" xmlns:cx1="http://schemas.microsoft.com/office/drawing/2015/9/8/chartex" xmlns:cx2="http://schemas.microsoft.com/office/drawing/2015/10/21/chartex" xmlns:cx3="http://schemas.microsoft.com/office/drawing/2016/5/9/chartex" xmlns:cx4="http://schemas.microsoft.com/office/drawing/2016/5/10/chartex" xmlns:cx5="http://schemas.microsoft.com/office/drawing/2016/5/11/chartex" xmlns:cx6="http://schemas.microsoft.com/office/drawing/2016/5/12/chartex" xmlns:cx7="http://schemas.microsoft.com/office/drawing/2016/5/13/chartex" xmlns:cx8="http://schemas.microsoft.com/office/drawing/2016/5/14/chartex" xmlns:mc="http://schemas.openxmlformats.org/markup-compatibility/2006" xmlns:aink="http://schemas.microsoft.com/office/drawing/2016/ink" xmlns:am3d="http://schemas.microsoft.com/office/drawing/2017/model3d" xmlns:o="urn:schemas-microsoft-com:office:office" xmlns:oel="http://schemas.microsoft.com/office/2019/extlst" xmlns:r="http://schemas.openxmlformats.org/officeDocument/2006/relationships" xmlns:m="http://schemas.openxmlformats.org/officeDocument/2006/math" xmlns:v="urn:schemas-microsoft-com:vml" xmlns:wp14="http://schemas.microsoft.com/office/word/2010/wordprocessingDrawing" xmlns:wp="http://schemas.openxmlformats.org/drawingml/2006/wordprocessingDrawing" xmlns:w10="urn:schemas-microsoft-com:office:word" xmlns:w="http://schemas.openxmlformats.org/wordprocessingml/2006/main" xmlns:w14="http://schemas.microsoft.com/office/word/2010/wordml" xmlns:w15="http://schemas.microsoft.com/office/word/2012/wordml" xmlns:w16cex="http://schemas.microsoft.com/office/word/2018/wordml/cex" xmlns:w16cid="http://schemas.microsoft.com/office/word/2016/wordml/cid" xmlns:w16="http://schemas.microsoft.com/office/word/2018/wordml" xmlns:w16du="http://schemas.microsoft.com/office/word/2023/wordml/word16du" xmlns:w16sdtdh="http://schemas.microsoft.com/office/word/2020/wordml/sdtdatahash" xmlns:w16sdtfl="http://schemas.microsoft.com/office/word/2024/wordml/sdtformatlock" xmlns:w16se="http://schemas.microsoft.com/office/word/2015/wordml/symex" xmlns:wpg="http://schemas.microsoft.com/office/word/2010/wordprocessingGroup" xmlns:wpi="http://schemas.microsoft.com/office/word/2010/wordprocessingInk" xmlns:wne="http://schemas.microsoft.com/office/word/2006/wordml" xmlns:wps="http://schemas.microsoft.com/office/word/2010/wordprocessingShape" mc:Ignorable="w14 w15 w16se w16cid w16 w16cex w16sdtdh w16sdtfl w16du wp14">
   <w:p>
     <w:pPr>
       <w:pStyle w:val="Footer"/>
@@ -3807,7 +3570,7 @@
 </file>
 
 <file path=word/footnotes.xml><?xml version="1.0" encoding="utf-8"?>
-<w:footnotes xmlns:wpc="http://schemas.microsoft.com/office/word/2010/wordprocessingCanvas" xmlns:mc="http://schemas.openxmlformats.org/markup-compatibility/2006" xmlns:o="urn:schemas-microsoft-com:office:office" xmlns:r="http://schemas.openxmlformats.org/officeDocument/2006/relationships" xmlns:m="http://schemas.openxmlformats.org/officeDocument/2006/math" xmlns:v="urn:schemas-microsoft-com:vml" xmlns:wp14="http://schemas.microsoft.com/office/word/2010/wordprocessingDrawing" xmlns:wp="http://schemas.openxmlformats.org/drawingml/2006/wordprocessingDrawing" xmlns:w10="urn:schemas-microsoft-com:office:word" xmlns:w="http://schemas.openxmlformats.org/wordprocessingml/2006/main" xmlns:w14="http://schemas.microsoft.com/office/word/2010/wordml" xmlns:w15="http://schemas.microsoft.com/office/word/2012/wordml" xmlns:wpg="http://schemas.microsoft.com/office/word/2010/wordprocessingGroup" xmlns:wpi="http://schemas.microsoft.com/office/word/2010/wordprocessingInk" xmlns:wne="http://schemas.microsoft.com/office/word/2006/wordml" xmlns:wps="http://schemas.microsoft.com/office/word/2010/wordprocessingShape" mc:Ignorable="w14 w15 wp14">
+<w:footnotes xmlns:wpc="http://schemas.microsoft.com/office/word/2010/wordprocessingCanvas" xmlns:cx="http://schemas.microsoft.com/office/drawing/2014/chartex" xmlns:cx1="http://schemas.microsoft.com/office/drawing/2015/9/8/chartex" xmlns:cx2="http://schemas.microsoft.com/office/drawing/2015/10/21/chartex" xmlns:cx3="http://schemas.microsoft.com/office/drawing/2016/5/9/chartex" xmlns:cx4="http://schemas.microsoft.com/office/drawing/2016/5/10/chartex" xmlns:cx5="http://schemas.microsoft.com/office/drawing/2016/5/11/chartex" xmlns:cx6="http://schemas.microsoft.com/office/drawing/2016/5/12/chartex" xmlns:cx7="http://schemas.microsoft.com/office/drawing/2016/5/13/chartex" xmlns:cx8="http://schemas.microsoft.com/office/drawing/2016/5/14/chartex" xmlns:mc="http://schemas.openxmlformats.org/markup-compatibility/2006" xmlns:aink="http://schemas.microsoft.com/office/drawing/2016/ink" xmlns:am3d="http://schemas.microsoft.com/office/drawing/2017/model3d" xmlns:o="urn:schemas-microsoft-com:office:office" xmlns:oel="http://schemas.microsoft.com/office/2019/extlst" xmlns:r="http://schemas.openxmlformats.org/officeDocument/2006/relationships" xmlns:m="http://schemas.openxmlformats.org/officeDocument/2006/math" xmlns:v="urn:schemas-microsoft-com:vml" xmlns:wp14="http://schemas.microsoft.com/office/word/2010/wordprocessingDrawing" xmlns:wp="http://schemas.openxmlformats.org/drawingml/2006/wordprocessingDrawing" xmlns:w10="urn:schemas-microsoft-com:office:word" xmlns:w="http://schemas.openxmlformats.org/wordprocessingml/2006/main" xmlns:w14="http://schemas.microsoft.com/office/word/2010/wordml" xmlns:w15="http://schemas.microsoft.com/office/word/2012/wordml" xmlns:w16cex="http://schemas.microsoft.com/office/word/2018/wordml/cex" xmlns:w16cid="http://schemas.microsoft.com/office/word/2016/wordml/cid" xmlns:w16="http://schemas.microsoft.com/office/word/2018/wordml" xmlns:w16du="http://schemas.microsoft.com/office/word/2023/wordml/word16du" xmlns:w16sdtdh="http://schemas.microsoft.com/office/word/2020/wordml/sdtdatahash" xmlns:w16sdtfl="http://schemas.microsoft.com/office/word/2024/wordml/sdtformatlock" xmlns:w16se="http://schemas.microsoft.com/office/word/2015/wordml/symex" xmlns:wpg="http://schemas.microsoft.com/office/word/2010/wordprocessingGroup" xmlns:wpi="http://schemas.microsoft.com/office/word/2010/wordprocessingInk" xmlns:wne="http://schemas.microsoft.com/office/word/2006/wordml" xmlns:wps="http://schemas.microsoft.com/office/word/2010/wordprocessingShape" mc:Ignorable="w14 w15 w16se w16cid w16 w16cex w16sdtdh w16sdtfl w16du wp14">
   <w:footnote w:type="separator" w:id="-1">
     <w:p>
       <w:pPr>
@@ -3832,7 +3595,7 @@
 </file>
 
 <file path=word/header1.xml><?xml version="1.0" encoding="utf-8"?>
-<w:hdr xmlns:wpc="http://schemas.microsoft.com/office/word/2010/wordprocessingCanvas" xmlns:mc="http://schemas.openxmlformats.org/markup-compatibility/2006" xmlns:o="urn:schemas-microsoft-com:office:office" xmlns:r="http://schemas.openxmlformats.org/officeDocument/2006/relationships" xmlns:m="http://schemas.openxmlformats.org/officeDocument/2006/math" xmlns:v="urn:schemas-microsoft-com:vml" xmlns:wp14="http://schemas.microsoft.com/office/word/2010/wordprocessingDrawing" xmlns:wp="http://schemas.openxmlformats.org/drawingml/2006/wordprocessingDrawing" xmlns:w10="urn:schemas-microsoft-com:office:word" xmlns:w="http://schemas.openxmlformats.org/wordprocessingml/2006/main" xmlns:w14="http://schemas.microsoft.com/office/word/2010/wordml" xmlns:w15="http://schemas.microsoft.com/office/word/2012/wordml" xmlns:wpg="http://schemas.microsoft.com/office/word/2010/wordprocessingGroup" xmlns:wpi="http://schemas.microsoft.com/office/word/2010/wordprocessingInk" xmlns:wne="http://schemas.microsoft.com/office/word/2006/wordml" xmlns:wps="http://schemas.microsoft.com/office/word/2010/wordprocessingShape" mc:Ignorable="w14 w15 wp14">
+<w:hdr xmlns:wpc="http://schemas.microsoft.com/office/word/2010/wordprocessingCanvas" xmlns:cx="http://schemas.microsoft.com/office/drawing/2014/chartex" xmlns:cx1="http://schemas.microsoft.com/office/drawing/2015/9/8/chartex" xmlns:cx2="http://schemas.microsoft.com/office/drawing/2015/10/21/chartex" xmlns:cx3="http://schemas.microsoft.com/office/drawing/2016/5/9/chartex" xmlns:cx4="http://schemas.microsoft.com/office/drawing/2016/5/10/chartex" xmlns:cx5="http://schemas.microsoft.com/office/drawing/2016/5/11/chartex" xmlns:cx6="http://schemas.microsoft.com/office/drawing/2016/5/12/chartex" xmlns:cx7="http://schemas.microsoft.com/office/drawing/2016/5/13/chartex" xmlns:cx8="http://schemas.microsoft.com/office/drawing/2016/5/14/chartex" xmlns:mc="http://schemas.openxmlformats.org/markup-compatibility/2006" xmlns:aink="http://schemas.microsoft.com/office/drawing/2016/ink" xmlns:am3d="http://schemas.microsoft.com/office/drawing/2017/model3d" xmlns:o="urn:schemas-microsoft-com:office:office" xmlns:oel="http://schemas.microsoft.com/office/2019/extlst" xmlns:r="http://schemas.openxmlformats.org/officeDocument/2006/relationships" xmlns:m="http://schemas.openxmlformats.org/officeDocument/2006/math" xmlns:v="urn:schemas-microsoft-com:vml" xmlns:wp14="http://schemas.microsoft.com/office/word/2010/wordprocessingDrawing" xmlns:wp="http://schemas.openxmlformats.org/drawingml/2006/wordprocessingDrawing" xmlns:w10="urn:schemas-microsoft-com:office:word" xmlns:w="http://schemas.openxmlformats.org/wordprocessingml/2006/main" xmlns:w14="http://schemas.microsoft.com/office/word/2010/wordml" xmlns:w15="http://schemas.microsoft.com/office/word/2012/wordml" xmlns:w16cex="http://schemas.microsoft.com/office/word/2018/wordml/cex" xmlns:w16cid="http://schemas.microsoft.com/office/word/2016/wordml/cid" xmlns:w16="http://schemas.microsoft.com/office/word/2018/wordml" xmlns:w16du="http://schemas.microsoft.com/office/word/2023/wordml/word16du" xmlns:w16sdtdh="http://schemas.microsoft.com/office/word/2020/wordml/sdtdatahash" xmlns:w16sdtfl="http://schemas.microsoft.com/office/word/2024/wordml/sdtformatlock" xmlns:w16se="http://schemas.microsoft.com/office/word/2015/wordml/symex" xmlns:wpg="http://schemas.microsoft.com/office/word/2010/wordprocessingGroup" xmlns:wpi="http://schemas.microsoft.com/office/word/2010/wordprocessingInk" xmlns:wne="http://schemas.microsoft.com/office/word/2006/wordml" xmlns:wps="http://schemas.microsoft.com/office/word/2010/wordprocessingShape" mc:Ignorable="w14 w15 w16se w16cid w16 w16cex w16sdtdh w16sdtfl w16du wp14">
   <w:p>
     <w:pPr>
       <w:pStyle w:val="Header"/>
@@ -3864,8 +3627,8 @@
 </file>
 
 <file path=word/numbering.xml><?xml version="1.0" encoding="utf-8"?>
-<w:numbering xmlns:wpc="http://schemas.microsoft.com/office/word/2010/wordprocessingCanvas" xmlns:mc="http://schemas.openxmlformats.org/markup-compatibility/2006" xmlns:o="urn:schemas-microsoft-com:office:office" xmlns:r="http://schemas.openxmlformats.org/officeDocument/2006/relationships" xmlns:m="http://schemas.openxmlformats.org/officeDocument/2006/math" xmlns:v="urn:schemas-microsoft-com:vml" xmlns:wp14="http://schemas.microsoft.com/office/word/2010/wordprocessingDrawing" xmlns:wp="http://schemas.openxmlformats.org/drawingml/2006/wordprocessingDrawing" xmlns:w10="urn:schemas-microsoft-com:office:word" xmlns:w="http://schemas.openxmlformats.org/wordprocessingml/2006/main" xmlns:w14="http://schemas.microsoft.com/office/word/2010/wordml" xmlns:w15="http://schemas.microsoft.com/office/word/2012/wordml" xmlns:wpg="http://schemas.microsoft.com/office/word/2010/wordprocessingGroup" xmlns:wpi="http://schemas.microsoft.com/office/word/2010/wordprocessingInk" xmlns:wne="http://schemas.microsoft.com/office/word/2006/wordml" xmlns:wps="http://schemas.microsoft.com/office/word/2010/wordprocessingShape" mc:Ignorable="w14 w15 wp14">
-  <w:abstractNum w:abstractNumId="0">
+<w:numbering xmlns:wpc="http://schemas.microsoft.com/office/word/2010/wordprocessingCanvas" xmlns:cx="http://schemas.microsoft.com/office/drawing/2014/chartex" xmlns:cx1="http://schemas.microsoft.com/office/drawing/2015/9/8/chartex" xmlns:cx2="http://schemas.microsoft.com/office/drawing/2015/10/21/chartex" xmlns:cx3="http://schemas.microsoft.com/office/drawing/2016/5/9/chartex" xmlns:cx4="http://schemas.microsoft.com/office/drawing/2016/5/10/chartex" xmlns:cx5="http://schemas.microsoft.com/office/drawing/2016/5/11/chartex" xmlns:cx6="http://schemas.microsoft.com/office/drawing/2016/5/12/chartex" xmlns:cx7="http://schemas.microsoft.com/office/drawing/2016/5/13/chartex" xmlns:cx8="http://schemas.microsoft.com/office/drawing/2016/5/14/chartex" xmlns:mc="http://schemas.openxmlformats.org/markup-compatibility/2006" xmlns:aink="http://schemas.microsoft.com/office/drawing/2016/ink" xmlns:am3d="http://schemas.microsoft.com/office/drawing/2017/model3d" xmlns:o="urn:schemas-microsoft-com:office:office" xmlns:oel="http://schemas.microsoft.com/office/2019/extlst" xmlns:r="http://schemas.openxmlformats.org/officeDocument/2006/relationships" xmlns:m="http://schemas.openxmlformats.org/officeDocument/2006/math" xmlns:v="urn:schemas-microsoft-com:vml" xmlns:wp14="http://schemas.microsoft.com/office/word/2010/wordprocessingDrawing" xmlns:wp="http://schemas.openxmlformats.org/drawingml/2006/wordprocessingDrawing" xmlns:w10="urn:schemas-microsoft-com:office:word" xmlns:w="http://schemas.openxmlformats.org/wordprocessingml/2006/main" xmlns:w14="http://schemas.microsoft.com/office/word/2010/wordml" xmlns:w15="http://schemas.microsoft.com/office/word/2012/wordml" xmlns:w16cex="http://schemas.microsoft.com/office/word/2018/wordml/cex" xmlns:w16cid="http://schemas.microsoft.com/office/word/2016/wordml/cid" xmlns:w16="http://schemas.microsoft.com/office/word/2018/wordml" xmlns:w16du="http://schemas.microsoft.com/office/word/2023/wordml/word16du" xmlns:w16sdtdh="http://schemas.microsoft.com/office/word/2020/wordml/sdtdatahash" xmlns:w16sdtfl="http://schemas.microsoft.com/office/word/2024/wordml/sdtformatlock" xmlns:w16se="http://schemas.microsoft.com/office/word/2015/wordml/symex" xmlns:wpg="http://schemas.microsoft.com/office/word/2010/wordprocessingGroup" xmlns:wpi="http://schemas.microsoft.com/office/word/2010/wordprocessingInk" xmlns:wne="http://schemas.microsoft.com/office/word/2006/wordml" xmlns:wps="http://schemas.microsoft.com/office/word/2010/wordprocessingShape" mc:Ignorable="w14 w15 w16se w16cid w16 w16cex w16sdtdh w16sdtfl w16du wp14">
+  <w:abstractNum w:abstractNumId="0" w15:restartNumberingAfterBreak="0">
     <w:nsid w:val="046E0D6E"/>
     <w:multiLevelType w:val="hybridMultilevel"/>
     <w:tmpl w:val="C01A61CE"/>
@@ -3978,7 +3741,7 @@
       </w:rPr>
     </w:lvl>
   </w:abstractNum>
-  <w:abstractNum w:abstractNumId="1">
+  <w:abstractNum w:abstractNumId="1" w15:restartNumberingAfterBreak="0">
     <w:nsid w:val="10233729"/>
     <w:multiLevelType w:val="hybridMultilevel"/>
     <w:tmpl w:val="DF461100"/>
@@ -4091,7 +3854,7 @@
       </w:rPr>
     </w:lvl>
   </w:abstractNum>
-  <w:abstractNum w:abstractNumId="2">
+  <w:abstractNum w:abstractNumId="2" w15:restartNumberingAfterBreak="0">
     <w:nsid w:val="161F4EC2"/>
     <w:multiLevelType w:val="hybridMultilevel"/>
     <w:tmpl w:val="0C2A16A0"/>
@@ -4180,7 +3943,7 @@
       </w:pPr>
     </w:lvl>
   </w:abstractNum>
-  <w:abstractNum w:abstractNumId="3">
+  <w:abstractNum w:abstractNumId="3" w15:restartNumberingAfterBreak="0">
     <w:nsid w:val="21FF799E"/>
     <w:multiLevelType w:val="hybridMultilevel"/>
     <w:tmpl w:val="F81AB878"/>
@@ -4293,7 +4056,7 @@
       </w:rPr>
     </w:lvl>
   </w:abstractNum>
-  <w:abstractNum w:abstractNumId="4">
+  <w:abstractNum w:abstractNumId="4" w15:restartNumberingAfterBreak="0">
     <w:nsid w:val="340F60A3"/>
     <w:multiLevelType w:val="hybridMultilevel"/>
     <w:tmpl w:val="253A9D0C"/>
@@ -4386,7 +4149,7 @@
       </w:pPr>
     </w:lvl>
   </w:abstractNum>
-  <w:abstractNum w:abstractNumId="5">
+  <w:abstractNum w:abstractNumId="5" w15:restartNumberingAfterBreak="0">
     <w:nsid w:val="3E2C66B1"/>
     <w:multiLevelType w:val="hybridMultilevel"/>
     <w:tmpl w:val="E466CDEA"/>
@@ -4475,7 +4238,7 @@
       </w:pPr>
     </w:lvl>
   </w:abstractNum>
-  <w:abstractNum w:abstractNumId="6">
+  <w:abstractNum w:abstractNumId="6" w15:restartNumberingAfterBreak="0">
     <w:nsid w:val="476C477B"/>
     <w:multiLevelType w:val="hybridMultilevel"/>
     <w:tmpl w:val="BB8A1390"/>
@@ -4588,7 +4351,7 @@
       </w:rPr>
     </w:lvl>
   </w:abstractNum>
-  <w:abstractNum w:abstractNumId="7">
+  <w:abstractNum w:abstractNumId="7" w15:restartNumberingAfterBreak="0">
     <w:nsid w:val="54AE5FC5"/>
     <w:multiLevelType w:val="hybridMultilevel"/>
     <w:tmpl w:val="B25CFE7C"/>
@@ -4674,7 +4437,7 @@
       </w:pPr>
     </w:lvl>
   </w:abstractNum>
-  <w:abstractNum w:abstractNumId="8">
+  <w:abstractNum w:abstractNumId="8" w15:restartNumberingAfterBreak="0">
     <w:nsid w:val="54F33644"/>
     <w:multiLevelType w:val="hybridMultilevel"/>
     <w:tmpl w:val="3DE8793E"/>
@@ -4787,7 +4550,7 @@
       </w:rPr>
     </w:lvl>
   </w:abstractNum>
-  <w:abstractNum w:abstractNumId="9">
+  <w:abstractNum w:abstractNumId="9" w15:restartNumberingAfterBreak="0">
     <w:nsid w:val="552821A6"/>
     <w:multiLevelType w:val="hybridMultilevel"/>
     <w:tmpl w:val="BB4C0B64"/>
@@ -4901,7 +4664,7 @@
       </w:rPr>
     </w:lvl>
   </w:abstractNum>
-  <w:abstractNum w:abstractNumId="10">
+  <w:abstractNum w:abstractNumId="10" w15:restartNumberingAfterBreak="0">
     <w:nsid w:val="5F8F2DEB"/>
     <w:multiLevelType w:val="multilevel"/>
     <w:tmpl w:val="AE44D1E4"/>
@@ -5016,7 +4779,7 @@
       </w:rPr>
     </w:lvl>
   </w:abstractNum>
-  <w:abstractNum w:abstractNumId="11">
+  <w:abstractNum w:abstractNumId="11" w15:restartNumberingAfterBreak="0">
     <w:nsid w:val="623438E5"/>
     <w:multiLevelType w:val="hybridMultilevel"/>
     <w:tmpl w:val="738A07DA"/>
@@ -5129,7 +4892,7 @@
       </w:rPr>
     </w:lvl>
   </w:abstractNum>
-  <w:abstractNum w:abstractNumId="12">
+  <w:abstractNum w:abstractNumId="12" w15:restartNumberingAfterBreak="0">
     <w:nsid w:val="6C9E44B1"/>
     <w:multiLevelType w:val="hybridMultilevel"/>
     <w:tmpl w:val="DDF81B92"/>
@@ -5242,40 +5005,40 @@
       </w:rPr>
     </w:lvl>
   </w:abstractNum>
-  <w:num w:numId="1">
+  <w:num w:numId="1" w16cid:durableId="287053029">
     <w:abstractNumId w:val="7"/>
   </w:num>
-  <w:num w:numId="2">
+  <w:num w:numId="2" w16cid:durableId="1704087046">
     <w:abstractNumId w:val="10"/>
   </w:num>
-  <w:num w:numId="3">
+  <w:num w:numId="3" w16cid:durableId="968634482">
     <w:abstractNumId w:val="2"/>
   </w:num>
-  <w:num w:numId="4">
+  <w:num w:numId="4" w16cid:durableId="27801432">
     <w:abstractNumId w:val="6"/>
   </w:num>
-  <w:num w:numId="5">
+  <w:num w:numId="5" w16cid:durableId="443034819">
     <w:abstractNumId w:val="8"/>
   </w:num>
-  <w:num w:numId="6">
+  <w:num w:numId="6" w16cid:durableId="1044134451">
     <w:abstractNumId w:val="1"/>
   </w:num>
-  <w:num w:numId="7">
+  <w:num w:numId="7" w16cid:durableId="355280129">
     <w:abstractNumId w:val="12"/>
   </w:num>
-  <w:num w:numId="8">
+  <w:num w:numId="8" w16cid:durableId="1932009054">
     <w:abstractNumId w:val="0"/>
   </w:num>
-  <w:num w:numId="9">
+  <w:num w:numId="9" w16cid:durableId="699431719">
     <w:abstractNumId w:val="11"/>
   </w:num>
-  <w:num w:numId="10">
+  <w:num w:numId="10" w16cid:durableId="1600258884">
     <w:abstractNumId w:val="9"/>
   </w:num>
-  <w:num w:numId="11">
+  <w:num w:numId="11" w16cid:durableId="138890771">
     <w:abstractNumId w:val="3"/>
   </w:num>
-  <w:num w:numId="12">
+  <w:num w:numId="12" w16cid:durableId="228074302">
     <w:abstractNumId w:val="5"/>
     <w:lvlOverride w:ilvl="0">
       <w:startOverride w:val="1"/>
@@ -5303,14 +5066,14 @@
       <w:startOverride w:val="1"/>
     </w:lvlOverride>
   </w:num>
-  <w:num w:numId="13">
+  <w:num w:numId="13" w16cid:durableId="1865047058">
     <w:abstractNumId w:val="4"/>
   </w:num>
 </w:numbering>
 </file>
 
 <file path=word/styles.xml><?xml version="1.0" encoding="utf-8"?>
-<w:styles xmlns:mc="http://schemas.openxmlformats.org/markup-compatibility/2006" xmlns:r="http://schemas.openxmlformats.org/officeDocument/2006/relationships" xmlns:w="http://schemas.openxmlformats.org/wordprocessingml/2006/main" xmlns:w14="http://schemas.microsoft.com/office/word/2010/wordml" xmlns:w15="http://schemas.microsoft.com/office/word/2012/wordml" mc:Ignorable="w14 w15">
+<w:styles xmlns:mc="http://schemas.openxmlformats.org/markup-compatibility/2006" xmlns:r="http://schemas.openxmlformats.org/officeDocument/2006/relationships" xmlns:w="http://schemas.openxmlformats.org/wordprocessingml/2006/main" xmlns:w14="http://schemas.microsoft.com/office/word/2010/wordml" xmlns:w15="http://schemas.microsoft.com/office/word/2012/wordml" xmlns:w16cex="http://schemas.microsoft.com/office/word/2018/wordml/cex" xmlns:w16cid="http://schemas.microsoft.com/office/word/2016/wordml/cid" xmlns:w16="http://schemas.microsoft.com/office/word/2018/wordml" xmlns:w16du="http://schemas.microsoft.com/office/word/2023/wordml/word16du" xmlns:w16sdtdh="http://schemas.microsoft.com/office/word/2020/wordml/sdtdatahash" xmlns:w16sdtfl="http://schemas.microsoft.com/office/word/2024/wordml/sdtformatlock" xmlns:w16se="http://schemas.microsoft.com/office/word/2015/wordml/symex" mc:Ignorable="w14 w15 w16se w16cid w16 w16cex w16sdtdh w16sdtfl w16du">
   <w:docDefaults>
     <w:rPrDefault>
       <w:rPr>
@@ -5328,7 +5091,7 @@
       </w:pPr>
     </w:pPrDefault>
   </w:docDefaults>
-  <w:latentStyles w:defLockedState="0" w:defUIPriority="99" w:defSemiHidden="0" w:defUnhideWhenUsed="0" w:defQFormat="0" w:count="371">
+  <w:latentStyles w:defLockedState="0" w:defUIPriority="99" w:defSemiHidden="0" w:defUnhideWhenUsed="0" w:defQFormat="0" w:count="376">
     <w:lsdException w:name="Normal" w:uiPriority="0" w:qFormat="1"/>
     <w:lsdException w:name="heading 1" w:uiPriority="9" w:qFormat="1"/>
     <w:lsdException w:name="heading 2" w:semiHidden="1" w:uiPriority="9" w:unhideWhenUsed="1" w:qFormat="1"/>
@@ -5700,6 +5463,11 @@
     <w:lsdException w:name="List Table 5 Dark Accent 6" w:uiPriority="50"/>
     <w:lsdException w:name="List Table 6 Colorful Accent 6" w:uiPriority="51"/>
     <w:lsdException w:name="List Table 7 Colorful Accent 6" w:uiPriority="52"/>
+    <w:lsdException w:name="Mention" w:semiHidden="1" w:unhideWhenUsed="1"/>
+    <w:lsdException w:name="Smart Hyperlink" w:semiHidden="1" w:unhideWhenUsed="1"/>
+    <w:lsdException w:name="Hashtag" w:semiHidden="1" w:unhideWhenUsed="1"/>
+    <w:lsdException w:name="Unresolved Mention" w:semiHidden="1" w:unhideWhenUsed="1"/>
+    <w:lsdException w:name="Smart Link" w:semiHidden="1" w:unhideWhenUsed="1"/>
   </w:latentStyles>
   <w:style w:type="paragraph" w:default="1" w:styleId="Normal">
     <w:name w:val="Normal"/>
@@ -6445,8 +6213,8 @@
       <w:u w:val="single"/>
     </w:rPr>
   </w:style>
-  <w:style w:type="character" w:customStyle="1" w:styleId="UnresolvedMention">
-    <w:name w:val="Unresolved Mention"/>
+  <w:style w:type="character" w:customStyle="1" w:styleId="UnresolvedMention1">
+    <w:name w:val="Unresolved Mention1"/>
     <w:basedOn w:val="DefaultParagraphFont"/>
     <w:uiPriority w:val="99"/>
     <w:semiHidden/>
@@ -6489,7 +6257,6 @@
       <w14:ligatures w14:val="none"/>
     </w:rPr>
     <w:tblPr>
-      <w:tblInd w:w="0" w:type="dxa"/>
       <w:tblBorders>
         <w:top w:val="single" w:sz="4" w:space="0" w:color="auto"/>
         <w:left w:val="single" w:sz="4" w:space="0" w:color="auto"/>
@@ -6498,12 +6265,6 @@
         <w:insideH w:val="single" w:sz="4" w:space="0" w:color="auto"/>
         <w:insideV w:val="single" w:sz="4" w:space="0" w:color="auto"/>
       </w:tblBorders>
-      <w:tblCellMar>
-        <w:top w:w="0" w:type="dxa"/>
-        <w:left w:w="108" w:type="dxa"/>
-        <w:bottom w:w="0" w:type="dxa"/>
-        <w:right w:w="108" w:type="dxa"/>
-      </w:tblCellMar>
     </w:tblPr>
   </w:style>
   <w:style w:type="table" w:styleId="TableGrid">
@@ -6515,7 +6276,6 @@
       <w:spacing w:after="0" w:line="240" w:lineRule="auto"/>
     </w:pPr>
     <w:tblPr>
-      <w:tblInd w:w="0" w:type="dxa"/>
       <w:tblBorders>
         <w:top w:val="single" w:sz="4" w:space="0" w:color="auto"/>
         <w:left w:val="single" w:sz="4" w:space="0" w:color="auto"/>
@@ -6524,12 +6284,6 @@
         <w:insideH w:val="single" w:sz="4" w:space="0" w:color="auto"/>
         <w:insideV w:val="single" w:sz="4" w:space="0" w:color="auto"/>
       </w:tblBorders>
-      <w:tblCellMar>
-        <w:top w:w="0" w:type="dxa"/>
-        <w:left w:w="108" w:type="dxa"/>
-        <w:bottom w:w="0" w:type="dxa"/>
-        <w:right w:w="108" w:type="dxa"/>
-      </w:tblCellMar>
     </w:tblPr>
   </w:style>
   <w:style w:type="paragraph" w:customStyle="1" w:styleId="3it31table">

--- a/Progress_Report_1.docx
+++ b/Progress_Report_1.docx
@@ -1,235 +1,12 @@
 
 <file path=word/document.xml><?xml version="1.0" encoding="utf-8"?>
-<w:document xmlns:wpc="http://schemas.microsoft.com/office/word/2010/wordprocessingCanvas" xmlns:cx="http://schemas.microsoft.com/office/drawing/2014/chartex" xmlns:cx1="http://schemas.microsoft.com/office/drawing/2015/9/8/chartex" xmlns:cx2="http://schemas.microsoft.com/office/drawing/2015/10/21/chartex" xmlns:cx3="http://schemas.microsoft.com/office/drawing/2016/5/9/chartex" xmlns:cx4="http://schemas.microsoft.com/office/drawing/2016/5/10/chartex" xmlns:cx5="http://schemas.microsoft.com/office/drawing/2016/5/11/chartex" xmlns:cx6="http://schemas.microsoft.com/office/drawing/2016/5/12/chartex" xmlns:cx7="http://schemas.microsoft.com/office/drawing/2016/5/13/chartex" xmlns:cx8="http://schemas.microsoft.com/office/drawing/2016/5/14/chartex" xmlns:mc="http://schemas.openxmlformats.org/markup-compatibility/2006" xmlns:aink="http://schemas.microsoft.com/office/drawing/2016/ink" xmlns:am3d="http://schemas.microsoft.com/office/drawing/2017/model3d" xmlns:o="urn:schemas-microsoft-com:office:office" xmlns:oel="http://schemas.microsoft.com/office/2019/extlst" xmlns:r="http://schemas.openxmlformats.org/officeDocument/2006/relationships" xmlns:m="http://schemas.openxmlformats.org/officeDocument/2006/math" xmlns:v="urn:schemas-microsoft-com:vml" xmlns:wp14="http://schemas.microsoft.com/office/word/2010/wordprocessingDrawing" xmlns:wp="http://schemas.openxmlformats.org/drawingml/2006/wordprocessingDrawing" xmlns:w10="urn:schemas-microsoft-com:office:word" xmlns:w="http://schemas.openxmlformats.org/wordprocessingml/2006/main" xmlns:w14="http://schemas.microsoft.com/office/word/2010/wordml" xmlns:w15="http://schemas.microsoft.com/office/word/2012/wordml" xmlns:w16cex="http://schemas.microsoft.com/office/word/2018/wordml/cex" xmlns:w16cid="http://schemas.microsoft.com/office/word/2016/wordml/cid" xmlns:w16="http://schemas.microsoft.com/office/word/2018/wordml" xmlns:w16du="http://schemas.microsoft.com/office/word/2023/wordml/word16du" xmlns:w16sdtdh="http://schemas.microsoft.com/office/word/2020/wordml/sdtdatahash" xmlns:w16sdtfl="http://schemas.microsoft.com/office/word/2024/wordml/sdtformatlock" xmlns:w16se="http://schemas.microsoft.com/office/word/2015/wordml/symex" xmlns:wpg="http://schemas.microsoft.com/office/word/2010/wordprocessingGroup" xmlns:wpi="http://schemas.microsoft.com/office/word/2010/wordprocessingInk" xmlns:wne="http://schemas.microsoft.com/office/word/2006/wordml" xmlns:wps="http://schemas.microsoft.com/office/word/2010/wordprocessingShape" mc:Ignorable="w14 w15 w16se w16cid w16 w16cex w16sdtdh w16sdtfl w16du wp14">
+<w:document xmlns:wpc="http://schemas.microsoft.com/office/word/2010/wordprocessingCanvas" xmlns:mc="http://schemas.openxmlformats.org/markup-compatibility/2006" xmlns:o="urn:schemas-microsoft-com:office:office" xmlns:r="http://schemas.openxmlformats.org/officeDocument/2006/relationships" xmlns:m="http://schemas.openxmlformats.org/officeDocument/2006/math" xmlns:v="urn:schemas-microsoft-com:vml" xmlns:wp14="http://schemas.microsoft.com/office/word/2010/wordprocessingDrawing" xmlns:wp="http://schemas.openxmlformats.org/drawingml/2006/wordprocessingDrawing" xmlns:w10="urn:schemas-microsoft-com:office:word" xmlns:w="http://schemas.openxmlformats.org/wordprocessingml/2006/main" xmlns:w14="http://schemas.microsoft.com/office/word/2010/wordml" xmlns:wpg="http://schemas.microsoft.com/office/word/2010/wordprocessingGroup" xmlns:wpi="http://schemas.microsoft.com/office/word/2010/wordprocessingInk" xmlns:wne="http://schemas.microsoft.com/office/word/2006/wordml" xmlns:wps="http://schemas.microsoft.com/office/word/2010/wordprocessingShape" mc:Ignorable="w14 wp14">
   <w:body>
     <w:p>
       <w:pPr>
-        <w:jc w:val="center"/>
-        <w:rPr>
-          <w:rFonts w:ascii="Times New Roman" w:hAnsi="Times New Roman" w:cs="Times New Roman"/>
-          <w:b/>
-          <w:bCs/>
-          <w:sz w:val="28"/>
-          <w:szCs w:val="28"/>
-        </w:rPr>
-      </w:pPr>
-      <w:r>
-        <w:rPr>
-          <w:rFonts w:ascii="Times New Roman" w:hAnsi="Times New Roman" w:cs="Times New Roman"/>
-          <w:b/>
-          <w:bCs/>
-          <w:sz w:val="28"/>
-          <w:szCs w:val="28"/>
-        </w:rPr>
-        <w:t xml:space="preserve">PROGRESS REPORT </w:t>
-      </w:r>
-      <w:r>
-        <w:rPr>
-          <w:rFonts w:ascii="Times New Roman" w:hAnsi="Times New Roman" w:cs="Times New Roman"/>
-          <w:b/>
-          <w:bCs/>
-          <w:sz w:val="28"/>
-          <w:szCs w:val="28"/>
-        </w:rPr>
-        <w:t>–</w:t>
-      </w:r>
-      <w:r>
-        <w:rPr>
-          <w:rFonts w:ascii="Times New Roman" w:hAnsi="Times New Roman" w:cs="Times New Roman"/>
-          <w:b/>
-          <w:bCs/>
-          <w:sz w:val="28"/>
-          <w:szCs w:val="28"/>
-        </w:rPr>
-        <w:t xml:space="preserve"> 1</w:t>
-      </w:r>
-    </w:p>
-    <w:p>
-      <w:pPr>
-        <w:rPr>
-          <w:rFonts w:ascii="Times New Roman" w:hAnsi="Times New Roman" w:cs="Times New Roman"/>
-          <w:sz w:val="28"/>
-          <w:szCs w:val="28"/>
-        </w:rPr>
-      </w:pPr>
-      <w:r>
-        <w:rPr>
-          <w:rFonts w:ascii="Times New Roman" w:hAnsi="Times New Roman" w:cs="Times New Roman"/>
-          <w:sz w:val="28"/>
-          <w:szCs w:val="28"/>
-        </w:rPr>
-        <w:t xml:space="preserve">Title of Project: </w:t>
-      </w:r>
-      <w:r>
-        <w:rPr>
-          <w:rFonts w:ascii="Times New Roman" w:hAnsi="Times New Roman" w:cs="Times New Roman"/>
-          <w:sz w:val="28"/>
-          <w:szCs w:val="28"/>
-        </w:rPr>
-        <w:t>Face Recognition B</w:t>
-      </w:r>
-      <w:r>
-        <w:rPr>
-          <w:rFonts w:ascii="Times New Roman" w:hAnsi="Times New Roman" w:cs="Times New Roman"/>
-          <w:sz w:val="28"/>
-          <w:szCs w:val="28"/>
-        </w:rPr>
-        <w:t xml:space="preserve">ased </w:t>
-      </w:r>
-      <w:r>
-        <w:rPr>
-          <w:rFonts w:ascii="Times New Roman" w:hAnsi="Times New Roman" w:cs="Times New Roman"/>
-          <w:sz w:val="28"/>
-          <w:szCs w:val="28"/>
-        </w:rPr>
-        <w:t>A</w:t>
-      </w:r>
-      <w:r>
-        <w:rPr>
-          <w:rFonts w:ascii="Times New Roman" w:hAnsi="Times New Roman" w:cs="Times New Roman"/>
-          <w:sz w:val="28"/>
-          <w:szCs w:val="28"/>
-        </w:rPr>
-        <w:t xml:space="preserve">ttendance </w:t>
-      </w:r>
-      <w:r>
-        <w:rPr>
-          <w:rFonts w:ascii="Times New Roman" w:hAnsi="Times New Roman" w:cs="Times New Roman"/>
-          <w:sz w:val="28"/>
-          <w:szCs w:val="28"/>
-        </w:rPr>
-        <w:t>S</w:t>
-      </w:r>
-      <w:r>
-        <w:rPr>
-          <w:rFonts w:ascii="Times New Roman" w:hAnsi="Times New Roman" w:cs="Times New Roman"/>
-          <w:sz w:val="28"/>
-          <w:szCs w:val="28"/>
-        </w:rPr>
-        <w:t>ystem</w:t>
-      </w:r>
-    </w:p>
-    <w:p>
-      <w:pPr>
-        <w:rPr>
-          <w:rFonts w:ascii="Times New Roman" w:hAnsi="Times New Roman" w:cs="Times New Roman"/>
-          <w:sz w:val="28"/>
-          <w:szCs w:val="28"/>
-        </w:rPr>
-      </w:pPr>
-      <w:r>
-        <w:rPr>
-          <w:rFonts w:ascii="Times New Roman" w:hAnsi="Times New Roman" w:cs="Times New Roman"/>
-          <w:sz w:val="28"/>
-          <w:szCs w:val="28"/>
-        </w:rPr>
-        <w:t>Group Members’ Details:</w:t>
-      </w:r>
-    </w:p>
-    <w:p>
-      <w:pPr>
-        <w:pStyle w:val="ListParagraph"/>
-        <w:numPr>
-          <w:ilvl w:val="0"/>
-          <w:numId w:val="1"/>
-        </w:numPr>
-        <w:rPr>
-          <w:rFonts w:ascii="Times New Roman" w:hAnsi="Times New Roman" w:cs="Times New Roman"/>
-          <w:sz w:val="28"/>
-          <w:szCs w:val="28"/>
-        </w:rPr>
-      </w:pPr>
-      <w:r>
-        <w:rPr>
-          <w:rFonts w:ascii="Times New Roman" w:hAnsi="Times New Roman" w:cs="Times New Roman"/>
-          <w:sz w:val="28"/>
-          <w:szCs w:val="28"/>
-        </w:rPr>
-        <w:t>Aashka Shah (23IT403)</w:t>
-      </w:r>
-    </w:p>
-    <w:p>
-      <w:pPr>
-        <w:pStyle w:val="ListParagraph"/>
-        <w:numPr>
-          <w:ilvl w:val="0"/>
-          <w:numId w:val="1"/>
-        </w:numPr>
-        <w:rPr>
-          <w:rFonts w:ascii="Times New Roman" w:hAnsi="Times New Roman" w:cs="Times New Roman"/>
-          <w:sz w:val="28"/>
-          <w:szCs w:val="28"/>
-        </w:rPr>
-      </w:pPr>
-      <w:r>
-        <w:rPr>
-          <w:rFonts w:ascii="Times New Roman" w:hAnsi="Times New Roman" w:cs="Times New Roman"/>
-          <w:sz w:val="28"/>
-          <w:szCs w:val="28"/>
-        </w:rPr>
-        <w:t>Veera Agrawal (23IT431)</w:t>
-      </w:r>
-    </w:p>
-    <w:p>
-      <w:pPr>
-        <w:pStyle w:val="ListParagraph"/>
-        <w:numPr>
-          <w:ilvl w:val="0"/>
-          <w:numId w:val="1"/>
-        </w:numPr>
-        <w:rPr>
-          <w:rFonts w:ascii="Times New Roman" w:hAnsi="Times New Roman" w:cs="Times New Roman"/>
-          <w:sz w:val="28"/>
-          <w:szCs w:val="28"/>
-        </w:rPr>
-      </w:pPr>
-      <w:r>
-        <w:rPr>
-          <w:rFonts w:ascii="Times New Roman" w:hAnsi="Times New Roman" w:cs="Times New Roman"/>
-          <w:sz w:val="28"/>
-          <w:szCs w:val="28"/>
-        </w:rPr>
-        <w:t>Shyeni Vasava (23IT435)</w:t>
-      </w:r>
-    </w:p>
-    <w:p>
-      <w:pPr>
-        <w:rPr>
-          <w:rFonts w:ascii="Times New Roman" w:hAnsi="Times New Roman" w:cs="Times New Roman"/>
-          <w:sz w:val="28"/>
-          <w:szCs w:val="28"/>
-        </w:rPr>
-      </w:pPr>
-      <w:r>
-        <w:rPr>
-          <w:rFonts w:ascii="Times New Roman" w:hAnsi="Times New Roman" w:cs="Times New Roman"/>
-          <w:sz w:val="28"/>
-          <w:szCs w:val="28"/>
-        </w:rPr>
-        <w:t>Guide Comments and Signature:</w:t>
-      </w:r>
-    </w:p>
-    <w:p>
-      <w:pPr>
-        <w:rPr>
-          <w:rFonts w:ascii="Times New Roman" w:hAnsi="Times New Roman" w:cs="Times New Roman"/>
-          <w:sz w:val="28"/>
-          <w:szCs w:val="28"/>
-        </w:rPr>
-        <w:sectPr>
-          <w:pgSz w:w="12240" w:h="15840"/>
-          <w:pgMar w:top="1440" w:right="1440" w:bottom="1440" w:left="1440" w:header="720" w:footer="720" w:gutter="0"/>
-          <w:cols w:space="720"/>
-          <w:docGrid w:linePitch="360"/>
-        </w:sectPr>
-      </w:pPr>
-    </w:p>
-    <w:p>
-      <w:pPr>
-        <w:pStyle w:val="3it31heading2"/>
-      </w:pPr>
-      <w:r>
-        <w:lastRenderedPageBreak/>
+        <w:pStyle w:val="3it31heading1"/>
+      </w:pPr>
+      <w:r>
         <w:t>Project Definition</w:t>
       </w:r>
     </w:p>
@@ -249,7 +26,7 @@
     </w:p>
     <w:p>
       <w:pPr>
-        <w:pStyle w:val="3it31heading2"/>
+        <w:pStyle w:val="3it31heading1"/>
       </w:pPr>
       <w:r>
         <w:t>Project Objective</w:t>
@@ -298,6 +75,9 @@
       <w:r>
         <w:t>To prevent fake or proxy attendance</w:t>
       </w:r>
+      <w:r>
+        <w:t xml:space="preserve"> and ensure physical classroom presence</w:t>
+      </w:r>
     </w:p>
     <w:p>
       <w:pPr>
@@ -320,7 +100,7 @@
         </w:numPr>
       </w:pPr>
       <w:r>
-        <w:t>To store attendance data securely in digital format</w:t>
+        <w:t xml:space="preserve">To store attendance data securely in digital format </w:t>
       </w:r>
     </w:p>
     <w:p>
@@ -332,24 +112,12 @@
         </w:numPr>
       </w:pPr>
       <w:r>
-        <w:t>Prevent proxy attendance and ensure physical classroom presence</w:t>
-      </w:r>
-    </w:p>
-    <w:p>
-      <w:pPr>
-        <w:pStyle w:val="3it31content"/>
-        <w:numPr>
-          <w:ilvl w:val="0"/>
-          <w:numId w:val="5"/>
-        </w:numPr>
-      </w:pPr>
-      <w:r>
         <w:t>Improve attendance authenticity and combine location and biometric verification</w:t>
       </w:r>
     </w:p>
     <w:p>
       <w:pPr>
-        <w:pStyle w:val="3it31heading2"/>
+        <w:pStyle w:val="3it31heading1"/>
       </w:pPr>
       <w:r>
         <w:t>Project Scope</w:t>
@@ -481,7 +249,7 @@
     </w:p>
     <w:p>
       <w:pPr>
-        <w:pStyle w:val="3it31heading2"/>
+        <w:pStyle w:val="3it31heading1"/>
       </w:pPr>
       <w:r>
         <w:lastRenderedPageBreak/>
@@ -490,7 +258,95 @@
     </w:p>
     <w:p>
       <w:pPr>
-        <w:pStyle w:val="3it31heading3new"/>
+        <w:pStyle w:val="ListParagraph"/>
+        <w:keepNext/>
+        <w:keepLines/>
+        <w:numPr>
+          <w:ilvl w:val="0"/>
+          <w:numId w:val="2"/>
+        </w:numPr>
+        <w:spacing w:before="240" w:after="120"/>
+        <w:contextualSpacing w:val="0"/>
+        <w:outlineLvl w:val="0"/>
+        <w:rPr>
+          <w:rFonts w:ascii="Times New Roman" w:eastAsiaTheme="majorEastAsia" w:hAnsi="Times New Roman" w:cs="Times New Roman"/>
+          <w:b/>
+          <w:vanish/>
+          <w:color w:val="000000" w:themeColor="text1"/>
+          <w:sz w:val="28"/>
+          <w:szCs w:val="28"/>
+        </w:rPr>
+      </w:pPr>
+    </w:p>
+    <w:p>
+      <w:pPr>
+        <w:pStyle w:val="ListParagraph"/>
+        <w:keepNext/>
+        <w:keepLines/>
+        <w:numPr>
+          <w:ilvl w:val="0"/>
+          <w:numId w:val="2"/>
+        </w:numPr>
+        <w:spacing w:before="240" w:after="120"/>
+        <w:contextualSpacing w:val="0"/>
+        <w:outlineLvl w:val="0"/>
+        <w:rPr>
+          <w:rFonts w:ascii="Times New Roman" w:eastAsiaTheme="majorEastAsia" w:hAnsi="Times New Roman" w:cs="Times New Roman"/>
+          <w:b/>
+          <w:vanish/>
+          <w:color w:val="000000" w:themeColor="text1"/>
+          <w:sz w:val="28"/>
+          <w:szCs w:val="28"/>
+        </w:rPr>
+      </w:pPr>
+    </w:p>
+    <w:p>
+      <w:pPr>
+        <w:pStyle w:val="ListParagraph"/>
+        <w:keepNext/>
+        <w:keepLines/>
+        <w:numPr>
+          <w:ilvl w:val="0"/>
+          <w:numId w:val="2"/>
+        </w:numPr>
+        <w:spacing w:before="240" w:after="120"/>
+        <w:contextualSpacing w:val="0"/>
+        <w:outlineLvl w:val="0"/>
+        <w:rPr>
+          <w:rFonts w:ascii="Times New Roman" w:eastAsiaTheme="majorEastAsia" w:hAnsi="Times New Roman" w:cs="Times New Roman"/>
+          <w:b/>
+          <w:vanish/>
+          <w:color w:val="000000" w:themeColor="text1"/>
+          <w:sz w:val="28"/>
+          <w:szCs w:val="28"/>
+        </w:rPr>
+      </w:pPr>
+    </w:p>
+    <w:p>
+      <w:pPr>
+        <w:pStyle w:val="ListParagraph"/>
+        <w:keepNext/>
+        <w:keepLines/>
+        <w:numPr>
+          <w:ilvl w:val="0"/>
+          <w:numId w:val="2"/>
+        </w:numPr>
+        <w:spacing w:before="240" w:after="120"/>
+        <w:contextualSpacing w:val="0"/>
+        <w:outlineLvl w:val="0"/>
+        <w:rPr>
+          <w:rFonts w:ascii="Times New Roman" w:eastAsiaTheme="majorEastAsia" w:hAnsi="Times New Roman" w:cs="Times New Roman"/>
+          <w:b/>
+          <w:vanish/>
+          <w:color w:val="000000" w:themeColor="text1"/>
+          <w:sz w:val="28"/>
+          <w:szCs w:val="28"/>
+        </w:rPr>
+      </w:pPr>
+    </w:p>
+    <w:p>
+      <w:pPr>
+        <w:pStyle w:val="3it31heading2"/>
       </w:pPr>
       <w:r>
         <w:t>Face Capture Module</w:t>
@@ -514,7 +370,7 @@
     </w:p>
     <w:p>
       <w:pPr>
-        <w:pStyle w:val="3it31heading3new"/>
+        <w:pStyle w:val="3it31heading2"/>
       </w:pPr>
       <w:r>
         <w:t>Face Encoding Model</w:t>
@@ -538,7 +394,7 @@
     </w:p>
     <w:p>
       <w:pPr>
-        <w:pStyle w:val="3it31heading3new"/>
+        <w:pStyle w:val="3it31heading2"/>
       </w:pPr>
       <w:r>
         <w:t xml:space="preserve">Face </w:t>
@@ -568,7 +424,7 @@
     </w:p>
     <w:p>
       <w:pPr>
-        <w:pStyle w:val="3it31heading3new"/>
+        <w:pStyle w:val="3it31heading2"/>
       </w:pPr>
       <w:r>
         <w:t>Face Recognition Module</w:t>
@@ -592,7 +448,7 @@
     </w:p>
     <w:p>
       <w:pPr>
-        <w:pStyle w:val="3it31heading3new"/>
+        <w:pStyle w:val="3it31heading2"/>
       </w:pPr>
       <w:r>
         <w:t>Attendance Management Module</w:t>
@@ -616,17 +472,39 @@
     </w:p>
     <w:p>
       <w:pPr>
+        <w:pStyle w:val="3it31heading1"/>
+      </w:pPr>
+      <w:r>
+        <w:t>Project Basic Requirements</w:t>
+      </w:r>
+    </w:p>
+    <w:p>
+      <w:pPr>
+        <w:pStyle w:val="ListParagraph"/>
+        <w:keepNext/>
+        <w:keepLines/>
+        <w:numPr>
+          <w:ilvl w:val="0"/>
+          <w:numId w:val="2"/>
+        </w:numPr>
+        <w:spacing w:before="240" w:after="120"/>
+        <w:contextualSpacing w:val="0"/>
+        <w:outlineLvl w:val="0"/>
+        <w:rPr>
+          <w:rFonts w:ascii="Times New Roman" w:eastAsiaTheme="majorEastAsia" w:hAnsi="Times New Roman" w:cs="Times New Roman"/>
+          <w:b/>
+          <w:vanish/>
+          <w:color w:val="000000" w:themeColor="text1"/>
+          <w:sz w:val="28"/>
+          <w:szCs w:val="28"/>
+        </w:rPr>
+      </w:pPr>
+    </w:p>
+    <w:p>
+      <w:pPr>
         <w:pStyle w:val="3it31heading2"/>
       </w:pPr>
       <w:r>
-        <w:t>Project Basic Requirements</w:t>
-      </w:r>
-    </w:p>
-    <w:p>
-      <w:pPr>
-        <w:pStyle w:val="3it31heading3new"/>
-      </w:pPr>
-      <w:r>
         <w:t>Hardware Requirements</w:t>
       </w:r>
     </w:p>
@@ -664,7 +542,7 @@
     </w:p>
     <w:p>
       <w:pPr>
-        <w:pStyle w:val="3it31heading3new"/>
+        <w:pStyle w:val="3it31heading2"/>
       </w:pPr>
       <w:r>
         <w:t>Software Requirements</w:t>
@@ -683,6 +561,7 @@
         <w:pStyle w:val="3it31bullets"/>
       </w:pPr>
       <w:r>
+        <w:lastRenderedPageBreak/>
         <w:t>Python 3.10</w:t>
       </w:r>
     </w:p>
@@ -712,16 +591,37 @@
     </w:p>
     <w:p>
       <w:pPr>
+        <w:pStyle w:val="3it31heading1"/>
+      </w:pPr>
+      <w:r>
+        <w:t>Literature Review</w:t>
+      </w:r>
+    </w:p>
+    <w:p>
+      <w:pPr>
+        <w:pStyle w:val="ListParagraph"/>
+        <w:keepNext/>
+        <w:keepLines/>
+        <w:numPr>
+          <w:ilvl w:val="0"/>
+          <w:numId w:val="2"/>
+        </w:numPr>
+        <w:spacing w:before="240" w:after="120"/>
+        <w:contextualSpacing w:val="0"/>
+        <w:outlineLvl w:val="0"/>
+        <w:rPr>
+          <w:rFonts w:ascii="Times New Roman" w:eastAsiaTheme="majorEastAsia" w:hAnsi="Times New Roman" w:cs="Times New Roman"/>
+          <w:b/>
+          <w:vanish/>
+          <w:color w:val="000000" w:themeColor="text1"/>
+          <w:sz w:val="28"/>
+          <w:szCs w:val="28"/>
+        </w:rPr>
+      </w:pPr>
+    </w:p>
+    <w:p>
+      <w:pPr>
         <w:pStyle w:val="3it31heading2"/>
-      </w:pPr>
-      <w:r>
-        <w:lastRenderedPageBreak/>
-        <w:t>Literature Review</w:t>
-      </w:r>
-    </w:p>
-    <w:p>
-      <w:pPr>
-        <w:pStyle w:val="3it31heading3new"/>
       </w:pPr>
       <w:r>
         <w:t>“Smart Attendance System using Facial Recognition” (IJARCCE 2024, DOI:10.17148/IJARCCE.2024.131207)</w:t>
@@ -735,7 +635,7 @@
           <w:iCs/>
         </w:rPr>
       </w:pPr>
-      <w:hyperlink r:id="rId8" w:history="1">
+      <w:hyperlink r:id="rId9" w:history="1">
         <w:r>
           <w:rPr>
             <w:rStyle w:val="Hyperlink"/>
@@ -832,7 +732,7 @@
     </w:p>
     <w:p>
       <w:pPr>
-        <w:pStyle w:val="3it31heading3new"/>
+        <w:pStyle w:val="3it31heading2"/>
       </w:pPr>
       <w:r>
         <w:t xml:space="preserve">“Face Recognition based Attendance Management System (IJERT </w:t>
@@ -852,7 +752,7 @@
           <w:iCs/>
         </w:rPr>
       </w:pPr>
-      <w:hyperlink r:id="rId9" w:history="1">
+      <w:hyperlink r:id="rId10" w:history="1">
         <w:r>
           <w:rPr>
             <w:rStyle w:val="Hyperlink"/>
@@ -898,6 +798,7 @@
           <w:bCs/>
           <w:lang w:val="en-IN" w:eastAsia="en-IN" w:bidi="hi-IN"/>
         </w:rPr>
+        <w:lastRenderedPageBreak/>
         <w:t>Tech Stack:</w:t>
       </w:r>
       <w:r>
@@ -945,19 +846,12 @@
         <w:rPr>
           <w:lang w:val="en-IN" w:eastAsia="en-IN" w:bidi="hi-IN"/>
         </w:rPr>
-        <w:t xml:space="preserve">: They rely on basic Haar + LBPH for facial attendance and email summaries, without GPS/QR or anti-spoofing. Their dataset is simple and lacks </w:t>
-      </w:r>
-      <w:r>
-        <w:rPr>
-          <w:lang w:val="en-IN" w:eastAsia="en-IN" w:bidi="hi-IN"/>
-        </w:rPr>
-        <w:lastRenderedPageBreak/>
-        <w:t>security encoding. In contrast, our system adds secure encodings, QR-based GPS verification to reduce proxy, advanced spoof detection (blink/reflection), and structured DB storage for real-time attendance tracking.</w:t>
-      </w:r>
-    </w:p>
-    <w:p>
-      <w:pPr>
-        <w:pStyle w:val="3it31heading3new"/>
+        <w:t>: They rely on basic Haar + LBPH for facial attendance and email summaries, without GPS/QR or anti-spoofing. Their dataset is simple and lacks security encoding. In contrast, our system adds secure encodings, QR-based GPS verification to reduce proxy, advanced spoof detection (blink/reflection), and structured DB storage for real-time attendance tracking.</w:t>
+      </w:r>
+    </w:p>
+    <w:p>
+      <w:pPr>
+        <w:pStyle w:val="3it31heading2"/>
       </w:pPr>
       <w:r>
         <w:t>IJERT (</w:t>
@@ -977,7 +871,7 @@
           <w:iCs/>
         </w:rPr>
       </w:pPr>
-      <w:hyperlink r:id="rId10" w:history="1">
+      <w:hyperlink r:id="rId11" w:history="1">
         <w:r>
           <w:rPr>
             <w:rStyle w:val="Hyperlink"/>
@@ -1050,7 +944,7 @@
     </w:p>
     <w:p>
       <w:pPr>
-        <w:pStyle w:val="3it31heading3new"/>
+        <w:pStyle w:val="3it31heading2"/>
       </w:pPr>
       <w:r>
         <w:t>“Facial Recognition Attendance System Using Python and OpenCV” (Quest Journals, D05021829)</w:t>
@@ -1064,7 +958,7 @@
           <w:iCs/>
         </w:rPr>
       </w:pPr>
-      <w:hyperlink r:id="rId11" w:history="1">
+      <w:hyperlink r:id="rId12" w:history="1">
         <w:r>
           <w:rPr>
             <w:rStyle w:val="Hyperlink"/>
@@ -1084,6 +978,7 @@
           <w:b/>
           <w:bCs/>
         </w:rPr>
+        <w:lastRenderedPageBreak/>
         <w:t>Implementation Approach</w:t>
       </w:r>
       <w:r>
@@ -1129,7 +1024,6 @@
           <w:b/>
           <w:bCs/>
         </w:rPr>
-        <w:lastRenderedPageBreak/>
         <w:t>Comparison with Our System</w:t>
       </w:r>
       <w:r>
@@ -1138,7 +1032,7 @@
     </w:p>
     <w:p>
       <w:pPr>
-        <w:pStyle w:val="3it31heading3new"/>
+        <w:pStyle w:val="3it31heading2"/>
       </w:pPr>
       <w:r>
         <w:t>“Design and Implementation of Face Recognition Attendance Management System” (ITM Web of Conferences, CCCAR 2022)</w:t>
@@ -1152,7 +1046,7 @@
           <w:iCs/>
         </w:rPr>
       </w:pPr>
-      <w:hyperlink r:id="rId12" w:history="1">
+      <w:hyperlink r:id="rId13" w:history="1">
         <w:r>
           <w:rPr>
             <w:rStyle w:val="Hyperlink"/>
@@ -1225,9 +1119,10 @@
     </w:p>
     <w:p>
       <w:pPr>
-        <w:pStyle w:val="3it31heading3new"/>
-      </w:pPr>
-      <w:r>
+        <w:pStyle w:val="3it31heading2"/>
+      </w:pPr>
+      <w:r>
+        <w:lastRenderedPageBreak/>
         <w:t>eSSL</w:t>
       </w:r>
     </w:p>
@@ -1277,7 +1172,6 @@
           <w:b/>
           <w:bCs/>
         </w:rPr>
-        <w:lastRenderedPageBreak/>
         <w:t>Tech Stack</w:t>
       </w:r>
       <w:r>
@@ -1449,9 +1343,10 @@
     </w:p>
     <w:p>
       <w:pPr>
-        <w:pStyle w:val="3it31heading3new"/>
-      </w:pPr>
-      <w:r>
+        <w:pStyle w:val="3it31heading2"/>
+      </w:pPr>
+      <w:r>
+        <w:lastRenderedPageBreak/>
         <w:t>Mantra</w:t>
       </w:r>
     </w:p>
@@ -1501,7 +1396,6 @@
           <w:b/>
           <w:bCs/>
         </w:rPr>
-        <w:lastRenderedPageBreak/>
         <w:t>Tech Stack</w:t>
       </w:r>
       <w:r>
@@ -1642,9 +1536,10 @@
     </w:p>
     <w:p>
       <w:pPr>
-        <w:pStyle w:val="3it31heading3new"/>
-      </w:pPr>
-      <w:r>
+        <w:pStyle w:val="3it31heading2"/>
+      </w:pPr>
+      <w:r>
+        <w:lastRenderedPageBreak/>
         <w:t>Secureeye</w:t>
       </w:r>
     </w:p>
@@ -1709,7 +1604,6 @@
           <w:b/>
           <w:bCs/>
         </w:rPr>
-        <w:lastRenderedPageBreak/>
         <w:t>Dataset used</w:t>
       </w:r>
       <w:r>
@@ -1854,12 +1748,16 @@
         <w:t>Comparison with Our Solution</w:t>
       </w:r>
       <w:r>
-        <w:t>: Secureye’s attendance devices offer embedded face and multimodal verification with onboard storage and cloud export, but lack QR-based GPS location capture and sophisticated anti-spoofing (blink/reflection) features. Their recognition runs on closed device firmware, not secure cloud encodings. Our solution adds location verification via QR, encrypted encodings, advanced liveness detection, and scalable database attendance tracking.</w:t>
-      </w:r>
-    </w:p>
-    <w:p>
-      <w:pPr>
-        <w:pStyle w:val="3it31heading3new"/>
+        <w:t xml:space="preserve">: Secureye’s attendance devices offer embedded face and multimodal verification with onboard storage and cloud export, but lack QR-based GPS location capture and sophisticated anti-spoofing (blink/reflection) features. Their </w:t>
+      </w:r>
+      <w:r>
+        <w:lastRenderedPageBreak/>
+        <w:t>recognition runs on closed device firmware, not secure cloud encodings. Our solution adds location verification via QR, encrypted encodings, advanced liveness detection, and scalable database attendance tracking.</w:t>
+      </w:r>
+    </w:p>
+    <w:p>
+      <w:pPr>
+        <w:pStyle w:val="3it31heading2"/>
       </w:pPr>
       <w:r>
         <w:t>Salarybox</w:t>
@@ -1899,11 +1797,7 @@
         <w:t>Approach</w:t>
       </w:r>
       <w:r>
-        <w:t xml:space="preserve">: SalaryBox uses AI-powered face recognition devices and mobile apps to capture employee attendance via live face scans, QR codes, selfie/GPS check-ins, and cloud sync. Facial templates are stored securely, and devices push </w:t>
-      </w:r>
-      <w:r>
-        <w:lastRenderedPageBreak/>
-        <w:t>attendance to SalaryBox cloud/HRMS. It supports mask detection, mobile punch-ins, and real-time reporting with payroll integration.</w:t>
+        <w:t>: SalaryBox uses AI-powered face recognition devices and mobile apps to capture employee attendance via live face scans, QR codes, selfie/GPS check-ins, and cloud sync. Facial templates are stored securely, and devices push attendance to SalaryBox cloud/HRMS. It supports mask detection, mobile punch-ins, and real-time reporting with payroll integration.</w:t>
       </w:r>
     </w:p>
     <w:p>
@@ -2071,6 +1965,7 @@
           <w:b/>
           <w:bCs/>
         </w:rPr>
+        <w:lastRenderedPageBreak/>
         <w:t>Comparison with Our Solution</w:t>
       </w:r>
       <w:r>
@@ -2079,7 +1974,7 @@
     </w:p>
     <w:p>
       <w:pPr>
-        <w:pStyle w:val="3it31heading3new"/>
+        <w:pStyle w:val="3it31heading2"/>
       </w:pPr>
       <w:r>
         <w:t>ZKTeco</w:t>
@@ -2109,7 +2004,6 @@
           <w:b/>
           <w:bCs/>
         </w:rPr>
-        <w:lastRenderedPageBreak/>
         <w:t xml:space="preserve">Implementation </w:t>
       </w:r>
       <w:r>
@@ -2213,6 +2107,7 @@
         </w:numPr>
       </w:pPr>
       <w:r>
+        <w:lastRenderedPageBreak/>
         <w:t>ZKTeco Face Attendance Machine with Access Control Functions – Mid-range face + RFID mix, Screen sizes typically 2.4″–4.3″ touch/LCD depending on model.</w:t>
       </w:r>
     </w:p>
@@ -2284,130 +2179,174 @@
     </w:p>
     <w:p>
       <w:pPr>
+        <w:pStyle w:val="3it31heading1"/>
+      </w:pPr>
+      <w:r>
+        <w:t>Project Feasibility Study</w:t>
+      </w:r>
+    </w:p>
+    <w:p>
+      <w:pPr>
+        <w:pStyle w:val="ListParagraph"/>
+        <w:keepNext/>
+        <w:keepLines/>
+        <w:numPr>
+          <w:ilvl w:val="0"/>
+          <w:numId w:val="2"/>
+        </w:numPr>
+        <w:spacing w:before="240" w:after="120"/>
+        <w:contextualSpacing w:val="0"/>
+        <w:outlineLvl w:val="0"/>
+        <w:rPr>
+          <w:rFonts w:ascii="Times New Roman" w:eastAsiaTheme="majorEastAsia" w:hAnsi="Times New Roman" w:cs="Times New Roman"/>
+          <w:b/>
+          <w:vanish/>
+          <w:color w:val="000000" w:themeColor="text1"/>
+          <w:sz w:val="28"/>
+          <w:szCs w:val="28"/>
+        </w:rPr>
+      </w:pPr>
+    </w:p>
+    <w:p>
+      <w:pPr>
         <w:pStyle w:val="3it31heading2"/>
       </w:pPr>
       <w:r>
+        <w:t>Technical Feasibility</w:t>
+      </w:r>
+    </w:p>
+    <w:p>
+      <w:pPr>
+        <w:pStyle w:val="3it31bullets"/>
+      </w:pPr>
+      <w:r>
+        <w:t>The project uses existing and proven technologies such as Python, OpenCV, and face recognition libraries.</w:t>
+      </w:r>
+    </w:p>
+    <w:p>
+      <w:pPr>
+        <w:pStyle w:val="3it31bullets"/>
+      </w:pPr>
+      <w:r>
+        <w:t>Required hardware like a webcam and laptop is easily available.</w:t>
+      </w:r>
+    </w:p>
+    <w:p>
+      <w:pPr>
+        <w:pStyle w:val="3it31bullets"/>
+      </w:pPr>
+      <w:r>
+        <w:t>The system can run on standard computers without specialized hardware.</w:t>
+      </w:r>
+    </w:p>
+    <w:p>
+      <w:pPr>
+        <w:pStyle w:val="3it31heading2"/>
+      </w:pPr>
+      <w:r>
+        <w:t>Economic Feasibility</w:t>
+      </w:r>
+    </w:p>
+    <w:p>
+      <w:pPr>
+        <w:pStyle w:val="3it31bullets"/>
+      </w:pPr>
+      <w:r>
+        <w:t>The project uses open-source software and libraries.</w:t>
+      </w:r>
+    </w:p>
+    <w:p>
+      <w:pPr>
+        <w:pStyle w:val="3it31bullets"/>
+      </w:pPr>
+      <w:r>
+        <w:t>Only basic hardware is required.</w:t>
+      </w:r>
+    </w:p>
+    <w:p>
+      <w:pPr>
+        <w:pStyle w:val="3it31heading2"/>
+      </w:pPr>
+      <w:r>
+        <w:t>Operational Feasibility:</w:t>
+      </w:r>
+    </w:p>
+    <w:p>
+      <w:pPr>
+        <w:pStyle w:val="3it31bullets"/>
+      </w:pPr>
+      <w:r>
+        <w:t>The system is easy to use and requires minimal user interaction.</w:t>
+      </w:r>
+    </w:p>
+    <w:p>
+      <w:pPr>
+        <w:pStyle w:val="3it31bullets"/>
+      </w:pPr>
+      <w:r>
+        <w:t>Attendance is automatically recorded without manual effort.</w:t>
+      </w:r>
+    </w:p>
+    <w:p>
+      <w:pPr>
+        <w:pStyle w:val="3it31heading2"/>
+      </w:pPr>
+      <w:r>
+        <w:t>Schedule Feasibility</w:t>
+      </w:r>
+    </w:p>
+    <w:p>
+      <w:pPr>
+        <w:pStyle w:val="3it31bullets"/>
+      </w:pPr>
+      <w:r>
+        <w:t>The project can be completed within the academic timeline.</w:t>
+      </w:r>
+    </w:p>
+    <w:p>
+      <w:pPr>
+        <w:pStyle w:val="3it31bullets"/>
+      </w:pPr>
+      <w:r>
         <w:lastRenderedPageBreak/>
-        <w:t>Project Feasibility Study</w:t>
-      </w:r>
-    </w:p>
-    <w:p>
-      <w:pPr>
-        <w:pStyle w:val="3it31heading3new"/>
-      </w:pPr>
-      <w:r>
-        <w:t>Technical Feasibility</w:t>
-      </w:r>
-    </w:p>
-    <w:p>
-      <w:pPr>
-        <w:pStyle w:val="3it31bullets"/>
-      </w:pPr>
-      <w:r>
-        <w:t>The project uses existing and proven technologies such as Python, OpenCV, and face recognition libraries.</w:t>
-      </w:r>
-    </w:p>
-    <w:p>
-      <w:pPr>
-        <w:pStyle w:val="3it31bullets"/>
-      </w:pPr>
-      <w:r>
-        <w:t>Required hardware like a webcam and laptop is easily available.</w:t>
-      </w:r>
-    </w:p>
-    <w:p>
-      <w:pPr>
-        <w:pStyle w:val="3it31bullets"/>
-      </w:pPr>
-      <w:r>
-        <w:t>The system can run on standard computers without specialized hardware.</w:t>
-      </w:r>
-    </w:p>
-    <w:p>
-      <w:pPr>
-        <w:pStyle w:val="3it31heading3new"/>
-      </w:pPr>
-      <w:r>
-        <w:t>Economic Feasibility</w:t>
-      </w:r>
-    </w:p>
-    <w:p>
-      <w:pPr>
-        <w:pStyle w:val="3it31bullets"/>
-      </w:pPr>
-      <w:r>
-        <w:t>The project uses open-source software and libraries.</w:t>
-      </w:r>
-    </w:p>
-    <w:p>
-      <w:pPr>
-        <w:pStyle w:val="3it31bullets"/>
-      </w:pPr>
-      <w:r>
-        <w:t>Only basic hardware is required.</w:t>
-      </w:r>
-    </w:p>
-    <w:p>
-      <w:pPr>
-        <w:pStyle w:val="3it31heading3new"/>
-      </w:pPr>
-      <w:r>
-        <w:t>Operational Feasibility:</w:t>
-      </w:r>
-    </w:p>
-    <w:p>
-      <w:pPr>
-        <w:pStyle w:val="3it31bullets"/>
-      </w:pPr>
-      <w:r>
-        <w:t>The system is easy to use and requires minimal user interaction.</w:t>
-      </w:r>
-    </w:p>
-    <w:p>
-      <w:pPr>
-        <w:pStyle w:val="3it31bullets"/>
-      </w:pPr>
-      <w:r>
-        <w:t>Attendance is automatically recorded without manual effort.</w:t>
-      </w:r>
-    </w:p>
-    <w:p>
-      <w:pPr>
-        <w:pStyle w:val="3it31heading3new"/>
-      </w:pPr>
-      <w:r>
-        <w:t>Schedule Feasibility</w:t>
-      </w:r>
-    </w:p>
-    <w:p>
-      <w:pPr>
-        <w:pStyle w:val="3it31bullets"/>
-      </w:pPr>
-      <w:r>
-        <w:t>The project can be completed within the academic timeline.</w:t>
-      </w:r>
-    </w:p>
-    <w:p>
-      <w:pPr>
-        <w:pStyle w:val="3it31bullets"/>
-      </w:pPr>
-      <w:r>
         <w:t>Each module can be developed and tested independently.</w:t>
       </w:r>
     </w:p>
     <w:p>
       <w:pPr>
+        <w:pStyle w:val="3it31heading1"/>
+      </w:pPr>
+      <w:r>
+        <w:t>Project Requirement Gathering</w:t>
+      </w:r>
+    </w:p>
+    <w:p>
+      <w:pPr>
+        <w:pStyle w:val="ListParagraph"/>
+        <w:keepNext/>
+        <w:keepLines/>
+        <w:numPr>
+          <w:ilvl w:val="0"/>
+          <w:numId w:val="2"/>
+        </w:numPr>
+        <w:spacing w:before="240" w:after="120"/>
+        <w:contextualSpacing w:val="0"/>
+        <w:outlineLvl w:val="0"/>
+        <w:rPr>
+          <w:rFonts w:ascii="Times New Roman" w:eastAsiaTheme="majorEastAsia" w:hAnsi="Times New Roman" w:cs="Times New Roman"/>
+          <w:b/>
+          <w:vanish/>
+          <w:color w:val="000000" w:themeColor="text1"/>
+          <w:sz w:val="28"/>
+          <w:szCs w:val="28"/>
+        </w:rPr>
+      </w:pPr>
+    </w:p>
+    <w:p>
+      <w:pPr>
         <w:pStyle w:val="3it31heading2"/>
       </w:pPr>
       <w:r>
-        <w:t>Project Requirement Gathering</w:t>
-      </w:r>
-    </w:p>
-    <w:p>
-      <w:pPr>
-        <w:pStyle w:val="3it31heading3new"/>
-      </w:pPr>
-      <w:r>
         <w:t>Requirement Gathering Techniques Used:</w:t>
       </w:r>
     </w:p>
@@ -2445,23 +2384,9 @@
     </w:p>
     <w:p>
       <w:pPr>
-        <w:rPr>
-          <w:rFonts w:ascii="Times New Roman" w:eastAsiaTheme="majorEastAsia" w:hAnsi="Times New Roman" w:cstheme="majorBidi"/>
-          <w:b/>
-          <w:color w:val="000000" w:themeColor="text1"/>
-          <w:szCs w:val="28"/>
-        </w:rPr>
-      </w:pPr>
-      <w:r>
-        <w:br w:type="page"/>
-      </w:r>
-    </w:p>
-    <w:p>
-      <w:pPr>
-        <w:pStyle w:val="3it31heading3new"/>
-      </w:pPr>
-      <w:r>
-        <w:lastRenderedPageBreak/>
+        <w:pStyle w:val="3it31heading2"/>
+      </w:pPr>
+      <w:r>
         <w:t>Comparison of Existing Applications with Proposed Application:</w:t>
       </w:r>
     </w:p>
@@ -3191,9 +3116,22 @@
     </w:p>
     <w:p>
       <w:pPr>
-        <w:pStyle w:val="3it31heading2"/>
-      </w:pPr>
-      <w:r>
+        <w:pStyle w:val="3it31content"/>
+      </w:pPr>
+      <w:bookmarkStart w:id="0" w:name="_GoBack"/>
+      <w:bookmarkEnd w:id="0"/>
+    </w:p>
+    <w:p>
+      <w:pPr>
+        <w:pStyle w:val="3it31table"/>
+      </w:pPr>
+    </w:p>
+    <w:p>
+      <w:pPr>
+        <w:pStyle w:val="3it31heading1"/>
+      </w:pPr>
+      <w:r>
+        <w:lastRenderedPageBreak/>
         <w:t>Project Timeline Chart</w:t>
       </w:r>
     </w:p>
@@ -3224,7 +3162,7 @@
                     </pic:cNvPicPr>
                   </pic:nvPicPr>
                   <pic:blipFill>
-                    <a:blip r:embed="rId13">
+                    <a:blip r:embed="rId14">
                       <a:extLst>
                         <a:ext uri="{28A0092B-C50C-407E-A947-70E740481C1C}">
                           <a14:useLocalDpi xmlns:a14="http://schemas.microsoft.com/office/drawing/2010/main" val="0"/>
@@ -3269,7 +3207,7 @@
     </w:p>
     <w:p>
       <w:pPr>
-        <w:pStyle w:val="3it31heading2"/>
+        <w:pStyle w:val="3it31heading1"/>
       </w:pPr>
       <w:r>
         <w:lastRenderedPageBreak/>
@@ -3468,9 +3406,37 @@
         <w:t>System testing and debugging</w:t>
       </w:r>
     </w:p>
+    <w:p>
+      <w:pPr>
+        <w:rPr>
+          <w:rFonts w:ascii="Times New Roman" w:hAnsi="Times New Roman"/>
+        </w:rPr>
+      </w:pPr>
+      <w:r>
+        <w:br w:type="page"/>
+      </w:r>
+    </w:p>
+    <w:p>
+      <w:pPr>
+        <w:pStyle w:val="3it31content"/>
+        <w:rPr>
+          <w:b/>
+        </w:rPr>
+      </w:pPr>
+      <w:r>
+        <w:rPr>
+          <w:rFonts w:cs="Times New Roman"/>
+          <w:b/>
+          <w:sz w:val="28"/>
+          <w:szCs w:val="28"/>
+        </w:rPr>
+        <w:lastRenderedPageBreak/>
+        <w:t>Guide Comments and Signature:</w:t>
+      </w:r>
+    </w:p>
     <w:sectPr>
-      <w:headerReference w:type="default" r:id="rId14"/>
-      <w:footerReference w:type="default" r:id="rId15"/>
+      <w:headerReference w:type="default" r:id="rId15"/>
+      <w:footerReference w:type="default" r:id="rId16"/>
       <w:pgSz w:w="12240" w:h="15840"/>
       <w:pgMar w:top="1440" w:right="1440" w:bottom="1440" w:left="1440" w:header="720" w:footer="720" w:gutter="0"/>
       <w:pgBorders w:offsetFrom="page">
@@ -3488,7 +3454,7 @@
 </file>
 
 <file path=word/endnotes.xml><?xml version="1.0" encoding="utf-8"?>
-<w:endnotes xmlns:wpc="http://schemas.microsoft.com/office/word/2010/wordprocessingCanvas" xmlns:cx="http://schemas.microsoft.com/office/drawing/2014/chartex" xmlns:cx1="http://schemas.microsoft.com/office/drawing/2015/9/8/chartex" xmlns:cx2="http://schemas.microsoft.com/office/drawing/2015/10/21/chartex" xmlns:cx3="http://schemas.microsoft.com/office/drawing/2016/5/9/chartex" xmlns:cx4="http://schemas.microsoft.com/office/drawing/2016/5/10/chartex" xmlns:cx5="http://schemas.microsoft.com/office/drawing/2016/5/11/chartex" xmlns:cx6="http://schemas.microsoft.com/office/drawing/2016/5/12/chartex" xmlns:cx7="http://schemas.microsoft.com/office/drawing/2016/5/13/chartex" xmlns:cx8="http://schemas.microsoft.com/office/drawing/2016/5/14/chartex" xmlns:mc="http://schemas.openxmlformats.org/markup-compatibility/2006" xmlns:aink="http://schemas.microsoft.com/office/drawing/2016/ink" xmlns:am3d="http://schemas.microsoft.com/office/drawing/2017/model3d" xmlns:o="urn:schemas-microsoft-com:office:office" xmlns:oel="http://schemas.microsoft.com/office/2019/extlst" xmlns:r="http://schemas.openxmlformats.org/officeDocument/2006/relationships" xmlns:m="http://schemas.openxmlformats.org/officeDocument/2006/math" xmlns:v="urn:schemas-microsoft-com:vml" xmlns:wp14="http://schemas.microsoft.com/office/word/2010/wordprocessingDrawing" xmlns:wp="http://schemas.openxmlformats.org/drawingml/2006/wordprocessingDrawing" xmlns:w10="urn:schemas-microsoft-com:office:word" xmlns:w="http://schemas.openxmlformats.org/wordprocessingml/2006/main" xmlns:w14="http://schemas.microsoft.com/office/word/2010/wordml" xmlns:w15="http://schemas.microsoft.com/office/word/2012/wordml" xmlns:w16cex="http://schemas.microsoft.com/office/word/2018/wordml/cex" xmlns:w16cid="http://schemas.microsoft.com/office/word/2016/wordml/cid" xmlns:w16="http://schemas.microsoft.com/office/word/2018/wordml" xmlns:w16du="http://schemas.microsoft.com/office/word/2023/wordml/word16du" xmlns:w16sdtdh="http://schemas.microsoft.com/office/word/2020/wordml/sdtdatahash" xmlns:w16sdtfl="http://schemas.microsoft.com/office/word/2024/wordml/sdtformatlock" xmlns:w16se="http://schemas.microsoft.com/office/word/2015/wordml/symex" xmlns:wpg="http://schemas.microsoft.com/office/word/2010/wordprocessingGroup" xmlns:wpi="http://schemas.microsoft.com/office/word/2010/wordprocessingInk" xmlns:wne="http://schemas.microsoft.com/office/word/2006/wordml" xmlns:wps="http://schemas.microsoft.com/office/word/2010/wordprocessingShape" mc:Ignorable="w14 w15 w16se w16cid w16 w16cex w16sdtdh w16sdtfl w16du wp14">
+<w:endnotes xmlns:wpc="http://schemas.microsoft.com/office/word/2010/wordprocessingCanvas" xmlns:mc="http://schemas.openxmlformats.org/markup-compatibility/2006" xmlns:o="urn:schemas-microsoft-com:office:office" xmlns:r="http://schemas.openxmlformats.org/officeDocument/2006/relationships" xmlns:m="http://schemas.openxmlformats.org/officeDocument/2006/math" xmlns:v="urn:schemas-microsoft-com:vml" xmlns:wp14="http://schemas.microsoft.com/office/word/2010/wordprocessingDrawing" xmlns:wp="http://schemas.openxmlformats.org/drawingml/2006/wordprocessingDrawing" xmlns:w10="urn:schemas-microsoft-com:office:word" xmlns:w="http://schemas.openxmlformats.org/wordprocessingml/2006/main" xmlns:w14="http://schemas.microsoft.com/office/word/2010/wordml" xmlns:wpg="http://schemas.microsoft.com/office/word/2010/wordprocessingGroup" xmlns:wpi="http://schemas.microsoft.com/office/word/2010/wordprocessingInk" xmlns:wne="http://schemas.microsoft.com/office/word/2006/wordml" xmlns:wps="http://schemas.microsoft.com/office/word/2010/wordprocessingShape" mc:Ignorable="w14 wp14">
   <w:endnote w:type="separator" w:id="-1">
     <w:p>
       <w:pPr>
@@ -3513,7 +3479,7 @@
 </file>
 
 <file path=word/footer1.xml><?xml version="1.0" encoding="utf-8"?>
-<w:ftr xmlns:wpc="http://schemas.microsoft.com/office/word/2010/wordprocessingCanvas" xmlns:cx="http://schemas.microsoft.com/office/drawing/2014/chartex" xmlns:cx1="http://schemas.microsoft.com/office/drawing/2015/9/8/chartex" xmlns:cx2="http://schemas.microsoft.com/office/drawing/2015/10/21/chartex" xmlns:cx3="http://schemas.microsoft.com/office/drawing/2016/5/9/chartex" xmlns:cx4="http://schemas.microsoft.com/office/drawing/2016/5/10/chartex" xmlns:cx5="http://schemas.microsoft.com/office/drawing/2016/5/11/chartex" xmlns:cx6="http://schemas.microsoft.com/office/drawing/2016/5/12/chartex" xmlns:cx7="http://schemas.microsoft.com/office/drawing/2016/5/13/chartex" xmlns:cx8="http://schemas.microsoft.com/office/drawing/2016/5/14/chartex" xmlns:mc="http://schemas.openxmlformats.org/markup-compatibility/2006" xmlns:aink="http://schemas.microsoft.com/office/drawing/2016/ink" xmlns:am3d="http://schemas.microsoft.com/office/drawing/2017/model3d" xmlns:o="urn:schemas-microsoft-com:office:office" xmlns:oel="http://schemas.microsoft.com/office/2019/extlst" xmlns:r="http://schemas.openxmlformats.org/officeDocument/2006/relationships" xmlns:m="http://schemas.openxmlformats.org/officeDocument/2006/math" xmlns:v="urn:schemas-microsoft-com:vml" xmlns:wp14="http://schemas.microsoft.com/office/word/2010/wordprocessingDrawing" xmlns:wp="http://schemas.openxmlformats.org/drawingml/2006/wordprocessingDrawing" xmlns:w10="urn:schemas-microsoft-com:office:word" xmlns:w="http://schemas.openxmlformats.org/wordprocessingml/2006/main" xmlns:w14="http://schemas.microsoft.com/office/word/2010/wordml" xmlns:w15="http://schemas.microsoft.com/office/word/2012/wordml" xmlns:w16cex="http://schemas.microsoft.com/office/word/2018/wordml/cex" xmlns:w16cid="http://schemas.microsoft.com/office/word/2016/wordml/cid" xmlns:w16="http://schemas.microsoft.com/office/word/2018/wordml" xmlns:w16du="http://schemas.microsoft.com/office/word/2023/wordml/word16du" xmlns:w16sdtdh="http://schemas.microsoft.com/office/word/2020/wordml/sdtdatahash" xmlns:w16sdtfl="http://schemas.microsoft.com/office/word/2024/wordml/sdtformatlock" xmlns:w16se="http://schemas.microsoft.com/office/word/2015/wordml/symex" xmlns:wpg="http://schemas.microsoft.com/office/word/2010/wordprocessingGroup" xmlns:wpi="http://schemas.microsoft.com/office/word/2010/wordprocessingInk" xmlns:wne="http://schemas.microsoft.com/office/word/2006/wordml" xmlns:wps="http://schemas.microsoft.com/office/word/2010/wordprocessingShape" mc:Ignorable="w14 w15 w16se w16cid w16 w16cex w16sdtdh w16sdtfl w16du wp14">
+<w:ftr xmlns:wpc="http://schemas.microsoft.com/office/word/2010/wordprocessingCanvas" xmlns:mc="http://schemas.openxmlformats.org/markup-compatibility/2006" xmlns:o="urn:schemas-microsoft-com:office:office" xmlns:r="http://schemas.openxmlformats.org/officeDocument/2006/relationships" xmlns:m="http://schemas.openxmlformats.org/officeDocument/2006/math" xmlns:v="urn:schemas-microsoft-com:vml" xmlns:wp14="http://schemas.microsoft.com/office/word/2010/wordprocessingDrawing" xmlns:wp="http://schemas.openxmlformats.org/drawingml/2006/wordprocessingDrawing" xmlns:w10="urn:schemas-microsoft-com:office:word" xmlns:w="http://schemas.openxmlformats.org/wordprocessingml/2006/main" xmlns:w14="http://schemas.microsoft.com/office/word/2010/wordml" xmlns:wpg="http://schemas.microsoft.com/office/word/2010/wordprocessingGroup" xmlns:wpi="http://schemas.microsoft.com/office/word/2010/wordprocessingInk" xmlns:wne="http://schemas.microsoft.com/office/word/2006/wordml" xmlns:wps="http://schemas.microsoft.com/office/word/2010/wordprocessingShape" mc:Ignorable="w14 wp14">
   <w:p>
     <w:pPr>
       <w:pStyle w:val="Footer"/>
@@ -3556,7 +3522,7 @@
         <w:rFonts w:ascii="Times New Roman" w:hAnsi="Times New Roman" w:cs="Times New Roman"/>
         <w:noProof/>
       </w:rPr>
-      <w:t>13</w:t>
+      <w:t>14</w:t>
     </w:r>
     <w:r>
       <w:rPr>
@@ -3570,7 +3536,7 @@
 </file>
 
 <file path=word/footnotes.xml><?xml version="1.0" encoding="utf-8"?>
-<w:footnotes xmlns:wpc="http://schemas.microsoft.com/office/word/2010/wordprocessingCanvas" xmlns:cx="http://schemas.microsoft.com/office/drawing/2014/chartex" xmlns:cx1="http://schemas.microsoft.com/office/drawing/2015/9/8/chartex" xmlns:cx2="http://schemas.microsoft.com/office/drawing/2015/10/21/chartex" xmlns:cx3="http://schemas.microsoft.com/office/drawing/2016/5/9/chartex" xmlns:cx4="http://schemas.microsoft.com/office/drawing/2016/5/10/chartex" xmlns:cx5="http://schemas.microsoft.com/office/drawing/2016/5/11/chartex" xmlns:cx6="http://schemas.microsoft.com/office/drawing/2016/5/12/chartex" xmlns:cx7="http://schemas.microsoft.com/office/drawing/2016/5/13/chartex" xmlns:cx8="http://schemas.microsoft.com/office/drawing/2016/5/14/chartex" xmlns:mc="http://schemas.openxmlformats.org/markup-compatibility/2006" xmlns:aink="http://schemas.microsoft.com/office/drawing/2016/ink" xmlns:am3d="http://schemas.microsoft.com/office/drawing/2017/model3d" xmlns:o="urn:schemas-microsoft-com:office:office" xmlns:oel="http://schemas.microsoft.com/office/2019/extlst" xmlns:r="http://schemas.openxmlformats.org/officeDocument/2006/relationships" xmlns:m="http://schemas.openxmlformats.org/officeDocument/2006/math" xmlns:v="urn:schemas-microsoft-com:vml" xmlns:wp14="http://schemas.microsoft.com/office/word/2010/wordprocessingDrawing" xmlns:wp="http://schemas.openxmlformats.org/drawingml/2006/wordprocessingDrawing" xmlns:w10="urn:schemas-microsoft-com:office:word" xmlns:w="http://schemas.openxmlformats.org/wordprocessingml/2006/main" xmlns:w14="http://schemas.microsoft.com/office/word/2010/wordml" xmlns:w15="http://schemas.microsoft.com/office/word/2012/wordml" xmlns:w16cex="http://schemas.microsoft.com/office/word/2018/wordml/cex" xmlns:w16cid="http://schemas.microsoft.com/office/word/2016/wordml/cid" xmlns:w16="http://schemas.microsoft.com/office/word/2018/wordml" xmlns:w16du="http://schemas.microsoft.com/office/word/2023/wordml/word16du" xmlns:w16sdtdh="http://schemas.microsoft.com/office/word/2020/wordml/sdtdatahash" xmlns:w16sdtfl="http://schemas.microsoft.com/office/word/2024/wordml/sdtformatlock" xmlns:w16se="http://schemas.microsoft.com/office/word/2015/wordml/symex" xmlns:wpg="http://schemas.microsoft.com/office/word/2010/wordprocessingGroup" xmlns:wpi="http://schemas.microsoft.com/office/word/2010/wordprocessingInk" xmlns:wne="http://schemas.microsoft.com/office/word/2006/wordml" xmlns:wps="http://schemas.microsoft.com/office/word/2010/wordprocessingShape" mc:Ignorable="w14 w15 w16se w16cid w16 w16cex w16sdtdh w16sdtfl w16du wp14">
+<w:footnotes xmlns:wpc="http://schemas.microsoft.com/office/word/2010/wordprocessingCanvas" xmlns:mc="http://schemas.openxmlformats.org/markup-compatibility/2006" xmlns:o="urn:schemas-microsoft-com:office:office" xmlns:r="http://schemas.openxmlformats.org/officeDocument/2006/relationships" xmlns:m="http://schemas.openxmlformats.org/officeDocument/2006/math" xmlns:v="urn:schemas-microsoft-com:vml" xmlns:wp14="http://schemas.microsoft.com/office/word/2010/wordprocessingDrawing" xmlns:wp="http://schemas.openxmlformats.org/drawingml/2006/wordprocessingDrawing" xmlns:w10="urn:schemas-microsoft-com:office:word" xmlns:w="http://schemas.openxmlformats.org/wordprocessingml/2006/main" xmlns:w14="http://schemas.microsoft.com/office/word/2010/wordml" xmlns:wpg="http://schemas.microsoft.com/office/word/2010/wordprocessingGroup" xmlns:wpi="http://schemas.microsoft.com/office/word/2010/wordprocessingInk" xmlns:wne="http://schemas.microsoft.com/office/word/2006/wordml" xmlns:wps="http://schemas.microsoft.com/office/word/2010/wordprocessingShape" mc:Ignorable="w14 wp14">
   <w:footnote w:type="separator" w:id="-1">
     <w:p>
       <w:pPr>
@@ -3595,7 +3561,7 @@
 </file>
 
 <file path=word/header1.xml><?xml version="1.0" encoding="utf-8"?>
-<w:hdr xmlns:wpc="http://schemas.microsoft.com/office/word/2010/wordprocessingCanvas" xmlns:cx="http://schemas.microsoft.com/office/drawing/2014/chartex" xmlns:cx1="http://schemas.microsoft.com/office/drawing/2015/9/8/chartex" xmlns:cx2="http://schemas.microsoft.com/office/drawing/2015/10/21/chartex" xmlns:cx3="http://schemas.microsoft.com/office/drawing/2016/5/9/chartex" xmlns:cx4="http://schemas.microsoft.com/office/drawing/2016/5/10/chartex" xmlns:cx5="http://schemas.microsoft.com/office/drawing/2016/5/11/chartex" xmlns:cx6="http://schemas.microsoft.com/office/drawing/2016/5/12/chartex" xmlns:cx7="http://schemas.microsoft.com/office/drawing/2016/5/13/chartex" xmlns:cx8="http://schemas.microsoft.com/office/drawing/2016/5/14/chartex" xmlns:mc="http://schemas.openxmlformats.org/markup-compatibility/2006" xmlns:aink="http://schemas.microsoft.com/office/drawing/2016/ink" xmlns:am3d="http://schemas.microsoft.com/office/drawing/2017/model3d" xmlns:o="urn:schemas-microsoft-com:office:office" xmlns:oel="http://schemas.microsoft.com/office/2019/extlst" xmlns:r="http://schemas.openxmlformats.org/officeDocument/2006/relationships" xmlns:m="http://schemas.openxmlformats.org/officeDocument/2006/math" xmlns:v="urn:schemas-microsoft-com:vml" xmlns:wp14="http://schemas.microsoft.com/office/word/2010/wordprocessingDrawing" xmlns:wp="http://schemas.openxmlformats.org/drawingml/2006/wordprocessingDrawing" xmlns:w10="urn:schemas-microsoft-com:office:word" xmlns:w="http://schemas.openxmlformats.org/wordprocessingml/2006/main" xmlns:w14="http://schemas.microsoft.com/office/word/2010/wordml" xmlns:w15="http://schemas.microsoft.com/office/word/2012/wordml" xmlns:w16cex="http://schemas.microsoft.com/office/word/2018/wordml/cex" xmlns:w16cid="http://schemas.microsoft.com/office/word/2016/wordml/cid" xmlns:w16="http://schemas.microsoft.com/office/word/2018/wordml" xmlns:w16du="http://schemas.microsoft.com/office/word/2023/wordml/word16du" xmlns:w16sdtdh="http://schemas.microsoft.com/office/word/2020/wordml/sdtdatahash" xmlns:w16sdtfl="http://schemas.microsoft.com/office/word/2024/wordml/sdtformatlock" xmlns:w16se="http://schemas.microsoft.com/office/word/2015/wordml/symex" xmlns:wpg="http://schemas.microsoft.com/office/word/2010/wordprocessingGroup" xmlns:wpi="http://schemas.microsoft.com/office/word/2010/wordprocessingInk" xmlns:wne="http://schemas.microsoft.com/office/word/2006/wordml" xmlns:wps="http://schemas.microsoft.com/office/word/2010/wordprocessingShape" mc:Ignorable="w14 w15 w16se w16cid w16 w16cex w16sdtdh w16sdtfl w16du wp14">
+<w:hdr xmlns:wpc="http://schemas.microsoft.com/office/word/2010/wordprocessingCanvas" xmlns:mc="http://schemas.openxmlformats.org/markup-compatibility/2006" xmlns:o="urn:schemas-microsoft-com:office:office" xmlns:r="http://schemas.openxmlformats.org/officeDocument/2006/relationships" xmlns:m="http://schemas.openxmlformats.org/officeDocument/2006/math" xmlns:v="urn:schemas-microsoft-com:vml" xmlns:wp14="http://schemas.microsoft.com/office/word/2010/wordprocessingDrawing" xmlns:wp="http://schemas.openxmlformats.org/drawingml/2006/wordprocessingDrawing" xmlns:w10="urn:schemas-microsoft-com:office:word" xmlns:w="http://schemas.openxmlformats.org/wordprocessingml/2006/main" xmlns:w14="http://schemas.microsoft.com/office/word/2010/wordml" xmlns:wpg="http://schemas.microsoft.com/office/word/2010/wordprocessingGroup" xmlns:wpi="http://schemas.microsoft.com/office/word/2010/wordprocessingInk" xmlns:wne="http://schemas.microsoft.com/office/word/2006/wordml" xmlns:wps="http://schemas.microsoft.com/office/word/2010/wordprocessingShape" mc:Ignorable="w14 wp14">
   <w:p>
     <w:pPr>
       <w:pStyle w:val="Header"/>
@@ -3627,8 +3593,8 @@
 </file>
 
 <file path=word/numbering.xml><?xml version="1.0" encoding="utf-8"?>
-<w:numbering xmlns:wpc="http://schemas.microsoft.com/office/word/2010/wordprocessingCanvas" xmlns:cx="http://schemas.microsoft.com/office/drawing/2014/chartex" xmlns:cx1="http://schemas.microsoft.com/office/drawing/2015/9/8/chartex" xmlns:cx2="http://schemas.microsoft.com/office/drawing/2015/10/21/chartex" xmlns:cx3="http://schemas.microsoft.com/office/drawing/2016/5/9/chartex" xmlns:cx4="http://schemas.microsoft.com/office/drawing/2016/5/10/chartex" xmlns:cx5="http://schemas.microsoft.com/office/drawing/2016/5/11/chartex" xmlns:cx6="http://schemas.microsoft.com/office/drawing/2016/5/12/chartex" xmlns:cx7="http://schemas.microsoft.com/office/drawing/2016/5/13/chartex" xmlns:cx8="http://schemas.microsoft.com/office/drawing/2016/5/14/chartex" xmlns:mc="http://schemas.openxmlformats.org/markup-compatibility/2006" xmlns:aink="http://schemas.microsoft.com/office/drawing/2016/ink" xmlns:am3d="http://schemas.microsoft.com/office/drawing/2017/model3d" xmlns:o="urn:schemas-microsoft-com:office:office" xmlns:oel="http://schemas.microsoft.com/office/2019/extlst" xmlns:r="http://schemas.openxmlformats.org/officeDocument/2006/relationships" xmlns:m="http://schemas.openxmlformats.org/officeDocument/2006/math" xmlns:v="urn:schemas-microsoft-com:vml" xmlns:wp14="http://schemas.microsoft.com/office/word/2010/wordprocessingDrawing" xmlns:wp="http://schemas.openxmlformats.org/drawingml/2006/wordprocessingDrawing" xmlns:w10="urn:schemas-microsoft-com:office:word" xmlns:w="http://schemas.openxmlformats.org/wordprocessingml/2006/main" xmlns:w14="http://schemas.microsoft.com/office/word/2010/wordml" xmlns:w15="http://schemas.microsoft.com/office/word/2012/wordml" xmlns:w16cex="http://schemas.microsoft.com/office/word/2018/wordml/cex" xmlns:w16cid="http://schemas.microsoft.com/office/word/2016/wordml/cid" xmlns:w16="http://schemas.microsoft.com/office/word/2018/wordml" xmlns:w16du="http://schemas.microsoft.com/office/word/2023/wordml/word16du" xmlns:w16sdtdh="http://schemas.microsoft.com/office/word/2020/wordml/sdtdatahash" xmlns:w16sdtfl="http://schemas.microsoft.com/office/word/2024/wordml/sdtformatlock" xmlns:w16se="http://schemas.microsoft.com/office/word/2015/wordml/symex" xmlns:wpg="http://schemas.microsoft.com/office/word/2010/wordprocessingGroup" xmlns:wpi="http://schemas.microsoft.com/office/word/2010/wordprocessingInk" xmlns:wne="http://schemas.microsoft.com/office/word/2006/wordml" xmlns:wps="http://schemas.microsoft.com/office/word/2010/wordprocessingShape" mc:Ignorable="w14 w15 w16se w16cid w16 w16cex w16sdtdh w16sdtfl w16du wp14">
-  <w:abstractNum w:abstractNumId="0" w15:restartNumberingAfterBreak="0">
+<w:numbering xmlns:wpc="http://schemas.microsoft.com/office/word/2010/wordprocessingCanvas" xmlns:mc="http://schemas.openxmlformats.org/markup-compatibility/2006" xmlns:o="urn:schemas-microsoft-com:office:office" xmlns:r="http://schemas.openxmlformats.org/officeDocument/2006/relationships" xmlns:m="http://schemas.openxmlformats.org/officeDocument/2006/math" xmlns:v="urn:schemas-microsoft-com:vml" xmlns:wp14="http://schemas.microsoft.com/office/word/2010/wordprocessingDrawing" xmlns:wp="http://schemas.openxmlformats.org/drawingml/2006/wordprocessingDrawing" xmlns:w10="urn:schemas-microsoft-com:office:word" xmlns:w="http://schemas.openxmlformats.org/wordprocessingml/2006/main" xmlns:w14="http://schemas.microsoft.com/office/word/2010/wordml" xmlns:wpg="http://schemas.microsoft.com/office/word/2010/wordprocessingGroup" xmlns:wpi="http://schemas.microsoft.com/office/word/2010/wordprocessingInk" xmlns:wne="http://schemas.microsoft.com/office/word/2006/wordml" xmlns:wps="http://schemas.microsoft.com/office/word/2010/wordprocessingShape" mc:Ignorable="w14 wp14">
+  <w:abstractNum w:abstractNumId="0">
     <w:nsid w:val="046E0D6E"/>
     <w:multiLevelType w:val="hybridMultilevel"/>
     <w:tmpl w:val="C01A61CE"/>
@@ -3741,7 +3707,7 @@
       </w:rPr>
     </w:lvl>
   </w:abstractNum>
-  <w:abstractNum w:abstractNumId="1" w15:restartNumberingAfterBreak="0">
+  <w:abstractNum w:abstractNumId="1">
     <w:nsid w:val="10233729"/>
     <w:multiLevelType w:val="hybridMultilevel"/>
     <w:tmpl w:val="DF461100"/>
@@ -3854,7 +3820,7 @@
       </w:rPr>
     </w:lvl>
   </w:abstractNum>
-  <w:abstractNum w:abstractNumId="2" w15:restartNumberingAfterBreak="0">
+  <w:abstractNum w:abstractNumId="2">
     <w:nsid w:val="161F4EC2"/>
     <w:multiLevelType w:val="hybridMultilevel"/>
     <w:tmpl w:val="0C2A16A0"/>
@@ -3943,7 +3909,7 @@
       </w:pPr>
     </w:lvl>
   </w:abstractNum>
-  <w:abstractNum w:abstractNumId="3" w15:restartNumberingAfterBreak="0">
+  <w:abstractNum w:abstractNumId="3">
     <w:nsid w:val="21FF799E"/>
     <w:multiLevelType w:val="hybridMultilevel"/>
     <w:tmpl w:val="F81AB878"/>
@@ -4056,7 +4022,7 @@
       </w:rPr>
     </w:lvl>
   </w:abstractNum>
-  <w:abstractNum w:abstractNumId="4" w15:restartNumberingAfterBreak="0">
+  <w:abstractNum w:abstractNumId="4">
     <w:nsid w:val="340F60A3"/>
     <w:multiLevelType w:val="hybridMultilevel"/>
     <w:tmpl w:val="253A9D0C"/>
@@ -4149,7 +4115,97 @@
       </w:pPr>
     </w:lvl>
   </w:abstractNum>
-  <w:abstractNum w:abstractNumId="5" w15:restartNumberingAfterBreak="0">
+  <w:abstractNum w:abstractNumId="5">
+    <w:nsid w:val="3DC72B0D"/>
+    <w:multiLevelType w:val="hybridMultilevel"/>
+    <w:tmpl w:val="0ED8BB94"/>
+    <w:lvl w:ilvl="0" w:tplc="B0A8971C">
+      <w:start w:val="1"/>
+      <w:numFmt w:val="decimal"/>
+      <w:pStyle w:val="3it31heading1"/>
+      <w:lvlText w:val="%1."/>
+      <w:lvlJc w:val="left"/>
+      <w:pPr>
+        <w:ind w:left="360" w:hanging="360"/>
+      </w:pPr>
+      <w:rPr>
+        <w:rFonts w:hint="default"/>
+      </w:rPr>
+    </w:lvl>
+    <w:lvl w:ilvl="1" w:tplc="40090019" w:tentative="1">
+      <w:start w:val="1"/>
+      <w:numFmt w:val="lowerLetter"/>
+      <w:lvlText w:val="%2."/>
+      <w:lvlJc w:val="left"/>
+      <w:pPr>
+        <w:ind w:left="1080" w:hanging="360"/>
+      </w:pPr>
+    </w:lvl>
+    <w:lvl w:ilvl="2" w:tplc="4009001B" w:tentative="1">
+      <w:start w:val="1"/>
+      <w:numFmt w:val="lowerRoman"/>
+      <w:lvlText w:val="%3."/>
+      <w:lvlJc w:val="right"/>
+      <w:pPr>
+        <w:ind w:left="1800" w:hanging="180"/>
+      </w:pPr>
+    </w:lvl>
+    <w:lvl w:ilvl="3" w:tplc="4009000F" w:tentative="1">
+      <w:start w:val="1"/>
+      <w:numFmt w:val="decimal"/>
+      <w:lvlText w:val="%4."/>
+      <w:lvlJc w:val="left"/>
+      <w:pPr>
+        <w:ind w:left="2520" w:hanging="360"/>
+      </w:pPr>
+    </w:lvl>
+    <w:lvl w:ilvl="4" w:tplc="40090019" w:tentative="1">
+      <w:start w:val="1"/>
+      <w:numFmt w:val="lowerLetter"/>
+      <w:lvlText w:val="%5."/>
+      <w:lvlJc w:val="left"/>
+      <w:pPr>
+        <w:ind w:left="3240" w:hanging="360"/>
+      </w:pPr>
+    </w:lvl>
+    <w:lvl w:ilvl="5" w:tplc="4009001B" w:tentative="1">
+      <w:start w:val="1"/>
+      <w:numFmt w:val="lowerRoman"/>
+      <w:lvlText w:val="%6."/>
+      <w:lvlJc w:val="right"/>
+      <w:pPr>
+        <w:ind w:left="3960" w:hanging="180"/>
+      </w:pPr>
+    </w:lvl>
+    <w:lvl w:ilvl="6" w:tplc="4009000F" w:tentative="1">
+      <w:start w:val="1"/>
+      <w:numFmt w:val="decimal"/>
+      <w:lvlText w:val="%7."/>
+      <w:lvlJc w:val="left"/>
+      <w:pPr>
+        <w:ind w:left="4680" w:hanging="360"/>
+      </w:pPr>
+    </w:lvl>
+    <w:lvl w:ilvl="7" w:tplc="40090019" w:tentative="1">
+      <w:start w:val="1"/>
+      <w:numFmt w:val="lowerLetter"/>
+      <w:lvlText w:val="%8."/>
+      <w:lvlJc w:val="left"/>
+      <w:pPr>
+        <w:ind w:left="5400" w:hanging="360"/>
+      </w:pPr>
+    </w:lvl>
+    <w:lvl w:ilvl="8" w:tplc="4009001B" w:tentative="1">
+      <w:start w:val="1"/>
+      <w:numFmt w:val="lowerRoman"/>
+      <w:lvlText w:val="%9."/>
+      <w:lvlJc w:val="right"/>
+      <w:pPr>
+        <w:ind w:left="6120" w:hanging="180"/>
+      </w:pPr>
+    </w:lvl>
+  </w:abstractNum>
+  <w:abstractNum w:abstractNumId="6">
     <w:nsid w:val="3E2C66B1"/>
     <w:multiLevelType w:val="hybridMultilevel"/>
     <w:tmpl w:val="E466CDEA"/>
@@ -4238,7 +4294,7 @@
       </w:pPr>
     </w:lvl>
   </w:abstractNum>
-  <w:abstractNum w:abstractNumId="6" w15:restartNumberingAfterBreak="0">
+  <w:abstractNum w:abstractNumId="7">
     <w:nsid w:val="476C477B"/>
     <w:multiLevelType w:val="hybridMultilevel"/>
     <w:tmpl w:val="BB8A1390"/>
@@ -4351,7 +4407,7 @@
       </w:rPr>
     </w:lvl>
   </w:abstractNum>
-  <w:abstractNum w:abstractNumId="7" w15:restartNumberingAfterBreak="0">
+  <w:abstractNum w:abstractNumId="8">
     <w:nsid w:val="54AE5FC5"/>
     <w:multiLevelType w:val="hybridMultilevel"/>
     <w:tmpl w:val="B25CFE7C"/>
@@ -4437,7 +4493,7 @@
       </w:pPr>
     </w:lvl>
   </w:abstractNum>
-  <w:abstractNum w:abstractNumId="8" w15:restartNumberingAfterBreak="0">
+  <w:abstractNum w:abstractNumId="9">
     <w:nsid w:val="54F33644"/>
     <w:multiLevelType w:val="hybridMultilevel"/>
     <w:tmpl w:val="3DE8793E"/>
@@ -4550,7 +4606,7 @@
       </w:rPr>
     </w:lvl>
   </w:abstractNum>
-  <w:abstractNum w:abstractNumId="9" w15:restartNumberingAfterBreak="0">
+  <w:abstractNum w:abstractNumId="10">
     <w:nsid w:val="552821A6"/>
     <w:multiLevelType w:val="hybridMultilevel"/>
     <w:tmpl w:val="BB4C0B64"/>
@@ -4664,10 +4720,10 @@
       </w:rPr>
     </w:lvl>
   </w:abstractNum>
-  <w:abstractNum w:abstractNumId="10" w15:restartNumberingAfterBreak="0">
+  <w:abstractNum w:abstractNumId="11">
     <w:nsid w:val="5F8F2DEB"/>
     <w:multiLevelType w:val="multilevel"/>
-    <w:tmpl w:val="AE44D1E4"/>
+    <w:tmpl w:val="9368716A"/>
     <w:lvl w:ilvl="0">
       <w:start w:val="1"/>
       <w:numFmt w:val="decimal"/>
@@ -4779,7 +4835,7 @@
       </w:rPr>
     </w:lvl>
   </w:abstractNum>
-  <w:abstractNum w:abstractNumId="11" w15:restartNumberingAfterBreak="0">
+  <w:abstractNum w:abstractNumId="12">
     <w:nsid w:val="623438E5"/>
     <w:multiLevelType w:val="hybridMultilevel"/>
     <w:tmpl w:val="738A07DA"/>
@@ -4892,7 +4948,7 @@
       </w:rPr>
     </w:lvl>
   </w:abstractNum>
-  <w:abstractNum w:abstractNumId="12" w15:restartNumberingAfterBreak="0">
+  <w:abstractNum w:abstractNumId="13">
     <w:nsid w:val="6C9E44B1"/>
     <w:multiLevelType w:val="hybridMultilevel"/>
     <w:tmpl w:val="DDF81B92"/>
@@ -5005,41 +5061,41 @@
       </w:rPr>
     </w:lvl>
   </w:abstractNum>
-  <w:num w:numId="1" w16cid:durableId="287053029">
+  <w:num w:numId="1">
+    <w:abstractNumId w:val="8"/>
+  </w:num>
+  <w:num w:numId="2">
+    <w:abstractNumId w:val="11"/>
+  </w:num>
+  <w:num w:numId="3">
+    <w:abstractNumId w:val="2"/>
+  </w:num>
+  <w:num w:numId="4">
     <w:abstractNumId w:val="7"/>
   </w:num>
-  <w:num w:numId="2" w16cid:durableId="1704087046">
+  <w:num w:numId="5">
+    <w:abstractNumId w:val="9"/>
+  </w:num>
+  <w:num w:numId="6">
+    <w:abstractNumId w:val="1"/>
+  </w:num>
+  <w:num w:numId="7">
+    <w:abstractNumId w:val="13"/>
+  </w:num>
+  <w:num w:numId="8">
+    <w:abstractNumId w:val="0"/>
+  </w:num>
+  <w:num w:numId="9">
+    <w:abstractNumId w:val="12"/>
+  </w:num>
+  <w:num w:numId="10">
     <w:abstractNumId w:val="10"/>
   </w:num>
-  <w:num w:numId="3" w16cid:durableId="968634482">
-    <w:abstractNumId w:val="2"/>
-  </w:num>
-  <w:num w:numId="4" w16cid:durableId="27801432">
-    <w:abstractNumId w:val="6"/>
-  </w:num>
-  <w:num w:numId="5" w16cid:durableId="443034819">
-    <w:abstractNumId w:val="8"/>
-  </w:num>
-  <w:num w:numId="6" w16cid:durableId="1044134451">
-    <w:abstractNumId w:val="1"/>
-  </w:num>
-  <w:num w:numId="7" w16cid:durableId="355280129">
-    <w:abstractNumId w:val="12"/>
-  </w:num>
-  <w:num w:numId="8" w16cid:durableId="1932009054">
-    <w:abstractNumId w:val="0"/>
-  </w:num>
-  <w:num w:numId="9" w16cid:durableId="699431719">
-    <w:abstractNumId w:val="11"/>
-  </w:num>
-  <w:num w:numId="10" w16cid:durableId="1600258884">
-    <w:abstractNumId w:val="9"/>
-  </w:num>
-  <w:num w:numId="11" w16cid:durableId="138890771">
+  <w:num w:numId="11">
     <w:abstractNumId w:val="3"/>
   </w:num>
-  <w:num w:numId="12" w16cid:durableId="228074302">
-    <w:abstractNumId w:val="5"/>
+  <w:num w:numId="12">
+    <w:abstractNumId w:val="6"/>
     <w:lvlOverride w:ilvl="0">
       <w:startOverride w:val="1"/>
     </w:lvlOverride>
@@ -5066,14 +5122,17 @@
       <w:startOverride w:val="1"/>
     </w:lvlOverride>
   </w:num>
-  <w:num w:numId="13" w16cid:durableId="1865047058">
+  <w:num w:numId="13">
     <w:abstractNumId w:val="4"/>
+  </w:num>
+  <w:num w:numId="14">
+    <w:abstractNumId w:val="5"/>
   </w:num>
 </w:numbering>
 </file>
 
 <file path=word/styles.xml><?xml version="1.0" encoding="utf-8"?>
-<w:styles xmlns:mc="http://schemas.openxmlformats.org/markup-compatibility/2006" xmlns:r="http://schemas.openxmlformats.org/officeDocument/2006/relationships" xmlns:w="http://schemas.openxmlformats.org/wordprocessingml/2006/main" xmlns:w14="http://schemas.microsoft.com/office/word/2010/wordml" xmlns:w15="http://schemas.microsoft.com/office/word/2012/wordml" xmlns:w16cex="http://schemas.microsoft.com/office/word/2018/wordml/cex" xmlns:w16cid="http://schemas.microsoft.com/office/word/2016/wordml/cid" xmlns:w16="http://schemas.microsoft.com/office/word/2018/wordml" xmlns:w16du="http://schemas.microsoft.com/office/word/2023/wordml/word16du" xmlns:w16sdtdh="http://schemas.microsoft.com/office/word/2020/wordml/sdtdatahash" xmlns:w16sdtfl="http://schemas.microsoft.com/office/word/2024/wordml/sdtformatlock" xmlns:w16se="http://schemas.microsoft.com/office/word/2015/wordml/symex" mc:Ignorable="w14 w15 w16se w16cid w16 w16cex w16sdtdh w16sdtfl w16du">
+<w:styles xmlns:mc="http://schemas.openxmlformats.org/markup-compatibility/2006" xmlns:r="http://schemas.openxmlformats.org/officeDocument/2006/relationships" xmlns:w="http://schemas.openxmlformats.org/wordprocessingml/2006/main" xmlns:w14="http://schemas.microsoft.com/office/word/2010/wordml" mc:Ignorable="w14">
   <w:docDefaults>
     <w:rPrDefault>
       <w:rPr>
@@ -5091,383 +5150,144 @@
       </w:pPr>
     </w:pPrDefault>
   </w:docDefaults>
-  <w:latentStyles w:defLockedState="0" w:defUIPriority="99" w:defSemiHidden="0" w:defUnhideWhenUsed="0" w:defQFormat="0" w:count="376">
-    <w:lsdException w:name="Normal" w:uiPriority="0" w:qFormat="1"/>
-    <w:lsdException w:name="heading 1" w:uiPriority="9" w:qFormat="1"/>
-    <w:lsdException w:name="heading 2" w:semiHidden="1" w:uiPriority="9" w:unhideWhenUsed="1" w:qFormat="1"/>
-    <w:lsdException w:name="heading 3" w:semiHidden="1" w:uiPriority="9" w:unhideWhenUsed="1" w:qFormat="1"/>
-    <w:lsdException w:name="heading 4" w:semiHidden="1" w:uiPriority="9" w:unhideWhenUsed="1" w:qFormat="1"/>
-    <w:lsdException w:name="heading 5" w:semiHidden="1" w:uiPriority="9" w:unhideWhenUsed="1" w:qFormat="1"/>
-    <w:lsdException w:name="heading 6" w:semiHidden="1" w:uiPriority="9" w:unhideWhenUsed="1" w:qFormat="1"/>
-    <w:lsdException w:name="heading 7" w:semiHidden="1" w:uiPriority="9" w:unhideWhenUsed="1" w:qFormat="1"/>
-    <w:lsdException w:name="heading 8" w:semiHidden="1" w:uiPriority="9" w:unhideWhenUsed="1" w:qFormat="1"/>
-    <w:lsdException w:name="heading 9" w:semiHidden="1" w:uiPriority="9" w:unhideWhenUsed="1" w:qFormat="1"/>
-    <w:lsdException w:name="index 1" w:semiHidden="1" w:unhideWhenUsed="1"/>
-    <w:lsdException w:name="index 2" w:semiHidden="1" w:unhideWhenUsed="1"/>
-    <w:lsdException w:name="index 3" w:semiHidden="1" w:unhideWhenUsed="1"/>
-    <w:lsdException w:name="index 4" w:semiHidden="1" w:unhideWhenUsed="1"/>
-    <w:lsdException w:name="index 5" w:semiHidden="1" w:unhideWhenUsed="1"/>
-    <w:lsdException w:name="index 6" w:semiHidden="1" w:unhideWhenUsed="1"/>
-    <w:lsdException w:name="index 7" w:semiHidden="1" w:unhideWhenUsed="1"/>
-    <w:lsdException w:name="index 8" w:semiHidden="1" w:unhideWhenUsed="1"/>
-    <w:lsdException w:name="index 9" w:semiHidden="1" w:unhideWhenUsed="1"/>
-    <w:lsdException w:name="toc 1" w:semiHidden="1" w:uiPriority="39" w:unhideWhenUsed="1"/>
-    <w:lsdException w:name="toc 2" w:semiHidden="1" w:uiPriority="39" w:unhideWhenUsed="1"/>
-    <w:lsdException w:name="toc 3" w:semiHidden="1" w:uiPriority="39" w:unhideWhenUsed="1"/>
-    <w:lsdException w:name="toc 4" w:semiHidden="1" w:uiPriority="39" w:unhideWhenUsed="1"/>
-    <w:lsdException w:name="toc 5" w:semiHidden="1" w:uiPriority="39" w:unhideWhenUsed="1"/>
-    <w:lsdException w:name="toc 6" w:semiHidden="1" w:uiPriority="39" w:unhideWhenUsed="1"/>
-    <w:lsdException w:name="toc 7" w:semiHidden="1" w:uiPriority="39" w:unhideWhenUsed="1"/>
-    <w:lsdException w:name="toc 8" w:semiHidden="1" w:uiPriority="39" w:unhideWhenUsed="1"/>
-    <w:lsdException w:name="toc 9" w:semiHidden="1" w:uiPriority="39" w:unhideWhenUsed="1"/>
-    <w:lsdException w:name="Normal Indent" w:semiHidden="1" w:unhideWhenUsed="1"/>
-    <w:lsdException w:name="footnote text" w:semiHidden="1" w:unhideWhenUsed="1"/>
-    <w:lsdException w:name="annotation text" w:semiHidden="1" w:unhideWhenUsed="1"/>
-    <w:lsdException w:name="header" w:semiHidden="1" w:unhideWhenUsed="1"/>
-    <w:lsdException w:name="footer" w:semiHidden="1" w:unhideWhenUsed="1"/>
-    <w:lsdException w:name="index heading" w:semiHidden="1" w:unhideWhenUsed="1"/>
-    <w:lsdException w:name="caption" w:semiHidden="1" w:uiPriority="35" w:unhideWhenUsed="1" w:qFormat="1"/>
-    <w:lsdException w:name="table of figures" w:semiHidden="1" w:unhideWhenUsed="1"/>
-    <w:lsdException w:name="envelope address" w:semiHidden="1" w:unhideWhenUsed="1"/>
-    <w:lsdException w:name="envelope return" w:semiHidden="1" w:unhideWhenUsed="1"/>
-    <w:lsdException w:name="footnote reference" w:semiHidden="1" w:unhideWhenUsed="1"/>
-    <w:lsdException w:name="annotation reference" w:semiHidden="1" w:unhideWhenUsed="1"/>
-    <w:lsdException w:name="line number" w:semiHidden="1" w:unhideWhenUsed="1"/>
-    <w:lsdException w:name="page number" w:semiHidden="1" w:unhideWhenUsed="1"/>
-    <w:lsdException w:name="endnote reference" w:semiHidden="1" w:unhideWhenUsed="1"/>
-    <w:lsdException w:name="endnote text" w:semiHidden="1" w:unhideWhenUsed="1"/>
-    <w:lsdException w:name="table of authorities" w:semiHidden="1" w:unhideWhenUsed="1"/>
-    <w:lsdException w:name="macro" w:semiHidden="1" w:unhideWhenUsed="1"/>
-    <w:lsdException w:name="toa heading" w:semiHidden="1" w:unhideWhenUsed="1"/>
-    <w:lsdException w:name="List" w:semiHidden="1" w:unhideWhenUsed="1"/>
-    <w:lsdException w:name="List Bullet" w:semiHidden="1" w:unhideWhenUsed="1"/>
-    <w:lsdException w:name="List Number" w:semiHidden="1" w:unhideWhenUsed="1"/>
-    <w:lsdException w:name="List 2" w:semiHidden="1" w:unhideWhenUsed="1"/>
-    <w:lsdException w:name="List 3" w:semiHidden="1" w:unhideWhenUsed="1"/>
-    <w:lsdException w:name="List 4" w:semiHidden="1" w:unhideWhenUsed="1"/>
-    <w:lsdException w:name="List 5" w:semiHidden="1" w:unhideWhenUsed="1"/>
-    <w:lsdException w:name="List Bullet 2" w:semiHidden="1" w:unhideWhenUsed="1"/>
-    <w:lsdException w:name="List Bullet 3" w:semiHidden="1" w:unhideWhenUsed="1"/>
-    <w:lsdException w:name="List Bullet 4" w:semiHidden="1" w:unhideWhenUsed="1"/>
-    <w:lsdException w:name="List Bullet 5" w:semiHidden="1" w:unhideWhenUsed="1"/>
-    <w:lsdException w:name="List Number 2" w:semiHidden="1" w:unhideWhenUsed="1"/>
-    <w:lsdException w:name="List Number 3" w:semiHidden="1" w:unhideWhenUsed="1"/>
-    <w:lsdException w:name="List Number 4" w:semiHidden="1" w:unhideWhenUsed="1"/>
-    <w:lsdException w:name="List Number 5" w:semiHidden="1" w:unhideWhenUsed="1"/>
-    <w:lsdException w:name="Title" w:uiPriority="10" w:qFormat="1"/>
-    <w:lsdException w:name="Closing" w:semiHidden="1" w:unhideWhenUsed="1"/>
-    <w:lsdException w:name="Signature" w:semiHidden="1" w:unhideWhenUsed="1"/>
-    <w:lsdException w:name="Default Paragraph Font" w:semiHidden="1" w:uiPriority="1" w:unhideWhenUsed="1"/>
-    <w:lsdException w:name="Body Text" w:semiHidden="1" w:unhideWhenUsed="1"/>
-    <w:lsdException w:name="Body Text Indent" w:semiHidden="1" w:unhideWhenUsed="1"/>
-    <w:lsdException w:name="List Continue" w:semiHidden="1" w:unhideWhenUsed="1"/>
-    <w:lsdException w:name="List Continue 2" w:semiHidden="1" w:unhideWhenUsed="1"/>
-    <w:lsdException w:name="List Continue 3" w:semiHidden="1" w:unhideWhenUsed="1"/>
-    <w:lsdException w:name="List Continue 4" w:semiHidden="1" w:unhideWhenUsed="1"/>
-    <w:lsdException w:name="List Continue 5" w:semiHidden="1" w:unhideWhenUsed="1"/>
-    <w:lsdException w:name="Message Header" w:semiHidden="1" w:unhideWhenUsed="1"/>
-    <w:lsdException w:name="Subtitle" w:uiPriority="11" w:qFormat="1"/>
-    <w:lsdException w:name="Salutation" w:semiHidden="1" w:unhideWhenUsed="1"/>
-    <w:lsdException w:name="Date" w:semiHidden="1" w:unhideWhenUsed="1"/>
-    <w:lsdException w:name="Body Text First Indent" w:semiHidden="1" w:unhideWhenUsed="1"/>
-    <w:lsdException w:name="Body Text First Indent 2" w:semiHidden="1" w:unhideWhenUsed="1"/>
-    <w:lsdException w:name="Note Heading" w:semiHidden="1" w:unhideWhenUsed="1"/>
-    <w:lsdException w:name="Body Text 2" w:semiHidden="1" w:unhideWhenUsed="1"/>
-    <w:lsdException w:name="Body Text 3" w:semiHidden="1" w:unhideWhenUsed="1"/>
-    <w:lsdException w:name="Body Text Indent 2" w:semiHidden="1" w:unhideWhenUsed="1"/>
-    <w:lsdException w:name="Body Text Indent 3" w:semiHidden="1" w:unhideWhenUsed="1"/>
-    <w:lsdException w:name="Block Text" w:semiHidden="1" w:unhideWhenUsed="1"/>
-    <w:lsdException w:name="Hyperlink" w:semiHidden="1" w:unhideWhenUsed="1"/>
-    <w:lsdException w:name="FollowedHyperlink" w:semiHidden="1" w:unhideWhenUsed="1"/>
-    <w:lsdException w:name="Strong" w:uiPriority="22" w:qFormat="1"/>
-    <w:lsdException w:name="Emphasis" w:uiPriority="20" w:qFormat="1"/>
-    <w:lsdException w:name="Document Map" w:semiHidden="1" w:unhideWhenUsed="1"/>
-    <w:lsdException w:name="Plain Text" w:semiHidden="1" w:unhideWhenUsed="1"/>
-    <w:lsdException w:name="E-mail Signature" w:semiHidden="1" w:unhideWhenUsed="1"/>
-    <w:lsdException w:name="HTML Top of Form" w:semiHidden="1" w:unhideWhenUsed="1"/>
-    <w:lsdException w:name="HTML Bottom of Form" w:semiHidden="1" w:unhideWhenUsed="1"/>
-    <w:lsdException w:name="Normal (Web)" w:semiHidden="1" w:unhideWhenUsed="1"/>
-    <w:lsdException w:name="HTML Acronym" w:semiHidden="1" w:unhideWhenUsed="1"/>
-    <w:lsdException w:name="HTML Address" w:semiHidden="1" w:unhideWhenUsed="1"/>
-    <w:lsdException w:name="HTML Cite" w:semiHidden="1" w:unhideWhenUsed="1"/>
-    <w:lsdException w:name="HTML Code" w:semiHidden="1" w:unhideWhenUsed="1"/>
-    <w:lsdException w:name="HTML Definition" w:semiHidden="1" w:unhideWhenUsed="1"/>
-    <w:lsdException w:name="HTML Keyboard" w:semiHidden="1" w:unhideWhenUsed="1"/>
-    <w:lsdException w:name="HTML Preformatted" w:semiHidden="1" w:unhideWhenUsed="1"/>
-    <w:lsdException w:name="HTML Sample" w:semiHidden="1" w:unhideWhenUsed="1"/>
-    <w:lsdException w:name="HTML Typewriter" w:semiHidden="1" w:unhideWhenUsed="1"/>
-    <w:lsdException w:name="HTML Variable" w:semiHidden="1" w:unhideWhenUsed="1"/>
-    <w:lsdException w:name="Normal Table" w:semiHidden="1" w:unhideWhenUsed="1"/>
-    <w:lsdException w:name="annotation subject" w:semiHidden="1" w:unhideWhenUsed="1"/>
-    <w:lsdException w:name="No List" w:semiHidden="1" w:unhideWhenUsed="1"/>
-    <w:lsdException w:name="Outline List 1" w:semiHidden="1" w:unhideWhenUsed="1"/>
-    <w:lsdException w:name="Outline List 2" w:semiHidden="1" w:unhideWhenUsed="1"/>
-    <w:lsdException w:name="Outline List 3" w:semiHidden="1" w:unhideWhenUsed="1"/>
-    <w:lsdException w:name="Table Simple 1" w:semiHidden="1" w:unhideWhenUsed="1"/>
-    <w:lsdException w:name="Table Simple 2" w:semiHidden="1" w:unhideWhenUsed="1"/>
-    <w:lsdException w:name="Table Simple 3" w:semiHidden="1" w:unhideWhenUsed="1"/>
-    <w:lsdException w:name="Table Classic 1" w:semiHidden="1" w:unhideWhenUsed="1"/>
-    <w:lsdException w:name="Table Classic 2" w:semiHidden="1" w:unhideWhenUsed="1"/>
-    <w:lsdException w:name="Table Classic 3" w:semiHidden="1" w:unhideWhenUsed="1"/>
-    <w:lsdException w:name="Table Classic 4" w:semiHidden="1" w:unhideWhenUsed="1"/>
-    <w:lsdException w:name="Table Colorful 1" w:semiHidden="1" w:unhideWhenUsed="1"/>
-    <w:lsdException w:name="Table Colorful 2" w:semiHidden="1" w:unhideWhenUsed="1"/>
-    <w:lsdException w:name="Table Colorful 3" w:semiHidden="1" w:unhideWhenUsed="1"/>
-    <w:lsdException w:name="Table Columns 1" w:semiHidden="1" w:unhideWhenUsed="1"/>
-    <w:lsdException w:name="Table Columns 2" w:semiHidden="1" w:unhideWhenUsed="1"/>
-    <w:lsdException w:name="Table Columns 3" w:semiHidden="1" w:unhideWhenUsed="1"/>
-    <w:lsdException w:name="Table Columns 4" w:semiHidden="1" w:unhideWhenUsed="1"/>
-    <w:lsdException w:name="Table Columns 5" w:semiHidden="1" w:unhideWhenUsed="1"/>
-    <w:lsdException w:name="Table Grid 1" w:semiHidden="1" w:unhideWhenUsed="1"/>
-    <w:lsdException w:name="Table Grid 2" w:semiHidden="1" w:unhideWhenUsed="1"/>
-    <w:lsdException w:name="Table Grid 3" w:semiHidden="1" w:unhideWhenUsed="1"/>
-    <w:lsdException w:name="Table Grid 4" w:semiHidden="1" w:unhideWhenUsed="1"/>
-    <w:lsdException w:name="Table Grid 5" w:semiHidden="1" w:unhideWhenUsed="1"/>
-    <w:lsdException w:name="Table Grid 6" w:semiHidden="1" w:unhideWhenUsed="1"/>
-    <w:lsdException w:name="Table Grid 7" w:semiHidden="1" w:unhideWhenUsed="1"/>
-    <w:lsdException w:name="Table Grid 8" w:semiHidden="1" w:unhideWhenUsed="1"/>
-    <w:lsdException w:name="Table List 1" w:semiHidden="1" w:unhideWhenUsed="1"/>
-    <w:lsdException w:name="Table List 2" w:semiHidden="1" w:unhideWhenUsed="1"/>
-    <w:lsdException w:name="Table List 3" w:semiHidden="1" w:unhideWhenUsed="1"/>
-    <w:lsdException w:name="Table List 4" w:semiHidden="1" w:unhideWhenUsed="1"/>
-    <w:lsdException w:name="Table List 5" w:semiHidden="1" w:unhideWhenUsed="1"/>
-    <w:lsdException w:name="Table List 6" w:semiHidden="1" w:unhideWhenUsed="1"/>
-    <w:lsdException w:name="Table List 7" w:semiHidden="1" w:unhideWhenUsed="1"/>
-    <w:lsdException w:name="Table List 8" w:semiHidden="1" w:unhideWhenUsed="1"/>
-    <w:lsdException w:name="Table 3D effects 1" w:semiHidden="1" w:unhideWhenUsed="1"/>
-    <w:lsdException w:name="Table 3D effects 2" w:semiHidden="1" w:unhideWhenUsed="1"/>
-    <w:lsdException w:name="Table 3D effects 3" w:semiHidden="1" w:unhideWhenUsed="1"/>
-    <w:lsdException w:name="Table Contemporary" w:semiHidden="1" w:unhideWhenUsed="1"/>
-    <w:lsdException w:name="Table Elegant" w:semiHidden="1" w:unhideWhenUsed="1"/>
-    <w:lsdException w:name="Table Professional" w:semiHidden="1" w:unhideWhenUsed="1"/>
-    <w:lsdException w:name="Table Subtle 1" w:semiHidden="1" w:unhideWhenUsed="1"/>
-    <w:lsdException w:name="Table Subtle 2" w:semiHidden="1" w:unhideWhenUsed="1"/>
-    <w:lsdException w:name="Table Web 1" w:semiHidden="1" w:unhideWhenUsed="1"/>
-    <w:lsdException w:name="Table Web 2" w:semiHidden="1" w:unhideWhenUsed="1"/>
-    <w:lsdException w:name="Table Web 3" w:semiHidden="1" w:unhideWhenUsed="1"/>
-    <w:lsdException w:name="Balloon Text" w:semiHidden="1" w:unhideWhenUsed="1"/>
-    <w:lsdException w:name="Table Grid" w:uiPriority="39"/>
-    <w:lsdException w:name="Table Theme" w:semiHidden="1" w:unhideWhenUsed="1"/>
-    <w:lsdException w:name="Placeholder Text" w:semiHidden="1"/>
-    <w:lsdException w:name="No Spacing" w:uiPriority="1" w:qFormat="1"/>
-    <w:lsdException w:name="Light Shading" w:uiPriority="60"/>
-    <w:lsdException w:name="Light List" w:uiPriority="61"/>
-    <w:lsdException w:name="Light Grid" w:uiPriority="62"/>
-    <w:lsdException w:name="Medium Shading 1" w:uiPriority="63"/>
-    <w:lsdException w:name="Medium Shading 2" w:uiPriority="64"/>
-    <w:lsdException w:name="Medium List 1" w:uiPriority="65"/>
-    <w:lsdException w:name="Medium List 2" w:uiPriority="66"/>
-    <w:lsdException w:name="Medium Grid 1" w:uiPriority="67"/>
-    <w:lsdException w:name="Medium Grid 2" w:uiPriority="68"/>
-    <w:lsdException w:name="Medium Grid 3" w:uiPriority="69"/>
-    <w:lsdException w:name="Dark List" w:uiPriority="70"/>
-    <w:lsdException w:name="Colorful Shading" w:uiPriority="71"/>
-    <w:lsdException w:name="Colorful List" w:uiPriority="72"/>
-    <w:lsdException w:name="Colorful Grid" w:uiPriority="73"/>
-    <w:lsdException w:name="Light Shading Accent 1" w:uiPriority="60"/>
-    <w:lsdException w:name="Light List Accent 1" w:uiPriority="61"/>
-    <w:lsdException w:name="Light Grid Accent 1" w:uiPriority="62"/>
-    <w:lsdException w:name="Medium Shading 1 Accent 1" w:uiPriority="63"/>
-    <w:lsdException w:name="Medium Shading 2 Accent 1" w:uiPriority="64"/>
-    <w:lsdException w:name="Medium List 1 Accent 1" w:uiPriority="65"/>
-    <w:lsdException w:name="Revision" w:semiHidden="1"/>
-    <w:lsdException w:name="List Paragraph" w:uiPriority="34" w:qFormat="1"/>
-    <w:lsdException w:name="Quote" w:uiPriority="29" w:qFormat="1"/>
-    <w:lsdException w:name="Intense Quote" w:uiPriority="30" w:qFormat="1"/>
-    <w:lsdException w:name="Medium List 2 Accent 1" w:uiPriority="66"/>
-    <w:lsdException w:name="Medium Grid 1 Accent 1" w:uiPriority="67"/>
-    <w:lsdException w:name="Medium Grid 2 Accent 1" w:uiPriority="68"/>
-    <w:lsdException w:name="Medium Grid 3 Accent 1" w:uiPriority="69"/>
-    <w:lsdException w:name="Dark List Accent 1" w:uiPriority="70"/>
-    <w:lsdException w:name="Colorful Shading Accent 1" w:uiPriority="71"/>
-    <w:lsdException w:name="Colorful List Accent 1" w:uiPriority="72"/>
-    <w:lsdException w:name="Colorful Grid Accent 1" w:uiPriority="73"/>
-    <w:lsdException w:name="Light Shading Accent 2" w:uiPriority="60"/>
-    <w:lsdException w:name="Light List Accent 2" w:uiPriority="61"/>
-    <w:lsdException w:name="Light Grid Accent 2" w:uiPriority="62"/>
-    <w:lsdException w:name="Medium Shading 1 Accent 2" w:uiPriority="63"/>
-    <w:lsdException w:name="Medium Shading 2 Accent 2" w:uiPriority="64"/>
-    <w:lsdException w:name="Medium List 1 Accent 2" w:uiPriority="65"/>
-    <w:lsdException w:name="Medium List 2 Accent 2" w:uiPriority="66"/>
-    <w:lsdException w:name="Medium Grid 1 Accent 2" w:uiPriority="67"/>
-    <w:lsdException w:name="Medium Grid 2 Accent 2" w:uiPriority="68"/>
-    <w:lsdException w:name="Medium Grid 3 Accent 2" w:uiPriority="69"/>
-    <w:lsdException w:name="Dark List Accent 2" w:uiPriority="70"/>
-    <w:lsdException w:name="Colorful Shading Accent 2" w:uiPriority="71"/>
-    <w:lsdException w:name="Colorful List Accent 2" w:uiPriority="72"/>
-    <w:lsdException w:name="Colorful Grid Accent 2" w:uiPriority="73"/>
-    <w:lsdException w:name="Light Shading Accent 3" w:uiPriority="60"/>
-    <w:lsdException w:name="Light List Accent 3" w:uiPriority="61"/>
-    <w:lsdException w:name="Light Grid Accent 3" w:uiPriority="62"/>
-    <w:lsdException w:name="Medium Shading 1 Accent 3" w:uiPriority="63"/>
-    <w:lsdException w:name="Medium Shading 2 Accent 3" w:uiPriority="64"/>
-    <w:lsdException w:name="Medium List 1 Accent 3" w:uiPriority="65"/>
-    <w:lsdException w:name="Medium List 2 Accent 3" w:uiPriority="66"/>
-    <w:lsdException w:name="Medium Grid 1 Accent 3" w:uiPriority="67"/>
-    <w:lsdException w:name="Medium Grid 2 Accent 3" w:uiPriority="68"/>
-    <w:lsdException w:name="Medium Grid 3 Accent 3" w:uiPriority="69"/>
-    <w:lsdException w:name="Dark List Accent 3" w:uiPriority="70"/>
-    <w:lsdException w:name="Colorful Shading Accent 3" w:uiPriority="71"/>
-    <w:lsdException w:name="Colorful List Accent 3" w:uiPriority="72"/>
-    <w:lsdException w:name="Colorful Grid Accent 3" w:uiPriority="73"/>
-    <w:lsdException w:name="Light Shading Accent 4" w:uiPriority="60"/>
-    <w:lsdException w:name="Light List Accent 4" w:uiPriority="61"/>
-    <w:lsdException w:name="Light Grid Accent 4" w:uiPriority="62"/>
-    <w:lsdException w:name="Medium Shading 1 Accent 4" w:uiPriority="63"/>
-    <w:lsdException w:name="Medium Shading 2 Accent 4" w:uiPriority="64"/>
-    <w:lsdException w:name="Medium List 1 Accent 4" w:uiPriority="65"/>
-    <w:lsdException w:name="Medium List 2 Accent 4" w:uiPriority="66"/>
-    <w:lsdException w:name="Medium Grid 1 Accent 4" w:uiPriority="67"/>
-    <w:lsdException w:name="Medium Grid 2 Accent 4" w:uiPriority="68"/>
-    <w:lsdException w:name="Medium Grid 3 Accent 4" w:uiPriority="69"/>
-    <w:lsdException w:name="Dark List Accent 4" w:uiPriority="70"/>
-    <w:lsdException w:name="Colorful Shading Accent 4" w:uiPriority="71"/>
-    <w:lsdException w:name="Colorful List Accent 4" w:uiPriority="72"/>
-    <w:lsdException w:name="Colorful Grid Accent 4" w:uiPriority="73"/>
-    <w:lsdException w:name="Light Shading Accent 5" w:uiPriority="60"/>
-    <w:lsdException w:name="Light List Accent 5" w:uiPriority="61"/>
-    <w:lsdException w:name="Light Grid Accent 5" w:uiPriority="62"/>
-    <w:lsdException w:name="Medium Shading 1 Accent 5" w:uiPriority="63"/>
-    <w:lsdException w:name="Medium Shading 2 Accent 5" w:uiPriority="64"/>
-    <w:lsdException w:name="Medium List 1 Accent 5" w:uiPriority="65"/>
-    <w:lsdException w:name="Medium List 2 Accent 5" w:uiPriority="66"/>
-    <w:lsdException w:name="Medium Grid 1 Accent 5" w:uiPriority="67"/>
-    <w:lsdException w:name="Medium Grid 2 Accent 5" w:uiPriority="68"/>
-    <w:lsdException w:name="Medium Grid 3 Accent 5" w:uiPriority="69"/>
-    <w:lsdException w:name="Dark List Accent 5" w:uiPriority="70"/>
-    <w:lsdException w:name="Colorful Shading Accent 5" w:uiPriority="71"/>
-    <w:lsdException w:name="Colorful List Accent 5" w:uiPriority="72"/>
-    <w:lsdException w:name="Colorful Grid Accent 5" w:uiPriority="73"/>
-    <w:lsdException w:name="Light Shading Accent 6" w:uiPriority="60"/>
-    <w:lsdException w:name="Light List Accent 6" w:uiPriority="61"/>
-    <w:lsdException w:name="Light Grid Accent 6" w:uiPriority="62"/>
-    <w:lsdException w:name="Medium Shading 1 Accent 6" w:uiPriority="63"/>
-    <w:lsdException w:name="Medium Shading 2 Accent 6" w:uiPriority="64"/>
-    <w:lsdException w:name="Medium List 1 Accent 6" w:uiPriority="65"/>
-    <w:lsdException w:name="Medium List 2 Accent 6" w:uiPriority="66"/>
-    <w:lsdException w:name="Medium Grid 1 Accent 6" w:uiPriority="67"/>
-    <w:lsdException w:name="Medium Grid 2 Accent 6" w:uiPriority="68"/>
-    <w:lsdException w:name="Medium Grid 3 Accent 6" w:uiPriority="69"/>
-    <w:lsdException w:name="Dark List Accent 6" w:uiPriority="70"/>
-    <w:lsdException w:name="Colorful Shading Accent 6" w:uiPriority="71"/>
-    <w:lsdException w:name="Colorful List Accent 6" w:uiPriority="72"/>
-    <w:lsdException w:name="Colorful Grid Accent 6" w:uiPriority="73"/>
-    <w:lsdException w:name="Subtle Emphasis" w:uiPriority="19" w:qFormat="1"/>
-    <w:lsdException w:name="Intense Emphasis" w:uiPriority="21" w:qFormat="1"/>
-    <w:lsdException w:name="Subtle Reference" w:uiPriority="31" w:qFormat="1"/>
-    <w:lsdException w:name="Intense Reference" w:uiPriority="32" w:qFormat="1"/>
-    <w:lsdException w:name="Book Title" w:uiPriority="33" w:qFormat="1"/>
-    <w:lsdException w:name="Bibliography" w:semiHidden="1" w:uiPriority="37" w:unhideWhenUsed="1"/>
-    <w:lsdException w:name="TOC Heading" w:semiHidden="1" w:uiPriority="39" w:unhideWhenUsed="1" w:qFormat="1"/>
-    <w:lsdException w:name="Plain Table 1" w:uiPriority="41"/>
-    <w:lsdException w:name="Plain Table 2" w:uiPriority="42"/>
-    <w:lsdException w:name="Plain Table 3" w:uiPriority="43"/>
-    <w:lsdException w:name="Plain Table 4" w:uiPriority="44"/>
-    <w:lsdException w:name="Plain Table 5" w:uiPriority="45"/>
-    <w:lsdException w:name="Grid Table Light" w:uiPriority="40"/>
-    <w:lsdException w:name="Grid Table 1 Light" w:uiPriority="46"/>
-    <w:lsdException w:name="Grid Table 2" w:uiPriority="47"/>
-    <w:lsdException w:name="Grid Table 3" w:uiPriority="48"/>
-    <w:lsdException w:name="Grid Table 4" w:uiPriority="49"/>
-    <w:lsdException w:name="Grid Table 5 Dark" w:uiPriority="50"/>
-    <w:lsdException w:name="Grid Table 6 Colorful" w:uiPriority="51"/>
-    <w:lsdException w:name="Grid Table 7 Colorful" w:uiPriority="52"/>
-    <w:lsdException w:name="Grid Table 1 Light Accent 1" w:uiPriority="46"/>
-    <w:lsdException w:name="Grid Table 2 Accent 1" w:uiPriority="47"/>
-    <w:lsdException w:name="Grid Table 3 Accent 1" w:uiPriority="48"/>
-    <w:lsdException w:name="Grid Table 4 Accent 1" w:uiPriority="49"/>
-    <w:lsdException w:name="Grid Table 5 Dark Accent 1" w:uiPriority="50"/>
-    <w:lsdException w:name="Grid Table 6 Colorful Accent 1" w:uiPriority="51"/>
-    <w:lsdException w:name="Grid Table 7 Colorful Accent 1" w:uiPriority="52"/>
-    <w:lsdException w:name="Grid Table 1 Light Accent 2" w:uiPriority="46"/>
-    <w:lsdException w:name="Grid Table 2 Accent 2" w:uiPriority="47"/>
-    <w:lsdException w:name="Grid Table 3 Accent 2" w:uiPriority="48"/>
-    <w:lsdException w:name="Grid Table 4 Accent 2" w:uiPriority="49"/>
-    <w:lsdException w:name="Grid Table 5 Dark Accent 2" w:uiPriority="50"/>
-    <w:lsdException w:name="Grid Table 6 Colorful Accent 2" w:uiPriority="51"/>
-    <w:lsdException w:name="Grid Table 7 Colorful Accent 2" w:uiPriority="52"/>
-    <w:lsdException w:name="Grid Table 1 Light Accent 3" w:uiPriority="46"/>
-    <w:lsdException w:name="Grid Table 2 Accent 3" w:uiPriority="47"/>
-    <w:lsdException w:name="Grid Table 3 Accent 3" w:uiPriority="48"/>
-    <w:lsdException w:name="Grid Table 4 Accent 3" w:uiPriority="49"/>
-    <w:lsdException w:name="Grid Table 5 Dark Accent 3" w:uiPriority="50"/>
-    <w:lsdException w:name="Grid Table 6 Colorful Accent 3" w:uiPriority="51"/>
-    <w:lsdException w:name="Grid Table 7 Colorful Accent 3" w:uiPriority="52"/>
-    <w:lsdException w:name="Grid Table 1 Light Accent 4" w:uiPriority="46"/>
-    <w:lsdException w:name="Grid Table 2 Accent 4" w:uiPriority="47"/>
-    <w:lsdException w:name="Grid Table 3 Accent 4" w:uiPriority="48"/>
-    <w:lsdException w:name="Grid Table 4 Accent 4" w:uiPriority="49"/>
-    <w:lsdException w:name="Grid Table 5 Dark Accent 4" w:uiPriority="50"/>
-    <w:lsdException w:name="Grid Table 6 Colorful Accent 4" w:uiPriority="51"/>
-    <w:lsdException w:name="Grid Table 7 Colorful Accent 4" w:uiPriority="52"/>
-    <w:lsdException w:name="Grid Table 1 Light Accent 5" w:uiPriority="46"/>
-    <w:lsdException w:name="Grid Table 2 Accent 5" w:uiPriority="47"/>
-    <w:lsdException w:name="Grid Table 3 Accent 5" w:uiPriority="48"/>
-    <w:lsdException w:name="Grid Table 4 Accent 5" w:uiPriority="49"/>
-    <w:lsdException w:name="Grid Table 5 Dark Accent 5" w:uiPriority="50"/>
-    <w:lsdException w:name="Grid Table 6 Colorful Accent 5" w:uiPriority="51"/>
-    <w:lsdException w:name="Grid Table 7 Colorful Accent 5" w:uiPriority="52"/>
-    <w:lsdException w:name="Grid Table 1 Light Accent 6" w:uiPriority="46"/>
-    <w:lsdException w:name="Grid Table 2 Accent 6" w:uiPriority="47"/>
-    <w:lsdException w:name="Grid Table 3 Accent 6" w:uiPriority="48"/>
-    <w:lsdException w:name="Grid Table 4 Accent 6" w:uiPriority="49"/>
-    <w:lsdException w:name="Grid Table 5 Dark Accent 6" w:uiPriority="50"/>
-    <w:lsdException w:name="Grid Table 6 Colorful Accent 6" w:uiPriority="51"/>
-    <w:lsdException w:name="Grid Table 7 Colorful Accent 6" w:uiPriority="52"/>
-    <w:lsdException w:name="List Table 1 Light" w:uiPriority="46"/>
-    <w:lsdException w:name="List Table 2" w:uiPriority="47"/>
-    <w:lsdException w:name="List Table 3" w:uiPriority="48"/>
-    <w:lsdException w:name="List Table 4" w:uiPriority="49"/>
-    <w:lsdException w:name="List Table 5 Dark" w:uiPriority="50"/>
-    <w:lsdException w:name="List Table 6 Colorful" w:uiPriority="51"/>
-    <w:lsdException w:name="List Table 7 Colorful" w:uiPriority="52"/>
-    <w:lsdException w:name="List Table 1 Light Accent 1" w:uiPriority="46"/>
-    <w:lsdException w:name="List Table 2 Accent 1" w:uiPriority="47"/>
-    <w:lsdException w:name="List Table 3 Accent 1" w:uiPriority="48"/>
-    <w:lsdException w:name="List Table 4 Accent 1" w:uiPriority="49"/>
-    <w:lsdException w:name="List Table 5 Dark Accent 1" w:uiPriority="50"/>
-    <w:lsdException w:name="List Table 6 Colorful Accent 1" w:uiPriority="51"/>
-    <w:lsdException w:name="List Table 7 Colorful Accent 1" w:uiPriority="52"/>
-    <w:lsdException w:name="List Table 1 Light Accent 2" w:uiPriority="46"/>
-    <w:lsdException w:name="List Table 2 Accent 2" w:uiPriority="47"/>
-    <w:lsdException w:name="List Table 3 Accent 2" w:uiPriority="48"/>
-    <w:lsdException w:name="List Table 4 Accent 2" w:uiPriority="49"/>
-    <w:lsdException w:name="List Table 5 Dark Accent 2" w:uiPriority="50"/>
-    <w:lsdException w:name="List Table 6 Colorful Accent 2" w:uiPriority="51"/>
-    <w:lsdException w:name="List Table 7 Colorful Accent 2" w:uiPriority="52"/>
-    <w:lsdException w:name="List Table 1 Light Accent 3" w:uiPriority="46"/>
-    <w:lsdException w:name="List Table 2 Accent 3" w:uiPriority="47"/>
-    <w:lsdException w:name="List Table 3 Accent 3" w:uiPriority="48"/>
-    <w:lsdException w:name="List Table 4 Accent 3" w:uiPriority="49"/>
-    <w:lsdException w:name="List Table 5 Dark Accent 3" w:uiPriority="50"/>
-    <w:lsdException w:name="List Table 6 Colorful Accent 3" w:uiPriority="51"/>
-    <w:lsdException w:name="List Table 7 Colorful Accent 3" w:uiPriority="52"/>
-    <w:lsdException w:name="List Table 1 Light Accent 4" w:uiPriority="46"/>
-    <w:lsdException w:name="List Table 2 Accent 4" w:uiPriority="47"/>
-    <w:lsdException w:name="List Table 3 Accent 4" w:uiPriority="48"/>
-    <w:lsdException w:name="List Table 4 Accent 4" w:uiPriority="49"/>
-    <w:lsdException w:name="List Table 5 Dark Accent 4" w:uiPriority="50"/>
-    <w:lsdException w:name="List Table 6 Colorful Accent 4" w:uiPriority="51"/>
-    <w:lsdException w:name="List Table 7 Colorful Accent 4" w:uiPriority="52"/>
-    <w:lsdException w:name="List Table 1 Light Accent 5" w:uiPriority="46"/>
-    <w:lsdException w:name="List Table 2 Accent 5" w:uiPriority="47"/>
-    <w:lsdException w:name="List Table 3 Accent 5" w:uiPriority="48"/>
-    <w:lsdException w:name="List Table 4 Accent 5" w:uiPriority="49"/>
-    <w:lsdException w:name="List Table 5 Dark Accent 5" w:uiPriority="50"/>
-    <w:lsdException w:name="List Table 6 Colorful Accent 5" w:uiPriority="51"/>
-    <w:lsdException w:name="List Table 7 Colorful Accent 5" w:uiPriority="52"/>
-    <w:lsdException w:name="List Table 1 Light Accent 6" w:uiPriority="46"/>
-    <w:lsdException w:name="List Table 2 Accent 6" w:uiPriority="47"/>
-    <w:lsdException w:name="List Table 3 Accent 6" w:uiPriority="48"/>
-    <w:lsdException w:name="List Table 4 Accent 6" w:uiPriority="49"/>
-    <w:lsdException w:name="List Table 5 Dark Accent 6" w:uiPriority="50"/>
-    <w:lsdException w:name="List Table 6 Colorful Accent 6" w:uiPriority="51"/>
-    <w:lsdException w:name="List Table 7 Colorful Accent 6" w:uiPriority="52"/>
-    <w:lsdException w:name="Mention" w:semiHidden="1" w:unhideWhenUsed="1"/>
-    <w:lsdException w:name="Smart Hyperlink" w:semiHidden="1" w:unhideWhenUsed="1"/>
-    <w:lsdException w:name="Hashtag" w:semiHidden="1" w:unhideWhenUsed="1"/>
-    <w:lsdException w:name="Unresolved Mention" w:semiHidden="1" w:unhideWhenUsed="1"/>
-    <w:lsdException w:name="Smart Link" w:semiHidden="1" w:unhideWhenUsed="1"/>
+  <w:latentStyles w:defLockedState="0" w:defUIPriority="99" w:defSemiHidden="1" w:defUnhideWhenUsed="1" w:defQFormat="0" w:count="267">
+    <w:lsdException w:name="Normal" w:semiHidden="0" w:uiPriority="0" w:unhideWhenUsed="0" w:qFormat="1"/>
+    <w:lsdException w:name="heading 1" w:semiHidden="0" w:uiPriority="9" w:unhideWhenUsed="0" w:qFormat="1"/>
+    <w:lsdException w:name="heading 2" w:uiPriority="9" w:qFormat="1"/>
+    <w:lsdException w:name="heading 3" w:uiPriority="9" w:qFormat="1"/>
+    <w:lsdException w:name="heading 4" w:uiPriority="9" w:qFormat="1"/>
+    <w:lsdException w:name="heading 5" w:uiPriority="9" w:qFormat="1"/>
+    <w:lsdException w:name="heading 6" w:uiPriority="9" w:qFormat="1"/>
+    <w:lsdException w:name="heading 7" w:uiPriority="9" w:qFormat="1"/>
+    <w:lsdException w:name="heading 8" w:uiPriority="9" w:qFormat="1"/>
+    <w:lsdException w:name="heading 9" w:uiPriority="9" w:qFormat="1"/>
+    <w:lsdException w:name="toc 1" w:uiPriority="39"/>
+    <w:lsdException w:name="toc 2" w:uiPriority="39"/>
+    <w:lsdException w:name="toc 3" w:uiPriority="39"/>
+    <w:lsdException w:name="toc 4" w:uiPriority="39"/>
+    <w:lsdException w:name="toc 5" w:uiPriority="39"/>
+    <w:lsdException w:name="toc 6" w:uiPriority="39"/>
+    <w:lsdException w:name="toc 7" w:uiPriority="39"/>
+    <w:lsdException w:name="toc 8" w:uiPriority="39"/>
+    <w:lsdException w:name="toc 9" w:uiPriority="39"/>
+    <w:lsdException w:name="caption" w:uiPriority="35" w:qFormat="1"/>
+    <w:lsdException w:name="Title" w:semiHidden="0" w:uiPriority="10" w:unhideWhenUsed="0" w:qFormat="1"/>
+    <w:lsdException w:name="Default Paragraph Font" w:uiPriority="1"/>
+    <w:lsdException w:name="Subtitle" w:semiHidden="0" w:uiPriority="11" w:unhideWhenUsed="0" w:qFormat="1"/>
+    <w:lsdException w:name="Strong" w:semiHidden="0" w:uiPriority="22" w:unhideWhenUsed="0" w:qFormat="1"/>
+    <w:lsdException w:name="Emphasis" w:semiHidden="0" w:uiPriority="20" w:unhideWhenUsed="0" w:qFormat="1"/>
+    <w:lsdException w:name="Table Grid" w:semiHidden="0" w:uiPriority="39" w:unhideWhenUsed="0"/>
+    <w:lsdException w:name="Placeholder Text" w:unhideWhenUsed="0"/>
+    <w:lsdException w:name="No Spacing" w:semiHidden="0" w:uiPriority="1" w:unhideWhenUsed="0" w:qFormat="1"/>
+    <w:lsdException w:name="Light Shading" w:semiHidden="0" w:uiPriority="60" w:unhideWhenUsed="0"/>
+    <w:lsdException w:name="Light List" w:semiHidden="0" w:uiPriority="61" w:unhideWhenUsed="0"/>
+    <w:lsdException w:name="Light Grid" w:semiHidden="0" w:uiPriority="62" w:unhideWhenUsed="0"/>
+    <w:lsdException w:name="Medium Shading 1" w:semiHidden="0" w:uiPriority="63" w:unhideWhenUsed="0"/>
+    <w:lsdException w:name="Medium Shading 2" w:semiHidden="0" w:uiPriority="64" w:unhideWhenUsed="0"/>
+    <w:lsdException w:name="Medium List 1" w:semiHidden="0" w:uiPriority="65" w:unhideWhenUsed="0"/>
+    <w:lsdException w:name="Medium List 2" w:semiHidden="0" w:uiPriority="66" w:unhideWhenUsed="0"/>
+    <w:lsdException w:name="Medium Grid 1" w:semiHidden="0" w:uiPriority="67" w:unhideWhenUsed="0"/>
+    <w:lsdException w:name="Medium Grid 2" w:semiHidden="0" w:uiPriority="68" w:unhideWhenUsed="0"/>
+    <w:lsdException w:name="Medium Grid 3" w:semiHidden="0" w:uiPriority="69" w:unhideWhenUsed="0"/>
+    <w:lsdException w:name="Dark List" w:semiHidden="0" w:uiPriority="70" w:unhideWhenUsed="0"/>
+    <w:lsdException w:name="Colorful Shading" w:semiHidden="0" w:uiPriority="71" w:unhideWhenUsed="0"/>
+    <w:lsdException w:name="Colorful List" w:semiHidden="0" w:uiPriority="72" w:unhideWhenUsed="0"/>
+    <w:lsdException w:name="Colorful Grid" w:semiHidden="0" w:uiPriority="73" w:unhideWhenUsed="0"/>
+    <w:lsdException w:name="Light Shading Accent 1" w:semiHidden="0" w:uiPriority="60" w:unhideWhenUsed="0"/>
+    <w:lsdException w:name="Light List Accent 1" w:semiHidden="0" w:uiPriority="61" w:unhideWhenUsed="0"/>
+    <w:lsdException w:name="Light Grid Accent 1" w:semiHidden="0" w:uiPriority="62" w:unhideWhenUsed="0"/>
+    <w:lsdException w:name="Medium Shading 1 Accent 1" w:semiHidden="0" w:uiPriority="63" w:unhideWhenUsed="0"/>
+    <w:lsdException w:name="Medium Shading 2 Accent 1" w:semiHidden="0" w:uiPriority="64" w:unhideWhenUsed="0"/>
+    <w:lsdException w:name="Medium List 1 Accent 1" w:semiHidden="0" w:uiPriority="65" w:unhideWhenUsed="0"/>
+    <w:lsdException w:name="Revision" w:unhideWhenUsed="0"/>
+    <w:lsdException w:name="List Paragraph" w:semiHidden="0" w:uiPriority="34" w:unhideWhenUsed="0" w:qFormat="1"/>
+    <w:lsdException w:name="Quote" w:semiHidden="0" w:uiPriority="29" w:unhideWhenUsed="0" w:qFormat="1"/>
+    <w:lsdException w:name="Intense Quote" w:semiHidden="0" w:uiPriority="30" w:unhideWhenUsed="0" w:qFormat="1"/>
+    <w:lsdException w:name="Medium List 2 Accent 1" w:semiHidden="0" w:uiPriority="66" w:unhideWhenUsed="0"/>
+    <w:lsdException w:name="Medium Grid 1 Accent 1" w:semiHidden="0" w:uiPriority="67" w:unhideWhenUsed="0"/>
+    <w:lsdException w:name="Medium Grid 2 Accent 1" w:semiHidden="0" w:uiPriority="68" w:unhideWhenUsed="0"/>
+    <w:lsdException w:name="Medium Grid 3 Accent 1" w:semiHidden="0" w:uiPriority="69" w:unhideWhenUsed="0"/>
+    <w:lsdException w:name="Dark List Accent 1" w:semiHidden="0" w:uiPriority="70" w:unhideWhenUsed="0"/>
+    <w:lsdException w:name="Colorful Shading Accent 1" w:semiHidden="0" w:uiPriority="71" w:unhideWhenUsed="0"/>
+    <w:lsdException w:name="Colorful List Accent 1" w:semiHidden="0" w:uiPriority="72" w:unhideWhenUsed="0"/>
+    <w:lsdException w:name="Colorful Grid Accent 1" w:semiHidden="0" w:uiPriority="73" w:unhideWhenUsed="0"/>
+    <w:lsdException w:name="Light Shading Accent 2" w:semiHidden="0" w:uiPriority="60" w:unhideWhenUsed="0"/>
+    <w:lsdException w:name="Light List Accent 2" w:semiHidden="0" w:uiPriority="61" w:unhideWhenUsed="0"/>
+    <w:lsdException w:name="Light Grid Accent 2" w:semiHidden="0" w:uiPriority="62" w:unhideWhenUsed="0"/>
+    <w:lsdException w:name="Medium Shading 1 Accent 2" w:semiHidden="0" w:uiPriority="63" w:unhideWhenUsed="0"/>
+    <w:lsdException w:name="Medium Shading 2 Accent 2" w:semiHidden="0" w:uiPriority="64" w:unhideWhenUsed="0"/>
+    <w:lsdException w:name="Medium List 1 Accent 2" w:semiHidden="0" w:uiPriority="65" w:unhideWhenUsed="0"/>
+    <w:lsdException w:name="Medium List 2 Accent 2" w:semiHidden="0" w:uiPriority="66" w:unhideWhenUsed="0"/>
+    <w:lsdException w:name="Medium Grid 1 Accent 2" w:semiHidden="0" w:uiPriority="67" w:unhideWhenUsed="0"/>
+    <w:lsdException w:name="Medium Grid 2 Accent 2" w:semiHidden="0" w:uiPriority="68" w:unhideWhenUsed="0"/>
+    <w:lsdException w:name="Medium Grid 3 Accent 2" w:semiHidden="0" w:uiPriority="69" w:unhideWhenUsed="0"/>
+    <w:lsdException w:name="Dark List Accent 2" w:semiHidden="0" w:uiPriority="70" w:unhideWhenUsed="0"/>
+    <w:lsdException w:name="Colorful Shading Accent 2" w:semiHidden="0" w:uiPriority="71" w:unhideWhenUsed="0"/>
+    <w:lsdException w:name="Colorful List Accent 2" w:semiHidden="0" w:uiPriority="72" w:unhideWhenUsed="0"/>
+    <w:lsdException w:name="Colorful Grid Accent 2" w:semiHidden="0" w:uiPriority="73" w:unhideWhenUsed="0"/>
+    <w:lsdException w:name="Light Shading Accent 3" w:semiHidden="0" w:uiPriority="60" w:unhideWhenUsed="0"/>
+    <w:lsdException w:name="Light List Accent 3" w:semiHidden="0" w:uiPriority="61" w:unhideWhenUsed="0"/>
+    <w:lsdException w:name="Light Grid Accent 3" w:semiHidden="0" w:uiPriority="62" w:unhideWhenUsed="0"/>
+    <w:lsdException w:name="Medium Shading 1 Accent 3" w:semiHidden="0" w:uiPriority="63" w:unhideWhenUsed="0"/>
+    <w:lsdException w:name="Medium Shading 2 Accent 3" w:semiHidden="0" w:uiPriority="64" w:unhideWhenUsed="0"/>
+    <w:lsdException w:name="Medium List 1 Accent 3" w:semiHidden="0" w:uiPriority="65" w:unhideWhenUsed="0"/>
+    <w:lsdException w:name="Medium List 2 Accent 3" w:semiHidden="0" w:uiPriority="66" w:unhideWhenUsed="0"/>
+    <w:lsdException w:name="Medium Grid 1 Accent 3" w:semiHidden="0" w:uiPriority="67" w:unhideWhenUsed="0"/>
+    <w:lsdException w:name="Medium Grid 2 Accent 3" w:semiHidden="0" w:uiPriority="68" w:unhideWhenUsed="0"/>
+    <w:lsdException w:name="Medium Grid 3 Accent 3" w:semiHidden="0" w:uiPriority="69" w:unhideWhenUsed="0"/>
+    <w:lsdException w:name="Dark List Accent 3" w:semiHidden="0" w:uiPriority="70" w:unhideWhenUsed="0"/>
+    <w:lsdException w:name="Colorful Shading Accent 3" w:semiHidden="0" w:uiPriority="71" w:unhideWhenUsed="0"/>
+    <w:lsdException w:name="Colorful List Accent 3" w:semiHidden="0" w:uiPriority="72" w:unhideWhenUsed="0"/>
+    <w:lsdException w:name="Colorful Grid Accent 3" w:semiHidden="0" w:uiPriority="73" w:unhideWhenUsed="0"/>
+    <w:lsdException w:name="Light Shading Accent 4" w:semiHidden="0" w:uiPriority="60" w:unhideWhenUsed="0"/>
+    <w:lsdException w:name="Light List Accent 4" w:semiHidden="0" w:uiPriority="61" w:unhideWhenUsed="0"/>
+    <w:lsdException w:name="Light Grid Accent 4" w:semiHidden="0" w:uiPriority="62" w:unhideWhenUsed="0"/>
+    <w:lsdException w:name="Medium Shading 1 Accent 4" w:semiHidden="0" w:uiPriority="63" w:unhideWhenUsed="0"/>
+    <w:lsdException w:name="Medium Shading 2 Accent 4" w:semiHidden="0" w:uiPriority="64" w:unhideWhenUsed="0"/>
+    <w:lsdException w:name="Medium List 1 Accent 4" w:semiHidden="0" w:uiPriority="65" w:unhideWhenUsed="0"/>
+    <w:lsdException w:name="Medium List 2 Accent 4" w:semiHidden="0" w:uiPriority="66" w:unhideWhenUsed="0"/>
+    <w:lsdException w:name="Medium Grid 1 Accent 4" w:semiHidden="0" w:uiPriority="67" w:unhideWhenUsed="0"/>
+    <w:lsdException w:name="Medium Grid 2 Accent 4" w:semiHidden="0" w:uiPriority="68" w:unhideWhenUsed="0"/>
+    <w:lsdException w:name="Medium Grid 3 Accent 4" w:semiHidden="0" w:uiPriority="69" w:unhideWhenUsed="0"/>
+    <w:lsdException w:name="Dark List Accent 4" w:semiHidden="0" w:uiPriority="70" w:unhideWhenUsed="0"/>
+    <w:lsdException w:name="Colorful Shading Accent 4" w:semiHidden="0" w:uiPriority="71" w:unhideWhenUsed="0"/>
+    <w:lsdException w:name="Colorful List Accent 4" w:semiHidden="0" w:uiPriority="72" w:unhideWhenUsed="0"/>
+    <w:lsdException w:name="Colorful Grid Accent 4" w:semiHidden="0" w:uiPriority="73" w:unhideWhenUsed="0"/>
+    <w:lsdException w:name="Light Shading Accent 5" w:semiHidden="0" w:uiPriority="60" w:unhideWhenUsed="0"/>
+    <w:lsdException w:name="Light List Accent 5" w:semiHidden="0" w:uiPriority="61" w:unhideWhenUsed="0"/>
+    <w:lsdException w:name="Light Grid Accent 5" w:semiHidden="0" w:uiPriority="62" w:unhideWhenUsed="0"/>
+    <w:lsdException w:name="Medium Shading 1 Accent 5" w:semiHidden="0" w:uiPriority="63" w:unhideWhenUsed="0"/>
+    <w:lsdException w:name="Medium Shading 2 Accent 5" w:semiHidden="0" w:uiPriority="64" w:unhideWhenUsed="0"/>
+    <w:lsdException w:name="Medium List 1 Accent 5" w:semiHidden="0" w:uiPriority="65" w:unhideWhenUsed="0"/>
+    <w:lsdException w:name="Medium List 2 Accent 5" w:semiHidden="0" w:uiPriority="66" w:unhideWhenUsed="0"/>
+    <w:lsdException w:name="Medium Grid 1 Accent 5" w:semiHidden="0" w:uiPriority="67" w:unhideWhenUsed="0"/>
+    <w:lsdException w:name="Medium Grid 2 Accent 5" w:semiHidden="0" w:uiPriority="68" w:unhideWhenUsed="0"/>
+    <w:lsdException w:name="Medium Grid 3 Accent 5" w:semiHidden="0" w:uiPriority="69" w:unhideWhenUsed="0"/>
+    <w:lsdException w:name="Dark List Accent 5" w:semiHidden="0" w:uiPriority="70" w:unhideWhenUsed="0"/>
+    <w:lsdException w:name="Colorful Shading Accent 5" w:semiHidden="0" w:uiPriority="71" w:unhideWhenUsed="0"/>
+    <w:lsdException w:name="Colorful List Accent 5" w:semiHidden="0" w:uiPriority="72" w:unhideWhenUsed="0"/>
+    <w:lsdException w:name="Colorful Grid Accent 5" w:semiHidden="0" w:uiPriority="73" w:unhideWhenUsed="0"/>
+    <w:lsdException w:name="Light Shading Accent 6" w:semiHidden="0" w:uiPriority="60" w:unhideWhenUsed="0"/>
+    <w:lsdException w:name="Light List Accent 6" w:semiHidden="0" w:uiPriority="61" w:unhideWhenUsed="0"/>
+    <w:lsdException w:name="Light Grid Accent 6" w:semiHidden="0" w:uiPriority="62" w:unhideWhenUsed="0"/>
+    <w:lsdException w:name="Medium Shading 1 Accent 6" w:semiHidden="0" w:uiPriority="63" w:unhideWhenUsed="0"/>
+    <w:lsdException w:name="Medium Shading 2 Accent 6" w:semiHidden="0" w:uiPriority="64" w:unhideWhenUsed="0"/>
+    <w:lsdException w:name="Medium List 1 Accent 6" w:semiHidden="0" w:uiPriority="65" w:unhideWhenUsed="0"/>
+    <w:lsdException w:name="Medium List 2 Accent 6" w:semiHidden="0" w:uiPriority="66" w:unhideWhenUsed="0"/>
+    <w:lsdException w:name="Medium Grid 1 Accent 6" w:semiHidden="0" w:uiPriority="67" w:unhideWhenUsed="0"/>
+    <w:lsdException w:name="Medium Grid 2 Accent 6" w:semiHidden="0" w:uiPriority="68" w:unhideWhenUsed="0"/>
+    <w:lsdException w:name="Medium Grid 3 Accent 6" w:semiHidden="0" w:uiPriority="69" w:unhideWhenUsed="0"/>
+    <w:lsdException w:name="Dark List Accent 6" w:semiHidden="0" w:uiPriority="70" w:unhideWhenUsed="0"/>
+    <w:lsdException w:name="Colorful Shading Accent 6" w:semiHidden="0" w:uiPriority="71" w:unhideWhenUsed="0"/>
+    <w:lsdException w:name="Colorful List Accent 6" w:semiHidden="0" w:uiPriority="72" w:unhideWhenUsed="0"/>
+    <w:lsdException w:name="Colorful Grid Accent 6" w:semiHidden="0" w:uiPriority="73" w:unhideWhenUsed="0"/>
+    <w:lsdException w:name="Subtle Emphasis" w:semiHidden="0" w:uiPriority="19" w:unhideWhenUsed="0" w:qFormat="1"/>
+    <w:lsdException w:name="Intense Emphasis" w:semiHidden="0" w:uiPriority="21" w:unhideWhenUsed="0" w:qFormat="1"/>
+    <w:lsdException w:name="Subtle Reference" w:semiHidden="0" w:uiPriority="31" w:unhideWhenUsed="0" w:qFormat="1"/>
+    <w:lsdException w:name="Intense Reference" w:semiHidden="0" w:uiPriority="32" w:unhideWhenUsed="0" w:qFormat="1"/>
+    <w:lsdException w:name="Book Title" w:semiHidden="0" w:uiPriority="33" w:unhideWhenUsed="0" w:qFormat="1"/>
+    <w:lsdException w:name="Bibliography" w:uiPriority="37"/>
+    <w:lsdException w:name="TOC Heading" w:uiPriority="39" w:qFormat="1"/>
   </w:latentStyles>
   <w:style w:type="paragraph" w:default="1" w:styleId="Normal">
     <w:name w:val="Normal"/>
@@ -6039,7 +5859,12 @@
     <w:link w:val="3it31heading1Char"/>
     <w:autoRedefine/>
     <w:qFormat/>
-    <w:rsid w:val="00520FC0"/>
+    <w:rsid w:val="00B9237B"/>
+    <w:pPr>
+      <w:numPr>
+        <w:numId w:val="14"/>
+      </w:numPr>
+    </w:pPr>
     <w:rPr>
       <w:rFonts w:ascii="Times New Roman" w:hAnsi="Times New Roman" w:cs="Times New Roman"/>
       <w:b/>
@@ -6052,7 +5877,7 @@
     <w:name w:val="3it31_heading1 Char"/>
     <w:basedOn w:val="Heading1Char"/>
     <w:link w:val="3it31heading1"/>
-    <w:rsid w:val="00520FC0"/>
+    <w:rsid w:val="00B9237B"/>
     <w:rPr>
       <w:rFonts w:ascii="Times New Roman" w:eastAsiaTheme="majorEastAsia" w:hAnsi="Times New Roman" w:cs="Times New Roman"/>
       <w:b/>
@@ -6068,7 +5893,7 @@
     <w:link w:val="3it31heading2Char"/>
     <w:autoRedefine/>
     <w:qFormat/>
-    <w:rsid w:val="00520FC0"/>
+    <w:rsid w:val="00737391"/>
     <w:pPr>
       <w:numPr>
         <w:ilvl w:val="1"/>
@@ -6082,7 +5907,7 @@
     <w:name w:val="3it31_heading2 Char"/>
     <w:basedOn w:val="3it31heading1Char"/>
     <w:link w:val="3it31heading2"/>
-    <w:rsid w:val="00520FC0"/>
+    <w:rsid w:val="00737391"/>
     <w:rPr>
       <w:rFonts w:ascii="Times New Roman" w:eastAsiaTheme="majorEastAsia" w:hAnsi="Times New Roman" w:cs="Times New Roman"/>
       <w:b/>
@@ -6257,6 +6082,7 @@
       <w14:ligatures w14:val="none"/>
     </w:rPr>
     <w:tblPr>
+      <w:tblInd w:w="0" w:type="dxa"/>
       <w:tblBorders>
         <w:top w:val="single" w:sz="4" w:space="0" w:color="auto"/>
         <w:left w:val="single" w:sz="4" w:space="0" w:color="auto"/>
@@ -6265,6 +6091,12 @@
         <w:insideH w:val="single" w:sz="4" w:space="0" w:color="auto"/>
         <w:insideV w:val="single" w:sz="4" w:space="0" w:color="auto"/>
       </w:tblBorders>
+      <w:tblCellMar>
+        <w:top w:w="0" w:type="dxa"/>
+        <w:left w:w="108" w:type="dxa"/>
+        <w:bottom w:w="0" w:type="dxa"/>
+        <w:right w:w="108" w:type="dxa"/>
+      </w:tblCellMar>
     </w:tblPr>
   </w:style>
   <w:style w:type="table" w:styleId="TableGrid">
@@ -6276,6 +6108,7 @@
       <w:spacing w:after="0" w:line="240" w:lineRule="auto"/>
     </w:pPr>
     <w:tblPr>
+      <w:tblInd w:w="0" w:type="dxa"/>
       <w:tblBorders>
         <w:top w:val="single" w:sz="4" w:space="0" w:color="auto"/>
         <w:left w:val="single" w:sz="4" w:space="0" w:color="auto"/>
@@ -6284,6 +6117,12 @@
         <w:insideH w:val="single" w:sz="4" w:space="0" w:color="auto"/>
         <w:insideV w:val="single" w:sz="4" w:space="0" w:color="auto"/>
       </w:tblBorders>
+      <w:tblCellMar>
+        <w:top w:w="0" w:type="dxa"/>
+        <w:left w:w="108" w:type="dxa"/>
+        <w:bottom w:w="0" w:type="dxa"/>
+        <w:right w:w="108" w:type="dxa"/>
+      </w:tblCellMar>
     </w:tblPr>
   </w:style>
   <w:style w:type="paragraph" w:customStyle="1" w:styleId="3it31table">
@@ -6311,6 +6150,1090 @@
       <w:rFonts w:ascii="Times New Roman" w:hAnsi="Times New Roman"/>
       <w:b/>
       <w:sz w:val="20"/>
+    </w:rPr>
+  </w:style>
+  <w:style w:type="paragraph" w:styleId="BalloonText">
+    <w:name w:val="Balloon Text"/>
+    <w:basedOn w:val="Normal"/>
+    <w:link w:val="BalloonTextChar"/>
+    <w:uiPriority w:val="99"/>
+    <w:semiHidden/>
+    <w:unhideWhenUsed/>
+    <w:rsid w:val="003C4477"/>
+    <w:pPr>
+      <w:spacing w:after="0" w:line="240" w:lineRule="auto"/>
+    </w:pPr>
+    <w:rPr>
+      <w:rFonts w:ascii="Tahoma" w:hAnsi="Tahoma" w:cs="Tahoma"/>
+      <w:sz w:val="16"/>
+      <w:szCs w:val="16"/>
+    </w:rPr>
+  </w:style>
+  <w:style w:type="character" w:customStyle="1" w:styleId="BalloonTextChar">
+    <w:name w:val="Balloon Text Char"/>
+    <w:basedOn w:val="DefaultParagraphFont"/>
+    <w:link w:val="BalloonText"/>
+    <w:uiPriority w:val="99"/>
+    <w:semiHidden/>
+    <w:rsid w:val="003C4477"/>
+    <w:rPr>
+      <w:rFonts w:ascii="Tahoma" w:hAnsi="Tahoma" w:cs="Tahoma"/>
+      <w:sz w:val="16"/>
+      <w:szCs w:val="16"/>
+    </w:rPr>
+  </w:style>
+</w:styles>
+</file>
+
+<file path=word/stylesWithEffects.xml><?xml version="1.0" encoding="utf-8"?>
+<w:styles xmlns:wpc="http://schemas.microsoft.com/office/word/2010/wordprocessingCanvas" xmlns:mc="http://schemas.openxmlformats.org/markup-compatibility/2006" xmlns:o="urn:schemas-microsoft-com:office:office" xmlns:r="http://schemas.openxmlformats.org/officeDocument/2006/relationships" xmlns:m="http://schemas.openxmlformats.org/officeDocument/2006/math" xmlns:v="urn:schemas-microsoft-com:vml" xmlns:wp14="http://schemas.microsoft.com/office/word/2010/wordprocessingDrawing" xmlns:wp="http://schemas.openxmlformats.org/drawingml/2006/wordprocessingDrawing" xmlns:w10="urn:schemas-microsoft-com:office:word" xmlns:w="http://schemas.openxmlformats.org/wordprocessingml/2006/main" xmlns:w14="http://schemas.microsoft.com/office/word/2010/wordml" xmlns:wpg="http://schemas.microsoft.com/office/word/2010/wordprocessingGroup" xmlns:wpi="http://schemas.microsoft.com/office/word/2010/wordprocessingInk" xmlns:wne="http://schemas.microsoft.com/office/word/2006/wordml" xmlns:wps="http://schemas.microsoft.com/office/word/2010/wordprocessingShape" mc:Ignorable="w14 wp14">
+  <w:docDefaults>
+    <w:rPrDefault>
+      <w:rPr>
+        <w:rFonts w:asciiTheme="minorHAnsi" w:eastAsiaTheme="minorHAnsi" w:hAnsiTheme="minorHAnsi" w:cstheme="minorBidi"/>
+        <w:kern w:val="2"/>
+        <w:sz w:val="24"/>
+        <w:szCs w:val="24"/>
+        <w:lang w:val="en-US" w:eastAsia="en-US" w:bidi="ar-SA"/>
+        <w14:ligatures w14:val="standardContextual"/>
+      </w:rPr>
+    </w:rPrDefault>
+    <w:pPrDefault>
+      <w:pPr>
+        <w:spacing w:after="160" w:line="278" w:lineRule="auto"/>
+      </w:pPr>
+    </w:pPrDefault>
+  </w:docDefaults>
+  <w:latentStyles w:defLockedState="0" w:defUIPriority="99" w:defSemiHidden="1" w:defUnhideWhenUsed="1" w:defQFormat="0" w:count="267">
+    <w:lsdException w:name="Normal" w:semiHidden="0" w:uiPriority="0" w:unhideWhenUsed="0" w:qFormat="1"/>
+    <w:lsdException w:name="heading 1" w:semiHidden="0" w:uiPriority="9" w:unhideWhenUsed="0" w:qFormat="1"/>
+    <w:lsdException w:name="heading 2" w:uiPriority="9" w:qFormat="1"/>
+    <w:lsdException w:name="heading 3" w:uiPriority="9" w:qFormat="1"/>
+    <w:lsdException w:name="heading 4" w:uiPriority="9" w:qFormat="1"/>
+    <w:lsdException w:name="heading 5" w:uiPriority="9" w:qFormat="1"/>
+    <w:lsdException w:name="heading 6" w:uiPriority="9" w:qFormat="1"/>
+    <w:lsdException w:name="heading 7" w:uiPriority="9" w:qFormat="1"/>
+    <w:lsdException w:name="heading 8" w:uiPriority="9" w:qFormat="1"/>
+    <w:lsdException w:name="heading 9" w:uiPriority="9" w:qFormat="1"/>
+    <w:lsdException w:name="toc 1" w:uiPriority="39"/>
+    <w:lsdException w:name="toc 2" w:uiPriority="39"/>
+    <w:lsdException w:name="toc 3" w:uiPriority="39"/>
+    <w:lsdException w:name="toc 4" w:uiPriority="39"/>
+    <w:lsdException w:name="toc 5" w:uiPriority="39"/>
+    <w:lsdException w:name="toc 6" w:uiPriority="39"/>
+    <w:lsdException w:name="toc 7" w:uiPriority="39"/>
+    <w:lsdException w:name="toc 8" w:uiPriority="39"/>
+    <w:lsdException w:name="toc 9" w:uiPriority="39"/>
+    <w:lsdException w:name="caption" w:uiPriority="35" w:qFormat="1"/>
+    <w:lsdException w:name="Title" w:semiHidden="0" w:uiPriority="10" w:unhideWhenUsed="0" w:qFormat="1"/>
+    <w:lsdException w:name="Default Paragraph Font" w:uiPriority="1"/>
+    <w:lsdException w:name="Subtitle" w:semiHidden="0" w:uiPriority="11" w:unhideWhenUsed="0" w:qFormat="1"/>
+    <w:lsdException w:name="Strong" w:semiHidden="0" w:uiPriority="22" w:unhideWhenUsed="0" w:qFormat="1"/>
+    <w:lsdException w:name="Emphasis" w:semiHidden="0" w:uiPriority="20" w:unhideWhenUsed="0" w:qFormat="1"/>
+    <w:lsdException w:name="Table Grid" w:semiHidden="0" w:uiPriority="39" w:unhideWhenUsed="0"/>
+    <w:lsdException w:name="Placeholder Text" w:unhideWhenUsed="0"/>
+    <w:lsdException w:name="No Spacing" w:semiHidden="0" w:uiPriority="1" w:unhideWhenUsed="0" w:qFormat="1"/>
+    <w:lsdException w:name="Light Shading" w:semiHidden="0" w:uiPriority="60" w:unhideWhenUsed="0"/>
+    <w:lsdException w:name="Light List" w:semiHidden="0" w:uiPriority="61" w:unhideWhenUsed="0"/>
+    <w:lsdException w:name="Light Grid" w:semiHidden="0" w:uiPriority="62" w:unhideWhenUsed="0"/>
+    <w:lsdException w:name="Medium Shading 1" w:semiHidden="0" w:uiPriority="63" w:unhideWhenUsed="0"/>
+    <w:lsdException w:name="Medium Shading 2" w:semiHidden="0" w:uiPriority="64" w:unhideWhenUsed="0"/>
+    <w:lsdException w:name="Medium List 1" w:semiHidden="0" w:uiPriority="65" w:unhideWhenUsed="0"/>
+    <w:lsdException w:name="Medium List 2" w:semiHidden="0" w:uiPriority="66" w:unhideWhenUsed="0"/>
+    <w:lsdException w:name="Medium Grid 1" w:semiHidden="0" w:uiPriority="67" w:unhideWhenUsed="0"/>
+    <w:lsdException w:name="Medium Grid 2" w:semiHidden="0" w:uiPriority="68" w:unhideWhenUsed="0"/>
+    <w:lsdException w:name="Medium Grid 3" w:semiHidden="0" w:uiPriority="69" w:unhideWhenUsed="0"/>
+    <w:lsdException w:name="Dark List" w:semiHidden="0" w:uiPriority="70" w:unhideWhenUsed="0"/>
+    <w:lsdException w:name="Colorful Shading" w:semiHidden="0" w:uiPriority="71" w:unhideWhenUsed="0"/>
+    <w:lsdException w:name="Colorful List" w:semiHidden="0" w:uiPriority="72" w:unhideWhenUsed="0"/>
+    <w:lsdException w:name="Colorful Grid" w:semiHidden="0" w:uiPriority="73" w:unhideWhenUsed="0"/>
+    <w:lsdException w:name="Light Shading Accent 1" w:semiHidden="0" w:uiPriority="60" w:unhideWhenUsed="0"/>
+    <w:lsdException w:name="Light List Accent 1" w:semiHidden="0" w:uiPriority="61" w:unhideWhenUsed="0"/>
+    <w:lsdException w:name="Light Grid Accent 1" w:semiHidden="0" w:uiPriority="62" w:unhideWhenUsed="0"/>
+    <w:lsdException w:name="Medium Shading 1 Accent 1" w:semiHidden="0" w:uiPriority="63" w:unhideWhenUsed="0"/>
+    <w:lsdException w:name="Medium Shading 2 Accent 1" w:semiHidden="0" w:uiPriority="64" w:unhideWhenUsed="0"/>
+    <w:lsdException w:name="Medium List 1 Accent 1" w:semiHidden="0" w:uiPriority="65" w:unhideWhenUsed="0"/>
+    <w:lsdException w:name="Revision" w:unhideWhenUsed="0"/>
+    <w:lsdException w:name="List Paragraph" w:semiHidden="0" w:uiPriority="34" w:unhideWhenUsed="0" w:qFormat="1"/>
+    <w:lsdException w:name="Quote" w:semiHidden="0" w:uiPriority="29" w:unhideWhenUsed="0" w:qFormat="1"/>
+    <w:lsdException w:name="Intense Quote" w:semiHidden="0" w:uiPriority="30" w:unhideWhenUsed="0" w:qFormat="1"/>
+    <w:lsdException w:name="Medium List 2 Accent 1" w:semiHidden="0" w:uiPriority="66" w:unhideWhenUsed="0"/>
+    <w:lsdException w:name="Medium Grid 1 Accent 1" w:semiHidden="0" w:uiPriority="67" w:unhideWhenUsed="0"/>
+    <w:lsdException w:name="Medium Grid 2 Accent 1" w:semiHidden="0" w:uiPriority="68" w:unhideWhenUsed="0"/>
+    <w:lsdException w:name="Medium Grid 3 Accent 1" w:semiHidden="0" w:uiPriority="69" w:unhideWhenUsed="0"/>
+    <w:lsdException w:name="Dark List Accent 1" w:semiHidden="0" w:uiPriority="70" w:unhideWhenUsed="0"/>
+    <w:lsdException w:name="Colorful Shading Accent 1" w:semiHidden="0" w:uiPriority="71" w:unhideWhenUsed="0"/>
+    <w:lsdException w:name="Colorful List Accent 1" w:semiHidden="0" w:uiPriority="72" w:unhideWhenUsed="0"/>
+    <w:lsdException w:name="Colorful Grid Accent 1" w:semiHidden="0" w:uiPriority="73" w:unhideWhenUsed="0"/>
+    <w:lsdException w:name="Light Shading Accent 2" w:semiHidden="0" w:uiPriority="60" w:unhideWhenUsed="0"/>
+    <w:lsdException w:name="Light List Accent 2" w:semiHidden="0" w:uiPriority="61" w:unhideWhenUsed="0"/>
+    <w:lsdException w:name="Light Grid Accent 2" w:semiHidden="0" w:uiPriority="62" w:unhideWhenUsed="0"/>
+    <w:lsdException w:name="Medium Shading 1 Accent 2" w:semiHidden="0" w:uiPriority="63" w:unhideWhenUsed="0"/>
+    <w:lsdException w:name="Medium Shading 2 Accent 2" w:semiHidden="0" w:uiPriority="64" w:unhideWhenUsed="0"/>
+    <w:lsdException w:name="Medium List 1 Accent 2" w:semiHidden="0" w:uiPriority="65" w:unhideWhenUsed="0"/>
+    <w:lsdException w:name="Medium List 2 Accent 2" w:semiHidden="0" w:uiPriority="66" w:unhideWhenUsed="0"/>
+    <w:lsdException w:name="Medium Grid 1 Accent 2" w:semiHidden="0" w:uiPriority="67" w:unhideWhenUsed="0"/>
+    <w:lsdException w:name="Medium Grid 2 Accent 2" w:semiHidden="0" w:uiPriority="68" w:unhideWhenUsed="0"/>
+    <w:lsdException w:name="Medium Grid 3 Accent 2" w:semiHidden="0" w:uiPriority="69" w:unhideWhenUsed="0"/>
+    <w:lsdException w:name="Dark List Accent 2" w:semiHidden="0" w:uiPriority="70" w:unhideWhenUsed="0"/>
+    <w:lsdException w:name="Colorful Shading Accent 2" w:semiHidden="0" w:uiPriority="71" w:unhideWhenUsed="0"/>
+    <w:lsdException w:name="Colorful List Accent 2" w:semiHidden="0" w:uiPriority="72" w:unhideWhenUsed="0"/>
+    <w:lsdException w:name="Colorful Grid Accent 2" w:semiHidden="0" w:uiPriority="73" w:unhideWhenUsed="0"/>
+    <w:lsdException w:name="Light Shading Accent 3" w:semiHidden="0" w:uiPriority="60" w:unhideWhenUsed="0"/>
+    <w:lsdException w:name="Light List Accent 3" w:semiHidden="0" w:uiPriority="61" w:unhideWhenUsed="0"/>
+    <w:lsdException w:name="Light Grid Accent 3" w:semiHidden="0" w:uiPriority="62" w:unhideWhenUsed="0"/>
+    <w:lsdException w:name="Medium Shading 1 Accent 3" w:semiHidden="0" w:uiPriority="63" w:unhideWhenUsed="0"/>
+    <w:lsdException w:name="Medium Shading 2 Accent 3" w:semiHidden="0" w:uiPriority="64" w:unhideWhenUsed="0"/>
+    <w:lsdException w:name="Medium List 1 Accent 3" w:semiHidden="0" w:uiPriority="65" w:unhideWhenUsed="0"/>
+    <w:lsdException w:name="Medium List 2 Accent 3" w:semiHidden="0" w:uiPriority="66" w:unhideWhenUsed="0"/>
+    <w:lsdException w:name="Medium Grid 1 Accent 3" w:semiHidden="0" w:uiPriority="67" w:unhideWhenUsed="0"/>
+    <w:lsdException w:name="Medium Grid 2 Accent 3" w:semiHidden="0" w:uiPriority="68" w:unhideWhenUsed="0"/>
+    <w:lsdException w:name="Medium Grid 3 Accent 3" w:semiHidden="0" w:uiPriority="69" w:unhideWhenUsed="0"/>
+    <w:lsdException w:name="Dark List Accent 3" w:semiHidden="0" w:uiPriority="70" w:unhideWhenUsed="0"/>
+    <w:lsdException w:name="Colorful Shading Accent 3" w:semiHidden="0" w:uiPriority="71" w:unhideWhenUsed="0"/>
+    <w:lsdException w:name="Colorful List Accent 3" w:semiHidden="0" w:uiPriority="72" w:unhideWhenUsed="0"/>
+    <w:lsdException w:name="Colorful Grid Accent 3" w:semiHidden="0" w:uiPriority="73" w:unhideWhenUsed="0"/>
+    <w:lsdException w:name="Light Shading Accent 4" w:semiHidden="0" w:uiPriority="60" w:unhideWhenUsed="0"/>
+    <w:lsdException w:name="Light List Accent 4" w:semiHidden="0" w:uiPriority="61" w:unhideWhenUsed="0"/>
+    <w:lsdException w:name="Light Grid Accent 4" w:semiHidden="0" w:uiPriority="62" w:unhideWhenUsed="0"/>
+    <w:lsdException w:name="Medium Shading 1 Accent 4" w:semiHidden="0" w:uiPriority="63" w:unhideWhenUsed="0"/>
+    <w:lsdException w:name="Medium Shading 2 Accent 4" w:semiHidden="0" w:uiPriority="64" w:unhideWhenUsed="0"/>
+    <w:lsdException w:name="Medium List 1 Accent 4" w:semiHidden="0" w:uiPriority="65" w:unhideWhenUsed="0"/>
+    <w:lsdException w:name="Medium List 2 Accent 4" w:semiHidden="0" w:uiPriority="66" w:unhideWhenUsed="0"/>
+    <w:lsdException w:name="Medium Grid 1 Accent 4" w:semiHidden="0" w:uiPriority="67" w:unhideWhenUsed="0"/>
+    <w:lsdException w:name="Medium Grid 2 Accent 4" w:semiHidden="0" w:uiPriority="68" w:unhideWhenUsed="0"/>
+    <w:lsdException w:name="Medium Grid 3 Accent 4" w:semiHidden="0" w:uiPriority="69" w:unhideWhenUsed="0"/>
+    <w:lsdException w:name="Dark List Accent 4" w:semiHidden="0" w:uiPriority="70" w:unhideWhenUsed="0"/>
+    <w:lsdException w:name="Colorful Shading Accent 4" w:semiHidden="0" w:uiPriority="71" w:unhideWhenUsed="0"/>
+    <w:lsdException w:name="Colorful List Accent 4" w:semiHidden="0" w:uiPriority="72" w:unhideWhenUsed="0"/>
+    <w:lsdException w:name="Colorful Grid Accent 4" w:semiHidden="0" w:uiPriority="73" w:unhideWhenUsed="0"/>
+    <w:lsdException w:name="Light Shading Accent 5" w:semiHidden="0" w:uiPriority="60" w:unhideWhenUsed="0"/>
+    <w:lsdException w:name="Light List Accent 5" w:semiHidden="0" w:uiPriority="61" w:unhideWhenUsed="0"/>
+    <w:lsdException w:name="Light Grid Accent 5" w:semiHidden="0" w:uiPriority="62" w:unhideWhenUsed="0"/>
+    <w:lsdException w:name="Medium Shading 1 Accent 5" w:semiHidden="0" w:uiPriority="63" w:unhideWhenUsed="0"/>
+    <w:lsdException w:name="Medium Shading 2 Accent 5" w:semiHidden="0" w:uiPriority="64" w:unhideWhenUsed="0"/>
+    <w:lsdException w:name="Medium List 1 Accent 5" w:semiHidden="0" w:uiPriority="65" w:unhideWhenUsed="0"/>
+    <w:lsdException w:name="Medium List 2 Accent 5" w:semiHidden="0" w:uiPriority="66" w:unhideWhenUsed="0"/>
+    <w:lsdException w:name="Medium Grid 1 Accent 5" w:semiHidden="0" w:uiPriority="67" w:unhideWhenUsed="0"/>
+    <w:lsdException w:name="Medium Grid 2 Accent 5" w:semiHidden="0" w:uiPriority="68" w:unhideWhenUsed="0"/>
+    <w:lsdException w:name="Medium Grid 3 Accent 5" w:semiHidden="0" w:uiPriority="69" w:unhideWhenUsed="0"/>
+    <w:lsdException w:name="Dark List Accent 5" w:semiHidden="0" w:uiPriority="70" w:unhideWhenUsed="0"/>
+    <w:lsdException w:name="Colorful Shading Accent 5" w:semiHidden="0" w:uiPriority="71" w:unhideWhenUsed="0"/>
+    <w:lsdException w:name="Colorful List Accent 5" w:semiHidden="0" w:uiPriority="72" w:unhideWhenUsed="0"/>
+    <w:lsdException w:name="Colorful Grid Accent 5" w:semiHidden="0" w:uiPriority="73" w:unhideWhenUsed="0"/>
+    <w:lsdException w:name="Light Shading Accent 6" w:semiHidden="0" w:uiPriority="60" w:unhideWhenUsed="0"/>
+    <w:lsdException w:name="Light List Accent 6" w:semiHidden="0" w:uiPriority="61" w:unhideWhenUsed="0"/>
+    <w:lsdException w:name="Light Grid Accent 6" w:semiHidden="0" w:uiPriority="62" w:unhideWhenUsed="0"/>
+    <w:lsdException w:name="Medium Shading 1 Accent 6" w:semiHidden="0" w:uiPriority="63" w:unhideWhenUsed="0"/>
+    <w:lsdException w:name="Medium Shading 2 Accent 6" w:semiHidden="0" w:uiPriority="64" w:unhideWhenUsed="0"/>
+    <w:lsdException w:name="Medium List 1 Accent 6" w:semiHidden="0" w:uiPriority="65" w:unhideWhenUsed="0"/>
+    <w:lsdException w:name="Medium List 2 Accent 6" w:semiHidden="0" w:uiPriority="66" w:unhideWhenUsed="0"/>
+    <w:lsdException w:name="Medium Grid 1 Accent 6" w:semiHidden="0" w:uiPriority="67" w:unhideWhenUsed="0"/>
+    <w:lsdException w:name="Medium Grid 2 Accent 6" w:semiHidden="0" w:uiPriority="68" w:unhideWhenUsed="0"/>
+    <w:lsdException w:name="Medium Grid 3 Accent 6" w:semiHidden="0" w:uiPriority="69" w:unhideWhenUsed="0"/>
+    <w:lsdException w:name="Dark List Accent 6" w:semiHidden="0" w:uiPriority="70" w:unhideWhenUsed="0"/>
+    <w:lsdException w:name="Colorful Shading Accent 6" w:semiHidden="0" w:uiPriority="71" w:unhideWhenUsed="0"/>
+    <w:lsdException w:name="Colorful List Accent 6" w:semiHidden="0" w:uiPriority="72" w:unhideWhenUsed="0"/>
+    <w:lsdException w:name="Colorful Grid Accent 6" w:semiHidden="0" w:uiPriority="73" w:unhideWhenUsed="0"/>
+    <w:lsdException w:name="Subtle Emphasis" w:semiHidden="0" w:uiPriority="19" w:unhideWhenUsed="0" w:qFormat="1"/>
+    <w:lsdException w:name="Intense Emphasis" w:semiHidden="0" w:uiPriority="21" w:unhideWhenUsed="0" w:qFormat="1"/>
+    <w:lsdException w:name="Subtle Reference" w:semiHidden="0" w:uiPriority="31" w:unhideWhenUsed="0" w:qFormat="1"/>
+    <w:lsdException w:name="Intense Reference" w:semiHidden="0" w:uiPriority="32" w:unhideWhenUsed="0" w:qFormat="1"/>
+    <w:lsdException w:name="Book Title" w:semiHidden="0" w:uiPriority="33" w:unhideWhenUsed="0" w:qFormat="1"/>
+    <w:lsdException w:name="Bibliography" w:uiPriority="37"/>
+    <w:lsdException w:name="TOC Heading" w:uiPriority="39" w:qFormat="1"/>
+  </w:latentStyles>
+  <w:style w:type="paragraph" w:default="1" w:styleId="Normal">
+    <w:name w:val="Normal"/>
+    <w:qFormat/>
+  </w:style>
+  <w:style w:type="paragraph" w:styleId="Heading1">
+    <w:name w:val="heading 1"/>
+    <w:basedOn w:val="Normal"/>
+    <w:next w:val="Normal"/>
+    <w:link w:val="Heading1Char"/>
+    <w:uiPriority w:val="9"/>
+    <w:qFormat/>
+    <w:rsid w:val="00961835"/>
+    <w:pPr>
+      <w:keepNext/>
+      <w:keepLines/>
+      <w:spacing w:before="360" w:after="80"/>
+      <w:outlineLvl w:val="0"/>
+    </w:pPr>
+    <w:rPr>
+      <w:rFonts w:asciiTheme="majorHAnsi" w:eastAsiaTheme="majorEastAsia" w:hAnsiTheme="majorHAnsi" w:cstheme="majorBidi"/>
+      <w:color w:val="0F4761" w:themeColor="accent1" w:themeShade="BF"/>
+      <w:sz w:val="40"/>
+      <w:szCs w:val="40"/>
+    </w:rPr>
+  </w:style>
+  <w:style w:type="paragraph" w:styleId="Heading2">
+    <w:name w:val="heading 2"/>
+    <w:basedOn w:val="Normal"/>
+    <w:next w:val="Normal"/>
+    <w:link w:val="Heading2Char"/>
+    <w:uiPriority w:val="9"/>
+    <w:semiHidden/>
+    <w:unhideWhenUsed/>
+    <w:qFormat/>
+    <w:rsid w:val="00961835"/>
+    <w:pPr>
+      <w:keepNext/>
+      <w:keepLines/>
+      <w:spacing w:before="160" w:after="80"/>
+      <w:outlineLvl w:val="1"/>
+    </w:pPr>
+    <w:rPr>
+      <w:rFonts w:asciiTheme="majorHAnsi" w:eastAsiaTheme="majorEastAsia" w:hAnsiTheme="majorHAnsi" w:cstheme="majorBidi"/>
+      <w:color w:val="0F4761" w:themeColor="accent1" w:themeShade="BF"/>
+      <w:sz w:val="32"/>
+      <w:szCs w:val="32"/>
+    </w:rPr>
+  </w:style>
+  <w:style w:type="paragraph" w:styleId="Heading3">
+    <w:name w:val="heading 3"/>
+    <w:basedOn w:val="Normal"/>
+    <w:next w:val="Normal"/>
+    <w:link w:val="Heading3Char"/>
+    <w:uiPriority w:val="9"/>
+    <w:semiHidden/>
+    <w:unhideWhenUsed/>
+    <w:qFormat/>
+    <w:rsid w:val="00961835"/>
+    <w:pPr>
+      <w:keepNext/>
+      <w:keepLines/>
+      <w:spacing w:before="160" w:after="80"/>
+      <w:outlineLvl w:val="2"/>
+    </w:pPr>
+    <w:rPr>
+      <w:rFonts w:eastAsiaTheme="majorEastAsia" w:cstheme="majorBidi"/>
+      <w:color w:val="0F4761" w:themeColor="accent1" w:themeShade="BF"/>
+      <w:sz w:val="28"/>
+      <w:szCs w:val="28"/>
+    </w:rPr>
+  </w:style>
+  <w:style w:type="paragraph" w:styleId="Heading4">
+    <w:name w:val="heading 4"/>
+    <w:basedOn w:val="Normal"/>
+    <w:next w:val="Normal"/>
+    <w:link w:val="Heading4Char"/>
+    <w:uiPriority w:val="9"/>
+    <w:semiHidden/>
+    <w:unhideWhenUsed/>
+    <w:qFormat/>
+    <w:rsid w:val="00961835"/>
+    <w:pPr>
+      <w:keepNext/>
+      <w:keepLines/>
+      <w:spacing w:before="80" w:after="40"/>
+      <w:outlineLvl w:val="3"/>
+    </w:pPr>
+    <w:rPr>
+      <w:rFonts w:eastAsiaTheme="majorEastAsia" w:cstheme="majorBidi"/>
+      <w:i/>
+      <w:iCs/>
+      <w:color w:val="0F4761" w:themeColor="accent1" w:themeShade="BF"/>
+    </w:rPr>
+  </w:style>
+  <w:style w:type="paragraph" w:styleId="Heading5">
+    <w:name w:val="heading 5"/>
+    <w:basedOn w:val="Normal"/>
+    <w:next w:val="Normal"/>
+    <w:link w:val="Heading5Char"/>
+    <w:uiPriority w:val="9"/>
+    <w:semiHidden/>
+    <w:unhideWhenUsed/>
+    <w:qFormat/>
+    <w:rsid w:val="00961835"/>
+    <w:pPr>
+      <w:keepNext/>
+      <w:keepLines/>
+      <w:spacing w:before="80" w:after="40"/>
+      <w:outlineLvl w:val="4"/>
+    </w:pPr>
+    <w:rPr>
+      <w:rFonts w:eastAsiaTheme="majorEastAsia" w:cstheme="majorBidi"/>
+      <w:color w:val="0F4761" w:themeColor="accent1" w:themeShade="BF"/>
+    </w:rPr>
+  </w:style>
+  <w:style w:type="paragraph" w:styleId="Heading6">
+    <w:name w:val="heading 6"/>
+    <w:basedOn w:val="Normal"/>
+    <w:next w:val="Normal"/>
+    <w:link w:val="Heading6Char"/>
+    <w:uiPriority w:val="9"/>
+    <w:semiHidden/>
+    <w:unhideWhenUsed/>
+    <w:qFormat/>
+    <w:rsid w:val="00961835"/>
+    <w:pPr>
+      <w:keepNext/>
+      <w:keepLines/>
+      <w:spacing w:before="40" w:after="0"/>
+      <w:outlineLvl w:val="5"/>
+    </w:pPr>
+    <w:rPr>
+      <w:rFonts w:eastAsiaTheme="majorEastAsia" w:cstheme="majorBidi"/>
+      <w:i/>
+      <w:iCs/>
+      <w:color w:val="595959" w:themeColor="text1" w:themeTint="A6"/>
+    </w:rPr>
+  </w:style>
+  <w:style w:type="paragraph" w:styleId="Heading7">
+    <w:name w:val="heading 7"/>
+    <w:basedOn w:val="Normal"/>
+    <w:next w:val="Normal"/>
+    <w:link w:val="Heading7Char"/>
+    <w:uiPriority w:val="9"/>
+    <w:semiHidden/>
+    <w:unhideWhenUsed/>
+    <w:qFormat/>
+    <w:rsid w:val="00961835"/>
+    <w:pPr>
+      <w:keepNext/>
+      <w:keepLines/>
+      <w:spacing w:before="40" w:after="0"/>
+      <w:outlineLvl w:val="6"/>
+    </w:pPr>
+    <w:rPr>
+      <w:rFonts w:eastAsiaTheme="majorEastAsia" w:cstheme="majorBidi"/>
+      <w:color w:val="595959" w:themeColor="text1" w:themeTint="A6"/>
+    </w:rPr>
+  </w:style>
+  <w:style w:type="paragraph" w:styleId="Heading8">
+    <w:name w:val="heading 8"/>
+    <w:basedOn w:val="Normal"/>
+    <w:next w:val="Normal"/>
+    <w:link w:val="Heading8Char"/>
+    <w:uiPriority w:val="9"/>
+    <w:semiHidden/>
+    <w:unhideWhenUsed/>
+    <w:qFormat/>
+    <w:rsid w:val="00961835"/>
+    <w:pPr>
+      <w:keepNext/>
+      <w:keepLines/>
+      <w:spacing w:after="0"/>
+      <w:outlineLvl w:val="7"/>
+    </w:pPr>
+    <w:rPr>
+      <w:rFonts w:eastAsiaTheme="majorEastAsia" w:cstheme="majorBidi"/>
+      <w:i/>
+      <w:iCs/>
+      <w:color w:val="272727" w:themeColor="text1" w:themeTint="D8"/>
+    </w:rPr>
+  </w:style>
+  <w:style w:type="paragraph" w:styleId="Heading9">
+    <w:name w:val="heading 9"/>
+    <w:basedOn w:val="Normal"/>
+    <w:next w:val="Normal"/>
+    <w:link w:val="Heading9Char"/>
+    <w:uiPriority w:val="9"/>
+    <w:semiHidden/>
+    <w:unhideWhenUsed/>
+    <w:qFormat/>
+    <w:rsid w:val="00961835"/>
+    <w:pPr>
+      <w:keepNext/>
+      <w:keepLines/>
+      <w:spacing w:after="0"/>
+      <w:outlineLvl w:val="8"/>
+    </w:pPr>
+    <w:rPr>
+      <w:rFonts w:eastAsiaTheme="majorEastAsia" w:cstheme="majorBidi"/>
+      <w:color w:val="272727" w:themeColor="text1" w:themeTint="D8"/>
+    </w:rPr>
+  </w:style>
+  <w:style w:type="character" w:default="1" w:styleId="DefaultParagraphFont">
+    <w:name w:val="Default Paragraph Font"/>
+    <w:uiPriority w:val="1"/>
+    <w:semiHidden/>
+    <w:unhideWhenUsed/>
+  </w:style>
+  <w:style w:type="table" w:default="1" w:styleId="TableNormal">
+    <w:name w:val="Normal Table"/>
+    <w:uiPriority w:val="99"/>
+    <w:semiHidden/>
+    <w:unhideWhenUsed/>
+    <w:tblPr>
+      <w:tblInd w:w="0" w:type="dxa"/>
+      <w:tblCellMar>
+        <w:top w:w="0" w:type="dxa"/>
+        <w:left w:w="108" w:type="dxa"/>
+        <w:bottom w:w="0" w:type="dxa"/>
+        <w:right w:w="108" w:type="dxa"/>
+      </w:tblCellMar>
+    </w:tblPr>
+  </w:style>
+  <w:style w:type="numbering" w:default="1" w:styleId="NoList">
+    <w:name w:val="No List"/>
+    <w:uiPriority w:val="99"/>
+    <w:semiHidden/>
+    <w:unhideWhenUsed/>
+  </w:style>
+  <w:style w:type="character" w:customStyle="1" w:styleId="Heading1Char">
+    <w:name w:val="Heading 1 Char"/>
+    <w:basedOn w:val="DefaultParagraphFont"/>
+    <w:link w:val="Heading1"/>
+    <w:uiPriority w:val="9"/>
+    <w:rsid w:val="00961835"/>
+    <w:rPr>
+      <w:rFonts w:asciiTheme="majorHAnsi" w:eastAsiaTheme="majorEastAsia" w:hAnsiTheme="majorHAnsi" w:cstheme="majorBidi"/>
+      <w:color w:val="0F4761" w:themeColor="accent1" w:themeShade="BF"/>
+      <w:sz w:val="40"/>
+      <w:szCs w:val="40"/>
+    </w:rPr>
+  </w:style>
+  <w:style w:type="character" w:customStyle="1" w:styleId="Heading2Char">
+    <w:name w:val="Heading 2 Char"/>
+    <w:basedOn w:val="DefaultParagraphFont"/>
+    <w:link w:val="Heading2"/>
+    <w:uiPriority w:val="9"/>
+    <w:semiHidden/>
+    <w:rsid w:val="00961835"/>
+    <w:rPr>
+      <w:rFonts w:asciiTheme="majorHAnsi" w:eastAsiaTheme="majorEastAsia" w:hAnsiTheme="majorHAnsi" w:cstheme="majorBidi"/>
+      <w:color w:val="0F4761" w:themeColor="accent1" w:themeShade="BF"/>
+      <w:sz w:val="32"/>
+      <w:szCs w:val="32"/>
+    </w:rPr>
+  </w:style>
+  <w:style w:type="character" w:customStyle="1" w:styleId="Heading3Char">
+    <w:name w:val="Heading 3 Char"/>
+    <w:basedOn w:val="DefaultParagraphFont"/>
+    <w:link w:val="Heading3"/>
+    <w:uiPriority w:val="9"/>
+    <w:semiHidden/>
+    <w:rsid w:val="00961835"/>
+    <w:rPr>
+      <w:rFonts w:eastAsiaTheme="majorEastAsia" w:cstheme="majorBidi"/>
+      <w:color w:val="0F4761" w:themeColor="accent1" w:themeShade="BF"/>
+      <w:sz w:val="28"/>
+      <w:szCs w:val="28"/>
+    </w:rPr>
+  </w:style>
+  <w:style w:type="character" w:customStyle="1" w:styleId="Heading4Char">
+    <w:name w:val="Heading 4 Char"/>
+    <w:basedOn w:val="DefaultParagraphFont"/>
+    <w:link w:val="Heading4"/>
+    <w:uiPriority w:val="9"/>
+    <w:semiHidden/>
+    <w:rsid w:val="00961835"/>
+    <w:rPr>
+      <w:rFonts w:eastAsiaTheme="majorEastAsia" w:cstheme="majorBidi"/>
+      <w:i/>
+      <w:iCs/>
+      <w:color w:val="0F4761" w:themeColor="accent1" w:themeShade="BF"/>
+    </w:rPr>
+  </w:style>
+  <w:style w:type="character" w:customStyle="1" w:styleId="Heading5Char">
+    <w:name w:val="Heading 5 Char"/>
+    <w:basedOn w:val="DefaultParagraphFont"/>
+    <w:link w:val="Heading5"/>
+    <w:uiPriority w:val="9"/>
+    <w:semiHidden/>
+    <w:rsid w:val="00961835"/>
+    <w:rPr>
+      <w:rFonts w:eastAsiaTheme="majorEastAsia" w:cstheme="majorBidi"/>
+      <w:color w:val="0F4761" w:themeColor="accent1" w:themeShade="BF"/>
+    </w:rPr>
+  </w:style>
+  <w:style w:type="character" w:customStyle="1" w:styleId="Heading6Char">
+    <w:name w:val="Heading 6 Char"/>
+    <w:basedOn w:val="DefaultParagraphFont"/>
+    <w:link w:val="Heading6"/>
+    <w:uiPriority w:val="9"/>
+    <w:semiHidden/>
+    <w:rsid w:val="00961835"/>
+    <w:rPr>
+      <w:rFonts w:eastAsiaTheme="majorEastAsia" w:cstheme="majorBidi"/>
+      <w:i/>
+      <w:iCs/>
+      <w:color w:val="595959" w:themeColor="text1" w:themeTint="A6"/>
+    </w:rPr>
+  </w:style>
+  <w:style w:type="character" w:customStyle="1" w:styleId="Heading7Char">
+    <w:name w:val="Heading 7 Char"/>
+    <w:basedOn w:val="DefaultParagraphFont"/>
+    <w:link w:val="Heading7"/>
+    <w:uiPriority w:val="9"/>
+    <w:semiHidden/>
+    <w:rsid w:val="00961835"/>
+    <w:rPr>
+      <w:rFonts w:eastAsiaTheme="majorEastAsia" w:cstheme="majorBidi"/>
+      <w:color w:val="595959" w:themeColor="text1" w:themeTint="A6"/>
+    </w:rPr>
+  </w:style>
+  <w:style w:type="character" w:customStyle="1" w:styleId="Heading8Char">
+    <w:name w:val="Heading 8 Char"/>
+    <w:basedOn w:val="DefaultParagraphFont"/>
+    <w:link w:val="Heading8"/>
+    <w:uiPriority w:val="9"/>
+    <w:semiHidden/>
+    <w:rsid w:val="00961835"/>
+    <w:rPr>
+      <w:rFonts w:eastAsiaTheme="majorEastAsia" w:cstheme="majorBidi"/>
+      <w:i/>
+      <w:iCs/>
+      <w:color w:val="272727" w:themeColor="text1" w:themeTint="D8"/>
+    </w:rPr>
+  </w:style>
+  <w:style w:type="character" w:customStyle="1" w:styleId="Heading9Char">
+    <w:name w:val="Heading 9 Char"/>
+    <w:basedOn w:val="DefaultParagraphFont"/>
+    <w:link w:val="Heading9"/>
+    <w:uiPriority w:val="9"/>
+    <w:semiHidden/>
+    <w:rsid w:val="00961835"/>
+    <w:rPr>
+      <w:rFonts w:eastAsiaTheme="majorEastAsia" w:cstheme="majorBidi"/>
+      <w:color w:val="272727" w:themeColor="text1" w:themeTint="D8"/>
+    </w:rPr>
+  </w:style>
+  <w:style w:type="paragraph" w:styleId="Title">
+    <w:name w:val="Title"/>
+    <w:basedOn w:val="Normal"/>
+    <w:next w:val="Normal"/>
+    <w:link w:val="TitleChar"/>
+    <w:uiPriority w:val="10"/>
+    <w:qFormat/>
+    <w:rsid w:val="00961835"/>
+    <w:pPr>
+      <w:spacing w:after="80" w:line="240" w:lineRule="auto"/>
+      <w:contextualSpacing/>
+    </w:pPr>
+    <w:rPr>
+      <w:rFonts w:asciiTheme="majorHAnsi" w:eastAsiaTheme="majorEastAsia" w:hAnsiTheme="majorHAnsi" w:cstheme="majorBidi"/>
+      <w:spacing w:val="-10"/>
+      <w:kern w:val="28"/>
+      <w:sz w:val="56"/>
+      <w:szCs w:val="56"/>
+    </w:rPr>
+  </w:style>
+  <w:style w:type="character" w:customStyle="1" w:styleId="TitleChar">
+    <w:name w:val="Title Char"/>
+    <w:basedOn w:val="DefaultParagraphFont"/>
+    <w:link w:val="Title"/>
+    <w:uiPriority w:val="10"/>
+    <w:rsid w:val="00961835"/>
+    <w:rPr>
+      <w:rFonts w:asciiTheme="majorHAnsi" w:eastAsiaTheme="majorEastAsia" w:hAnsiTheme="majorHAnsi" w:cstheme="majorBidi"/>
+      <w:spacing w:val="-10"/>
+      <w:kern w:val="28"/>
+      <w:sz w:val="56"/>
+      <w:szCs w:val="56"/>
+    </w:rPr>
+  </w:style>
+  <w:style w:type="paragraph" w:styleId="Subtitle">
+    <w:name w:val="Subtitle"/>
+    <w:basedOn w:val="Normal"/>
+    <w:next w:val="Normal"/>
+    <w:link w:val="SubtitleChar"/>
+    <w:uiPriority w:val="11"/>
+    <w:qFormat/>
+    <w:rsid w:val="00961835"/>
+    <w:pPr>
+      <w:numPr>
+        <w:ilvl w:val="1"/>
+      </w:numPr>
+    </w:pPr>
+    <w:rPr>
+      <w:rFonts w:eastAsiaTheme="majorEastAsia" w:cstheme="majorBidi"/>
+      <w:color w:val="595959" w:themeColor="text1" w:themeTint="A6"/>
+      <w:spacing w:val="15"/>
+      <w:sz w:val="28"/>
+      <w:szCs w:val="28"/>
+    </w:rPr>
+  </w:style>
+  <w:style w:type="character" w:customStyle="1" w:styleId="SubtitleChar">
+    <w:name w:val="Subtitle Char"/>
+    <w:basedOn w:val="DefaultParagraphFont"/>
+    <w:link w:val="Subtitle"/>
+    <w:uiPriority w:val="11"/>
+    <w:rsid w:val="00961835"/>
+    <w:rPr>
+      <w:rFonts w:eastAsiaTheme="majorEastAsia" w:cstheme="majorBidi"/>
+      <w:color w:val="595959" w:themeColor="text1" w:themeTint="A6"/>
+      <w:spacing w:val="15"/>
+      <w:sz w:val="28"/>
+      <w:szCs w:val="28"/>
+    </w:rPr>
+  </w:style>
+  <w:style w:type="paragraph" w:styleId="Quote">
+    <w:name w:val="Quote"/>
+    <w:basedOn w:val="Normal"/>
+    <w:next w:val="Normal"/>
+    <w:link w:val="QuoteChar"/>
+    <w:uiPriority w:val="29"/>
+    <w:qFormat/>
+    <w:rsid w:val="00961835"/>
+    <w:pPr>
+      <w:spacing w:before="160"/>
+      <w:jc w:val="center"/>
+    </w:pPr>
+    <w:rPr>
+      <w:i/>
+      <w:iCs/>
+      <w:color w:val="404040" w:themeColor="text1" w:themeTint="BF"/>
+    </w:rPr>
+  </w:style>
+  <w:style w:type="character" w:customStyle="1" w:styleId="QuoteChar">
+    <w:name w:val="Quote Char"/>
+    <w:basedOn w:val="DefaultParagraphFont"/>
+    <w:link w:val="Quote"/>
+    <w:uiPriority w:val="29"/>
+    <w:rsid w:val="00961835"/>
+    <w:rPr>
+      <w:i/>
+      <w:iCs/>
+      <w:color w:val="404040" w:themeColor="text1" w:themeTint="BF"/>
+    </w:rPr>
+  </w:style>
+  <w:style w:type="paragraph" w:styleId="ListParagraph">
+    <w:name w:val="List Paragraph"/>
+    <w:basedOn w:val="Normal"/>
+    <w:uiPriority w:val="34"/>
+    <w:qFormat/>
+    <w:rsid w:val="00961835"/>
+    <w:pPr>
+      <w:ind w:left="720"/>
+      <w:contextualSpacing/>
+    </w:pPr>
+  </w:style>
+  <w:style w:type="character" w:styleId="IntenseEmphasis">
+    <w:name w:val="Intense Emphasis"/>
+    <w:basedOn w:val="DefaultParagraphFont"/>
+    <w:uiPriority w:val="21"/>
+    <w:qFormat/>
+    <w:rsid w:val="00961835"/>
+    <w:rPr>
+      <w:i/>
+      <w:iCs/>
+      <w:color w:val="0F4761" w:themeColor="accent1" w:themeShade="BF"/>
+    </w:rPr>
+  </w:style>
+  <w:style w:type="paragraph" w:styleId="IntenseQuote">
+    <w:name w:val="Intense Quote"/>
+    <w:basedOn w:val="Normal"/>
+    <w:next w:val="Normal"/>
+    <w:link w:val="IntenseQuoteChar"/>
+    <w:uiPriority w:val="30"/>
+    <w:qFormat/>
+    <w:rsid w:val="00961835"/>
+    <w:pPr>
+      <w:pBdr>
+        <w:top w:val="single" w:sz="4" w:space="10" w:color="0F4761" w:themeColor="accent1" w:themeShade="BF"/>
+        <w:bottom w:val="single" w:sz="4" w:space="10" w:color="0F4761" w:themeColor="accent1" w:themeShade="BF"/>
+      </w:pBdr>
+      <w:spacing w:before="360" w:after="360"/>
+      <w:ind w:left="864" w:right="864"/>
+      <w:jc w:val="center"/>
+    </w:pPr>
+    <w:rPr>
+      <w:i/>
+      <w:iCs/>
+      <w:color w:val="0F4761" w:themeColor="accent1" w:themeShade="BF"/>
+    </w:rPr>
+  </w:style>
+  <w:style w:type="character" w:customStyle="1" w:styleId="IntenseQuoteChar">
+    <w:name w:val="Intense Quote Char"/>
+    <w:basedOn w:val="DefaultParagraphFont"/>
+    <w:link w:val="IntenseQuote"/>
+    <w:uiPriority w:val="30"/>
+    <w:rsid w:val="00961835"/>
+    <w:rPr>
+      <w:i/>
+      <w:iCs/>
+      <w:color w:val="0F4761" w:themeColor="accent1" w:themeShade="BF"/>
+    </w:rPr>
+  </w:style>
+  <w:style w:type="character" w:styleId="IntenseReference">
+    <w:name w:val="Intense Reference"/>
+    <w:basedOn w:val="DefaultParagraphFont"/>
+    <w:uiPriority w:val="32"/>
+    <w:qFormat/>
+    <w:rsid w:val="00961835"/>
+    <w:rPr>
+      <w:b/>
+      <w:bCs/>
+      <w:smallCaps/>
+      <w:color w:val="0F4761" w:themeColor="accent1" w:themeShade="BF"/>
+      <w:spacing w:val="5"/>
+    </w:rPr>
+  </w:style>
+  <w:style w:type="paragraph" w:styleId="Header">
+    <w:name w:val="header"/>
+    <w:basedOn w:val="Normal"/>
+    <w:link w:val="HeaderChar"/>
+    <w:uiPriority w:val="99"/>
+    <w:unhideWhenUsed/>
+    <w:rsid w:val="00D25D98"/>
+    <w:pPr>
+      <w:tabs>
+        <w:tab w:val="center" w:pos="4680"/>
+        <w:tab w:val="right" w:pos="9360"/>
+      </w:tabs>
+      <w:spacing w:after="0" w:line="240" w:lineRule="auto"/>
+    </w:pPr>
+  </w:style>
+  <w:style w:type="character" w:customStyle="1" w:styleId="HeaderChar">
+    <w:name w:val="Header Char"/>
+    <w:basedOn w:val="DefaultParagraphFont"/>
+    <w:link w:val="Header"/>
+    <w:uiPriority w:val="99"/>
+    <w:rsid w:val="00D25D98"/>
+  </w:style>
+  <w:style w:type="paragraph" w:styleId="Footer">
+    <w:name w:val="footer"/>
+    <w:basedOn w:val="Normal"/>
+    <w:link w:val="FooterChar"/>
+    <w:uiPriority w:val="99"/>
+    <w:unhideWhenUsed/>
+    <w:rsid w:val="00D25D98"/>
+    <w:pPr>
+      <w:tabs>
+        <w:tab w:val="center" w:pos="4680"/>
+        <w:tab w:val="right" w:pos="9360"/>
+      </w:tabs>
+      <w:spacing w:after="0" w:line="240" w:lineRule="auto"/>
+    </w:pPr>
+  </w:style>
+  <w:style w:type="character" w:customStyle="1" w:styleId="FooterChar">
+    <w:name w:val="Footer Char"/>
+    <w:basedOn w:val="DefaultParagraphFont"/>
+    <w:link w:val="Footer"/>
+    <w:uiPriority w:val="99"/>
+    <w:rsid w:val="00D25D98"/>
+  </w:style>
+  <w:style w:type="paragraph" w:customStyle="1" w:styleId="3it31heading1">
+    <w:name w:val="3it31_heading1"/>
+    <w:basedOn w:val="Heading1"/>
+    <w:link w:val="3it31heading1Char"/>
+    <w:autoRedefine/>
+    <w:qFormat/>
+    <w:rsid w:val="00B9237B"/>
+    <w:pPr>
+      <w:numPr>
+        <w:numId w:val="14"/>
+      </w:numPr>
+    </w:pPr>
+    <w:rPr>
+      <w:rFonts w:ascii="Times New Roman" w:hAnsi="Times New Roman" w:cs="Times New Roman"/>
+      <w:b/>
+      <w:color w:val="000000" w:themeColor="text1"/>
+      <w:sz w:val="28"/>
+      <w:szCs w:val="28"/>
+    </w:rPr>
+  </w:style>
+  <w:style w:type="character" w:customStyle="1" w:styleId="3it31heading1Char">
+    <w:name w:val="3it31_heading1 Char"/>
+    <w:basedOn w:val="Heading1Char"/>
+    <w:link w:val="3it31heading1"/>
+    <w:rsid w:val="00B9237B"/>
+    <w:rPr>
+      <w:rFonts w:ascii="Times New Roman" w:eastAsiaTheme="majorEastAsia" w:hAnsi="Times New Roman" w:cs="Times New Roman"/>
+      <w:b/>
+      <w:color w:val="000000" w:themeColor="text1"/>
+      <w:sz w:val="28"/>
+      <w:szCs w:val="28"/>
+    </w:rPr>
+  </w:style>
+  <w:style w:type="paragraph" w:customStyle="1" w:styleId="3it31heading2">
+    <w:name w:val="3it31_heading2"/>
+    <w:basedOn w:val="3it31heading1"/>
+    <w:next w:val="3it31content"/>
+    <w:link w:val="3it31heading2Char"/>
+    <w:autoRedefine/>
+    <w:qFormat/>
+    <w:rsid w:val="00737391"/>
+    <w:pPr>
+      <w:numPr>
+        <w:ilvl w:val="1"/>
+        <w:numId w:val="2"/>
+      </w:numPr>
+      <w:spacing w:before="240" w:after="120"/>
+      <w:ind w:left="418" w:hanging="418"/>
+    </w:pPr>
+  </w:style>
+  <w:style w:type="character" w:customStyle="1" w:styleId="3it31heading2Char">
+    <w:name w:val="3it31_heading2 Char"/>
+    <w:basedOn w:val="3it31heading1Char"/>
+    <w:link w:val="3it31heading2"/>
+    <w:rsid w:val="00737391"/>
+    <w:rPr>
+      <w:rFonts w:ascii="Times New Roman" w:eastAsiaTheme="majorEastAsia" w:hAnsi="Times New Roman" w:cs="Times New Roman"/>
+      <w:b/>
+      <w:color w:val="000000" w:themeColor="text1"/>
+      <w:sz w:val="28"/>
+      <w:szCs w:val="28"/>
+    </w:rPr>
+  </w:style>
+  <w:style w:type="paragraph" w:customStyle="1" w:styleId="3it31content">
+    <w:name w:val="3it31_content"/>
+    <w:basedOn w:val="Normal"/>
+    <w:link w:val="3it31contentChar"/>
+    <w:autoRedefine/>
+    <w:qFormat/>
+    <w:rsid w:val="00520FC0"/>
+    <w:pPr>
+      <w:spacing w:after="0" w:line="360" w:lineRule="auto"/>
+      <w:jc w:val="both"/>
+    </w:pPr>
+    <w:rPr>
+      <w:rFonts w:ascii="Times New Roman" w:hAnsi="Times New Roman"/>
+    </w:rPr>
+  </w:style>
+  <w:style w:type="character" w:customStyle="1" w:styleId="3it31contentChar">
+    <w:name w:val="3it31_content Char"/>
+    <w:basedOn w:val="DefaultParagraphFont"/>
+    <w:link w:val="3it31content"/>
+    <w:rsid w:val="00520FC0"/>
+    <w:rPr>
+      <w:rFonts w:ascii="Times New Roman" w:hAnsi="Times New Roman"/>
+    </w:rPr>
+  </w:style>
+  <w:style w:type="paragraph" w:customStyle="1" w:styleId="3it31heading3">
+    <w:name w:val="3it31_heading3"/>
+    <w:basedOn w:val="Heading3"/>
+    <w:next w:val="3it31content"/>
+    <w:link w:val="3it31heading3Char"/>
+    <w:autoRedefine/>
+    <w:rsid w:val="00E66371"/>
+    <w:pPr>
+      <w:spacing w:before="120" w:after="0" w:line="360" w:lineRule="auto"/>
+    </w:pPr>
+    <w:rPr>
+      <w:rFonts w:ascii="Times New Roman" w:hAnsi="Times New Roman"/>
+      <w:b/>
+      <w:color w:val="000000" w:themeColor="text1"/>
+      <w:sz w:val="24"/>
+    </w:rPr>
+  </w:style>
+  <w:style w:type="character" w:customStyle="1" w:styleId="3it31heading3Char">
+    <w:name w:val="3it31_heading3 Char"/>
+    <w:basedOn w:val="Heading3Char"/>
+    <w:link w:val="3it31heading3"/>
+    <w:rsid w:val="00E66371"/>
+    <w:rPr>
+      <w:rFonts w:ascii="Times New Roman" w:eastAsiaTheme="majorEastAsia" w:hAnsi="Times New Roman" w:cstheme="majorBidi"/>
+      <w:b/>
+      <w:color w:val="000000" w:themeColor="text1"/>
+      <w:sz w:val="28"/>
+      <w:szCs w:val="28"/>
+    </w:rPr>
+  </w:style>
+  <w:style w:type="paragraph" w:customStyle="1" w:styleId="3it31bullets">
+    <w:name w:val="3it31_bullets"/>
+    <w:basedOn w:val="3it31content"/>
+    <w:link w:val="3it31bulletsChar"/>
+    <w:autoRedefine/>
+    <w:qFormat/>
+    <w:rsid w:val="00425C3A"/>
+    <w:pPr>
+      <w:numPr>
+        <w:numId w:val="10"/>
+      </w:numPr>
+    </w:pPr>
+  </w:style>
+  <w:style w:type="character" w:customStyle="1" w:styleId="3it31bulletsChar">
+    <w:name w:val="3it31_bullets Char"/>
+    <w:basedOn w:val="3it31contentChar"/>
+    <w:link w:val="3it31bullets"/>
+    <w:rsid w:val="00425C3A"/>
+    <w:rPr>
+      <w:rFonts w:ascii="Times New Roman" w:hAnsi="Times New Roman"/>
+    </w:rPr>
+  </w:style>
+  <w:style w:type="paragraph" w:customStyle="1" w:styleId="3it31heading3new">
+    <w:name w:val="3it31_heading3_new"/>
+    <w:basedOn w:val="Heading3"/>
+    <w:next w:val="3it31content"/>
+    <w:link w:val="3it31heading3newChar"/>
+    <w:autoRedefine/>
+    <w:qFormat/>
+    <w:rsid w:val="00E66371"/>
+    <w:pPr>
+      <w:numPr>
+        <w:ilvl w:val="2"/>
+        <w:numId w:val="2"/>
+      </w:numPr>
+      <w:spacing w:before="120" w:after="0" w:line="360" w:lineRule="auto"/>
+    </w:pPr>
+    <w:rPr>
+      <w:rFonts w:ascii="Times New Roman" w:hAnsi="Times New Roman"/>
+      <w:b/>
+      <w:color w:val="000000" w:themeColor="text1"/>
+      <w:sz w:val="24"/>
+    </w:rPr>
+  </w:style>
+  <w:style w:type="character" w:customStyle="1" w:styleId="3it31heading3newChar">
+    <w:name w:val="3it31_heading3_new Char"/>
+    <w:basedOn w:val="Heading3Char"/>
+    <w:link w:val="3it31heading3new"/>
+    <w:rsid w:val="00E66371"/>
+    <w:rPr>
+      <w:rFonts w:ascii="Times New Roman" w:eastAsiaTheme="majorEastAsia" w:hAnsi="Times New Roman" w:cstheme="majorBidi"/>
+      <w:b/>
+      <w:color w:val="000000" w:themeColor="text1"/>
+      <w:sz w:val="28"/>
+      <w:szCs w:val="28"/>
+    </w:rPr>
+  </w:style>
+  <w:style w:type="character" w:styleId="Hyperlink">
+    <w:name w:val="Hyperlink"/>
+    <w:basedOn w:val="DefaultParagraphFont"/>
+    <w:uiPriority w:val="99"/>
+    <w:unhideWhenUsed/>
+    <w:rsid w:val="00C43F57"/>
+    <w:rPr>
+      <w:color w:val="467886" w:themeColor="hyperlink"/>
+      <w:u w:val="single"/>
+    </w:rPr>
+  </w:style>
+  <w:style w:type="character" w:customStyle="1" w:styleId="UnresolvedMention1">
+    <w:name w:val="Unresolved Mention1"/>
+    <w:basedOn w:val="DefaultParagraphFont"/>
+    <w:uiPriority w:val="99"/>
+    <w:semiHidden/>
+    <w:unhideWhenUsed/>
+    <w:rsid w:val="00C43F57"/>
+    <w:rPr>
+      <w:color w:val="605E5C"/>
+      <w:shd w:val="clear" w:color="auto" w:fill="E1DFDD"/>
+    </w:rPr>
+  </w:style>
+  <w:style w:type="paragraph" w:styleId="NormalWeb">
+    <w:name w:val="Normal (Web)"/>
+    <w:basedOn w:val="Normal"/>
+    <w:uiPriority w:val="99"/>
+    <w:semiHidden/>
+    <w:unhideWhenUsed/>
+    <w:rsid w:val="00671D19"/>
+    <w:pPr>
+      <w:spacing w:before="100" w:beforeAutospacing="1" w:after="100" w:afterAutospacing="1" w:line="240" w:lineRule="auto"/>
+    </w:pPr>
+    <w:rPr>
+      <w:rFonts w:ascii="Times New Roman" w:eastAsia="Times New Roman" w:hAnsi="Times New Roman" w:cs="Times New Roman"/>
+      <w:kern w:val="0"/>
+      <w14:ligatures w14:val="none"/>
+    </w:rPr>
+  </w:style>
+  <w:style w:type="table" w:customStyle="1" w:styleId="TableGrid1">
+    <w:name w:val="Table Grid1"/>
+    <w:basedOn w:val="TableNormal"/>
+    <w:next w:val="TableGrid"/>
+    <w:uiPriority w:val="39"/>
+    <w:rsid w:val="009419B0"/>
+    <w:pPr>
+      <w:spacing w:after="0" w:line="240" w:lineRule="auto"/>
+    </w:pPr>
+    <w:rPr>
+      <w:kern w:val="0"/>
+      <w:sz w:val="22"/>
+      <w:szCs w:val="22"/>
+      <w14:ligatures w14:val="none"/>
+    </w:rPr>
+    <w:tblPr>
+      <w:tblInd w:w="0" w:type="dxa"/>
+      <w:tblBorders>
+        <w:top w:val="single" w:sz="4" w:space="0" w:color="auto"/>
+        <w:left w:val="single" w:sz="4" w:space="0" w:color="auto"/>
+        <w:bottom w:val="single" w:sz="4" w:space="0" w:color="auto"/>
+        <w:right w:val="single" w:sz="4" w:space="0" w:color="auto"/>
+        <w:insideH w:val="single" w:sz="4" w:space="0" w:color="auto"/>
+        <w:insideV w:val="single" w:sz="4" w:space="0" w:color="auto"/>
+      </w:tblBorders>
+      <w:tblCellMar>
+        <w:top w:w="0" w:type="dxa"/>
+        <w:left w:w="108" w:type="dxa"/>
+        <w:bottom w:w="0" w:type="dxa"/>
+        <w:right w:w="108" w:type="dxa"/>
+      </w:tblCellMar>
+    </w:tblPr>
+  </w:style>
+  <w:style w:type="table" w:styleId="TableGrid">
+    <w:name w:val="Table Grid"/>
+    <w:basedOn w:val="TableNormal"/>
+    <w:uiPriority w:val="39"/>
+    <w:rsid w:val="009419B0"/>
+    <w:pPr>
+      <w:spacing w:after="0" w:line="240" w:lineRule="auto"/>
+    </w:pPr>
+    <w:tblPr>
+      <w:tblInd w:w="0" w:type="dxa"/>
+      <w:tblBorders>
+        <w:top w:val="single" w:sz="4" w:space="0" w:color="auto"/>
+        <w:left w:val="single" w:sz="4" w:space="0" w:color="auto"/>
+        <w:bottom w:val="single" w:sz="4" w:space="0" w:color="auto"/>
+        <w:right w:val="single" w:sz="4" w:space="0" w:color="auto"/>
+        <w:insideH w:val="single" w:sz="4" w:space="0" w:color="auto"/>
+        <w:insideV w:val="single" w:sz="4" w:space="0" w:color="auto"/>
+      </w:tblBorders>
+      <w:tblCellMar>
+        <w:top w:w="0" w:type="dxa"/>
+        <w:left w:w="108" w:type="dxa"/>
+        <w:bottom w:w="0" w:type="dxa"/>
+        <w:right w:w="108" w:type="dxa"/>
+      </w:tblCellMar>
+    </w:tblPr>
+  </w:style>
+  <w:style w:type="paragraph" w:customStyle="1" w:styleId="3it31table">
+    <w:name w:val="3it31_table"/>
+    <w:basedOn w:val="3it31content"/>
+    <w:link w:val="3it31tableChar"/>
+    <w:autoRedefine/>
+    <w:qFormat/>
+    <w:rsid w:val="00096BFE"/>
+    <w:pPr>
+      <w:spacing w:before="120" w:after="120"/>
+      <w:jc w:val="center"/>
+    </w:pPr>
+    <w:rPr>
+      <w:b/>
+      <w:sz w:val="20"/>
+    </w:rPr>
+  </w:style>
+  <w:style w:type="character" w:customStyle="1" w:styleId="3it31tableChar">
+    <w:name w:val="3it31_table Char"/>
+    <w:basedOn w:val="3it31contentChar"/>
+    <w:link w:val="3it31table"/>
+    <w:rsid w:val="00096BFE"/>
+    <w:rPr>
+      <w:rFonts w:ascii="Times New Roman" w:hAnsi="Times New Roman"/>
+      <w:b/>
+      <w:sz w:val="20"/>
+    </w:rPr>
+  </w:style>
+  <w:style w:type="paragraph" w:styleId="BalloonText">
+    <w:name w:val="Balloon Text"/>
+    <w:basedOn w:val="Normal"/>
+    <w:link w:val="BalloonTextChar"/>
+    <w:uiPriority w:val="99"/>
+    <w:semiHidden/>
+    <w:unhideWhenUsed/>
+    <w:rsid w:val="003C4477"/>
+    <w:pPr>
+      <w:spacing w:after="0" w:line="240" w:lineRule="auto"/>
+    </w:pPr>
+    <w:rPr>
+      <w:rFonts w:ascii="Tahoma" w:hAnsi="Tahoma" w:cs="Tahoma"/>
+      <w:sz w:val="16"/>
+      <w:szCs w:val="16"/>
+    </w:rPr>
+  </w:style>
+  <w:style w:type="character" w:customStyle="1" w:styleId="BalloonTextChar">
+    <w:name w:val="Balloon Text Char"/>
+    <w:basedOn w:val="DefaultParagraphFont"/>
+    <w:link w:val="BalloonText"/>
+    <w:uiPriority w:val="99"/>
+    <w:semiHidden/>
+    <w:rsid w:val="003C4477"/>
+    <w:rPr>
+      <w:rFonts w:ascii="Tahoma" w:hAnsi="Tahoma" w:cs="Tahoma"/>
+      <w:sz w:val="16"/>
+      <w:szCs w:val="16"/>
     </w:rPr>
   </w:style>
 </w:styles>
@@ -6359,7 +7282,7 @@
     </a:clrScheme>
     <a:fontScheme name="Office">
       <a:majorFont>
-        <a:latin typeface="Aptos Display" panose="02110004020202020204"/>
+        <a:latin typeface="Aptos Display"/>
         <a:ea typeface=""/>
         <a:cs typeface=""/>
         <a:font script="Jpan" typeface="游ゴシック Light"/>
@@ -6411,7 +7334,7 @@
         <a:font script="Tfng" typeface="Ebrima"/>
       </a:majorFont>
       <a:minorFont>
-        <a:latin typeface="Aptos" panose="02110004020202020204"/>
+        <a:latin typeface="Aptos"/>
         <a:ea typeface=""/>
         <a:cs typeface=""/>
         <a:font script="Jpan" typeface="游ゴシック"/>
@@ -6605,7 +7528,7 @@
   <a:extraClrSchemeLst/>
   <a:extLst>
     <a:ext uri="{05A4C25C-085E-4340-85A3-A5531E510DB2}">
-      <thm15:themeFamily xmlns:thm15="http://schemas.microsoft.com/office/thememl/2012/main" name="Office Theme" id="{62F939B6-93AF-4DB8-9C6B-D6C7DFDC589F}" vid="{4A3C46E8-61CC-4603-A589-7422A47A8E4A}"/>
+      <thm15:themeFamily xmlns:thm15="http://schemas.microsoft.com/office/thememl/2012/main" xmlns="" name="Office Theme" id="{62F939B6-93AF-4DB8-9C6B-D6C7DFDC589F}" vid="{4A3C46E8-61CC-4603-A589-7422A47A8E4A}"/>
     </a:ext>
   </a:extLst>
 </a:theme>
@@ -6616,7 +7539,7 @@
 </file>
 
 <file path=customXml/itemProps1.xml><?xml version="1.0" encoding="utf-8"?>
-<ds:datastoreItem xmlns:ds="http://schemas.openxmlformats.org/officeDocument/2006/customXml" ds:itemID="{B382DCF2-C646-4A64-BCB2-678417E8F37B}">
+<ds:datastoreItem xmlns:ds="http://schemas.openxmlformats.org/officeDocument/2006/customXml" ds:itemID="{B3515A44-64CA-459D-B6A3-5BE84B6D45C2}">
   <ds:schemaRefs>
     <ds:schemaRef ds:uri="http://schemas.openxmlformats.org/officeDocument/2006/bibliography"/>
   </ds:schemaRefs>

--- a/Progress_Report_1.docx
+++ b/Progress_Report_1.docx
@@ -1,6 +1,6 @@
 
 <file path=word/document.xml><?xml version="1.0" encoding="utf-8"?>
-<w:document xmlns:wpc="http://schemas.microsoft.com/office/word/2010/wordprocessingCanvas" xmlns:mc="http://schemas.openxmlformats.org/markup-compatibility/2006" xmlns:o="urn:schemas-microsoft-com:office:office" xmlns:r="http://schemas.openxmlformats.org/officeDocument/2006/relationships" xmlns:m="http://schemas.openxmlformats.org/officeDocument/2006/math" xmlns:v="urn:schemas-microsoft-com:vml" xmlns:wp14="http://schemas.microsoft.com/office/word/2010/wordprocessingDrawing" xmlns:wp="http://schemas.openxmlformats.org/drawingml/2006/wordprocessingDrawing" xmlns:w10="urn:schemas-microsoft-com:office:word" xmlns:w="http://schemas.openxmlformats.org/wordprocessingml/2006/main" xmlns:w14="http://schemas.microsoft.com/office/word/2010/wordml" xmlns:wpg="http://schemas.microsoft.com/office/word/2010/wordprocessingGroup" xmlns:wpi="http://schemas.microsoft.com/office/word/2010/wordprocessingInk" xmlns:wne="http://schemas.microsoft.com/office/word/2006/wordml" xmlns:wps="http://schemas.microsoft.com/office/word/2010/wordprocessingShape" mc:Ignorable="w14 wp14">
+<w:document xmlns:wpc="http://schemas.microsoft.com/office/word/2010/wordprocessingCanvas" xmlns:cx="http://schemas.microsoft.com/office/drawing/2014/chartex" xmlns:cx1="http://schemas.microsoft.com/office/drawing/2015/9/8/chartex" xmlns:cx2="http://schemas.microsoft.com/office/drawing/2015/10/21/chartex" xmlns:cx3="http://schemas.microsoft.com/office/drawing/2016/5/9/chartex" xmlns:cx4="http://schemas.microsoft.com/office/drawing/2016/5/10/chartex" xmlns:cx5="http://schemas.microsoft.com/office/drawing/2016/5/11/chartex" xmlns:cx6="http://schemas.microsoft.com/office/drawing/2016/5/12/chartex" xmlns:cx7="http://schemas.microsoft.com/office/drawing/2016/5/13/chartex" xmlns:cx8="http://schemas.microsoft.com/office/drawing/2016/5/14/chartex" xmlns:mc="http://schemas.openxmlformats.org/markup-compatibility/2006" xmlns:aink="http://schemas.microsoft.com/office/drawing/2016/ink" xmlns:am3d="http://schemas.microsoft.com/office/drawing/2017/model3d" xmlns:o="urn:schemas-microsoft-com:office:office" xmlns:oel="http://schemas.microsoft.com/office/2019/extlst" xmlns:r="http://schemas.openxmlformats.org/officeDocument/2006/relationships" xmlns:m="http://schemas.openxmlformats.org/officeDocument/2006/math" xmlns:v="urn:schemas-microsoft-com:vml" xmlns:wp14="http://schemas.microsoft.com/office/word/2010/wordprocessingDrawing" xmlns:wp="http://schemas.openxmlformats.org/drawingml/2006/wordprocessingDrawing" xmlns:w10="urn:schemas-microsoft-com:office:word" xmlns:w="http://schemas.openxmlformats.org/wordprocessingml/2006/main" xmlns:w14="http://schemas.microsoft.com/office/word/2010/wordml" xmlns:w15="http://schemas.microsoft.com/office/word/2012/wordml" xmlns:w16cex="http://schemas.microsoft.com/office/word/2018/wordml/cex" xmlns:w16cid="http://schemas.microsoft.com/office/word/2016/wordml/cid" xmlns:w16="http://schemas.microsoft.com/office/word/2018/wordml" xmlns:w16du="http://schemas.microsoft.com/office/word/2023/wordml/word16du" xmlns:w16sdtdh="http://schemas.microsoft.com/office/word/2020/wordml/sdtdatahash" xmlns:w16sdtfl="http://schemas.microsoft.com/office/word/2024/wordml/sdtformatlock" xmlns:w16se="http://schemas.microsoft.com/office/word/2015/wordml/symex" xmlns:wpg="http://schemas.microsoft.com/office/word/2010/wordprocessingGroup" xmlns:wpi="http://schemas.microsoft.com/office/word/2010/wordprocessingInk" xmlns:wne="http://schemas.microsoft.com/office/word/2006/wordml" xmlns:wps="http://schemas.microsoft.com/office/word/2010/wordprocessingShape" mc:Ignorable="w14 w15 w16se w16cid w16 w16cex w16sdtdh w16sdtfl w16du wp14">
   <w:body>
     <w:p>
       <w:pPr>
@@ -561,39 +561,49 @@
         <w:pStyle w:val="3it31bullets"/>
       </w:pPr>
       <w:r>
+        <w:t>Python 3.10</w:t>
+      </w:r>
+    </w:p>
+    <w:p>
+      <w:pPr>
+        <w:pStyle w:val="3it31bullets"/>
+      </w:pPr>
+      <w:r>
+        <w:t xml:space="preserve">OpenCV, </w:t>
+      </w:r>
+      <w:proofErr w:type="spellStart"/>
+      <w:r>
+        <w:t>dlib</w:t>
+      </w:r>
+      <w:proofErr w:type="spellEnd"/>
+      <w:r>
+        <w:t>, NumPy and Pandas</w:t>
+      </w:r>
+    </w:p>
+    <w:p>
+      <w:pPr>
+        <w:pStyle w:val="3it31bullets"/>
+      </w:pPr>
+      <w:proofErr w:type="spellStart"/>
+      <w:r>
+        <w:t>CMake</w:t>
+      </w:r>
+      <w:proofErr w:type="spellEnd"/>
+    </w:p>
+    <w:p>
+      <w:pPr>
+        <w:pStyle w:val="3it31bullets"/>
+      </w:pPr>
+      <w:r>
+        <w:t>Visual Studio Build Tools (C++)</w:t>
+      </w:r>
+    </w:p>
+    <w:p>
+      <w:pPr>
+        <w:pStyle w:val="3it31heading1"/>
+      </w:pPr>
+      <w:r>
         <w:lastRenderedPageBreak/>
-        <w:t>Python 3.10</w:t>
-      </w:r>
-    </w:p>
-    <w:p>
-      <w:pPr>
-        <w:pStyle w:val="3it31bullets"/>
-      </w:pPr>
-      <w:r>
-        <w:t>OpenCV, dlib, NumPy and Pandas</w:t>
-      </w:r>
-    </w:p>
-    <w:p>
-      <w:pPr>
-        <w:pStyle w:val="3it31bullets"/>
-      </w:pPr>
-      <w:r>
-        <w:t>CMake</w:t>
-      </w:r>
-    </w:p>
-    <w:p>
-      <w:pPr>
-        <w:pStyle w:val="3it31bullets"/>
-      </w:pPr>
-      <w:r>
-        <w:t>Visual Studio Build Tools (C++)</w:t>
-      </w:r>
-    </w:p>
-    <w:p>
-      <w:pPr>
-        <w:pStyle w:val="3it31heading1"/>
-      </w:pPr>
-      <w:r>
         <w:t>Literature Review</w:t>
       </w:r>
     </w:p>
@@ -635,7 +645,7 @@
           <w:iCs/>
         </w:rPr>
       </w:pPr>
-      <w:hyperlink r:id="rId9" w:history="1">
+      <w:hyperlink r:id="rId8" w:history="1">
         <w:r>
           <w:rPr>
             <w:rStyle w:val="Hyperlink"/>
@@ -680,7 +690,21 @@
         <w:rPr>
           <w:lang w:eastAsia="en-IN" w:bidi="hi-IN"/>
         </w:rPr>
-        <w:t xml:space="preserve"> TensorFlow.js, CNN deep learning, Webcam input, IndexedDB/MySQL</w:t>
+        <w:t xml:space="preserve"> TensorFlow.js, CNN deep learning, Webcam input, </w:t>
+      </w:r>
+      <w:proofErr w:type="spellStart"/>
+      <w:r>
+        <w:rPr>
+          <w:lang w:eastAsia="en-IN" w:bidi="hi-IN"/>
+        </w:rPr>
+        <w:t>IndexedDB</w:t>
+      </w:r>
+      <w:proofErr w:type="spellEnd"/>
+      <w:r>
+        <w:rPr>
+          <w:lang w:eastAsia="en-IN" w:bidi="hi-IN"/>
+        </w:rPr>
+        <w:t>/MySQL</w:t>
       </w:r>
     </w:p>
     <w:p>
@@ -752,7 +776,7 @@
           <w:iCs/>
         </w:rPr>
       </w:pPr>
-      <w:hyperlink r:id="rId10" w:history="1">
+      <w:hyperlink r:id="rId9" w:history="1">
         <w:r>
           <w:rPr>
             <w:rStyle w:val="Hyperlink"/>
@@ -798,14 +822,27 @@
           <w:bCs/>
           <w:lang w:val="en-IN" w:eastAsia="en-IN" w:bidi="hi-IN"/>
         </w:rPr>
-        <w:lastRenderedPageBreak/>
         <w:t>Tech Stack:</w:t>
       </w:r>
       <w:r>
         <w:rPr>
           <w:lang w:val="en-IN" w:eastAsia="en-IN" w:bidi="hi-IN"/>
         </w:rPr>
-        <w:t xml:space="preserve"> Python, OpenCV(Haar-Cascade + LBPH), Webcam interface, Email Integration.</w:t>
+        <w:t xml:space="preserve"> Python, </w:t>
+      </w:r>
+      <w:proofErr w:type="gramStart"/>
+      <w:r>
+        <w:rPr>
+          <w:lang w:val="en-IN" w:eastAsia="en-IN" w:bidi="hi-IN"/>
+        </w:rPr>
+        <w:t>OpenCV(</w:t>
+      </w:r>
+      <w:proofErr w:type="gramEnd"/>
+      <w:r>
+        <w:rPr>
+          <w:lang w:val="en-IN" w:eastAsia="en-IN" w:bidi="hi-IN"/>
+        </w:rPr>
+        <w:t>Haar-Cascade + LBPH), Webcam interface, Email Integration.</w:t>
       </w:r>
     </w:p>
     <w:p>
@@ -827,7 +864,21 @@
         <w:rPr>
           <w:lang w:val="en-IN" w:eastAsia="en-IN" w:bidi="hi-IN"/>
         </w:rPr>
-        <w:t xml:space="preserve"> Custom face image dataset of enrolled students,  Multiple sample images per student under varied orientations/lighting</w:t>
+        <w:t xml:space="preserve"> Custom face image dataset of enrolled </w:t>
+      </w:r>
+      <w:proofErr w:type="gramStart"/>
+      <w:r>
+        <w:rPr>
+          <w:lang w:val="en-IN" w:eastAsia="en-IN" w:bidi="hi-IN"/>
+        </w:rPr>
+        <w:t>students,  Multiple</w:t>
+      </w:r>
+      <w:proofErr w:type="gramEnd"/>
+      <w:r>
+        <w:rPr>
+          <w:lang w:val="en-IN" w:eastAsia="en-IN" w:bidi="hi-IN"/>
+        </w:rPr>
+        <w:t xml:space="preserve"> sample images per student under varied orientations/lighting</w:t>
       </w:r>
     </w:p>
     <w:p>
@@ -846,7 +897,14 @@
         <w:rPr>
           <w:lang w:val="en-IN" w:eastAsia="en-IN" w:bidi="hi-IN"/>
         </w:rPr>
-        <w:t>: They rely on basic Haar + LBPH for facial attendance and email summaries, without GPS/QR or anti-spoofing. Their dataset is simple and lacks security encoding. In contrast, our system adds secure encodings, QR-based GPS verification to reduce proxy, advanced spoof detection (blink/reflection), and structured DB storage for real-time attendance tracking.</w:t>
+        <w:t xml:space="preserve">: They rely on basic Haar + LBPH for facial attendance and email summaries, without GPS/QR or anti-spoofing. Their dataset is simple and lacks </w:t>
+      </w:r>
+      <w:r>
+        <w:rPr>
+          <w:lang w:val="en-IN" w:eastAsia="en-IN" w:bidi="hi-IN"/>
+        </w:rPr>
+        <w:lastRenderedPageBreak/>
+        <w:t>security encoding. In contrast, our system adds secure encodings, QR-based GPS verification to reduce proxy, advanced spoof detection (blink/reflection), and structured DB storage for real-time attendance tracking.</w:t>
       </w:r>
     </w:p>
     <w:p>
@@ -871,7 +929,7 @@
           <w:iCs/>
         </w:rPr>
       </w:pPr>
-      <w:hyperlink r:id="rId11" w:history="1">
+      <w:hyperlink r:id="rId10" w:history="1">
         <w:r>
           <w:rPr>
             <w:rStyle w:val="Hyperlink"/>
@@ -894,7 +952,23 @@
         <w:t>Implementation Approach</w:t>
       </w:r>
       <w:r>
-        <w:t>: They capture live video from a camera and extract frames using OpenCV, then detect and recognize faces with dlib. Recognized faces are matched against a stored student database and attendance is marked with timestamps in the DB. Their system focuses on real-time face detection and recognition under varied lighting without explicit spoof checks.</w:t>
+        <w:t xml:space="preserve">: They capture live </w:t>
+      </w:r>
+      <w:proofErr w:type="gramStart"/>
+      <w:r>
+        <w:t>video</w:t>
+      </w:r>
+      <w:proofErr w:type="gramEnd"/>
+      <w:r>
+        <w:t xml:space="preserve"> from a camera and extract frames using OpenCV, then detect and recognize faces with </w:t>
+      </w:r>
+      <w:proofErr w:type="spellStart"/>
+      <w:r>
+        <w:t>dlib</w:t>
+      </w:r>
+      <w:proofErr w:type="spellEnd"/>
+      <w:r>
+        <w:t>. Recognized faces are matched against a stored student database and attendance is marked with timestamps in the DB. Their system focuses on real-time face detection and recognition under varied lighting without explicit spoof checks.</w:t>
       </w:r>
     </w:p>
     <w:p>
@@ -909,7 +983,15 @@
         <w:t>Tech Stack</w:t>
       </w:r>
       <w:r>
-        <w:t>: Python(implied), OpenCV (video + image processing), dlib (face detection/recognition)</w:t>
+        <w:t xml:space="preserve">: Python(implied), OpenCV (video + image processing), </w:t>
+      </w:r>
+      <w:proofErr w:type="spellStart"/>
+      <w:r>
+        <w:t>dlib</w:t>
+      </w:r>
+      <w:proofErr w:type="spellEnd"/>
+      <w:r>
+        <w:t xml:space="preserve"> (face detection/recognition)</w:t>
       </w:r>
     </w:p>
     <w:p>
@@ -939,7 +1021,23 @@
         <w:t>Comparison with Our System</w:t>
       </w:r>
       <w:r>
-        <w:t>: Their system uses basic webcam-based detection/recognition with dlib and marks attendance in a DB. It lacks QR/GPS to curb proxy, robust anti-spoofing like blink/reflection checks, and secure facial encodings. In contrast, our project adds GPS capture via QR, improved security against spoofing, and structured attendance validation.</w:t>
+        <w:t xml:space="preserve">: Their system uses basic webcam-based detection/recognition with </w:t>
+      </w:r>
+      <w:proofErr w:type="spellStart"/>
+      <w:r>
+        <w:t>dlib</w:t>
+      </w:r>
+      <w:proofErr w:type="spellEnd"/>
+      <w:r>
+        <w:t xml:space="preserve"> and marks attendance in a DB. It lacks QR/GPS to curb proxy, robust anti-</w:t>
+      </w:r>
+      <w:proofErr w:type="gramStart"/>
+      <w:r>
+        <w:t>spoofing like</w:t>
+      </w:r>
+      <w:proofErr w:type="gramEnd"/>
+      <w:r>
+        <w:t xml:space="preserve"> blink/reflection checks, and secure facial encodings. In contrast, our project adds GPS capture via QR, improved security against spoofing, and structured attendance validation.</w:t>
       </w:r>
     </w:p>
     <w:p>
@@ -958,7 +1056,7 @@
           <w:iCs/>
         </w:rPr>
       </w:pPr>
-      <w:hyperlink r:id="rId12" w:history="1">
+      <w:hyperlink r:id="rId11" w:history="1">
         <w:r>
           <w:rPr>
             <w:rStyle w:val="Hyperlink"/>
@@ -978,7 +1076,6 @@
           <w:b/>
           <w:bCs/>
         </w:rPr>
-        <w:lastRenderedPageBreak/>
         <w:t>Implementation Approach</w:t>
       </w:r>
       <w:r>
@@ -1024,10 +1121,19 @@
           <w:b/>
           <w:bCs/>
         </w:rPr>
+        <w:lastRenderedPageBreak/>
         <w:t>Comparison with Our System</w:t>
       </w:r>
       <w:r>
-        <w:t>: Their system uses simple image capture and matching with Python/OpenCV, saving attendance to Excel and optionally emailing it. It doesn’t include QR-based GPS verification, secure facial encoding, database persistence, or anti-spoofing. Our project adds GPS capture via QR, stronger spoof detection, secure encodings, and structured DB attendance storage for real-time tracking.</w:t>
+        <w:t xml:space="preserve">: Their system uses simple image capture and </w:t>
+      </w:r>
+      <w:proofErr w:type="gramStart"/>
+      <w:r>
+        <w:t>matching with</w:t>
+      </w:r>
+      <w:proofErr w:type="gramEnd"/>
+      <w:r>
+        <w:t xml:space="preserve"> Python/OpenCV, saving attendance to Excel and optionally emailing it. It doesn’t include QR-based GPS verification, secure facial encoding, database persistence, or anti-spoofing. Our project adds GPS capture via QR, stronger spoof detection, secure encodings, and structured DB attendance storage for real-time tracking.</w:t>
       </w:r>
     </w:p>
     <w:p>
@@ -1046,7 +1152,7 @@
           <w:iCs/>
         </w:rPr>
       </w:pPr>
-      <w:hyperlink r:id="rId13" w:history="1">
+      <w:hyperlink r:id="rId12" w:history="1">
         <w:r>
           <w:rPr>
             <w:rStyle w:val="Hyperlink"/>
@@ -1114,17 +1220,26 @@
         <w:t>Comparison with Our System</w:t>
       </w:r>
       <w:r>
-        <w:t>: Their system uses simple image capture and matching with Python/OpenCV, saving attendance to Excel and optionally emailing it. It doesn’t include QR-based GPS verification, secure facial encoding, database persistence, or anti-spoofing. Our project adds GPS capture via QR, stronger spoof detection, secure encodings, and structured DB attendance storage for real-time tracking.</w:t>
+        <w:t xml:space="preserve">: Their system uses simple image capture and </w:t>
+      </w:r>
+      <w:proofErr w:type="gramStart"/>
+      <w:r>
+        <w:t>matching with</w:t>
+      </w:r>
+      <w:proofErr w:type="gramEnd"/>
+      <w:r>
+        <w:t xml:space="preserve"> Python/OpenCV, saving attendance to Excel and optionally emailing it. It doesn’t include QR-based GPS verification, secure facial encoding, database persistence, or anti-spoofing. Our project adds GPS capture via QR, stronger spoof detection, secure encodings, and structured DB attendance storage for real-time tracking.</w:t>
       </w:r>
     </w:p>
     <w:p>
       <w:pPr>
         <w:pStyle w:val="3it31heading2"/>
       </w:pPr>
-      <w:r>
-        <w:lastRenderedPageBreak/>
+      <w:proofErr w:type="spellStart"/>
+      <w:r>
         <w:t>eSSL</w:t>
       </w:r>
+      <w:proofErr w:type="spellEnd"/>
     </w:p>
     <w:p>
       <w:pPr>
@@ -1138,7 +1253,15 @@
         <w:t>Company Background &amp; Establishment</w:t>
       </w:r>
       <w:r>
-        <w:t>: eSSL is an Indian biometric security brand founded in 2002, known for time and attendance management systems, access control devices, and workforce management solutions across India. They focus on hardware reliability, nationwide support, and wide adoption in offices, factories, and institutions.</w:t>
+        <w:t xml:space="preserve">: </w:t>
+      </w:r>
+      <w:proofErr w:type="spellStart"/>
+      <w:r>
+        <w:t>eSSL</w:t>
+      </w:r>
+      <w:proofErr w:type="spellEnd"/>
+      <w:r>
+        <w:t xml:space="preserve"> is an Indian biometric security brand founded in 2002, known for time and attendance management systems, access control devices, and workforce management solutions across India. They focus on hardware reliability, nationwide support, and wide adoption in offices, factories, and institutions.</w:t>
       </w:r>
     </w:p>
     <w:p>
@@ -1160,7 +1283,19 @@
         <w:t>Approach</w:t>
       </w:r>
       <w:r>
-        <w:t>: eSSL’s face recognition attendance products use onboard cameras to capture and match facial biometric templates stored locally. Devices support multiple authentication methods (face, fingerprint, card, PIN) and push attendance logs via TCP/IP or USB to central servers or HR software. Some models include anti-spoofing detection to block fake images or masks.</w:t>
+        <w:t xml:space="preserve">: </w:t>
+      </w:r>
+      <w:proofErr w:type="spellStart"/>
+      <w:r>
+        <w:t>eSSL’s</w:t>
+      </w:r>
+      <w:proofErr w:type="spellEnd"/>
+      <w:r>
+        <w:t xml:space="preserve"> face recognition attendance products use onboard cameras to capture and match facial biometric templates stored locally. Devices support multiple authentication methods (face, fingerprint, card, PIN) and push attendance logs </w:t>
+      </w:r>
+      <w:r>
+        <w:lastRenderedPageBreak/>
+        <w:t>via TCP/IP or USB to central servers or HR software. Some models include anti-spoofing detection to block fake images or masks.</w:t>
       </w:r>
     </w:p>
     <w:p>
@@ -1223,8 +1358,13 @@
           <w:numId w:val="10"/>
         </w:numPr>
       </w:pPr>
-      <w:r>
-        <w:t>eSSL SFace900 – Face + fingerprint, robust connectivity.</w:t>
+      <w:proofErr w:type="spellStart"/>
+      <w:r>
+        <w:t>eSSL</w:t>
+      </w:r>
+      <w:proofErr w:type="spellEnd"/>
+      <w:r>
+        <w:t xml:space="preserve"> SFace900 – Face + fingerprint, robust connectivity.</w:t>
       </w:r>
     </w:p>
     <w:p>
@@ -1235,8 +1375,13 @@
           <w:numId w:val="10"/>
         </w:numPr>
       </w:pPr>
-      <w:r>
-        <w:t>eSSL eFace-990 – 4.3″ touch screen.</w:t>
+      <w:proofErr w:type="spellStart"/>
+      <w:r>
+        <w:t>eSSL</w:t>
+      </w:r>
+      <w:proofErr w:type="spellEnd"/>
+      <w:r>
+        <w:t xml:space="preserve"> eFace-990 – 4.3″ touch screen.</w:t>
       </w:r>
     </w:p>
     <w:p>
@@ -1247,8 +1392,13 @@
           <w:numId w:val="10"/>
         </w:numPr>
       </w:pPr>
-      <w:r>
-        <w:t>eSSL AI Face Venus – LCD display, anti-spoofing.</w:t>
+      <w:proofErr w:type="spellStart"/>
+      <w:r>
+        <w:t>eSSL</w:t>
+      </w:r>
+      <w:proofErr w:type="spellEnd"/>
+      <w:r>
+        <w:t xml:space="preserve"> AI Face Venus – LCD display, anti-spoofing.</w:t>
       </w:r>
     </w:p>
     <w:p>
@@ -1260,7 +1410,15 @@
         </w:numPr>
       </w:pPr>
       <w:r>
-        <w:t>Screen sizes: Typically 4.3″–5″ on advanced models.</w:t>
+        <w:t xml:space="preserve">Screen sizes: </w:t>
+      </w:r>
+      <w:proofErr w:type="gramStart"/>
+      <w:r>
+        <w:t>Typically</w:t>
+      </w:r>
+      <w:proofErr w:type="gramEnd"/>
+      <w:r>
+        <w:t xml:space="preserve"> 4.3″–5″ on advanced models.</w:t>
       </w:r>
     </w:p>
     <w:p>
@@ -1338,7 +1496,15 @@
         <w:t>Comparison with Our System</w:t>
       </w:r>
       <w:r>
-        <w:t>: eSSL devices are plug-and-play attendance terminals with built-in recognition and optional anti-spoof features but lack QR-based GPS verification and flexible secure facial encodings. Their data lives on device/ERP integrations, not live secured streams. Our system adds GPS capture via QR, liveness checks (blink/reflection), encrypted encodings, and cloud DB attendance for scalable, proxy-resistant tracking.</w:t>
+        <w:t xml:space="preserve">: </w:t>
+      </w:r>
+      <w:proofErr w:type="spellStart"/>
+      <w:r>
+        <w:t>eSSL</w:t>
+      </w:r>
+      <w:proofErr w:type="spellEnd"/>
+      <w:r>
+        <w:t xml:space="preserve"> devices are plug-and-play attendance terminals with built-in recognition and optional anti-spoof features but lack QR-based GPS verification and flexible secure facial encodings. Their data lives on device/ERP integrations, not live secured streams. Our system adds GPS capture via QR, liveness checks (blink/reflection), encrypted encodings, and cloud DB attendance for scalable, proxy-resistant tracking.</w:t>
       </w:r>
     </w:p>
     <w:p>
@@ -1346,7 +1512,6 @@
         <w:pStyle w:val="3it31heading2"/>
       </w:pPr>
       <w:r>
-        <w:lastRenderedPageBreak/>
         <w:t>Mantra</w:t>
       </w:r>
     </w:p>
@@ -1362,7 +1527,23 @@
         <w:t>Company Background &amp; Establishment</w:t>
       </w:r>
       <w:r>
-        <w:t>: Mantra Softech (Mantratec) is an Indian biometric tech company with deep roots in identity solutions, including Aadhaar-certified fingerprint and iris scanners. They deliver scalable workforce attendance and access control systems nationwide, tailored for enterprises, government programs, and offices. They’re known for reliability, customizable integration, and cloud/on-premise options.</w:t>
+        <w:t>: Mantra Softech (</w:t>
+      </w:r>
+      <w:proofErr w:type="spellStart"/>
+      <w:r>
+        <w:t>Mantratec</w:t>
+      </w:r>
+      <w:proofErr w:type="spellEnd"/>
+      <w:r>
+        <w:t>) is an Indian biometric tech company with deep roots in identity solutions, including Aadhaar-certified fingerprint and iris scanners. They deliver scalable workforce attendance and access control systems nationwide, tailored for enterprises, government programs, and offices. They’re known for reliability, customizable integration, and cloud/</w:t>
+      </w:r>
+      <w:proofErr w:type="gramStart"/>
+      <w:r>
+        <w:t>on-premise</w:t>
+      </w:r>
+      <w:proofErr w:type="gramEnd"/>
+      <w:r>
+        <w:t xml:space="preserve"> options.</w:t>
       </w:r>
     </w:p>
     <w:p>
@@ -1384,7 +1565,11 @@
         <w:t>Approach</w:t>
       </w:r>
       <w:r>
-        <w:t>: Mantra’s attendance devices capture facial biometric data via onboard RGB/infrared cameras, validate against stored templates, and log attendance in real time via TCP/IP, Wi-Fi, or USB. Many models also support multimode biometrics (face, fingerprint, RFID/card) and integrate with HRMS/ERP systems. Devices aim for fast (&lt;0.8s) recognition under varied lighting and user conditions.</w:t>
+        <w:t xml:space="preserve">: Mantra’s attendance devices capture facial biometric data via onboard RGB/infrared cameras, validate against stored templates, and log attendance in real time via TCP/IP, Wi-Fi, or USB. Many models also support multimode biometrics </w:t>
+      </w:r>
+      <w:r>
+        <w:lastRenderedPageBreak/>
+        <w:t>(face, fingerprint, RFID/card) and integrate with HRMS/ERP systems. Devices aim for fast (&lt;0.8s) recognition under varied lighting and user conditions.</w:t>
       </w:r>
     </w:p>
     <w:p>
@@ -1531,17 +1716,26 @@
         <w:t>Comparison with Our Solution</w:t>
       </w:r>
       <w:r>
-        <w:t>: Mantra’s devices provide ready-to-use facial attendance with multimodal biometrics and local data logging, but lack QR-based GPS capture and deeper anti-spoofing checks like blink/reflection. Their recognition is embedded on device rather than in secure cloud models. Our solution adds QR location verification, encrypted facial encodings, and advanced spoof resistance with centralized database tracking.</w:t>
+        <w:t xml:space="preserve">: Mantra’s devices provide ready-to-use facial attendance with multimodal biometrics and local data </w:t>
+      </w:r>
+      <w:proofErr w:type="gramStart"/>
+      <w:r>
+        <w:t>logging, but</w:t>
+      </w:r>
+      <w:proofErr w:type="gramEnd"/>
+      <w:r>
+        <w:t xml:space="preserve"> lack QR-based GPS capture and deeper anti-spoofing checks like blink/reflection. Their recognition is embedded on device rather than in secure cloud models. Our solution adds QR location verification, encrypted facial encodings, and advanced spoof resistance with centralized database tracking.</w:t>
       </w:r>
     </w:p>
     <w:p>
       <w:pPr>
         <w:pStyle w:val="3it31heading2"/>
       </w:pPr>
-      <w:r>
-        <w:lastRenderedPageBreak/>
+      <w:proofErr w:type="spellStart"/>
+      <w:r>
         <w:t>Secureeye</w:t>
       </w:r>
+      <w:proofErr w:type="spellEnd"/>
     </w:p>
     <w:p>
       <w:pPr>
@@ -1555,7 +1749,15 @@
         <w:t>Company Background &amp; Establishment</w:t>
       </w:r>
       <w:r>
-        <w:t>: Secureye is an Indian security and surveillance brand offering CCTV, access control, smart locks, and biometric attendance solutions across residential and business sectors. Known for “Make in India” products, it focuses on integrated security devices with nationwide support and cloud/web reporting options.</w:t>
+        <w:t xml:space="preserve">: </w:t>
+      </w:r>
+      <w:proofErr w:type="spellStart"/>
+      <w:r>
+        <w:t>Secureye</w:t>
+      </w:r>
+      <w:proofErr w:type="spellEnd"/>
+      <w:r>
+        <w:t xml:space="preserve"> is an Indian security and surveillance brand offering CCTV, access control, smart locks, and biometric attendance solutions across residential and business sectors. Known for “Make in India” products, it focuses on integrated security devices with nationwide support and cloud/web reporting options.</w:t>
       </w:r>
     </w:p>
     <w:p>
@@ -1577,7 +1779,19 @@
         <w:t>Approach</w:t>
       </w:r>
       <w:r>
-        <w:t>: Secureye’s face attendance devices capture live facial images via built-in cameras, then match them against stored user templates on device or cloud. They support multimodal verification (face, fingerprint, card, password) and push data to attendance management software (Windows/Web/Cloud), providing LAN/Wi-Fi connectivity and basic anti-duplicate attendance protection.</w:t>
+        <w:t xml:space="preserve">: </w:t>
+      </w:r>
+      <w:proofErr w:type="spellStart"/>
+      <w:r>
+        <w:t>Secureye’s</w:t>
+      </w:r>
+      <w:proofErr w:type="spellEnd"/>
+      <w:r>
+        <w:t xml:space="preserve"> face attendance devices capture live facial images via built-in cameras, then match them against stored user templates on device or cloud. They support multimodal verification (face, fingerprint, card, password) and push </w:t>
+      </w:r>
+      <w:r>
+        <w:lastRenderedPageBreak/>
+        <w:t>data to attendance management software (Windows/Web/Cloud), providing LAN/Wi-Fi connectivity and basic anti-duplicate attendance protection.</w:t>
       </w:r>
     </w:p>
     <w:p>
@@ -1607,7 +1821,15 @@
         <w:t>Dataset used</w:t>
       </w:r>
       <w:r>
-        <w:t>: Proprietary enrolment face templates per organisation/device, No public benchmark dataset (custom per installation)</w:t>
+        <w:t xml:space="preserve">: Proprietary enrolment face templates per </w:t>
+      </w:r>
+      <w:proofErr w:type="spellStart"/>
+      <w:r>
+        <w:t>organisation</w:t>
+      </w:r>
+      <w:proofErr w:type="spellEnd"/>
+      <w:r>
+        <w:t>/device, No public benchmark dataset (custom per installation)</w:t>
       </w:r>
     </w:p>
     <w:p>
@@ -1633,8 +1855,13 @@
           <w:numId w:val="10"/>
         </w:numPr>
       </w:pPr>
-      <w:r>
-        <w:t>Secureye S-FB6K Biometric Face &amp; Fingerprint Attendance Machine: ~1000 face capacity, color TFT display, TCP/IP &amp; Wi-Fi, cloud support.</w:t>
+      <w:proofErr w:type="spellStart"/>
+      <w:r>
+        <w:t>Secureye</w:t>
+      </w:r>
+      <w:proofErr w:type="spellEnd"/>
+      <w:r>
+        <w:t xml:space="preserve"> S-FB6K Biometric Face &amp; Fingerprint Attendance Machine: ~1000 face capacity, color TFT display, TCP/IP &amp; Wi-Fi, cloud support.</w:t>
       </w:r>
     </w:p>
     <w:p>
@@ -1645,8 +1872,13 @@
           <w:numId w:val="10"/>
         </w:numPr>
       </w:pPr>
-      <w:r>
-        <w:t>Secureye Face attendance machine S-FB3K: ~300 face capacity, TCP/IP/Wi-Fi, LCD screen.</w:t>
+      <w:proofErr w:type="spellStart"/>
+      <w:r>
+        <w:t>Secureye</w:t>
+      </w:r>
+      <w:proofErr w:type="spellEnd"/>
+      <w:r>
+        <w:t xml:space="preserve"> Face attendance machine S-FB3K: ~300 face capacity, TCP/IP/Wi-Fi, LCD screen.</w:t>
       </w:r>
     </w:p>
     <w:p>
@@ -1657,8 +1889,13 @@
           <w:numId w:val="10"/>
         </w:numPr>
       </w:pPr>
-      <w:r>
-        <w:t>Secureye S-FB5K Elite Face Biometric Time &amp; Attendance Machine: Mid-range face access device.</w:t>
+      <w:proofErr w:type="spellStart"/>
+      <w:r>
+        <w:t>Secureye</w:t>
+      </w:r>
+      <w:proofErr w:type="spellEnd"/>
+      <w:r>
+        <w:t xml:space="preserve"> S-FB5K Elite Face Biometric Time &amp; Attendance Machine: Mid-range face access device.</w:t>
       </w:r>
     </w:p>
     <w:p>
@@ -1748,20 +1985,34 @@
         <w:t>Comparison with Our Solution</w:t>
       </w:r>
       <w:r>
-        <w:t xml:space="preserve">: Secureye’s attendance devices offer embedded face and multimodal verification with onboard storage and cloud export, but lack QR-based GPS location capture and sophisticated anti-spoofing (blink/reflection) features. Their </w:t>
-      </w:r>
-      <w:r>
-        <w:lastRenderedPageBreak/>
-        <w:t>recognition runs on closed device firmware, not secure cloud encodings. Our solution adds location verification via QR, encrypted encodings, advanced liveness detection, and scalable database attendance tracking.</w:t>
+        <w:t xml:space="preserve">: </w:t>
+      </w:r>
+      <w:proofErr w:type="spellStart"/>
+      <w:r>
+        <w:t>Secureye’s</w:t>
+      </w:r>
+      <w:proofErr w:type="spellEnd"/>
+      <w:r>
+        <w:t xml:space="preserve"> attendance devices offer embedded face and multimodal verification with onboard storage and cloud </w:t>
+      </w:r>
+      <w:proofErr w:type="gramStart"/>
+      <w:r>
+        <w:t>export, but</w:t>
+      </w:r>
+      <w:proofErr w:type="gramEnd"/>
+      <w:r>
+        <w:t xml:space="preserve"> lack QR-based GPS location capture and sophisticated anti-spoofing (blink/reflection) features. Their recognition runs on closed device firmware, not secure cloud encodings. Our solution adds location verification via QR, encrypted encodings, advanced liveness detection, and scalable database attendance tracking.</w:t>
       </w:r>
     </w:p>
     <w:p>
       <w:pPr>
         <w:pStyle w:val="3it31heading2"/>
       </w:pPr>
+      <w:proofErr w:type="spellStart"/>
       <w:r>
         <w:t>Salarybox</w:t>
       </w:r>
+      <w:proofErr w:type="spellEnd"/>
     </w:p>
     <w:p>
       <w:pPr>
@@ -1775,7 +2026,23 @@
         <w:t>Company Background &amp; Establishment</w:t>
       </w:r>
       <w:r>
-        <w:t>: SalaryBox is an Indian workforce management platform offering biometric attendance, HRMS, payroll, and cloud/mobile attendance solutions. It focuses on modernising attendance with AI face recognition, QR/GPS check-ins, and real-time dashboards for hybrid and field workforces. Headquartered in Gurugram, Haryana, it caters to thousands of Indian businesses.</w:t>
+        <w:t xml:space="preserve">: </w:t>
+      </w:r>
+      <w:proofErr w:type="spellStart"/>
+      <w:r>
+        <w:t>SalaryBox</w:t>
+      </w:r>
+      <w:proofErr w:type="spellEnd"/>
+      <w:r>
+        <w:t xml:space="preserve"> is an Indian workforce management platform offering biometric attendance, HRMS, payroll, and cloud/mobile attendance solutions. It focuses on </w:t>
+      </w:r>
+      <w:proofErr w:type="spellStart"/>
+      <w:r>
+        <w:t>modernising</w:t>
+      </w:r>
+      <w:proofErr w:type="spellEnd"/>
+      <w:r>
+        <w:t xml:space="preserve"> attendance with AI face recognition, QR/GPS check-ins, and real-time dashboards for hybrid and field workforces. Headquartered in Gurugram, Haryana, it caters to thousands of Indian businesses.</w:t>
       </w:r>
     </w:p>
     <w:p>
@@ -1787,6 +2054,7 @@
           <w:b/>
           <w:bCs/>
         </w:rPr>
+        <w:lastRenderedPageBreak/>
         <w:t xml:space="preserve">Implementation </w:t>
       </w:r>
       <w:r>
@@ -1797,7 +2065,23 @@
         <w:t>Approach</w:t>
       </w:r>
       <w:r>
-        <w:t>: SalaryBox uses AI-powered face recognition devices and mobile apps to capture employee attendance via live face scans, QR codes, selfie/GPS check-ins, and cloud sync. Facial templates are stored securely, and devices push attendance to SalaryBox cloud/HRMS. It supports mask detection, mobile punch-ins, and real-time reporting with payroll integration.</w:t>
+        <w:t xml:space="preserve">: </w:t>
+      </w:r>
+      <w:proofErr w:type="spellStart"/>
+      <w:r>
+        <w:t>SalaryBox</w:t>
+      </w:r>
+      <w:proofErr w:type="spellEnd"/>
+      <w:r>
+        <w:t xml:space="preserve"> uses AI-powered face recognition devices and mobile apps to capture employee attendance via live face scans, QR codes, selfie/GPS check-ins, and cloud sync. Facial templates are stored securely, and devices push attendance to </w:t>
+      </w:r>
+      <w:proofErr w:type="spellStart"/>
+      <w:r>
+        <w:t>SalaryBox</w:t>
+      </w:r>
+      <w:proofErr w:type="spellEnd"/>
+      <w:r>
+        <w:t xml:space="preserve"> cloud/HRMS. It supports mask detection, mobile punch-ins, and real-time reporting with payroll integration.</w:t>
       </w:r>
     </w:p>
     <w:p>
@@ -1827,7 +2111,15 @@
         <w:t>Dataset used</w:t>
       </w:r>
       <w:r>
-        <w:t>: Proprietary enrolled user face templates per organisation, Face data stored securely in cloud for recognition, Dynamic adaptation for lighting, masks, and angles.</w:t>
+        <w:t xml:space="preserve">: Proprietary enrolled user face templates per </w:t>
+      </w:r>
+      <w:proofErr w:type="spellStart"/>
+      <w:r>
+        <w:t>organisation</w:t>
+      </w:r>
+      <w:proofErr w:type="spellEnd"/>
+      <w:r>
+        <w:t>, Face data stored securely in cloud for recognition, Dynamic adaptation for lighting, masks, and angles.</w:t>
       </w:r>
     </w:p>
     <w:p>
@@ -1853,8 +2145,21 @@
           <w:numId w:val="10"/>
         </w:numPr>
       </w:pPr>
-      <w:r>
-        <w:t>SalaryBox FaceScan Pro – AI face recognition with Wi-Fi, mask detection.</w:t>
+      <w:proofErr w:type="spellStart"/>
+      <w:r>
+        <w:t>SalaryBox</w:t>
+      </w:r>
+      <w:proofErr w:type="spellEnd"/>
+      <w:r>
+        <w:t xml:space="preserve"> </w:t>
+      </w:r>
+      <w:proofErr w:type="spellStart"/>
+      <w:r>
+        <w:t>FaceScan</w:t>
+      </w:r>
+      <w:proofErr w:type="spellEnd"/>
+      <w:r>
+        <w:t xml:space="preserve"> Pro – AI face recognition with Wi-Fi, mask detection.</w:t>
       </w:r>
     </w:p>
     <w:p>
@@ -1865,8 +2170,13 @@
           <w:numId w:val="10"/>
         </w:numPr>
       </w:pPr>
-      <w:r>
-        <w:t>SalaryBox Gamma – Face recognition machine with 4.8″ TFT screen and cloud connectivity.</w:t>
+      <w:proofErr w:type="spellStart"/>
+      <w:r>
+        <w:t>SalaryBox</w:t>
+      </w:r>
+      <w:proofErr w:type="spellEnd"/>
+      <w:r>
+        <w:t xml:space="preserve"> Gamma – Face recognition machine with 4.8″ TFT screen and cloud connectivity.</w:t>
       </w:r>
     </w:p>
     <w:p>
@@ -1878,7 +2188,15 @@
         </w:numPr>
       </w:pPr>
       <w:r>
-        <w:t>Cloud/mobile attendance software Employee Smart Attendance, Live Tracking &amp; Payroll Software – Web/mobile attendance/payslips integration.</w:t>
+        <w:t>Cloud/mobile attendance software Employee Smart Attendance, Live Tracking &amp; Payroll Software – Web/mobile attendance/</w:t>
+      </w:r>
+      <w:proofErr w:type="spellStart"/>
+      <w:r>
+        <w:t>payslips</w:t>
+      </w:r>
+      <w:proofErr w:type="spellEnd"/>
+      <w:r>
+        <w:t xml:space="preserve"> integration.</w:t>
       </w:r>
     </w:p>
     <w:p>
@@ -1916,8 +2234,13 @@
           <w:numId w:val="10"/>
         </w:numPr>
       </w:pPr>
-      <w:r>
-        <w:t>FaceScan Pro: ~₹9,990.</w:t>
+      <w:proofErr w:type="spellStart"/>
+      <w:r>
+        <w:t>FaceScan</w:t>
+      </w:r>
+      <w:proofErr w:type="spellEnd"/>
+      <w:r>
+        <w:t xml:space="preserve"> Pro: ~₹9,990.</w:t>
       </w:r>
     </w:p>
     <w:p>
@@ -1965,20 +2288,29 @@
           <w:b/>
           <w:bCs/>
         </w:rPr>
-        <w:lastRenderedPageBreak/>
         <w:t>Comparison with Our Solution</w:t>
       </w:r>
       <w:r>
-        <w:t>: SalaryBox bundles AI face recognition hardware and mobile/cloud attendance with payroll, QR and GPS check-ins, and mask detection, but relies on proprietary cloud and prebuilt HRMS integrations. Our system adds secure facial encodings, deeper anti-spoofing (blink/reflection), QR-based GPS verification with proximity logic, and a centralized database tailored to academic attendance and proxy reduction.</w:t>
+        <w:t xml:space="preserve">: </w:t>
+      </w:r>
+      <w:proofErr w:type="spellStart"/>
+      <w:r>
+        <w:t>SalaryBox</w:t>
+      </w:r>
+      <w:proofErr w:type="spellEnd"/>
+      <w:r>
+        <w:t xml:space="preserve"> bundles AI face recognition hardware and mobile/cloud attendance with payroll, QR and GPS check-ins, and mask detection, but relies on proprietary cloud and prebuilt HRMS integrations. Our system adds secure facial encodings, deeper anti-spoofing (blink/reflection), QR-based GPS verification with proximity logic, and a centralized database tailored to academic attendance and proxy reduction.</w:t>
       </w:r>
     </w:p>
     <w:p>
       <w:pPr>
         <w:pStyle w:val="3it31heading2"/>
       </w:pPr>
+      <w:proofErr w:type="spellStart"/>
       <w:r>
         <w:t>ZKTeco</w:t>
       </w:r>
+      <w:proofErr w:type="spellEnd"/>
     </w:p>
     <w:p>
       <w:pPr>
@@ -1992,7 +2324,19 @@
         <w:t>Company Background &amp; Establishment</w:t>
       </w:r>
       <w:r>
-        <w:t>: ZKTeco is a global biometric and security tech company providing attendance, access control, and identity verification solutions across 100+ countries. Known for diversified biometric products (face, fingerprint, card), the brand focuses on enterprise-grade workforce management, integrating attendance hardware with software tools and optional cloud/mobile interfaces.</w:t>
+        <w:t xml:space="preserve">: </w:t>
+      </w:r>
+      <w:proofErr w:type="spellStart"/>
+      <w:r>
+        <w:t>ZKTeco</w:t>
+      </w:r>
+      <w:proofErr w:type="spellEnd"/>
+      <w:r>
+        <w:t xml:space="preserve"> is a global biometric and security tech company providing attendance, access control, and identity verification solutions across 100+ countries. Known for diversified biometric products (face, fingerprint, card), </w:t>
+      </w:r>
+      <w:r>
+        <w:lastRenderedPageBreak/>
+        <w:t>the brand focuses on enterprise-grade workforce management, integrating attendance hardware with software tools and optional cloud/mobile interfaces.</w:t>
       </w:r>
     </w:p>
     <w:p>
@@ -2014,7 +2358,23 @@
         <w:t>Approach</w:t>
       </w:r>
       <w:r>
-        <w:t>: ZKTeco devices capture faces using visible-light or infrared cameras and run built-in algorithms like ZKFace to authenticate users against stored templates. They support multimodal recognition (face, fingerprint, card, password) and communicate via TCP/IP, Wi-Fi, or USB with on-device or cloud/PC attendance software, logging timestamps and exportable records for HR/payroll systems.</w:t>
+        <w:t xml:space="preserve">: </w:t>
+      </w:r>
+      <w:proofErr w:type="spellStart"/>
+      <w:r>
+        <w:t>ZKTeco</w:t>
+      </w:r>
+      <w:proofErr w:type="spellEnd"/>
+      <w:r>
+        <w:t xml:space="preserve"> devices capture faces using visible-light or infrared cameras and run built-in algorithms like </w:t>
+      </w:r>
+      <w:proofErr w:type="spellStart"/>
+      <w:r>
+        <w:t>ZKFace</w:t>
+      </w:r>
+      <w:proofErr w:type="spellEnd"/>
+      <w:r>
+        <w:t xml:space="preserve"> to authenticate users against stored templates. They support multimodal recognition (face, fingerprint, card, password) and communicate via TCP/IP, Wi-Fi, or USB with on-device or cloud/PC attendance software, logging timestamps and exportable records for HR/payroll systems.</w:t>
       </w:r>
     </w:p>
     <w:p>
@@ -2029,7 +2389,23 @@
         <w:t>Tech Stack</w:t>
       </w:r>
       <w:r>
-        <w:t>: Embedded Linux/firmware, ZKFace recognition algorithms, TCP/IP, Wi-Fi communication, , On-device cameras &amp; touch UI, Optional integration SDKs/attendance software</w:t>
+        <w:t xml:space="preserve">: Embedded Linux/firmware, </w:t>
+      </w:r>
+      <w:proofErr w:type="spellStart"/>
+      <w:r>
+        <w:t>ZKFace</w:t>
+      </w:r>
+      <w:proofErr w:type="spellEnd"/>
+      <w:r>
+        <w:t xml:space="preserve"> recognition algorithms, TCP/IP, Wi-Fi communication</w:t>
+      </w:r>
+      <w:proofErr w:type="gramStart"/>
+      <w:r>
+        <w:t>, ,</w:t>
+      </w:r>
+      <w:proofErr w:type="gramEnd"/>
+      <w:r>
+        <w:t xml:space="preserve"> On-device cameras &amp; touch UI, Optional integration SDKs/attendance software</w:t>
       </w:r>
     </w:p>
     <w:p>
@@ -2044,7 +2420,23 @@
         <w:t>Dataset used</w:t>
       </w:r>
       <w:r>
-        <w:t>: Proprietary enrolled face templates stored on device, No public benchmark dataset — custom per deployment, Some models support large template capacities (up to ~6,000+)</w:t>
+        <w:t xml:space="preserve">: Proprietary enrolled face templates stored on device, </w:t>
+      </w:r>
+      <w:proofErr w:type="gramStart"/>
+      <w:r>
+        <w:t>No</w:t>
+      </w:r>
+      <w:proofErr w:type="gramEnd"/>
+      <w:r>
+        <w:t xml:space="preserve"> public benchmark dataset — custom per deployment, </w:t>
+      </w:r>
+      <w:proofErr w:type="gramStart"/>
+      <w:r>
+        <w:t>Some</w:t>
+      </w:r>
+      <w:proofErr w:type="gramEnd"/>
+      <w:r>
+        <w:t xml:space="preserve"> models support large template capacities (up to ~6,000+)</w:t>
       </w:r>
     </w:p>
     <w:p>
@@ -2070,8 +2462,21 @@
           <w:numId w:val="10"/>
         </w:numPr>
       </w:pPr>
-      <w:r>
-        <w:t>ZKTeco MiniTA Touchless Face Recognition Attendance &amp; Access – Compact face attendance (~face-only units)</w:t>
+      <w:proofErr w:type="spellStart"/>
+      <w:r>
+        <w:t>ZKTeco</w:t>
+      </w:r>
+      <w:proofErr w:type="spellEnd"/>
+      <w:r>
+        <w:t xml:space="preserve"> </w:t>
+      </w:r>
+      <w:proofErr w:type="spellStart"/>
+      <w:r>
+        <w:t>MiniTA</w:t>
+      </w:r>
+      <w:proofErr w:type="spellEnd"/>
+      <w:r>
+        <w:t xml:space="preserve"> Touchless Face Recognition Attendance &amp; Access – Compact face attendance (~face-only units)</w:t>
       </w:r>
     </w:p>
     <w:p>
@@ -2082,8 +2487,13 @@
           <w:numId w:val="10"/>
         </w:numPr>
       </w:pPr>
-      <w:r>
-        <w:t>ZKTeco Touchless Face Multi-Biometric Time Attendance &amp; Access – Face + fingerprint + card + battery backup</w:t>
+      <w:proofErr w:type="spellStart"/>
+      <w:r>
+        <w:t>ZKTeco</w:t>
+      </w:r>
+      <w:proofErr w:type="spellEnd"/>
+      <w:r>
+        <w:t xml:space="preserve"> Touchless Face Multi-Biometric Time Attendance &amp; Access – Face + fingerprint + card + battery backup</w:t>
       </w:r>
     </w:p>
     <w:p>
@@ -2094,8 +2504,13 @@
           <w:numId w:val="10"/>
         </w:numPr>
       </w:pPr>
-      <w:r>
-        <w:t>ZKTeco MB360: Face, Finger, and RFID Time Attendance &amp; Access – Larger capacity multimodal unit</w:t>
+      <w:proofErr w:type="spellStart"/>
+      <w:r>
+        <w:t>ZKTeco</w:t>
+      </w:r>
+      <w:proofErr w:type="spellEnd"/>
+      <w:r>
+        <w:t xml:space="preserve"> MB360: Face, Finger, and RFID Time Attendance &amp; Access – Larger capacity multimodal unit</w:t>
       </w:r>
     </w:p>
     <w:p>
@@ -2106,9 +2521,13 @@
           <w:numId w:val="10"/>
         </w:numPr>
       </w:pPr>
-      <w:r>
-        <w:lastRenderedPageBreak/>
-        <w:t>ZKTeco Face Attendance Machine with Access Control Functions – Mid-range face + RFID mix, Screen sizes typically 2.4″–4.3″ touch/LCD depending on model.</w:t>
+      <w:proofErr w:type="spellStart"/>
+      <w:r>
+        <w:t>ZKTeco</w:t>
+      </w:r>
+      <w:proofErr w:type="spellEnd"/>
+      <w:r>
+        <w:t xml:space="preserve"> Face Attendance Machine with Access Control Functions – Mid-range face + RFID mix, Screen sizes typically 2.4″–4.3″ touch/LCD depending on model.</w:t>
       </w:r>
     </w:p>
     <w:p>
@@ -2174,7 +2593,805 @@
         <w:t>Comparison with Our Solution</w:t>
       </w:r>
       <w:r>
-        <w:t>: ZKTeco products offer ready-touse facial attendance with multimodal biometrics, local logs, and integration options, but they rely on preinstalled firmware recognition without dynamic QR/GPS check-ins or customized anti-spoofing (blink/reflection) logic. Our system adds secure facial encodings, QR-based GPS verification, enhanced spoof checks, and centralized attendance storage tailored for campus proxy reduction and real-time analytics.</w:t>
+        <w:t xml:space="preserve">: </w:t>
+      </w:r>
+      <w:proofErr w:type="spellStart"/>
+      <w:r>
+        <w:t>ZKTeco</w:t>
+      </w:r>
+      <w:proofErr w:type="spellEnd"/>
+      <w:r>
+        <w:t xml:space="preserve"> products offer </w:t>
+      </w:r>
+      <w:proofErr w:type="gramStart"/>
+      <w:r>
+        <w:t>ready-</w:t>
+      </w:r>
+      <w:proofErr w:type="spellStart"/>
+      <w:proofErr w:type="gramEnd"/>
+      <w:r>
+        <w:t>touse</w:t>
+      </w:r>
+      <w:proofErr w:type="spellEnd"/>
+      <w:r>
+        <w:t xml:space="preserve"> facial attendance with multimodal biometrics, local logs, and integration options, but they rely on preinstalled firmware recognition without dynamic QR/GPS check-ins or customized anti-spoofing (blink/reflection) logic. Our system adds secure facial encodings, QR-based </w:t>
+      </w:r>
+      <w:r>
+        <w:lastRenderedPageBreak/>
+        <w:t>GPS verification, enhanced spoof checks, and centralized attendance storage tailored for campus proxy reduction and real-time analytics.</w:t>
+      </w:r>
+    </w:p>
+    <w:p>
+      <w:pPr>
+        <w:pStyle w:val="3it31bullets"/>
+      </w:pPr>
+      <w:r>
+        <w:t xml:space="preserve">Comparison Table: </w:t>
+      </w:r>
+    </w:p>
+    <w:tbl>
+      <w:tblPr>
+        <w:tblW w:w="9355" w:type="dxa"/>
+        <w:tblInd w:w="113" w:type="dxa"/>
+        <w:tblLook w:val="04A0" w:firstRow="1" w:lastRow="0" w:firstColumn="1" w:lastColumn="0" w:noHBand="0" w:noVBand="1"/>
+      </w:tblPr>
+      <w:tblGrid>
+        <w:gridCol w:w="2245"/>
+        <w:gridCol w:w="3600"/>
+        <w:gridCol w:w="3510"/>
+      </w:tblGrid>
+      <w:tr>
+        <w:trPr>
+          <w:trHeight w:val="432"/>
+        </w:trPr>
+        <w:tc>
+          <w:tcPr>
+            <w:tcW w:w="2245" w:type="dxa"/>
+            <w:tcBorders>
+              <w:top w:val="single" w:sz="4" w:space="0" w:color="auto"/>
+              <w:left w:val="single" w:sz="4" w:space="0" w:color="auto"/>
+              <w:bottom w:val="single" w:sz="4" w:space="0" w:color="auto"/>
+              <w:right w:val="single" w:sz="4" w:space="0" w:color="auto"/>
+            </w:tcBorders>
+            <w:vAlign w:val="center"/>
+            <w:hideMark/>
+          </w:tcPr>
+          <w:p>
+            <w:pPr>
+              <w:spacing w:after="0" w:line="240" w:lineRule="auto"/>
+              <w:jc w:val="center"/>
+              <w:rPr>
+                <w:rFonts w:ascii="Aptos Narrow" w:eastAsia="Times New Roman" w:hAnsi="Aptos Narrow" w:cs="Times New Roman"/>
+                <w:b/>
+                <w:bCs/>
+                <w:color w:val="000000"/>
+                <w:kern w:val="0"/>
+                <w:sz w:val="22"/>
+                <w:szCs w:val="22"/>
+                <w14:ligatures w14:val="none"/>
+              </w:rPr>
+            </w:pPr>
+            <w:r>
+              <w:rPr>
+                <w:rFonts w:ascii="Aptos Narrow" w:eastAsia="Times New Roman" w:hAnsi="Aptos Narrow" w:cs="Times New Roman"/>
+                <w:b/>
+                <w:bCs/>
+                <w:color w:val="000000"/>
+                <w:kern w:val="0"/>
+                <w:sz w:val="22"/>
+                <w:szCs w:val="22"/>
+                <w14:ligatures w14:val="none"/>
+              </w:rPr>
+              <w:t>Reference / Product</w:t>
+            </w:r>
+          </w:p>
+        </w:tc>
+        <w:tc>
+          <w:tcPr>
+            <w:tcW w:w="3600" w:type="dxa"/>
+            <w:tcBorders>
+              <w:top w:val="single" w:sz="4" w:space="0" w:color="auto"/>
+              <w:left w:val="nil"/>
+              <w:bottom w:val="single" w:sz="4" w:space="0" w:color="auto"/>
+              <w:right w:val="single" w:sz="4" w:space="0" w:color="auto"/>
+            </w:tcBorders>
+            <w:vAlign w:val="center"/>
+            <w:hideMark/>
+          </w:tcPr>
+          <w:p>
+            <w:pPr>
+              <w:spacing w:after="0" w:line="240" w:lineRule="auto"/>
+              <w:jc w:val="center"/>
+              <w:rPr>
+                <w:rFonts w:ascii="Aptos Narrow" w:eastAsia="Times New Roman" w:hAnsi="Aptos Narrow" w:cs="Times New Roman"/>
+                <w:b/>
+                <w:bCs/>
+                <w:color w:val="000000"/>
+                <w:kern w:val="0"/>
+                <w:sz w:val="22"/>
+                <w:szCs w:val="22"/>
+                <w14:ligatures w14:val="none"/>
+              </w:rPr>
+            </w:pPr>
+            <w:r>
+              <w:rPr>
+                <w:rFonts w:ascii="Aptos Narrow" w:eastAsia="Times New Roman" w:hAnsi="Aptos Narrow" w:cs="Times New Roman"/>
+                <w:b/>
+                <w:bCs/>
+                <w:color w:val="000000"/>
+                <w:kern w:val="0"/>
+                <w:sz w:val="22"/>
+                <w:szCs w:val="22"/>
+                <w14:ligatures w14:val="none"/>
+              </w:rPr>
+              <w:t>Limitations of Existing System</w:t>
+            </w:r>
+          </w:p>
+        </w:tc>
+        <w:tc>
+          <w:tcPr>
+            <w:tcW w:w="3510" w:type="dxa"/>
+            <w:tcBorders>
+              <w:top w:val="single" w:sz="4" w:space="0" w:color="auto"/>
+              <w:left w:val="nil"/>
+              <w:bottom w:val="single" w:sz="4" w:space="0" w:color="auto"/>
+              <w:right w:val="single" w:sz="4" w:space="0" w:color="auto"/>
+            </w:tcBorders>
+            <w:vAlign w:val="center"/>
+            <w:hideMark/>
+          </w:tcPr>
+          <w:p>
+            <w:pPr>
+              <w:spacing w:after="0" w:line="240" w:lineRule="auto"/>
+              <w:jc w:val="center"/>
+              <w:rPr>
+                <w:rFonts w:ascii="Aptos Narrow" w:eastAsia="Times New Roman" w:hAnsi="Aptos Narrow" w:cs="Times New Roman"/>
+                <w:b/>
+                <w:bCs/>
+                <w:color w:val="000000"/>
+                <w:kern w:val="0"/>
+                <w:sz w:val="22"/>
+                <w:szCs w:val="22"/>
+                <w14:ligatures w14:val="none"/>
+              </w:rPr>
+            </w:pPr>
+            <w:r>
+              <w:rPr>
+                <w:rFonts w:ascii="Aptos Narrow" w:eastAsia="Times New Roman" w:hAnsi="Aptos Narrow" w:cs="Times New Roman"/>
+                <w:b/>
+                <w:bCs/>
+                <w:color w:val="000000"/>
+                <w:kern w:val="0"/>
+                <w:sz w:val="22"/>
+                <w:szCs w:val="22"/>
+                <w14:ligatures w14:val="none"/>
+              </w:rPr>
+              <w:t>How Our System is Different &amp; Better</w:t>
+            </w:r>
+          </w:p>
+        </w:tc>
+      </w:tr>
+      <w:tr>
+        <w:trPr>
+          <w:trHeight w:val="1044"/>
+        </w:trPr>
+        <w:tc>
+          <w:tcPr>
+            <w:tcW w:w="2245" w:type="dxa"/>
+            <w:tcBorders>
+              <w:top w:val="nil"/>
+              <w:left w:val="single" w:sz="4" w:space="0" w:color="auto"/>
+              <w:bottom w:val="single" w:sz="4" w:space="0" w:color="auto"/>
+              <w:right w:val="single" w:sz="4" w:space="0" w:color="auto"/>
+            </w:tcBorders>
+            <w:vAlign w:val="center"/>
+            <w:hideMark/>
+          </w:tcPr>
+          <w:p>
+            <w:pPr>
+              <w:spacing w:after="0" w:line="240" w:lineRule="auto"/>
+              <w:rPr>
+                <w:rFonts w:ascii="Times New Roman" w:eastAsia="Times New Roman" w:hAnsi="Times New Roman" w:cs="Times New Roman"/>
+                <w:b/>
+                <w:bCs/>
+                <w:color w:val="000000"/>
+                <w:kern w:val="0"/>
+                <w:sz w:val="22"/>
+                <w:szCs w:val="22"/>
+                <w14:ligatures w14:val="none"/>
+              </w:rPr>
+            </w:pPr>
+            <w:proofErr w:type="spellStart"/>
+            <w:r>
+              <w:rPr>
+                <w:rFonts w:ascii="Times New Roman" w:eastAsia="Times New Roman" w:hAnsi="Times New Roman" w:cs="Times New Roman"/>
+                <w:b/>
+                <w:bCs/>
+                <w:color w:val="000000"/>
+                <w:kern w:val="0"/>
+                <w:sz w:val="22"/>
+                <w:szCs w:val="22"/>
+                <w14:ligatures w14:val="none"/>
+              </w:rPr>
+              <w:t>eSSL</w:t>
+            </w:r>
+            <w:proofErr w:type="spellEnd"/>
+          </w:p>
+        </w:tc>
+        <w:tc>
+          <w:tcPr>
+            <w:tcW w:w="3600" w:type="dxa"/>
+            <w:tcBorders>
+              <w:top w:val="nil"/>
+              <w:left w:val="nil"/>
+              <w:bottom w:val="single" w:sz="4" w:space="0" w:color="auto"/>
+              <w:right w:val="single" w:sz="4" w:space="0" w:color="auto"/>
+            </w:tcBorders>
+            <w:vAlign w:val="center"/>
+            <w:hideMark/>
+          </w:tcPr>
+          <w:p>
+            <w:pPr>
+              <w:spacing w:after="0" w:line="240" w:lineRule="auto"/>
+              <w:rPr>
+                <w:rFonts w:ascii="Times New Roman" w:eastAsia="Times New Roman" w:hAnsi="Times New Roman" w:cs="Times New Roman"/>
+                <w:color w:val="000000"/>
+                <w:kern w:val="0"/>
+                <w:sz w:val="22"/>
+                <w:szCs w:val="22"/>
+                <w14:ligatures w14:val="none"/>
+              </w:rPr>
+            </w:pPr>
+            <w:r>
+              <w:rPr>
+                <w:rFonts w:ascii="Times New Roman" w:eastAsia="Times New Roman" w:hAnsi="Times New Roman" w:cs="Times New Roman"/>
+                <w:color w:val="000000"/>
+                <w:kern w:val="0"/>
+                <w:sz w:val="22"/>
+                <w:szCs w:val="22"/>
+                <w14:ligatures w14:val="none"/>
+              </w:rPr>
+              <w:t>Closed firmware, no QR GPS verification, limited cloud flexibility</w:t>
+            </w:r>
+          </w:p>
+        </w:tc>
+        <w:tc>
+          <w:tcPr>
+            <w:tcW w:w="3510" w:type="dxa"/>
+            <w:tcBorders>
+              <w:top w:val="nil"/>
+              <w:left w:val="nil"/>
+              <w:bottom w:val="single" w:sz="4" w:space="0" w:color="auto"/>
+              <w:right w:val="single" w:sz="4" w:space="0" w:color="auto"/>
+            </w:tcBorders>
+            <w:vAlign w:val="center"/>
+            <w:hideMark/>
+          </w:tcPr>
+          <w:p>
+            <w:pPr>
+              <w:spacing w:after="0" w:line="240" w:lineRule="auto"/>
+              <w:rPr>
+                <w:rFonts w:ascii="Times New Roman" w:eastAsia="Times New Roman" w:hAnsi="Times New Roman" w:cs="Times New Roman"/>
+                <w:color w:val="000000"/>
+                <w:kern w:val="0"/>
+                <w:sz w:val="22"/>
+                <w:szCs w:val="22"/>
+                <w14:ligatures w14:val="none"/>
+              </w:rPr>
+            </w:pPr>
+            <w:r>
+              <w:rPr>
+                <w:rFonts w:ascii="Times New Roman" w:eastAsia="Times New Roman" w:hAnsi="Times New Roman" w:cs="Times New Roman"/>
+                <w:color w:val="000000"/>
+                <w:kern w:val="0"/>
+                <w:sz w:val="22"/>
+                <w:szCs w:val="22"/>
+                <w14:ligatures w14:val="none"/>
+              </w:rPr>
+              <w:t>Software-driven system with QR GPS, encrypted encodings, cloud-based analytics</w:t>
+            </w:r>
+          </w:p>
+        </w:tc>
+      </w:tr>
+      <w:tr>
+        <w:trPr>
+          <w:trHeight w:val="1044"/>
+        </w:trPr>
+        <w:tc>
+          <w:tcPr>
+            <w:tcW w:w="2245" w:type="dxa"/>
+            <w:tcBorders>
+              <w:top w:val="nil"/>
+              <w:left w:val="single" w:sz="4" w:space="0" w:color="auto"/>
+              <w:bottom w:val="single" w:sz="4" w:space="0" w:color="auto"/>
+              <w:right w:val="single" w:sz="4" w:space="0" w:color="auto"/>
+            </w:tcBorders>
+            <w:vAlign w:val="center"/>
+            <w:hideMark/>
+          </w:tcPr>
+          <w:p>
+            <w:pPr>
+              <w:spacing w:after="0" w:line="240" w:lineRule="auto"/>
+              <w:rPr>
+                <w:rFonts w:ascii="Times New Roman" w:eastAsia="Times New Roman" w:hAnsi="Times New Roman" w:cs="Times New Roman"/>
+                <w:b/>
+                <w:bCs/>
+                <w:color w:val="000000"/>
+                <w:kern w:val="0"/>
+                <w:sz w:val="22"/>
+                <w:szCs w:val="22"/>
+                <w14:ligatures w14:val="none"/>
+              </w:rPr>
+            </w:pPr>
+            <w:r>
+              <w:rPr>
+                <w:rFonts w:ascii="Times New Roman" w:eastAsia="Times New Roman" w:hAnsi="Times New Roman" w:cs="Times New Roman"/>
+                <w:b/>
+                <w:bCs/>
+                <w:color w:val="000000"/>
+                <w:kern w:val="0"/>
+                <w:sz w:val="22"/>
+                <w:szCs w:val="22"/>
+                <w14:ligatures w14:val="none"/>
+              </w:rPr>
+              <w:t>Mantra Softech</w:t>
+            </w:r>
+          </w:p>
+        </w:tc>
+        <w:tc>
+          <w:tcPr>
+            <w:tcW w:w="3600" w:type="dxa"/>
+            <w:tcBorders>
+              <w:top w:val="nil"/>
+              <w:left w:val="nil"/>
+              <w:bottom w:val="single" w:sz="4" w:space="0" w:color="auto"/>
+              <w:right w:val="single" w:sz="4" w:space="0" w:color="auto"/>
+            </w:tcBorders>
+            <w:vAlign w:val="center"/>
+            <w:hideMark/>
+          </w:tcPr>
+          <w:p>
+            <w:pPr>
+              <w:spacing w:after="0" w:line="240" w:lineRule="auto"/>
+              <w:rPr>
+                <w:rFonts w:ascii="Times New Roman" w:eastAsia="Times New Roman" w:hAnsi="Times New Roman" w:cs="Times New Roman"/>
+                <w:color w:val="000000"/>
+                <w:kern w:val="0"/>
+                <w:sz w:val="22"/>
+                <w:szCs w:val="22"/>
+                <w14:ligatures w14:val="none"/>
+              </w:rPr>
+            </w:pPr>
+            <w:r>
+              <w:rPr>
+                <w:rFonts w:ascii="Times New Roman" w:eastAsia="Times New Roman" w:hAnsi="Times New Roman" w:cs="Times New Roman"/>
+                <w:color w:val="000000"/>
+                <w:kern w:val="0"/>
+                <w:sz w:val="22"/>
+                <w:szCs w:val="22"/>
+                <w14:ligatures w14:val="none"/>
+              </w:rPr>
+              <w:t>On-device recognition only, no QR GPS, limited spoof checks</w:t>
+            </w:r>
+          </w:p>
+        </w:tc>
+        <w:tc>
+          <w:tcPr>
+            <w:tcW w:w="3510" w:type="dxa"/>
+            <w:tcBorders>
+              <w:top w:val="nil"/>
+              <w:left w:val="nil"/>
+              <w:bottom w:val="single" w:sz="4" w:space="0" w:color="auto"/>
+              <w:right w:val="single" w:sz="4" w:space="0" w:color="auto"/>
+            </w:tcBorders>
+            <w:vAlign w:val="center"/>
+            <w:hideMark/>
+          </w:tcPr>
+          <w:p>
+            <w:pPr>
+              <w:spacing w:after="0" w:line="240" w:lineRule="auto"/>
+              <w:rPr>
+                <w:rFonts w:ascii="Times New Roman" w:eastAsia="Times New Roman" w:hAnsi="Times New Roman" w:cs="Times New Roman"/>
+                <w:color w:val="000000"/>
+                <w:kern w:val="0"/>
+                <w:sz w:val="22"/>
+                <w:szCs w:val="22"/>
+                <w14:ligatures w14:val="none"/>
+              </w:rPr>
+            </w:pPr>
+            <w:r>
+              <w:rPr>
+                <w:rFonts w:ascii="Times New Roman" w:eastAsia="Times New Roman" w:hAnsi="Times New Roman" w:cs="Times New Roman"/>
+                <w:color w:val="000000"/>
+                <w:kern w:val="0"/>
+                <w:sz w:val="22"/>
+                <w:szCs w:val="22"/>
+                <w14:ligatures w14:val="none"/>
+              </w:rPr>
+              <w:t>Secure cloud encodings, QR GPS-based attendance, advanced liveness detection</w:t>
+            </w:r>
+          </w:p>
+        </w:tc>
+      </w:tr>
+      <w:tr>
+        <w:trPr>
+          <w:trHeight w:val="1044"/>
+        </w:trPr>
+        <w:tc>
+          <w:tcPr>
+            <w:tcW w:w="2245" w:type="dxa"/>
+            <w:tcBorders>
+              <w:top w:val="nil"/>
+              <w:left w:val="single" w:sz="4" w:space="0" w:color="auto"/>
+              <w:bottom w:val="single" w:sz="4" w:space="0" w:color="auto"/>
+              <w:right w:val="single" w:sz="4" w:space="0" w:color="auto"/>
+            </w:tcBorders>
+            <w:vAlign w:val="center"/>
+            <w:hideMark/>
+          </w:tcPr>
+          <w:p>
+            <w:pPr>
+              <w:spacing w:after="0" w:line="240" w:lineRule="auto"/>
+              <w:rPr>
+                <w:rFonts w:ascii="Times New Roman" w:eastAsia="Times New Roman" w:hAnsi="Times New Roman" w:cs="Times New Roman"/>
+                <w:b/>
+                <w:bCs/>
+                <w:color w:val="000000"/>
+                <w:kern w:val="0"/>
+                <w:sz w:val="22"/>
+                <w:szCs w:val="22"/>
+                <w14:ligatures w14:val="none"/>
+              </w:rPr>
+            </w:pPr>
+            <w:proofErr w:type="spellStart"/>
+            <w:r>
+              <w:rPr>
+                <w:rFonts w:ascii="Times New Roman" w:eastAsia="Times New Roman" w:hAnsi="Times New Roman" w:cs="Times New Roman"/>
+                <w:b/>
+                <w:bCs/>
+                <w:color w:val="000000"/>
+                <w:kern w:val="0"/>
+                <w:sz w:val="22"/>
+                <w:szCs w:val="22"/>
+                <w14:ligatures w14:val="none"/>
+              </w:rPr>
+              <w:t>Secureye</w:t>
+            </w:r>
+            <w:proofErr w:type="spellEnd"/>
+          </w:p>
+        </w:tc>
+        <w:tc>
+          <w:tcPr>
+            <w:tcW w:w="3600" w:type="dxa"/>
+            <w:tcBorders>
+              <w:top w:val="nil"/>
+              <w:left w:val="nil"/>
+              <w:bottom w:val="single" w:sz="4" w:space="0" w:color="auto"/>
+              <w:right w:val="single" w:sz="4" w:space="0" w:color="auto"/>
+            </w:tcBorders>
+            <w:vAlign w:val="center"/>
+            <w:hideMark/>
+          </w:tcPr>
+          <w:p>
+            <w:pPr>
+              <w:spacing w:after="0" w:line="240" w:lineRule="auto"/>
+              <w:rPr>
+                <w:rFonts w:ascii="Times New Roman" w:eastAsia="Times New Roman" w:hAnsi="Times New Roman" w:cs="Times New Roman"/>
+                <w:color w:val="000000"/>
+                <w:kern w:val="0"/>
+                <w:sz w:val="22"/>
+                <w:szCs w:val="22"/>
+                <w14:ligatures w14:val="none"/>
+              </w:rPr>
+            </w:pPr>
+            <w:r>
+              <w:rPr>
+                <w:rFonts w:ascii="Times New Roman" w:eastAsia="Times New Roman" w:hAnsi="Times New Roman" w:cs="Times New Roman"/>
+                <w:color w:val="000000"/>
+                <w:kern w:val="0"/>
+                <w:sz w:val="22"/>
+                <w:szCs w:val="22"/>
+                <w14:ligatures w14:val="none"/>
+              </w:rPr>
+              <w:t>Basic anti-duplicate checks, no QR GPS validation</w:t>
+            </w:r>
+          </w:p>
+        </w:tc>
+        <w:tc>
+          <w:tcPr>
+            <w:tcW w:w="3510" w:type="dxa"/>
+            <w:tcBorders>
+              <w:top w:val="nil"/>
+              <w:left w:val="nil"/>
+              <w:bottom w:val="single" w:sz="4" w:space="0" w:color="auto"/>
+              <w:right w:val="single" w:sz="4" w:space="0" w:color="auto"/>
+            </w:tcBorders>
+            <w:vAlign w:val="center"/>
+            <w:hideMark/>
+          </w:tcPr>
+          <w:p>
+            <w:pPr>
+              <w:spacing w:after="0" w:line="240" w:lineRule="auto"/>
+              <w:rPr>
+                <w:rFonts w:ascii="Times New Roman" w:eastAsia="Times New Roman" w:hAnsi="Times New Roman" w:cs="Times New Roman"/>
+                <w:color w:val="000000"/>
+                <w:kern w:val="0"/>
+                <w:sz w:val="22"/>
+                <w:szCs w:val="22"/>
+                <w14:ligatures w14:val="none"/>
+              </w:rPr>
+            </w:pPr>
+            <w:r>
+              <w:rPr>
+                <w:rFonts w:ascii="Times New Roman" w:eastAsia="Times New Roman" w:hAnsi="Times New Roman" w:cs="Times New Roman"/>
+                <w:color w:val="000000"/>
+                <w:kern w:val="0"/>
+                <w:sz w:val="22"/>
+                <w:szCs w:val="22"/>
+                <w14:ligatures w14:val="none"/>
+              </w:rPr>
+              <w:t>QR GPS verification, encrypted face data, stronger spoof resistance</w:t>
+            </w:r>
+          </w:p>
+        </w:tc>
+      </w:tr>
+      <w:tr>
+        <w:trPr>
+          <w:trHeight w:val="1044"/>
+        </w:trPr>
+        <w:tc>
+          <w:tcPr>
+            <w:tcW w:w="2245" w:type="dxa"/>
+            <w:tcBorders>
+              <w:top w:val="nil"/>
+              <w:left w:val="single" w:sz="4" w:space="0" w:color="auto"/>
+              <w:bottom w:val="single" w:sz="4" w:space="0" w:color="auto"/>
+              <w:right w:val="single" w:sz="4" w:space="0" w:color="auto"/>
+            </w:tcBorders>
+            <w:vAlign w:val="center"/>
+            <w:hideMark/>
+          </w:tcPr>
+          <w:p>
+            <w:pPr>
+              <w:spacing w:after="0" w:line="240" w:lineRule="auto"/>
+              <w:rPr>
+                <w:rFonts w:ascii="Times New Roman" w:eastAsia="Times New Roman" w:hAnsi="Times New Roman" w:cs="Times New Roman"/>
+                <w:b/>
+                <w:bCs/>
+                <w:color w:val="000000"/>
+                <w:kern w:val="0"/>
+                <w:sz w:val="22"/>
+                <w:szCs w:val="22"/>
+                <w14:ligatures w14:val="none"/>
+              </w:rPr>
+            </w:pPr>
+            <w:proofErr w:type="spellStart"/>
+            <w:r>
+              <w:rPr>
+                <w:rFonts w:ascii="Times New Roman" w:eastAsia="Times New Roman" w:hAnsi="Times New Roman" w:cs="Times New Roman"/>
+                <w:b/>
+                <w:bCs/>
+                <w:color w:val="000000"/>
+                <w:kern w:val="0"/>
+                <w:sz w:val="22"/>
+                <w:szCs w:val="22"/>
+                <w14:ligatures w14:val="none"/>
+              </w:rPr>
+              <w:t>SalaryBox</w:t>
+            </w:r>
+            <w:proofErr w:type="spellEnd"/>
+          </w:p>
+        </w:tc>
+        <w:tc>
+          <w:tcPr>
+            <w:tcW w:w="3600" w:type="dxa"/>
+            <w:tcBorders>
+              <w:top w:val="nil"/>
+              <w:left w:val="nil"/>
+              <w:bottom w:val="single" w:sz="4" w:space="0" w:color="auto"/>
+              <w:right w:val="single" w:sz="4" w:space="0" w:color="auto"/>
+            </w:tcBorders>
+            <w:vAlign w:val="center"/>
+            <w:hideMark/>
+          </w:tcPr>
+          <w:p>
+            <w:pPr>
+              <w:spacing w:after="0" w:line="240" w:lineRule="auto"/>
+              <w:rPr>
+                <w:rFonts w:ascii="Times New Roman" w:eastAsia="Times New Roman" w:hAnsi="Times New Roman" w:cs="Times New Roman"/>
+                <w:color w:val="000000"/>
+                <w:kern w:val="0"/>
+                <w:sz w:val="22"/>
+                <w:szCs w:val="22"/>
+                <w14:ligatures w14:val="none"/>
+              </w:rPr>
+            </w:pPr>
+            <w:r>
+              <w:rPr>
+                <w:rFonts w:ascii="Times New Roman" w:eastAsia="Times New Roman" w:hAnsi="Times New Roman" w:cs="Times New Roman"/>
+                <w:color w:val="000000"/>
+                <w:kern w:val="0"/>
+                <w:sz w:val="22"/>
+                <w:szCs w:val="22"/>
+                <w14:ligatures w14:val="none"/>
+              </w:rPr>
+              <w:t>Proprietary ecosystem, limited academic customization</w:t>
+            </w:r>
+          </w:p>
+        </w:tc>
+        <w:tc>
+          <w:tcPr>
+            <w:tcW w:w="3510" w:type="dxa"/>
+            <w:tcBorders>
+              <w:top w:val="nil"/>
+              <w:left w:val="nil"/>
+              <w:bottom w:val="single" w:sz="4" w:space="0" w:color="auto"/>
+              <w:right w:val="single" w:sz="4" w:space="0" w:color="auto"/>
+            </w:tcBorders>
+            <w:vAlign w:val="center"/>
+            <w:hideMark/>
+          </w:tcPr>
+          <w:p>
+            <w:pPr>
+              <w:spacing w:after="0" w:line="240" w:lineRule="auto"/>
+              <w:rPr>
+                <w:rFonts w:ascii="Times New Roman" w:eastAsia="Times New Roman" w:hAnsi="Times New Roman" w:cs="Times New Roman"/>
+                <w:color w:val="000000"/>
+                <w:kern w:val="0"/>
+                <w:sz w:val="22"/>
+                <w:szCs w:val="22"/>
+                <w14:ligatures w14:val="none"/>
+              </w:rPr>
+            </w:pPr>
+            <w:r>
+              <w:rPr>
+                <w:rFonts w:ascii="Times New Roman" w:eastAsia="Times New Roman" w:hAnsi="Times New Roman" w:cs="Times New Roman"/>
+                <w:color w:val="000000"/>
+                <w:kern w:val="0"/>
+                <w:sz w:val="22"/>
+                <w:szCs w:val="22"/>
+                <w14:ligatures w14:val="none"/>
+              </w:rPr>
+              <w:t>Academic-focused system, proximity-based QR GPS, deeper spoof detection</w:t>
+            </w:r>
+          </w:p>
+        </w:tc>
+      </w:tr>
+      <w:tr>
+        <w:trPr>
+          <w:trHeight w:val="1044"/>
+        </w:trPr>
+        <w:tc>
+          <w:tcPr>
+            <w:tcW w:w="2245" w:type="dxa"/>
+            <w:tcBorders>
+              <w:top w:val="nil"/>
+              <w:left w:val="single" w:sz="4" w:space="0" w:color="auto"/>
+              <w:bottom w:val="single" w:sz="4" w:space="0" w:color="auto"/>
+              <w:right w:val="single" w:sz="4" w:space="0" w:color="auto"/>
+            </w:tcBorders>
+            <w:vAlign w:val="center"/>
+            <w:hideMark/>
+          </w:tcPr>
+          <w:p>
+            <w:pPr>
+              <w:spacing w:after="0" w:line="240" w:lineRule="auto"/>
+              <w:rPr>
+                <w:rFonts w:ascii="Times New Roman" w:eastAsia="Times New Roman" w:hAnsi="Times New Roman" w:cs="Times New Roman"/>
+                <w:b/>
+                <w:bCs/>
+                <w:color w:val="000000"/>
+                <w:kern w:val="0"/>
+                <w:sz w:val="22"/>
+                <w:szCs w:val="22"/>
+                <w14:ligatures w14:val="none"/>
+              </w:rPr>
+            </w:pPr>
+            <w:proofErr w:type="spellStart"/>
+            <w:r>
+              <w:rPr>
+                <w:rFonts w:ascii="Times New Roman" w:eastAsia="Times New Roman" w:hAnsi="Times New Roman" w:cs="Times New Roman"/>
+                <w:b/>
+                <w:bCs/>
+                <w:color w:val="000000"/>
+                <w:kern w:val="0"/>
+                <w:sz w:val="22"/>
+                <w:szCs w:val="22"/>
+                <w14:ligatures w14:val="none"/>
+              </w:rPr>
+              <w:t>ZKTeco</w:t>
+            </w:r>
+            <w:proofErr w:type="spellEnd"/>
+          </w:p>
+        </w:tc>
+        <w:tc>
+          <w:tcPr>
+            <w:tcW w:w="3600" w:type="dxa"/>
+            <w:tcBorders>
+              <w:top w:val="nil"/>
+              <w:left w:val="nil"/>
+              <w:bottom w:val="single" w:sz="4" w:space="0" w:color="auto"/>
+              <w:right w:val="single" w:sz="4" w:space="0" w:color="auto"/>
+            </w:tcBorders>
+            <w:vAlign w:val="center"/>
+            <w:hideMark/>
+          </w:tcPr>
+          <w:p>
+            <w:pPr>
+              <w:spacing w:after="0" w:line="240" w:lineRule="auto"/>
+              <w:rPr>
+                <w:rFonts w:ascii="Times New Roman" w:eastAsia="Times New Roman" w:hAnsi="Times New Roman" w:cs="Times New Roman"/>
+                <w:color w:val="000000"/>
+                <w:kern w:val="0"/>
+                <w:sz w:val="22"/>
+                <w:szCs w:val="22"/>
+                <w14:ligatures w14:val="none"/>
+              </w:rPr>
+            </w:pPr>
+            <w:r>
+              <w:rPr>
+                <w:rFonts w:ascii="Times New Roman" w:eastAsia="Times New Roman" w:hAnsi="Times New Roman" w:cs="Times New Roman"/>
+                <w:color w:val="000000"/>
+                <w:kern w:val="0"/>
+                <w:sz w:val="22"/>
+                <w:szCs w:val="22"/>
+                <w14:ligatures w14:val="none"/>
+              </w:rPr>
+              <w:t>Firmware-locked logic, no dynamic QR GPS verification</w:t>
+            </w:r>
+          </w:p>
+        </w:tc>
+        <w:tc>
+          <w:tcPr>
+            <w:tcW w:w="3510" w:type="dxa"/>
+            <w:tcBorders>
+              <w:top w:val="nil"/>
+              <w:left w:val="nil"/>
+              <w:bottom w:val="single" w:sz="4" w:space="0" w:color="auto"/>
+              <w:right w:val="single" w:sz="4" w:space="0" w:color="auto"/>
+            </w:tcBorders>
+            <w:vAlign w:val="center"/>
+            <w:hideMark/>
+          </w:tcPr>
+          <w:p>
+            <w:pPr>
+              <w:spacing w:after="0" w:line="240" w:lineRule="auto"/>
+              <w:rPr>
+                <w:rFonts w:ascii="Times New Roman" w:eastAsia="Times New Roman" w:hAnsi="Times New Roman" w:cs="Times New Roman"/>
+                <w:color w:val="000000"/>
+                <w:kern w:val="0"/>
+                <w:sz w:val="22"/>
+                <w:szCs w:val="22"/>
+                <w14:ligatures w14:val="none"/>
+              </w:rPr>
+            </w:pPr>
+            <w:r>
+              <w:rPr>
+                <w:rFonts w:ascii="Times New Roman" w:eastAsia="Times New Roman" w:hAnsi="Times New Roman" w:cs="Times New Roman"/>
+                <w:color w:val="000000"/>
+                <w:kern w:val="0"/>
+                <w:sz w:val="22"/>
+                <w:szCs w:val="22"/>
+                <w14:ligatures w14:val="none"/>
+              </w:rPr>
+              <w:t>Customizable logic, QR GPS validation, encrypted facial encodings</w:t>
+            </w:r>
+          </w:p>
+        </w:tc>
+      </w:tr>
+    </w:tbl>
+    <w:p>
+      <w:pPr>
+        <w:pStyle w:val="3it31table"/>
+      </w:pPr>
+      <w:r>
+        <w:t xml:space="preserve">Table 1: </w:t>
+      </w:r>
+      <w:r>
+        <w:t xml:space="preserve">Market Products </w:t>
+      </w:r>
+      <w:r>
+        <w:t>Comparison Table</w:t>
       </w:r>
     </w:p>
     <w:p>
@@ -2228,7 +3445,15 @@
         <w:pStyle w:val="3it31bullets"/>
       </w:pPr>
       <w:r>
-        <w:t>Required hardware like a webcam and laptop is easily available.</w:t>
+        <w:t xml:space="preserve">Required hardware like a webcam and laptop </w:t>
+      </w:r>
+      <w:proofErr w:type="gramStart"/>
+      <w:r>
+        <w:t>is</w:t>
+      </w:r>
+      <w:proofErr w:type="gramEnd"/>
+      <w:r>
+        <w:t xml:space="preserve"> easily available.</w:t>
       </w:r>
     </w:p>
     <w:p>
@@ -2284,6 +3509,7 @@
         <w:pStyle w:val="3it31bullets"/>
       </w:pPr>
       <w:r>
+        <w:lastRenderedPageBreak/>
         <w:t>Attendance is automatically recorded without manual effort.</w:t>
       </w:r>
     </w:p>
@@ -2308,7 +3534,6 @@
         <w:pStyle w:val="3it31bullets"/>
       </w:pPr>
       <w:r>
-        <w:lastRenderedPageBreak/>
         <w:t>Each module can be developed and tested independently.</w:t>
       </w:r>
     </w:p>
@@ -3108,7 +4333,13 @@
         <w:pStyle w:val="3it31table"/>
       </w:pPr>
       <w:r>
-        <w:t xml:space="preserve">Table 1: </w:t>
+        <w:t xml:space="preserve">Table </w:t>
+      </w:r>
+      <w:r>
+        <w:t>2</w:t>
+      </w:r>
+      <w:r>
+        <w:t xml:space="preserve">: </w:t>
       </w:r>
       <w:r>
         <w:t>Comparison Study</w:t>
@@ -3118,8 +4349,6 @@
       <w:pPr>
         <w:pStyle w:val="3it31content"/>
       </w:pPr>
-      <w:bookmarkStart w:id="0" w:name="_GoBack"/>
-      <w:bookmarkEnd w:id="0"/>
     </w:p>
     <w:p>
       <w:pPr>
@@ -3162,7 +4391,7 @@
                     </pic:cNvPicPr>
                   </pic:nvPicPr>
                   <pic:blipFill>
-                    <a:blip r:embed="rId14">
+                    <a:blip r:embed="rId13">
                       <a:extLst>
                         <a:ext uri="{28A0092B-C50C-407E-A947-70E740481C1C}">
                           <a14:useLocalDpi xmlns:a14="http://schemas.microsoft.com/office/drawing/2010/main" val="0"/>
@@ -3201,217 +4430,34 @@
       <w:r>
         <w:t>Figure 1: Project Timeline Chart</w:t>
       </w:r>
-      <w:r>
-        <w:br w:type="page"/>
-      </w:r>
     </w:p>
     <w:p>
       <w:pPr>
         <w:pStyle w:val="3it31heading1"/>
       </w:pPr>
       <w:r>
-        <w:lastRenderedPageBreak/>
         <w:t>Project Work Distribution Among Team Members</w:t>
       </w:r>
     </w:p>
     <w:p>
       <w:pPr>
-        <w:pStyle w:val="3it31bullets"/>
-      </w:pPr>
-      <w:r>
-        <w:t xml:space="preserve">23IT403: </w:t>
-      </w:r>
-    </w:p>
-    <w:p>
-      <w:pPr>
-        <w:pStyle w:val="3it31bullets"/>
-        <w:numPr>
-          <w:ilvl w:val="1"/>
-          <w:numId w:val="10"/>
-        </w:numPr>
-      </w:pPr>
-      <w:r>
-        <w:t>Requirement gathering and analysis</w:t>
-      </w:r>
-    </w:p>
-    <w:p>
-      <w:pPr>
-        <w:pStyle w:val="3it31bullets"/>
-        <w:numPr>
-          <w:ilvl w:val="1"/>
-          <w:numId w:val="10"/>
-        </w:numPr>
-      </w:pPr>
-      <w:r>
-        <w:t>Face capture module development</w:t>
-      </w:r>
-    </w:p>
-    <w:p>
-      <w:pPr>
-        <w:pStyle w:val="3it31bullets"/>
-        <w:numPr>
-          <w:ilvl w:val="1"/>
-          <w:numId w:val="10"/>
-        </w:numPr>
-      </w:pPr>
-      <w:r>
-        <w:t>Dataset organization and preprocessing</w:t>
-      </w:r>
-    </w:p>
-    <w:p>
-      <w:pPr>
-        <w:pStyle w:val="3it31bullets"/>
-        <w:numPr>
-          <w:ilvl w:val="1"/>
-          <w:numId w:val="10"/>
-        </w:numPr>
-      </w:pPr>
-      <w:r>
-        <w:t>Attendance report generation</w:t>
-      </w:r>
-    </w:p>
-    <w:p>
-      <w:pPr>
-        <w:pStyle w:val="3it31bullets"/>
-        <w:numPr>
-          <w:ilvl w:val="1"/>
-          <w:numId w:val="10"/>
-        </w:numPr>
-      </w:pPr>
-      <w:r>
-        <w:t>Integration support and testing</w:t>
-      </w:r>
-    </w:p>
-    <w:p>
-      <w:pPr>
-        <w:pStyle w:val="3it31bullets"/>
-      </w:pPr>
-      <w:r>
-        <w:t>23IT431</w:t>
-      </w:r>
-    </w:p>
-    <w:p>
-      <w:pPr>
-        <w:pStyle w:val="3it31bullets"/>
-        <w:numPr>
-          <w:ilvl w:val="1"/>
-          <w:numId w:val="10"/>
-        </w:numPr>
-      </w:pPr>
-      <w:r>
-        <w:t>System design and workflow planning</w:t>
-      </w:r>
-    </w:p>
-    <w:p>
-      <w:pPr>
-        <w:pStyle w:val="3it31bullets"/>
-        <w:numPr>
-          <w:ilvl w:val="1"/>
-          <w:numId w:val="10"/>
-        </w:numPr>
-      </w:pPr>
-      <w:r>
-        <w:t>Face encoding and model training</w:t>
-      </w:r>
-    </w:p>
-    <w:p>
-      <w:pPr>
-        <w:pStyle w:val="3it31bullets"/>
-        <w:numPr>
-          <w:ilvl w:val="1"/>
-          <w:numId w:val="10"/>
-        </w:numPr>
-      </w:pPr>
-      <w:r>
-        <w:t>Accuracy tuning and optimization</w:t>
-      </w:r>
-    </w:p>
-    <w:p>
-      <w:pPr>
-        <w:pStyle w:val="3it31bullets"/>
-        <w:numPr>
-          <w:ilvl w:val="1"/>
-          <w:numId w:val="10"/>
-        </w:numPr>
-      </w:pPr>
-      <w:r>
-        <w:t>Anti-spoofing feature implementation</w:t>
-      </w:r>
-    </w:p>
-    <w:p>
-      <w:pPr>
-        <w:pStyle w:val="3it31bullets"/>
-      </w:pPr>
-      <w:r>
-        <w:t>23IT435</w:t>
-      </w:r>
-    </w:p>
-    <w:p>
-      <w:pPr>
-        <w:pStyle w:val="3it31bullets"/>
-        <w:numPr>
-          <w:ilvl w:val="1"/>
-          <w:numId w:val="10"/>
-        </w:numPr>
-      </w:pPr>
-      <w:r>
-        <w:t>Documentation preparation</w:t>
-      </w:r>
-    </w:p>
-    <w:p>
-      <w:pPr>
-        <w:pStyle w:val="3it31bullets"/>
-        <w:numPr>
-          <w:ilvl w:val="1"/>
-          <w:numId w:val="10"/>
-        </w:numPr>
-      </w:pPr>
-      <w:r>
-        <w:t>Camera handling and UI feedback</w:t>
-      </w:r>
-    </w:p>
-    <w:p>
-      <w:pPr>
-        <w:pStyle w:val="3it31bullets"/>
-        <w:numPr>
-          <w:ilvl w:val="1"/>
-          <w:numId w:val="10"/>
-        </w:numPr>
-      </w:pPr>
-      <w:r>
-        <w:t>Attendance database handling</w:t>
-      </w:r>
-    </w:p>
-    <w:p>
-      <w:pPr>
-        <w:pStyle w:val="3it31bullets"/>
-        <w:numPr>
-          <w:ilvl w:val="1"/>
-          <w:numId w:val="10"/>
-        </w:numPr>
-      </w:pPr>
-      <w:r>
-        <w:t>Error handling and validation</w:t>
-      </w:r>
-    </w:p>
-    <w:p>
-      <w:pPr>
-        <w:pStyle w:val="3it31bullets"/>
-        <w:numPr>
-          <w:ilvl w:val="1"/>
-          <w:numId w:val="10"/>
-        </w:numPr>
-      </w:pPr>
-      <w:r>
-        <w:t>System testing and debugging</w:t>
-      </w:r>
-    </w:p>
-    <w:p>
-      <w:pPr>
-        <w:rPr>
-          <w:rFonts w:ascii="Times New Roman" w:hAnsi="Times New Roman"/>
-        </w:rPr>
-      </w:pPr>
+        <w:pStyle w:val="3it31content"/>
+      </w:pPr>
+      <w:r>
+        <w:t xml:space="preserve">Students 23IT403, 23IT431, and 23IT435 collaboratively worked on the Face Recognition Attendance System. The team handled requirement gathering and system analysis, designed the overall workflow, and developed the face capture module. </w:t>
+      </w:r>
+      <w:r>
+        <w:t>We</w:t>
+      </w:r>
+      <w:r>
+        <w:t xml:space="preserve"> organized and preprocessed datasets, performed face encoding and model training, and fine-tuned accuracy through optimization techniques. Anti-spoofing features were implemented to prevent false attendance. The system also includes camera handling with real-time</w:t>
+      </w:r>
+      <w:r>
+        <w:t xml:space="preserve"> location tracking</w:t>
+      </w:r>
+      <w:r>
+        <w:t>, robust attendance database management, error handling, and validation. Detailed documentation was prepared, and the complete system was thoroughly tested and debugged to ensure reliable attendance report generation and smooth integration.</w:t>
+      </w:r>
       <w:r>
         <w:br w:type="page"/>
       </w:r>
@@ -3435,8 +4481,8 @@
       </w:r>
     </w:p>
     <w:sectPr>
-      <w:headerReference w:type="default" r:id="rId15"/>
-      <w:footerReference w:type="default" r:id="rId16"/>
+      <w:headerReference w:type="default" r:id="rId14"/>
+      <w:footerReference w:type="default" r:id="rId15"/>
       <w:pgSz w:w="12240" w:h="15840"/>
       <w:pgMar w:top="1440" w:right="1440" w:bottom="1440" w:left="1440" w:header="720" w:footer="720" w:gutter="0"/>
       <w:pgBorders w:offsetFrom="page">
@@ -3454,7 +4500,7 @@
 </file>
 
 <file path=word/endnotes.xml><?xml version="1.0" encoding="utf-8"?>
-<w:endnotes xmlns:wpc="http://schemas.microsoft.com/office/word/2010/wordprocessingCanvas" xmlns:mc="http://schemas.openxmlformats.org/markup-compatibility/2006" xmlns:o="urn:schemas-microsoft-com:office:office" xmlns:r="http://schemas.openxmlformats.org/officeDocument/2006/relationships" xmlns:m="http://schemas.openxmlformats.org/officeDocument/2006/math" xmlns:v="urn:schemas-microsoft-com:vml" xmlns:wp14="http://schemas.microsoft.com/office/word/2010/wordprocessingDrawing" xmlns:wp="http://schemas.openxmlformats.org/drawingml/2006/wordprocessingDrawing" xmlns:w10="urn:schemas-microsoft-com:office:word" xmlns:w="http://schemas.openxmlformats.org/wordprocessingml/2006/main" xmlns:w14="http://schemas.microsoft.com/office/word/2010/wordml" xmlns:wpg="http://schemas.microsoft.com/office/word/2010/wordprocessingGroup" xmlns:wpi="http://schemas.microsoft.com/office/word/2010/wordprocessingInk" xmlns:wne="http://schemas.microsoft.com/office/word/2006/wordml" xmlns:wps="http://schemas.microsoft.com/office/word/2010/wordprocessingShape" mc:Ignorable="w14 wp14">
+<w:endnotes xmlns:wpc="http://schemas.microsoft.com/office/word/2010/wordprocessingCanvas" xmlns:cx="http://schemas.microsoft.com/office/drawing/2014/chartex" xmlns:cx1="http://schemas.microsoft.com/office/drawing/2015/9/8/chartex" xmlns:cx2="http://schemas.microsoft.com/office/drawing/2015/10/21/chartex" xmlns:cx3="http://schemas.microsoft.com/office/drawing/2016/5/9/chartex" xmlns:cx4="http://schemas.microsoft.com/office/drawing/2016/5/10/chartex" xmlns:cx5="http://schemas.microsoft.com/office/drawing/2016/5/11/chartex" xmlns:cx6="http://schemas.microsoft.com/office/drawing/2016/5/12/chartex" xmlns:cx7="http://schemas.microsoft.com/office/drawing/2016/5/13/chartex" xmlns:cx8="http://schemas.microsoft.com/office/drawing/2016/5/14/chartex" xmlns:mc="http://schemas.openxmlformats.org/markup-compatibility/2006" xmlns:aink="http://schemas.microsoft.com/office/drawing/2016/ink" xmlns:am3d="http://schemas.microsoft.com/office/drawing/2017/model3d" xmlns:o="urn:schemas-microsoft-com:office:office" xmlns:oel="http://schemas.microsoft.com/office/2019/extlst" xmlns:r="http://schemas.openxmlformats.org/officeDocument/2006/relationships" xmlns:m="http://schemas.openxmlformats.org/officeDocument/2006/math" xmlns:v="urn:schemas-microsoft-com:vml" xmlns:wp14="http://schemas.microsoft.com/office/word/2010/wordprocessingDrawing" xmlns:wp="http://schemas.openxmlformats.org/drawingml/2006/wordprocessingDrawing" xmlns:w10="urn:schemas-microsoft-com:office:word" xmlns:w="http://schemas.openxmlformats.org/wordprocessingml/2006/main" xmlns:w14="http://schemas.microsoft.com/office/word/2010/wordml" xmlns:w15="http://schemas.microsoft.com/office/word/2012/wordml" xmlns:w16cex="http://schemas.microsoft.com/office/word/2018/wordml/cex" xmlns:w16cid="http://schemas.microsoft.com/office/word/2016/wordml/cid" xmlns:w16="http://schemas.microsoft.com/office/word/2018/wordml" xmlns:w16du="http://schemas.microsoft.com/office/word/2023/wordml/word16du" xmlns:w16sdtdh="http://schemas.microsoft.com/office/word/2020/wordml/sdtdatahash" xmlns:w16sdtfl="http://schemas.microsoft.com/office/word/2024/wordml/sdtformatlock" xmlns:w16se="http://schemas.microsoft.com/office/word/2015/wordml/symex" xmlns:wpg="http://schemas.microsoft.com/office/word/2010/wordprocessingGroup" xmlns:wpi="http://schemas.microsoft.com/office/word/2010/wordprocessingInk" xmlns:wne="http://schemas.microsoft.com/office/word/2006/wordml" xmlns:wps="http://schemas.microsoft.com/office/word/2010/wordprocessingShape" mc:Ignorable="w14 w15 w16se w16cid w16 w16cex w16sdtdh w16sdtfl w16du wp14">
   <w:endnote w:type="separator" w:id="-1">
     <w:p>
       <w:pPr>
@@ -3479,7 +4525,7 @@
 </file>
 
 <file path=word/footer1.xml><?xml version="1.0" encoding="utf-8"?>
-<w:ftr xmlns:wpc="http://schemas.microsoft.com/office/word/2010/wordprocessingCanvas" xmlns:mc="http://schemas.openxmlformats.org/markup-compatibility/2006" xmlns:o="urn:schemas-microsoft-com:office:office" xmlns:r="http://schemas.openxmlformats.org/officeDocument/2006/relationships" xmlns:m="http://schemas.openxmlformats.org/officeDocument/2006/math" xmlns:v="urn:schemas-microsoft-com:vml" xmlns:wp14="http://schemas.microsoft.com/office/word/2010/wordprocessingDrawing" xmlns:wp="http://schemas.openxmlformats.org/drawingml/2006/wordprocessingDrawing" xmlns:w10="urn:schemas-microsoft-com:office:word" xmlns:w="http://schemas.openxmlformats.org/wordprocessingml/2006/main" xmlns:w14="http://schemas.microsoft.com/office/word/2010/wordml" xmlns:wpg="http://schemas.microsoft.com/office/word/2010/wordprocessingGroup" xmlns:wpi="http://schemas.microsoft.com/office/word/2010/wordprocessingInk" xmlns:wne="http://schemas.microsoft.com/office/word/2006/wordml" xmlns:wps="http://schemas.microsoft.com/office/word/2010/wordprocessingShape" mc:Ignorable="w14 wp14">
+<w:ftr xmlns:wpc="http://schemas.microsoft.com/office/word/2010/wordprocessingCanvas" xmlns:cx="http://schemas.microsoft.com/office/drawing/2014/chartex" xmlns:cx1="http://schemas.microsoft.com/office/drawing/2015/9/8/chartex" xmlns:cx2="http://schemas.microsoft.com/office/drawing/2015/10/21/chartex" xmlns:cx3="http://schemas.microsoft.com/office/drawing/2016/5/9/chartex" xmlns:cx4="http://schemas.microsoft.com/office/drawing/2016/5/10/chartex" xmlns:cx5="http://schemas.microsoft.com/office/drawing/2016/5/11/chartex" xmlns:cx6="http://schemas.microsoft.com/office/drawing/2016/5/12/chartex" xmlns:cx7="http://schemas.microsoft.com/office/drawing/2016/5/13/chartex" xmlns:cx8="http://schemas.microsoft.com/office/drawing/2016/5/14/chartex" xmlns:mc="http://schemas.openxmlformats.org/markup-compatibility/2006" xmlns:aink="http://schemas.microsoft.com/office/drawing/2016/ink" xmlns:am3d="http://schemas.microsoft.com/office/drawing/2017/model3d" xmlns:o="urn:schemas-microsoft-com:office:office" xmlns:oel="http://schemas.microsoft.com/office/2019/extlst" xmlns:r="http://schemas.openxmlformats.org/officeDocument/2006/relationships" xmlns:m="http://schemas.openxmlformats.org/officeDocument/2006/math" xmlns:v="urn:schemas-microsoft-com:vml" xmlns:wp14="http://schemas.microsoft.com/office/word/2010/wordprocessingDrawing" xmlns:wp="http://schemas.openxmlformats.org/drawingml/2006/wordprocessingDrawing" xmlns:w10="urn:schemas-microsoft-com:office:word" xmlns:w="http://schemas.openxmlformats.org/wordprocessingml/2006/main" xmlns:w14="http://schemas.microsoft.com/office/word/2010/wordml" xmlns:w15="http://schemas.microsoft.com/office/word/2012/wordml" xmlns:w16cex="http://schemas.microsoft.com/office/word/2018/wordml/cex" xmlns:w16cid="http://schemas.microsoft.com/office/word/2016/wordml/cid" xmlns:w16="http://schemas.microsoft.com/office/word/2018/wordml" xmlns:w16du="http://schemas.microsoft.com/office/word/2023/wordml/word16du" xmlns:w16sdtdh="http://schemas.microsoft.com/office/word/2020/wordml/sdtdatahash" xmlns:w16sdtfl="http://schemas.microsoft.com/office/word/2024/wordml/sdtformatlock" xmlns:w16se="http://schemas.microsoft.com/office/word/2015/wordml/symex" xmlns:wpg="http://schemas.microsoft.com/office/word/2010/wordprocessingGroup" xmlns:wpi="http://schemas.microsoft.com/office/word/2010/wordprocessingInk" xmlns:wne="http://schemas.microsoft.com/office/word/2006/wordml" xmlns:wps="http://schemas.microsoft.com/office/word/2010/wordprocessingShape" mc:Ignorable="w14 w15 w16se w16cid w16 w16cex w16sdtdh w16sdtfl w16du wp14">
   <w:p>
     <w:pPr>
       <w:pStyle w:val="Footer"/>
@@ -3536,7 +4582,7 @@
 </file>
 
 <file path=word/footnotes.xml><?xml version="1.0" encoding="utf-8"?>
-<w:footnotes xmlns:wpc="http://schemas.microsoft.com/office/word/2010/wordprocessingCanvas" xmlns:mc="http://schemas.openxmlformats.org/markup-compatibility/2006" xmlns:o="urn:schemas-microsoft-com:office:office" xmlns:r="http://schemas.openxmlformats.org/officeDocument/2006/relationships" xmlns:m="http://schemas.openxmlformats.org/officeDocument/2006/math" xmlns:v="urn:schemas-microsoft-com:vml" xmlns:wp14="http://schemas.microsoft.com/office/word/2010/wordprocessingDrawing" xmlns:wp="http://schemas.openxmlformats.org/drawingml/2006/wordprocessingDrawing" xmlns:w10="urn:schemas-microsoft-com:office:word" xmlns:w="http://schemas.openxmlformats.org/wordprocessingml/2006/main" xmlns:w14="http://schemas.microsoft.com/office/word/2010/wordml" xmlns:wpg="http://schemas.microsoft.com/office/word/2010/wordprocessingGroup" xmlns:wpi="http://schemas.microsoft.com/office/word/2010/wordprocessingInk" xmlns:wne="http://schemas.microsoft.com/office/word/2006/wordml" xmlns:wps="http://schemas.microsoft.com/office/word/2010/wordprocessingShape" mc:Ignorable="w14 wp14">
+<w:footnotes xmlns:wpc="http://schemas.microsoft.com/office/word/2010/wordprocessingCanvas" xmlns:cx="http://schemas.microsoft.com/office/drawing/2014/chartex" xmlns:cx1="http://schemas.microsoft.com/office/drawing/2015/9/8/chartex" xmlns:cx2="http://schemas.microsoft.com/office/drawing/2015/10/21/chartex" xmlns:cx3="http://schemas.microsoft.com/office/drawing/2016/5/9/chartex" xmlns:cx4="http://schemas.microsoft.com/office/drawing/2016/5/10/chartex" xmlns:cx5="http://schemas.microsoft.com/office/drawing/2016/5/11/chartex" xmlns:cx6="http://schemas.microsoft.com/office/drawing/2016/5/12/chartex" xmlns:cx7="http://schemas.microsoft.com/office/drawing/2016/5/13/chartex" xmlns:cx8="http://schemas.microsoft.com/office/drawing/2016/5/14/chartex" xmlns:mc="http://schemas.openxmlformats.org/markup-compatibility/2006" xmlns:aink="http://schemas.microsoft.com/office/drawing/2016/ink" xmlns:am3d="http://schemas.microsoft.com/office/drawing/2017/model3d" xmlns:o="urn:schemas-microsoft-com:office:office" xmlns:oel="http://schemas.microsoft.com/office/2019/extlst" xmlns:r="http://schemas.openxmlformats.org/officeDocument/2006/relationships" xmlns:m="http://schemas.openxmlformats.org/officeDocument/2006/math" xmlns:v="urn:schemas-microsoft-com:vml" xmlns:wp14="http://schemas.microsoft.com/office/word/2010/wordprocessingDrawing" xmlns:wp="http://schemas.openxmlformats.org/drawingml/2006/wordprocessingDrawing" xmlns:w10="urn:schemas-microsoft-com:office:word" xmlns:w="http://schemas.openxmlformats.org/wordprocessingml/2006/main" xmlns:w14="http://schemas.microsoft.com/office/word/2010/wordml" xmlns:w15="http://schemas.microsoft.com/office/word/2012/wordml" xmlns:w16cex="http://schemas.microsoft.com/office/word/2018/wordml/cex" xmlns:w16cid="http://schemas.microsoft.com/office/word/2016/wordml/cid" xmlns:w16="http://schemas.microsoft.com/office/word/2018/wordml" xmlns:w16du="http://schemas.microsoft.com/office/word/2023/wordml/word16du" xmlns:w16sdtdh="http://schemas.microsoft.com/office/word/2020/wordml/sdtdatahash" xmlns:w16sdtfl="http://schemas.microsoft.com/office/word/2024/wordml/sdtformatlock" xmlns:w16se="http://schemas.microsoft.com/office/word/2015/wordml/symex" xmlns:wpg="http://schemas.microsoft.com/office/word/2010/wordprocessingGroup" xmlns:wpi="http://schemas.microsoft.com/office/word/2010/wordprocessingInk" xmlns:wne="http://schemas.microsoft.com/office/word/2006/wordml" xmlns:wps="http://schemas.microsoft.com/office/word/2010/wordprocessingShape" mc:Ignorable="w14 w15 w16se w16cid w16 w16cex w16sdtdh w16sdtfl w16du wp14">
   <w:footnote w:type="separator" w:id="-1">
     <w:p>
       <w:pPr>
@@ -3561,7 +4607,7 @@
 </file>
 
 <file path=word/header1.xml><?xml version="1.0" encoding="utf-8"?>
-<w:hdr xmlns:wpc="http://schemas.microsoft.com/office/word/2010/wordprocessingCanvas" xmlns:mc="http://schemas.openxmlformats.org/markup-compatibility/2006" xmlns:o="urn:schemas-microsoft-com:office:office" xmlns:r="http://schemas.openxmlformats.org/officeDocument/2006/relationships" xmlns:m="http://schemas.openxmlformats.org/officeDocument/2006/math" xmlns:v="urn:schemas-microsoft-com:vml" xmlns:wp14="http://schemas.microsoft.com/office/word/2010/wordprocessingDrawing" xmlns:wp="http://schemas.openxmlformats.org/drawingml/2006/wordprocessingDrawing" xmlns:w10="urn:schemas-microsoft-com:office:word" xmlns:w="http://schemas.openxmlformats.org/wordprocessingml/2006/main" xmlns:w14="http://schemas.microsoft.com/office/word/2010/wordml" xmlns:wpg="http://schemas.microsoft.com/office/word/2010/wordprocessingGroup" xmlns:wpi="http://schemas.microsoft.com/office/word/2010/wordprocessingInk" xmlns:wne="http://schemas.microsoft.com/office/word/2006/wordml" xmlns:wps="http://schemas.microsoft.com/office/word/2010/wordprocessingShape" mc:Ignorable="w14 wp14">
+<w:hdr xmlns:wpc="http://schemas.microsoft.com/office/word/2010/wordprocessingCanvas" xmlns:cx="http://schemas.microsoft.com/office/drawing/2014/chartex" xmlns:cx1="http://schemas.microsoft.com/office/drawing/2015/9/8/chartex" xmlns:cx2="http://schemas.microsoft.com/office/drawing/2015/10/21/chartex" xmlns:cx3="http://schemas.microsoft.com/office/drawing/2016/5/9/chartex" xmlns:cx4="http://schemas.microsoft.com/office/drawing/2016/5/10/chartex" xmlns:cx5="http://schemas.microsoft.com/office/drawing/2016/5/11/chartex" xmlns:cx6="http://schemas.microsoft.com/office/drawing/2016/5/12/chartex" xmlns:cx7="http://schemas.microsoft.com/office/drawing/2016/5/13/chartex" xmlns:cx8="http://schemas.microsoft.com/office/drawing/2016/5/14/chartex" xmlns:mc="http://schemas.openxmlformats.org/markup-compatibility/2006" xmlns:aink="http://schemas.microsoft.com/office/drawing/2016/ink" xmlns:am3d="http://schemas.microsoft.com/office/drawing/2017/model3d" xmlns:o="urn:schemas-microsoft-com:office:office" xmlns:oel="http://schemas.microsoft.com/office/2019/extlst" xmlns:r="http://schemas.openxmlformats.org/officeDocument/2006/relationships" xmlns:m="http://schemas.openxmlformats.org/officeDocument/2006/math" xmlns:v="urn:schemas-microsoft-com:vml" xmlns:wp14="http://schemas.microsoft.com/office/word/2010/wordprocessingDrawing" xmlns:wp="http://schemas.openxmlformats.org/drawingml/2006/wordprocessingDrawing" xmlns:w10="urn:schemas-microsoft-com:office:word" xmlns:w="http://schemas.openxmlformats.org/wordprocessingml/2006/main" xmlns:w14="http://schemas.microsoft.com/office/word/2010/wordml" xmlns:w15="http://schemas.microsoft.com/office/word/2012/wordml" xmlns:w16cex="http://schemas.microsoft.com/office/word/2018/wordml/cex" xmlns:w16cid="http://schemas.microsoft.com/office/word/2016/wordml/cid" xmlns:w16="http://schemas.microsoft.com/office/word/2018/wordml" xmlns:w16du="http://schemas.microsoft.com/office/word/2023/wordml/word16du" xmlns:w16sdtdh="http://schemas.microsoft.com/office/word/2020/wordml/sdtdatahash" xmlns:w16sdtfl="http://schemas.microsoft.com/office/word/2024/wordml/sdtformatlock" xmlns:w16se="http://schemas.microsoft.com/office/word/2015/wordml/symex" xmlns:wpg="http://schemas.microsoft.com/office/word/2010/wordprocessingGroup" xmlns:wpi="http://schemas.microsoft.com/office/word/2010/wordprocessingInk" xmlns:wne="http://schemas.microsoft.com/office/word/2006/wordml" xmlns:wps="http://schemas.microsoft.com/office/word/2010/wordprocessingShape" mc:Ignorable="w14 w15 w16se w16cid w16 w16cex w16sdtdh w16sdtfl w16du wp14">
   <w:p>
     <w:pPr>
       <w:pStyle w:val="Header"/>
@@ -3593,8 +4639,8 @@
 </file>
 
 <file path=word/numbering.xml><?xml version="1.0" encoding="utf-8"?>
-<w:numbering xmlns:wpc="http://schemas.microsoft.com/office/word/2010/wordprocessingCanvas" xmlns:mc="http://schemas.openxmlformats.org/markup-compatibility/2006" xmlns:o="urn:schemas-microsoft-com:office:office" xmlns:r="http://schemas.openxmlformats.org/officeDocument/2006/relationships" xmlns:m="http://schemas.openxmlformats.org/officeDocument/2006/math" xmlns:v="urn:schemas-microsoft-com:vml" xmlns:wp14="http://schemas.microsoft.com/office/word/2010/wordprocessingDrawing" xmlns:wp="http://schemas.openxmlformats.org/drawingml/2006/wordprocessingDrawing" xmlns:w10="urn:schemas-microsoft-com:office:word" xmlns:w="http://schemas.openxmlformats.org/wordprocessingml/2006/main" xmlns:w14="http://schemas.microsoft.com/office/word/2010/wordml" xmlns:wpg="http://schemas.microsoft.com/office/word/2010/wordprocessingGroup" xmlns:wpi="http://schemas.microsoft.com/office/word/2010/wordprocessingInk" xmlns:wne="http://schemas.microsoft.com/office/word/2006/wordml" xmlns:wps="http://schemas.microsoft.com/office/word/2010/wordprocessingShape" mc:Ignorable="w14 wp14">
-  <w:abstractNum w:abstractNumId="0">
+<w:numbering xmlns:wpc="http://schemas.microsoft.com/office/word/2010/wordprocessingCanvas" xmlns:cx="http://schemas.microsoft.com/office/drawing/2014/chartex" xmlns:cx1="http://schemas.microsoft.com/office/drawing/2015/9/8/chartex" xmlns:cx2="http://schemas.microsoft.com/office/drawing/2015/10/21/chartex" xmlns:cx3="http://schemas.microsoft.com/office/drawing/2016/5/9/chartex" xmlns:cx4="http://schemas.microsoft.com/office/drawing/2016/5/10/chartex" xmlns:cx5="http://schemas.microsoft.com/office/drawing/2016/5/11/chartex" xmlns:cx6="http://schemas.microsoft.com/office/drawing/2016/5/12/chartex" xmlns:cx7="http://schemas.microsoft.com/office/drawing/2016/5/13/chartex" xmlns:cx8="http://schemas.microsoft.com/office/drawing/2016/5/14/chartex" xmlns:mc="http://schemas.openxmlformats.org/markup-compatibility/2006" xmlns:aink="http://schemas.microsoft.com/office/drawing/2016/ink" xmlns:am3d="http://schemas.microsoft.com/office/drawing/2017/model3d" xmlns:o="urn:schemas-microsoft-com:office:office" xmlns:oel="http://schemas.microsoft.com/office/2019/extlst" xmlns:r="http://schemas.openxmlformats.org/officeDocument/2006/relationships" xmlns:m="http://schemas.openxmlformats.org/officeDocument/2006/math" xmlns:v="urn:schemas-microsoft-com:vml" xmlns:wp14="http://schemas.microsoft.com/office/word/2010/wordprocessingDrawing" xmlns:wp="http://schemas.openxmlformats.org/drawingml/2006/wordprocessingDrawing" xmlns:w10="urn:schemas-microsoft-com:office:word" xmlns:w="http://schemas.openxmlformats.org/wordprocessingml/2006/main" xmlns:w14="http://schemas.microsoft.com/office/word/2010/wordml" xmlns:w15="http://schemas.microsoft.com/office/word/2012/wordml" xmlns:w16cex="http://schemas.microsoft.com/office/word/2018/wordml/cex" xmlns:w16cid="http://schemas.microsoft.com/office/word/2016/wordml/cid" xmlns:w16="http://schemas.microsoft.com/office/word/2018/wordml" xmlns:w16du="http://schemas.microsoft.com/office/word/2023/wordml/word16du" xmlns:w16sdtdh="http://schemas.microsoft.com/office/word/2020/wordml/sdtdatahash" xmlns:w16sdtfl="http://schemas.microsoft.com/office/word/2024/wordml/sdtformatlock" xmlns:w16se="http://schemas.microsoft.com/office/word/2015/wordml/symex" xmlns:wpg="http://schemas.microsoft.com/office/word/2010/wordprocessingGroup" xmlns:wpi="http://schemas.microsoft.com/office/word/2010/wordprocessingInk" xmlns:wne="http://schemas.microsoft.com/office/word/2006/wordml" xmlns:wps="http://schemas.microsoft.com/office/word/2010/wordprocessingShape" mc:Ignorable="w14 w15 w16se w16cid w16 w16cex w16sdtdh w16sdtfl w16du wp14">
+  <w:abstractNum w:abstractNumId="0" w15:restartNumberingAfterBreak="0">
     <w:nsid w:val="046E0D6E"/>
     <w:multiLevelType w:val="hybridMultilevel"/>
     <w:tmpl w:val="C01A61CE"/>
@@ -3707,7 +4753,7 @@
       </w:rPr>
     </w:lvl>
   </w:abstractNum>
-  <w:abstractNum w:abstractNumId="1">
+  <w:abstractNum w:abstractNumId="1" w15:restartNumberingAfterBreak="0">
     <w:nsid w:val="10233729"/>
     <w:multiLevelType w:val="hybridMultilevel"/>
     <w:tmpl w:val="DF461100"/>
@@ -3820,7 +4866,7 @@
       </w:rPr>
     </w:lvl>
   </w:abstractNum>
-  <w:abstractNum w:abstractNumId="2">
+  <w:abstractNum w:abstractNumId="2" w15:restartNumberingAfterBreak="0">
     <w:nsid w:val="161F4EC2"/>
     <w:multiLevelType w:val="hybridMultilevel"/>
     <w:tmpl w:val="0C2A16A0"/>
@@ -3909,7 +4955,7 @@
       </w:pPr>
     </w:lvl>
   </w:abstractNum>
-  <w:abstractNum w:abstractNumId="3">
+  <w:abstractNum w:abstractNumId="3" w15:restartNumberingAfterBreak="0">
     <w:nsid w:val="21FF799E"/>
     <w:multiLevelType w:val="hybridMultilevel"/>
     <w:tmpl w:val="F81AB878"/>
@@ -4022,7 +5068,7 @@
       </w:rPr>
     </w:lvl>
   </w:abstractNum>
-  <w:abstractNum w:abstractNumId="4">
+  <w:abstractNum w:abstractNumId="4" w15:restartNumberingAfterBreak="0">
     <w:nsid w:val="340F60A3"/>
     <w:multiLevelType w:val="hybridMultilevel"/>
     <w:tmpl w:val="253A9D0C"/>
@@ -4115,7 +5161,7 @@
       </w:pPr>
     </w:lvl>
   </w:abstractNum>
-  <w:abstractNum w:abstractNumId="5">
+  <w:abstractNum w:abstractNumId="5" w15:restartNumberingAfterBreak="0">
     <w:nsid w:val="3DC72B0D"/>
     <w:multiLevelType w:val="hybridMultilevel"/>
     <w:tmpl w:val="0ED8BB94"/>
@@ -4205,7 +5251,7 @@
       </w:pPr>
     </w:lvl>
   </w:abstractNum>
-  <w:abstractNum w:abstractNumId="6">
+  <w:abstractNum w:abstractNumId="6" w15:restartNumberingAfterBreak="0">
     <w:nsid w:val="3E2C66B1"/>
     <w:multiLevelType w:val="hybridMultilevel"/>
     <w:tmpl w:val="E466CDEA"/>
@@ -4294,7 +5340,7 @@
       </w:pPr>
     </w:lvl>
   </w:abstractNum>
-  <w:abstractNum w:abstractNumId="7">
+  <w:abstractNum w:abstractNumId="7" w15:restartNumberingAfterBreak="0">
     <w:nsid w:val="476C477B"/>
     <w:multiLevelType w:val="hybridMultilevel"/>
     <w:tmpl w:val="BB8A1390"/>
@@ -4407,7 +5453,7 @@
       </w:rPr>
     </w:lvl>
   </w:abstractNum>
-  <w:abstractNum w:abstractNumId="8">
+  <w:abstractNum w:abstractNumId="8" w15:restartNumberingAfterBreak="0">
     <w:nsid w:val="54AE5FC5"/>
     <w:multiLevelType w:val="hybridMultilevel"/>
     <w:tmpl w:val="B25CFE7C"/>
@@ -4493,7 +5539,7 @@
       </w:pPr>
     </w:lvl>
   </w:abstractNum>
-  <w:abstractNum w:abstractNumId="9">
+  <w:abstractNum w:abstractNumId="9" w15:restartNumberingAfterBreak="0">
     <w:nsid w:val="54F33644"/>
     <w:multiLevelType w:val="hybridMultilevel"/>
     <w:tmpl w:val="3DE8793E"/>
@@ -4606,7 +5652,7 @@
       </w:rPr>
     </w:lvl>
   </w:abstractNum>
-  <w:abstractNum w:abstractNumId="10">
+  <w:abstractNum w:abstractNumId="10" w15:restartNumberingAfterBreak="0">
     <w:nsid w:val="552821A6"/>
     <w:multiLevelType w:val="hybridMultilevel"/>
     <w:tmpl w:val="BB4C0B64"/>
@@ -4720,7 +5766,7 @@
       </w:rPr>
     </w:lvl>
   </w:abstractNum>
-  <w:abstractNum w:abstractNumId="11">
+  <w:abstractNum w:abstractNumId="11" w15:restartNumberingAfterBreak="0">
     <w:nsid w:val="5F8F2DEB"/>
     <w:multiLevelType w:val="multilevel"/>
     <w:tmpl w:val="9368716A"/>
@@ -4835,7 +5881,7 @@
       </w:rPr>
     </w:lvl>
   </w:abstractNum>
-  <w:abstractNum w:abstractNumId="12">
+  <w:abstractNum w:abstractNumId="12" w15:restartNumberingAfterBreak="0">
     <w:nsid w:val="623438E5"/>
     <w:multiLevelType w:val="hybridMultilevel"/>
     <w:tmpl w:val="738A07DA"/>
@@ -4948,7 +5994,7 @@
       </w:rPr>
     </w:lvl>
   </w:abstractNum>
-  <w:abstractNum w:abstractNumId="13">
+  <w:abstractNum w:abstractNumId="13" w15:restartNumberingAfterBreak="0">
     <w:nsid w:val="6C9E44B1"/>
     <w:multiLevelType w:val="hybridMultilevel"/>
     <w:tmpl w:val="DDF81B92"/>
@@ -5061,40 +6107,40 @@
       </w:rPr>
     </w:lvl>
   </w:abstractNum>
-  <w:num w:numId="1">
+  <w:num w:numId="1" w16cid:durableId="1318267362">
     <w:abstractNumId w:val="8"/>
   </w:num>
-  <w:num w:numId="2">
+  <w:num w:numId="2" w16cid:durableId="1674257271">
     <w:abstractNumId w:val="11"/>
   </w:num>
-  <w:num w:numId="3">
+  <w:num w:numId="3" w16cid:durableId="1917930223">
     <w:abstractNumId w:val="2"/>
   </w:num>
-  <w:num w:numId="4">
+  <w:num w:numId="4" w16cid:durableId="1042442946">
     <w:abstractNumId w:val="7"/>
   </w:num>
-  <w:num w:numId="5">
+  <w:num w:numId="5" w16cid:durableId="1002782372">
     <w:abstractNumId w:val="9"/>
   </w:num>
-  <w:num w:numId="6">
+  <w:num w:numId="6" w16cid:durableId="47076840">
     <w:abstractNumId w:val="1"/>
   </w:num>
-  <w:num w:numId="7">
+  <w:num w:numId="7" w16cid:durableId="464665896">
     <w:abstractNumId w:val="13"/>
   </w:num>
-  <w:num w:numId="8">
+  <w:num w:numId="8" w16cid:durableId="1705982541">
     <w:abstractNumId w:val="0"/>
   </w:num>
-  <w:num w:numId="9">
+  <w:num w:numId="9" w16cid:durableId="1173228219">
     <w:abstractNumId w:val="12"/>
   </w:num>
-  <w:num w:numId="10">
+  <w:num w:numId="10" w16cid:durableId="1509906664">
     <w:abstractNumId w:val="10"/>
   </w:num>
-  <w:num w:numId="11">
+  <w:num w:numId="11" w16cid:durableId="642545978">
     <w:abstractNumId w:val="3"/>
   </w:num>
-  <w:num w:numId="12">
+  <w:num w:numId="12" w16cid:durableId="132912323">
     <w:abstractNumId w:val="6"/>
     <w:lvlOverride w:ilvl="0">
       <w:startOverride w:val="1"/>
@@ -5122,17 +6168,17 @@
       <w:startOverride w:val="1"/>
     </w:lvlOverride>
   </w:num>
-  <w:num w:numId="13">
+  <w:num w:numId="13" w16cid:durableId="318507923">
     <w:abstractNumId w:val="4"/>
   </w:num>
-  <w:num w:numId="14">
+  <w:num w:numId="14" w16cid:durableId="67192799">
     <w:abstractNumId w:val="5"/>
   </w:num>
 </w:numbering>
 </file>
 
 <file path=word/styles.xml><?xml version="1.0" encoding="utf-8"?>
-<w:styles xmlns:mc="http://schemas.openxmlformats.org/markup-compatibility/2006" xmlns:r="http://schemas.openxmlformats.org/officeDocument/2006/relationships" xmlns:w="http://schemas.openxmlformats.org/wordprocessingml/2006/main" xmlns:w14="http://schemas.microsoft.com/office/word/2010/wordml" mc:Ignorable="w14">
+<w:styles xmlns:mc="http://schemas.openxmlformats.org/markup-compatibility/2006" xmlns:r="http://schemas.openxmlformats.org/officeDocument/2006/relationships" xmlns:w="http://schemas.openxmlformats.org/wordprocessingml/2006/main" xmlns:w14="http://schemas.microsoft.com/office/word/2010/wordml" xmlns:w15="http://schemas.microsoft.com/office/word/2012/wordml" xmlns:w16cex="http://schemas.microsoft.com/office/word/2018/wordml/cex" xmlns:w16cid="http://schemas.microsoft.com/office/word/2016/wordml/cid" xmlns:w16="http://schemas.microsoft.com/office/word/2018/wordml" xmlns:w16du="http://schemas.microsoft.com/office/word/2023/wordml/word16du" xmlns:w16sdtdh="http://schemas.microsoft.com/office/word/2020/wordml/sdtdatahash" xmlns:w16sdtfl="http://schemas.microsoft.com/office/word/2024/wordml/sdtformatlock" xmlns:w16se="http://schemas.microsoft.com/office/word/2015/wordml/symex" mc:Ignorable="w14 w15 w16se w16cid w16 w16cex w16sdtdh w16sdtfl w16du">
   <w:docDefaults>
     <w:rPrDefault>
       <w:rPr>
@@ -5150,144 +6196,383 @@
       </w:pPr>
     </w:pPrDefault>
   </w:docDefaults>
-  <w:latentStyles w:defLockedState="0" w:defUIPriority="99" w:defSemiHidden="1" w:defUnhideWhenUsed="1" w:defQFormat="0" w:count="267">
-    <w:lsdException w:name="Normal" w:semiHidden="0" w:uiPriority="0" w:unhideWhenUsed="0" w:qFormat="1"/>
-    <w:lsdException w:name="heading 1" w:semiHidden="0" w:uiPriority="9" w:unhideWhenUsed="0" w:qFormat="1"/>
-    <w:lsdException w:name="heading 2" w:uiPriority="9" w:qFormat="1"/>
-    <w:lsdException w:name="heading 3" w:uiPriority="9" w:qFormat="1"/>
-    <w:lsdException w:name="heading 4" w:uiPriority="9" w:qFormat="1"/>
-    <w:lsdException w:name="heading 5" w:uiPriority="9" w:qFormat="1"/>
-    <w:lsdException w:name="heading 6" w:uiPriority="9" w:qFormat="1"/>
-    <w:lsdException w:name="heading 7" w:uiPriority="9" w:qFormat="1"/>
-    <w:lsdException w:name="heading 8" w:uiPriority="9" w:qFormat="1"/>
-    <w:lsdException w:name="heading 9" w:uiPriority="9" w:qFormat="1"/>
-    <w:lsdException w:name="toc 1" w:uiPriority="39"/>
-    <w:lsdException w:name="toc 2" w:uiPriority="39"/>
-    <w:lsdException w:name="toc 3" w:uiPriority="39"/>
-    <w:lsdException w:name="toc 4" w:uiPriority="39"/>
-    <w:lsdException w:name="toc 5" w:uiPriority="39"/>
-    <w:lsdException w:name="toc 6" w:uiPriority="39"/>
-    <w:lsdException w:name="toc 7" w:uiPriority="39"/>
-    <w:lsdException w:name="toc 8" w:uiPriority="39"/>
-    <w:lsdException w:name="toc 9" w:uiPriority="39"/>
-    <w:lsdException w:name="caption" w:uiPriority="35" w:qFormat="1"/>
-    <w:lsdException w:name="Title" w:semiHidden="0" w:uiPriority="10" w:unhideWhenUsed="0" w:qFormat="1"/>
-    <w:lsdException w:name="Default Paragraph Font" w:uiPriority="1"/>
-    <w:lsdException w:name="Subtitle" w:semiHidden="0" w:uiPriority="11" w:unhideWhenUsed="0" w:qFormat="1"/>
-    <w:lsdException w:name="Strong" w:semiHidden="0" w:uiPriority="22" w:unhideWhenUsed="0" w:qFormat="1"/>
-    <w:lsdException w:name="Emphasis" w:semiHidden="0" w:uiPriority="20" w:unhideWhenUsed="0" w:qFormat="1"/>
-    <w:lsdException w:name="Table Grid" w:semiHidden="0" w:uiPriority="39" w:unhideWhenUsed="0"/>
-    <w:lsdException w:name="Placeholder Text" w:unhideWhenUsed="0"/>
-    <w:lsdException w:name="No Spacing" w:semiHidden="0" w:uiPriority="1" w:unhideWhenUsed="0" w:qFormat="1"/>
-    <w:lsdException w:name="Light Shading" w:semiHidden="0" w:uiPriority="60" w:unhideWhenUsed="0"/>
-    <w:lsdException w:name="Light List" w:semiHidden="0" w:uiPriority="61" w:unhideWhenUsed="0"/>
-    <w:lsdException w:name="Light Grid" w:semiHidden="0" w:uiPriority="62" w:unhideWhenUsed="0"/>
-    <w:lsdException w:name="Medium Shading 1" w:semiHidden="0" w:uiPriority="63" w:unhideWhenUsed="0"/>
-    <w:lsdException w:name="Medium Shading 2" w:semiHidden="0" w:uiPriority="64" w:unhideWhenUsed="0"/>
-    <w:lsdException w:name="Medium List 1" w:semiHidden="0" w:uiPriority="65" w:unhideWhenUsed="0"/>
-    <w:lsdException w:name="Medium List 2" w:semiHidden="0" w:uiPriority="66" w:unhideWhenUsed="0"/>
-    <w:lsdException w:name="Medium Grid 1" w:semiHidden="0" w:uiPriority="67" w:unhideWhenUsed="0"/>
-    <w:lsdException w:name="Medium Grid 2" w:semiHidden="0" w:uiPriority="68" w:unhideWhenUsed="0"/>
-    <w:lsdException w:name="Medium Grid 3" w:semiHidden="0" w:uiPriority="69" w:unhideWhenUsed="0"/>
-    <w:lsdException w:name="Dark List" w:semiHidden="0" w:uiPriority="70" w:unhideWhenUsed="0"/>
-    <w:lsdException w:name="Colorful Shading" w:semiHidden="0" w:uiPriority="71" w:unhideWhenUsed="0"/>
-    <w:lsdException w:name="Colorful List" w:semiHidden="0" w:uiPriority="72" w:unhideWhenUsed="0"/>
-    <w:lsdException w:name="Colorful Grid" w:semiHidden="0" w:uiPriority="73" w:unhideWhenUsed="0"/>
-    <w:lsdException w:name="Light Shading Accent 1" w:semiHidden="0" w:uiPriority="60" w:unhideWhenUsed="0"/>
-    <w:lsdException w:name="Light List Accent 1" w:semiHidden="0" w:uiPriority="61" w:unhideWhenUsed="0"/>
-    <w:lsdException w:name="Light Grid Accent 1" w:semiHidden="0" w:uiPriority="62" w:unhideWhenUsed="0"/>
-    <w:lsdException w:name="Medium Shading 1 Accent 1" w:semiHidden="0" w:uiPriority="63" w:unhideWhenUsed="0"/>
-    <w:lsdException w:name="Medium Shading 2 Accent 1" w:semiHidden="0" w:uiPriority="64" w:unhideWhenUsed="0"/>
-    <w:lsdException w:name="Medium List 1 Accent 1" w:semiHidden="0" w:uiPriority="65" w:unhideWhenUsed="0"/>
-    <w:lsdException w:name="Revision" w:unhideWhenUsed="0"/>
-    <w:lsdException w:name="List Paragraph" w:semiHidden="0" w:uiPriority="34" w:unhideWhenUsed="0" w:qFormat="1"/>
-    <w:lsdException w:name="Quote" w:semiHidden="0" w:uiPriority="29" w:unhideWhenUsed="0" w:qFormat="1"/>
-    <w:lsdException w:name="Intense Quote" w:semiHidden="0" w:uiPriority="30" w:unhideWhenUsed="0" w:qFormat="1"/>
-    <w:lsdException w:name="Medium List 2 Accent 1" w:semiHidden="0" w:uiPriority="66" w:unhideWhenUsed="0"/>
-    <w:lsdException w:name="Medium Grid 1 Accent 1" w:semiHidden="0" w:uiPriority="67" w:unhideWhenUsed="0"/>
-    <w:lsdException w:name="Medium Grid 2 Accent 1" w:semiHidden="0" w:uiPriority="68" w:unhideWhenUsed="0"/>
-    <w:lsdException w:name="Medium Grid 3 Accent 1" w:semiHidden="0" w:uiPriority="69" w:unhideWhenUsed="0"/>
-    <w:lsdException w:name="Dark List Accent 1" w:semiHidden="0" w:uiPriority="70" w:unhideWhenUsed="0"/>
-    <w:lsdException w:name="Colorful Shading Accent 1" w:semiHidden="0" w:uiPriority="71" w:unhideWhenUsed="0"/>
-    <w:lsdException w:name="Colorful List Accent 1" w:semiHidden="0" w:uiPriority="72" w:unhideWhenUsed="0"/>
-    <w:lsdException w:name="Colorful Grid Accent 1" w:semiHidden="0" w:uiPriority="73" w:unhideWhenUsed="0"/>
-    <w:lsdException w:name="Light Shading Accent 2" w:semiHidden="0" w:uiPriority="60" w:unhideWhenUsed="0"/>
-    <w:lsdException w:name="Light List Accent 2" w:semiHidden="0" w:uiPriority="61" w:unhideWhenUsed="0"/>
-    <w:lsdException w:name="Light Grid Accent 2" w:semiHidden="0" w:uiPriority="62" w:unhideWhenUsed="0"/>
-    <w:lsdException w:name="Medium Shading 1 Accent 2" w:semiHidden="0" w:uiPriority="63" w:unhideWhenUsed="0"/>
-    <w:lsdException w:name="Medium Shading 2 Accent 2" w:semiHidden="0" w:uiPriority="64" w:unhideWhenUsed="0"/>
-    <w:lsdException w:name="Medium List 1 Accent 2" w:semiHidden="0" w:uiPriority="65" w:unhideWhenUsed="0"/>
-    <w:lsdException w:name="Medium List 2 Accent 2" w:semiHidden="0" w:uiPriority="66" w:unhideWhenUsed="0"/>
-    <w:lsdException w:name="Medium Grid 1 Accent 2" w:semiHidden="0" w:uiPriority="67" w:unhideWhenUsed="0"/>
-    <w:lsdException w:name="Medium Grid 2 Accent 2" w:semiHidden="0" w:uiPriority="68" w:unhideWhenUsed="0"/>
-    <w:lsdException w:name="Medium Grid 3 Accent 2" w:semiHidden="0" w:uiPriority="69" w:unhideWhenUsed="0"/>
-    <w:lsdException w:name="Dark List Accent 2" w:semiHidden="0" w:uiPriority="70" w:unhideWhenUsed="0"/>
-    <w:lsdException w:name="Colorful Shading Accent 2" w:semiHidden="0" w:uiPriority="71" w:unhideWhenUsed="0"/>
-    <w:lsdException w:name="Colorful List Accent 2" w:semiHidden="0" w:uiPriority="72" w:unhideWhenUsed="0"/>
-    <w:lsdException w:name="Colorful Grid Accent 2" w:semiHidden="0" w:uiPriority="73" w:unhideWhenUsed="0"/>
-    <w:lsdException w:name="Light Shading Accent 3" w:semiHidden="0" w:uiPriority="60" w:unhideWhenUsed="0"/>
-    <w:lsdException w:name="Light List Accent 3" w:semiHidden="0" w:uiPriority="61" w:unhideWhenUsed="0"/>
-    <w:lsdException w:name="Light Grid Accent 3" w:semiHidden="0" w:uiPriority="62" w:unhideWhenUsed="0"/>
-    <w:lsdException w:name="Medium Shading 1 Accent 3" w:semiHidden="0" w:uiPriority="63" w:unhideWhenUsed="0"/>
-    <w:lsdException w:name="Medium Shading 2 Accent 3" w:semiHidden="0" w:uiPriority="64" w:unhideWhenUsed="0"/>
-    <w:lsdException w:name="Medium List 1 Accent 3" w:semiHidden="0" w:uiPriority="65" w:unhideWhenUsed="0"/>
-    <w:lsdException w:name="Medium List 2 Accent 3" w:semiHidden="0" w:uiPriority="66" w:unhideWhenUsed="0"/>
-    <w:lsdException w:name="Medium Grid 1 Accent 3" w:semiHidden="0" w:uiPriority="67" w:unhideWhenUsed="0"/>
-    <w:lsdException w:name="Medium Grid 2 Accent 3" w:semiHidden="0" w:uiPriority="68" w:unhideWhenUsed="0"/>
-    <w:lsdException w:name="Medium Grid 3 Accent 3" w:semiHidden="0" w:uiPriority="69" w:unhideWhenUsed="0"/>
-    <w:lsdException w:name="Dark List Accent 3" w:semiHidden="0" w:uiPriority="70" w:unhideWhenUsed="0"/>
-    <w:lsdException w:name="Colorful Shading Accent 3" w:semiHidden="0" w:uiPriority="71" w:unhideWhenUsed="0"/>
-    <w:lsdException w:name="Colorful List Accent 3" w:semiHidden="0" w:uiPriority="72" w:unhideWhenUsed="0"/>
-    <w:lsdException w:name="Colorful Grid Accent 3" w:semiHidden="0" w:uiPriority="73" w:unhideWhenUsed="0"/>
-    <w:lsdException w:name="Light Shading Accent 4" w:semiHidden="0" w:uiPriority="60" w:unhideWhenUsed="0"/>
-    <w:lsdException w:name="Light List Accent 4" w:semiHidden="0" w:uiPriority="61" w:unhideWhenUsed="0"/>
-    <w:lsdException w:name="Light Grid Accent 4" w:semiHidden="0" w:uiPriority="62" w:unhideWhenUsed="0"/>
-    <w:lsdException w:name="Medium Shading 1 Accent 4" w:semiHidden="0" w:uiPriority="63" w:unhideWhenUsed="0"/>
-    <w:lsdException w:name="Medium Shading 2 Accent 4" w:semiHidden="0" w:uiPriority="64" w:unhideWhenUsed="0"/>
-    <w:lsdException w:name="Medium List 1 Accent 4" w:semiHidden="0" w:uiPriority="65" w:unhideWhenUsed="0"/>
-    <w:lsdException w:name="Medium List 2 Accent 4" w:semiHidden="0" w:uiPriority="66" w:unhideWhenUsed="0"/>
-    <w:lsdException w:name="Medium Grid 1 Accent 4" w:semiHidden="0" w:uiPriority="67" w:unhideWhenUsed="0"/>
-    <w:lsdException w:name="Medium Grid 2 Accent 4" w:semiHidden="0" w:uiPriority="68" w:unhideWhenUsed="0"/>
-    <w:lsdException w:name="Medium Grid 3 Accent 4" w:semiHidden="0" w:uiPriority="69" w:unhideWhenUsed="0"/>
-    <w:lsdException w:name="Dark List Accent 4" w:semiHidden="0" w:uiPriority="70" w:unhideWhenUsed="0"/>
-    <w:lsdException w:name="Colorful Shading Accent 4" w:semiHidden="0" w:uiPriority="71" w:unhideWhenUsed="0"/>
-    <w:lsdException w:name="Colorful List Accent 4" w:semiHidden="0" w:uiPriority="72" w:unhideWhenUsed="0"/>
-    <w:lsdException w:name="Colorful Grid Accent 4" w:semiHidden="0" w:uiPriority="73" w:unhideWhenUsed="0"/>
-    <w:lsdException w:name="Light Shading Accent 5" w:semiHidden="0" w:uiPriority="60" w:unhideWhenUsed="0"/>
-    <w:lsdException w:name="Light List Accent 5" w:semiHidden="0" w:uiPriority="61" w:unhideWhenUsed="0"/>
-    <w:lsdException w:name="Light Grid Accent 5" w:semiHidden="0" w:uiPriority="62" w:unhideWhenUsed="0"/>
-    <w:lsdException w:name="Medium Shading 1 Accent 5" w:semiHidden="0" w:uiPriority="63" w:unhideWhenUsed="0"/>
-    <w:lsdException w:name="Medium Shading 2 Accent 5" w:semiHidden="0" w:uiPriority="64" w:unhideWhenUsed="0"/>
-    <w:lsdException w:name="Medium List 1 Accent 5" w:semiHidden="0" w:uiPriority="65" w:unhideWhenUsed="0"/>
-    <w:lsdException w:name="Medium List 2 Accent 5" w:semiHidden="0" w:uiPriority="66" w:unhideWhenUsed="0"/>
-    <w:lsdException w:name="Medium Grid 1 Accent 5" w:semiHidden="0" w:uiPriority="67" w:unhideWhenUsed="0"/>
-    <w:lsdException w:name="Medium Grid 2 Accent 5" w:semiHidden="0" w:uiPriority="68" w:unhideWhenUsed="0"/>
-    <w:lsdException w:name="Medium Grid 3 Accent 5" w:semiHidden="0" w:uiPriority="69" w:unhideWhenUsed="0"/>
-    <w:lsdException w:name="Dark List Accent 5" w:semiHidden="0" w:uiPriority="70" w:unhideWhenUsed="0"/>
-    <w:lsdException w:name="Colorful Shading Accent 5" w:semiHidden="0" w:uiPriority="71" w:unhideWhenUsed="0"/>
-    <w:lsdException w:name="Colorful List Accent 5" w:semiHidden="0" w:uiPriority="72" w:unhideWhenUsed="0"/>
-    <w:lsdException w:name="Colorful Grid Accent 5" w:semiHidden="0" w:uiPriority="73" w:unhideWhenUsed="0"/>
-    <w:lsdException w:name="Light Shading Accent 6" w:semiHidden="0" w:uiPriority="60" w:unhideWhenUsed="0"/>
-    <w:lsdException w:name="Light List Accent 6" w:semiHidden="0" w:uiPriority="61" w:unhideWhenUsed="0"/>
-    <w:lsdException w:name="Light Grid Accent 6" w:semiHidden="0" w:uiPriority="62" w:unhideWhenUsed="0"/>
-    <w:lsdException w:name="Medium Shading 1 Accent 6" w:semiHidden="0" w:uiPriority="63" w:unhideWhenUsed="0"/>
-    <w:lsdException w:name="Medium Shading 2 Accent 6" w:semiHidden="0" w:uiPriority="64" w:unhideWhenUsed="0"/>
-    <w:lsdException w:name="Medium List 1 Accent 6" w:semiHidden="0" w:uiPriority="65" w:unhideWhenUsed="0"/>
-    <w:lsdException w:name="Medium List 2 Accent 6" w:semiHidden="0" w:uiPriority="66" w:unhideWhenUsed="0"/>
-    <w:lsdException w:name="Medium Grid 1 Accent 6" w:semiHidden="0" w:uiPriority="67" w:unhideWhenUsed="0"/>
-    <w:lsdException w:name="Medium Grid 2 Accent 6" w:semiHidden="0" w:uiPriority="68" w:unhideWhenUsed="0"/>
-    <w:lsdException w:name="Medium Grid 3 Accent 6" w:semiHidden="0" w:uiPriority="69" w:unhideWhenUsed="0"/>
-    <w:lsdException w:name="Dark List Accent 6" w:semiHidden="0" w:uiPriority="70" w:unhideWhenUsed="0"/>
-    <w:lsdException w:name="Colorful Shading Accent 6" w:semiHidden="0" w:uiPriority="71" w:unhideWhenUsed="0"/>
-    <w:lsdException w:name="Colorful List Accent 6" w:semiHidden="0" w:uiPriority="72" w:unhideWhenUsed="0"/>
-    <w:lsdException w:name="Colorful Grid Accent 6" w:semiHidden="0" w:uiPriority="73" w:unhideWhenUsed="0"/>
-    <w:lsdException w:name="Subtle Emphasis" w:semiHidden="0" w:uiPriority="19" w:unhideWhenUsed="0" w:qFormat="1"/>
-    <w:lsdException w:name="Intense Emphasis" w:semiHidden="0" w:uiPriority="21" w:unhideWhenUsed="0" w:qFormat="1"/>
-    <w:lsdException w:name="Subtle Reference" w:semiHidden="0" w:uiPriority="31" w:unhideWhenUsed="0" w:qFormat="1"/>
-    <w:lsdException w:name="Intense Reference" w:semiHidden="0" w:uiPriority="32" w:unhideWhenUsed="0" w:qFormat="1"/>
-    <w:lsdException w:name="Book Title" w:semiHidden="0" w:uiPriority="33" w:unhideWhenUsed="0" w:qFormat="1"/>
-    <w:lsdException w:name="Bibliography" w:uiPriority="37"/>
-    <w:lsdException w:name="TOC Heading" w:uiPriority="39" w:qFormat="1"/>
+  <w:latentStyles w:defLockedState="0" w:defUIPriority="99" w:defSemiHidden="0" w:defUnhideWhenUsed="0" w:defQFormat="0" w:count="376">
+    <w:lsdException w:name="Normal" w:uiPriority="0" w:qFormat="1"/>
+    <w:lsdException w:name="heading 1" w:uiPriority="9" w:qFormat="1"/>
+    <w:lsdException w:name="heading 2" w:semiHidden="1" w:uiPriority="9" w:unhideWhenUsed="1" w:qFormat="1"/>
+    <w:lsdException w:name="heading 3" w:semiHidden="1" w:uiPriority="9" w:unhideWhenUsed="1" w:qFormat="1"/>
+    <w:lsdException w:name="heading 4" w:semiHidden="1" w:uiPriority="9" w:unhideWhenUsed="1" w:qFormat="1"/>
+    <w:lsdException w:name="heading 5" w:semiHidden="1" w:uiPriority="9" w:unhideWhenUsed="1" w:qFormat="1"/>
+    <w:lsdException w:name="heading 6" w:semiHidden="1" w:uiPriority="9" w:unhideWhenUsed="1" w:qFormat="1"/>
+    <w:lsdException w:name="heading 7" w:semiHidden="1" w:uiPriority="9" w:unhideWhenUsed="1" w:qFormat="1"/>
+    <w:lsdException w:name="heading 8" w:semiHidden="1" w:uiPriority="9" w:unhideWhenUsed="1" w:qFormat="1"/>
+    <w:lsdException w:name="heading 9" w:semiHidden="1" w:uiPriority="9" w:unhideWhenUsed="1" w:qFormat="1"/>
+    <w:lsdException w:name="index 1" w:semiHidden="1" w:unhideWhenUsed="1"/>
+    <w:lsdException w:name="index 2" w:semiHidden="1" w:unhideWhenUsed="1"/>
+    <w:lsdException w:name="index 3" w:semiHidden="1" w:unhideWhenUsed="1"/>
+    <w:lsdException w:name="index 4" w:semiHidden="1" w:unhideWhenUsed="1"/>
+    <w:lsdException w:name="index 5" w:semiHidden="1" w:unhideWhenUsed="1"/>
+    <w:lsdException w:name="index 6" w:semiHidden="1" w:unhideWhenUsed="1"/>
+    <w:lsdException w:name="index 7" w:semiHidden="1" w:unhideWhenUsed="1"/>
+    <w:lsdException w:name="index 8" w:semiHidden="1" w:unhideWhenUsed="1"/>
+    <w:lsdException w:name="index 9" w:semiHidden="1" w:unhideWhenUsed="1"/>
+    <w:lsdException w:name="toc 1" w:semiHidden="1" w:uiPriority="39" w:unhideWhenUsed="1"/>
+    <w:lsdException w:name="toc 2" w:semiHidden="1" w:uiPriority="39" w:unhideWhenUsed="1"/>
+    <w:lsdException w:name="toc 3" w:semiHidden="1" w:uiPriority="39" w:unhideWhenUsed="1"/>
+    <w:lsdException w:name="toc 4" w:semiHidden="1" w:uiPriority="39" w:unhideWhenUsed="1"/>
+    <w:lsdException w:name="toc 5" w:semiHidden="1" w:uiPriority="39" w:unhideWhenUsed="1"/>
+    <w:lsdException w:name="toc 6" w:semiHidden="1" w:uiPriority="39" w:unhideWhenUsed="1"/>
+    <w:lsdException w:name="toc 7" w:semiHidden="1" w:uiPriority="39" w:unhideWhenUsed="1"/>
+    <w:lsdException w:name="toc 8" w:semiHidden="1" w:uiPriority="39" w:unhideWhenUsed="1"/>
+    <w:lsdException w:name="toc 9" w:semiHidden="1" w:uiPriority="39" w:unhideWhenUsed="1"/>
+    <w:lsdException w:name="Normal Indent" w:semiHidden="1" w:unhideWhenUsed="1"/>
+    <w:lsdException w:name="footnote text" w:semiHidden="1" w:unhideWhenUsed="1"/>
+    <w:lsdException w:name="annotation text" w:semiHidden="1" w:unhideWhenUsed="1"/>
+    <w:lsdException w:name="header" w:semiHidden="1" w:unhideWhenUsed="1"/>
+    <w:lsdException w:name="footer" w:semiHidden="1" w:unhideWhenUsed="1"/>
+    <w:lsdException w:name="index heading" w:semiHidden="1" w:unhideWhenUsed="1"/>
+    <w:lsdException w:name="caption" w:semiHidden="1" w:uiPriority="35" w:unhideWhenUsed="1" w:qFormat="1"/>
+    <w:lsdException w:name="table of figures" w:semiHidden="1" w:unhideWhenUsed="1"/>
+    <w:lsdException w:name="envelope address" w:semiHidden="1" w:unhideWhenUsed="1"/>
+    <w:lsdException w:name="envelope return" w:semiHidden="1" w:unhideWhenUsed="1"/>
+    <w:lsdException w:name="footnote reference" w:semiHidden="1" w:unhideWhenUsed="1"/>
+    <w:lsdException w:name="annotation reference" w:semiHidden="1" w:unhideWhenUsed="1"/>
+    <w:lsdException w:name="line number" w:semiHidden="1" w:unhideWhenUsed="1"/>
+    <w:lsdException w:name="page number" w:semiHidden="1" w:unhideWhenUsed="1"/>
+    <w:lsdException w:name="endnote reference" w:semiHidden="1" w:unhideWhenUsed="1"/>
+    <w:lsdException w:name="endnote text" w:semiHidden="1" w:unhideWhenUsed="1"/>
+    <w:lsdException w:name="table of authorities" w:semiHidden="1" w:unhideWhenUsed="1"/>
+    <w:lsdException w:name="macro" w:semiHidden="1" w:unhideWhenUsed="1"/>
+    <w:lsdException w:name="toa heading" w:semiHidden="1" w:unhideWhenUsed="1"/>
+    <w:lsdException w:name="List" w:semiHidden="1" w:unhideWhenUsed="1"/>
+    <w:lsdException w:name="List Bullet" w:semiHidden="1" w:unhideWhenUsed="1"/>
+    <w:lsdException w:name="List Number" w:semiHidden="1" w:unhideWhenUsed="1"/>
+    <w:lsdException w:name="List 2" w:semiHidden="1" w:unhideWhenUsed="1"/>
+    <w:lsdException w:name="List 3" w:semiHidden="1" w:unhideWhenUsed="1"/>
+    <w:lsdException w:name="List 4" w:semiHidden="1" w:unhideWhenUsed="1"/>
+    <w:lsdException w:name="List 5" w:semiHidden="1" w:unhideWhenUsed="1"/>
+    <w:lsdException w:name="List Bullet 2" w:semiHidden="1" w:unhideWhenUsed="1"/>
+    <w:lsdException w:name="List Bullet 3" w:semiHidden="1" w:unhideWhenUsed="1"/>
+    <w:lsdException w:name="List Bullet 4" w:semiHidden="1" w:unhideWhenUsed="1"/>
+    <w:lsdException w:name="List Bullet 5" w:semiHidden="1" w:unhideWhenUsed="1"/>
+    <w:lsdException w:name="List Number 2" w:semiHidden="1" w:unhideWhenUsed="1"/>
+    <w:lsdException w:name="List Number 3" w:semiHidden="1" w:unhideWhenUsed="1"/>
+    <w:lsdException w:name="List Number 4" w:semiHidden="1" w:unhideWhenUsed="1"/>
+    <w:lsdException w:name="List Number 5" w:semiHidden="1" w:unhideWhenUsed="1"/>
+    <w:lsdException w:name="Title" w:uiPriority="10" w:qFormat="1"/>
+    <w:lsdException w:name="Closing" w:semiHidden="1" w:unhideWhenUsed="1"/>
+    <w:lsdException w:name="Signature" w:semiHidden="1" w:unhideWhenUsed="1"/>
+    <w:lsdException w:name="Default Paragraph Font" w:semiHidden="1" w:uiPriority="1" w:unhideWhenUsed="1"/>
+    <w:lsdException w:name="Body Text" w:semiHidden="1" w:unhideWhenUsed="1"/>
+    <w:lsdException w:name="Body Text Indent" w:semiHidden="1" w:unhideWhenUsed="1"/>
+    <w:lsdException w:name="List Continue" w:semiHidden="1" w:unhideWhenUsed="1"/>
+    <w:lsdException w:name="List Continue 2" w:semiHidden="1" w:unhideWhenUsed="1"/>
+    <w:lsdException w:name="List Continue 3" w:semiHidden="1" w:unhideWhenUsed="1"/>
+    <w:lsdException w:name="List Continue 4" w:semiHidden="1" w:unhideWhenUsed="1"/>
+    <w:lsdException w:name="List Continue 5" w:semiHidden="1" w:unhideWhenUsed="1"/>
+    <w:lsdException w:name="Message Header" w:semiHidden="1" w:unhideWhenUsed="1"/>
+    <w:lsdException w:name="Subtitle" w:uiPriority="11" w:qFormat="1"/>
+    <w:lsdException w:name="Salutation" w:semiHidden="1" w:unhideWhenUsed="1"/>
+    <w:lsdException w:name="Date" w:semiHidden="1" w:unhideWhenUsed="1"/>
+    <w:lsdException w:name="Body Text First Indent" w:semiHidden="1" w:unhideWhenUsed="1"/>
+    <w:lsdException w:name="Body Text First Indent 2" w:semiHidden="1" w:unhideWhenUsed="1"/>
+    <w:lsdException w:name="Note Heading" w:semiHidden="1" w:unhideWhenUsed="1"/>
+    <w:lsdException w:name="Body Text 2" w:semiHidden="1" w:unhideWhenUsed="1"/>
+    <w:lsdException w:name="Body Text 3" w:semiHidden="1" w:unhideWhenUsed="1"/>
+    <w:lsdException w:name="Body Text Indent 2" w:semiHidden="1" w:unhideWhenUsed="1"/>
+    <w:lsdException w:name="Body Text Indent 3" w:semiHidden="1" w:unhideWhenUsed="1"/>
+    <w:lsdException w:name="Block Text" w:semiHidden="1" w:unhideWhenUsed="1"/>
+    <w:lsdException w:name="Hyperlink" w:semiHidden="1" w:unhideWhenUsed="1"/>
+    <w:lsdException w:name="FollowedHyperlink" w:semiHidden="1" w:unhideWhenUsed="1"/>
+    <w:lsdException w:name="Strong" w:uiPriority="22" w:qFormat="1"/>
+    <w:lsdException w:name="Emphasis" w:uiPriority="20" w:qFormat="1"/>
+    <w:lsdException w:name="Document Map" w:semiHidden="1" w:unhideWhenUsed="1"/>
+    <w:lsdException w:name="Plain Text" w:semiHidden="1" w:unhideWhenUsed="1"/>
+    <w:lsdException w:name="E-mail Signature" w:semiHidden="1" w:unhideWhenUsed="1"/>
+    <w:lsdException w:name="HTML Top of Form" w:semiHidden="1" w:unhideWhenUsed="1"/>
+    <w:lsdException w:name="HTML Bottom of Form" w:semiHidden="1" w:unhideWhenUsed="1"/>
+    <w:lsdException w:name="Normal (Web)" w:semiHidden="1" w:unhideWhenUsed="1"/>
+    <w:lsdException w:name="HTML Acronym" w:semiHidden="1" w:unhideWhenUsed="1"/>
+    <w:lsdException w:name="HTML Address" w:semiHidden="1" w:unhideWhenUsed="1"/>
+    <w:lsdException w:name="HTML Cite" w:semiHidden="1" w:unhideWhenUsed="1"/>
+    <w:lsdException w:name="HTML Code" w:semiHidden="1" w:unhideWhenUsed="1"/>
+    <w:lsdException w:name="HTML Definition" w:semiHidden="1" w:unhideWhenUsed="1"/>
+    <w:lsdException w:name="HTML Keyboard" w:semiHidden="1" w:unhideWhenUsed="1"/>
+    <w:lsdException w:name="HTML Preformatted" w:semiHidden="1" w:unhideWhenUsed="1"/>
+    <w:lsdException w:name="HTML Sample" w:semiHidden="1" w:unhideWhenUsed="1"/>
+    <w:lsdException w:name="HTML Typewriter" w:semiHidden="1" w:unhideWhenUsed="1"/>
+    <w:lsdException w:name="HTML Variable" w:semiHidden="1" w:unhideWhenUsed="1"/>
+    <w:lsdException w:name="Normal Table" w:semiHidden="1" w:unhideWhenUsed="1"/>
+    <w:lsdException w:name="annotation subject" w:semiHidden="1" w:unhideWhenUsed="1"/>
+    <w:lsdException w:name="No List" w:semiHidden="1" w:unhideWhenUsed="1"/>
+    <w:lsdException w:name="Outline List 1" w:semiHidden="1" w:unhideWhenUsed="1"/>
+    <w:lsdException w:name="Outline List 2" w:semiHidden="1" w:unhideWhenUsed="1"/>
+    <w:lsdException w:name="Outline List 3" w:semiHidden="1" w:unhideWhenUsed="1"/>
+    <w:lsdException w:name="Table Simple 1" w:semiHidden="1" w:unhideWhenUsed="1"/>
+    <w:lsdException w:name="Table Simple 2" w:semiHidden="1" w:unhideWhenUsed="1"/>
+    <w:lsdException w:name="Table Simple 3" w:semiHidden="1" w:unhideWhenUsed="1"/>
+    <w:lsdException w:name="Table Classic 1" w:semiHidden="1" w:unhideWhenUsed="1"/>
+    <w:lsdException w:name="Table Classic 2" w:semiHidden="1" w:unhideWhenUsed="1"/>
+    <w:lsdException w:name="Table Classic 3" w:semiHidden="1" w:unhideWhenUsed="1"/>
+    <w:lsdException w:name="Table Classic 4" w:semiHidden="1" w:unhideWhenUsed="1"/>
+    <w:lsdException w:name="Table Colorful 1" w:semiHidden="1" w:unhideWhenUsed="1"/>
+    <w:lsdException w:name="Table Colorful 2" w:semiHidden="1" w:unhideWhenUsed="1"/>
+    <w:lsdException w:name="Table Colorful 3" w:semiHidden="1" w:unhideWhenUsed="1"/>
+    <w:lsdException w:name="Table Columns 1" w:semiHidden="1" w:unhideWhenUsed="1"/>
+    <w:lsdException w:name="Table Columns 2" w:semiHidden="1" w:unhideWhenUsed="1"/>
+    <w:lsdException w:name="Table Columns 3" w:semiHidden="1" w:unhideWhenUsed="1"/>
+    <w:lsdException w:name="Table Columns 4" w:semiHidden="1" w:unhideWhenUsed="1"/>
+    <w:lsdException w:name="Table Columns 5" w:semiHidden="1" w:unhideWhenUsed="1"/>
+    <w:lsdException w:name="Table Grid 1" w:semiHidden="1" w:unhideWhenUsed="1"/>
+    <w:lsdException w:name="Table Grid 2" w:semiHidden="1" w:unhideWhenUsed="1"/>
+    <w:lsdException w:name="Table Grid 3" w:semiHidden="1" w:unhideWhenUsed="1"/>
+    <w:lsdException w:name="Table Grid 4" w:semiHidden="1" w:unhideWhenUsed="1"/>
+    <w:lsdException w:name="Table Grid 5" w:semiHidden="1" w:unhideWhenUsed="1"/>
+    <w:lsdException w:name="Table Grid 6" w:semiHidden="1" w:unhideWhenUsed="1"/>
+    <w:lsdException w:name="Table Grid 7" w:semiHidden="1" w:unhideWhenUsed="1"/>
+    <w:lsdException w:name="Table Grid 8" w:semiHidden="1" w:unhideWhenUsed="1"/>
+    <w:lsdException w:name="Table List 1" w:semiHidden="1" w:unhideWhenUsed="1"/>
+    <w:lsdException w:name="Table List 2" w:semiHidden="1" w:unhideWhenUsed="1"/>
+    <w:lsdException w:name="Table List 3" w:semiHidden="1" w:unhideWhenUsed="1"/>
+    <w:lsdException w:name="Table List 4" w:semiHidden="1" w:unhideWhenUsed="1"/>
+    <w:lsdException w:name="Table List 5" w:semiHidden="1" w:unhideWhenUsed="1"/>
+    <w:lsdException w:name="Table List 6" w:semiHidden="1" w:unhideWhenUsed="1"/>
+    <w:lsdException w:name="Table List 7" w:semiHidden="1" w:unhideWhenUsed="1"/>
+    <w:lsdException w:name="Table List 8" w:semiHidden="1" w:unhideWhenUsed="1"/>
+    <w:lsdException w:name="Table 3D effects 1" w:semiHidden="1" w:unhideWhenUsed="1"/>
+    <w:lsdException w:name="Table 3D effects 2" w:semiHidden="1" w:unhideWhenUsed="1"/>
+    <w:lsdException w:name="Table 3D effects 3" w:semiHidden="1" w:unhideWhenUsed="1"/>
+    <w:lsdException w:name="Table Contemporary" w:semiHidden="1" w:unhideWhenUsed="1"/>
+    <w:lsdException w:name="Table Elegant" w:semiHidden="1" w:unhideWhenUsed="1"/>
+    <w:lsdException w:name="Table Professional" w:semiHidden="1" w:unhideWhenUsed="1"/>
+    <w:lsdException w:name="Table Subtle 1" w:semiHidden="1" w:unhideWhenUsed="1"/>
+    <w:lsdException w:name="Table Subtle 2" w:semiHidden="1" w:unhideWhenUsed="1"/>
+    <w:lsdException w:name="Table Web 1" w:semiHidden="1" w:unhideWhenUsed="1"/>
+    <w:lsdException w:name="Table Web 2" w:semiHidden="1" w:unhideWhenUsed="1"/>
+    <w:lsdException w:name="Table Web 3" w:semiHidden="1" w:unhideWhenUsed="1"/>
+    <w:lsdException w:name="Balloon Text" w:semiHidden="1" w:unhideWhenUsed="1"/>
+    <w:lsdException w:name="Table Grid" w:uiPriority="39"/>
+    <w:lsdException w:name="Table Theme" w:semiHidden="1" w:unhideWhenUsed="1"/>
+    <w:lsdException w:name="Placeholder Text" w:semiHidden="1"/>
+    <w:lsdException w:name="No Spacing" w:uiPriority="1" w:qFormat="1"/>
+    <w:lsdException w:name="Light Shading" w:uiPriority="60"/>
+    <w:lsdException w:name="Light List" w:uiPriority="61"/>
+    <w:lsdException w:name="Light Grid" w:uiPriority="62"/>
+    <w:lsdException w:name="Medium Shading 1" w:uiPriority="63"/>
+    <w:lsdException w:name="Medium Shading 2" w:uiPriority="64"/>
+    <w:lsdException w:name="Medium List 1" w:uiPriority="65"/>
+    <w:lsdException w:name="Medium List 2" w:uiPriority="66"/>
+    <w:lsdException w:name="Medium Grid 1" w:uiPriority="67"/>
+    <w:lsdException w:name="Medium Grid 2" w:uiPriority="68"/>
+    <w:lsdException w:name="Medium Grid 3" w:uiPriority="69"/>
+    <w:lsdException w:name="Dark List" w:uiPriority="70"/>
+    <w:lsdException w:name="Colorful Shading" w:uiPriority="71"/>
+    <w:lsdException w:name="Colorful List" w:uiPriority="72"/>
+    <w:lsdException w:name="Colorful Grid" w:uiPriority="73"/>
+    <w:lsdException w:name="Light Shading Accent 1" w:uiPriority="60"/>
+    <w:lsdException w:name="Light List Accent 1" w:uiPriority="61"/>
+    <w:lsdException w:name="Light Grid Accent 1" w:uiPriority="62"/>
+    <w:lsdException w:name="Medium Shading 1 Accent 1" w:uiPriority="63"/>
+    <w:lsdException w:name="Medium Shading 2 Accent 1" w:uiPriority="64"/>
+    <w:lsdException w:name="Medium List 1 Accent 1" w:uiPriority="65"/>
+    <w:lsdException w:name="Revision" w:semiHidden="1"/>
+    <w:lsdException w:name="List Paragraph" w:uiPriority="34" w:qFormat="1"/>
+    <w:lsdException w:name="Quote" w:uiPriority="29" w:qFormat="1"/>
+    <w:lsdException w:name="Intense Quote" w:uiPriority="30" w:qFormat="1"/>
+    <w:lsdException w:name="Medium List 2 Accent 1" w:uiPriority="66"/>
+    <w:lsdException w:name="Medium Grid 1 Accent 1" w:uiPriority="67"/>
+    <w:lsdException w:name="Medium Grid 2 Accent 1" w:uiPriority="68"/>
+    <w:lsdException w:name="Medium Grid 3 Accent 1" w:uiPriority="69"/>
+    <w:lsdException w:name="Dark List Accent 1" w:uiPriority="70"/>
+    <w:lsdException w:name="Colorful Shading Accent 1" w:uiPriority="71"/>
+    <w:lsdException w:name="Colorful List Accent 1" w:uiPriority="72"/>
+    <w:lsdException w:name="Colorful Grid Accent 1" w:uiPriority="73"/>
+    <w:lsdException w:name="Light Shading Accent 2" w:uiPriority="60"/>
+    <w:lsdException w:name="Light List Accent 2" w:uiPriority="61"/>
+    <w:lsdException w:name="Light Grid Accent 2" w:uiPriority="62"/>
+    <w:lsdException w:name="Medium Shading 1 Accent 2" w:uiPriority="63"/>
+    <w:lsdException w:name="Medium Shading 2 Accent 2" w:uiPriority="64"/>
+    <w:lsdException w:name="Medium List 1 Accent 2" w:uiPriority="65"/>
+    <w:lsdException w:name="Medium List 2 Accent 2" w:uiPriority="66"/>
+    <w:lsdException w:name="Medium Grid 1 Accent 2" w:uiPriority="67"/>
+    <w:lsdException w:name="Medium Grid 2 Accent 2" w:uiPriority="68"/>
+    <w:lsdException w:name="Medium Grid 3 Accent 2" w:uiPriority="69"/>
+    <w:lsdException w:name="Dark List Accent 2" w:uiPriority="70"/>
+    <w:lsdException w:name="Colorful Shading Accent 2" w:uiPriority="71"/>
+    <w:lsdException w:name="Colorful List Accent 2" w:uiPriority="72"/>
+    <w:lsdException w:name="Colorful Grid Accent 2" w:uiPriority="73"/>
+    <w:lsdException w:name="Light Shading Accent 3" w:uiPriority="60"/>
+    <w:lsdException w:name="Light List Accent 3" w:uiPriority="61"/>
+    <w:lsdException w:name="Light Grid Accent 3" w:uiPriority="62"/>
+    <w:lsdException w:name="Medium Shading 1 Accent 3" w:uiPriority="63"/>
+    <w:lsdException w:name="Medium Shading 2 Accent 3" w:uiPriority="64"/>
+    <w:lsdException w:name="Medium List 1 Accent 3" w:uiPriority="65"/>
+    <w:lsdException w:name="Medium List 2 Accent 3" w:uiPriority="66"/>
+    <w:lsdException w:name="Medium Grid 1 Accent 3" w:uiPriority="67"/>
+    <w:lsdException w:name="Medium Grid 2 Accent 3" w:uiPriority="68"/>
+    <w:lsdException w:name="Medium Grid 3 Accent 3" w:uiPriority="69"/>
+    <w:lsdException w:name="Dark List Accent 3" w:uiPriority="70"/>
+    <w:lsdException w:name="Colorful Shading Accent 3" w:uiPriority="71"/>
+    <w:lsdException w:name="Colorful List Accent 3" w:uiPriority="72"/>
+    <w:lsdException w:name="Colorful Grid Accent 3" w:uiPriority="73"/>
+    <w:lsdException w:name="Light Shading Accent 4" w:uiPriority="60"/>
+    <w:lsdException w:name="Light List Accent 4" w:uiPriority="61"/>
+    <w:lsdException w:name="Light Grid Accent 4" w:uiPriority="62"/>
+    <w:lsdException w:name="Medium Shading 1 Accent 4" w:uiPriority="63"/>
+    <w:lsdException w:name="Medium Shading 2 Accent 4" w:uiPriority="64"/>
+    <w:lsdException w:name="Medium List 1 Accent 4" w:uiPriority="65"/>
+    <w:lsdException w:name="Medium List 2 Accent 4" w:uiPriority="66"/>
+    <w:lsdException w:name="Medium Grid 1 Accent 4" w:uiPriority="67"/>
+    <w:lsdException w:name="Medium Grid 2 Accent 4" w:uiPriority="68"/>
+    <w:lsdException w:name="Medium Grid 3 Accent 4" w:uiPriority="69"/>
+    <w:lsdException w:name="Dark List Accent 4" w:uiPriority="70"/>
+    <w:lsdException w:name="Colorful Shading Accent 4" w:uiPriority="71"/>
+    <w:lsdException w:name="Colorful List Accent 4" w:uiPriority="72"/>
+    <w:lsdException w:name="Colorful Grid Accent 4" w:uiPriority="73"/>
+    <w:lsdException w:name="Light Shading Accent 5" w:uiPriority="60"/>
+    <w:lsdException w:name="Light List Accent 5" w:uiPriority="61"/>
+    <w:lsdException w:name="Light Grid Accent 5" w:uiPriority="62"/>
+    <w:lsdException w:name="Medium Shading 1 Accent 5" w:uiPriority="63"/>
+    <w:lsdException w:name="Medium Shading 2 Accent 5" w:uiPriority="64"/>
+    <w:lsdException w:name="Medium List 1 Accent 5" w:uiPriority="65"/>
+    <w:lsdException w:name="Medium List 2 Accent 5" w:uiPriority="66"/>
+    <w:lsdException w:name="Medium Grid 1 Accent 5" w:uiPriority="67"/>
+    <w:lsdException w:name="Medium Grid 2 Accent 5" w:uiPriority="68"/>
+    <w:lsdException w:name="Medium Grid 3 Accent 5" w:uiPriority="69"/>
+    <w:lsdException w:name="Dark List Accent 5" w:uiPriority="70"/>
+    <w:lsdException w:name="Colorful Shading Accent 5" w:uiPriority="71"/>
+    <w:lsdException w:name="Colorful List Accent 5" w:uiPriority="72"/>
+    <w:lsdException w:name="Colorful Grid Accent 5" w:uiPriority="73"/>
+    <w:lsdException w:name="Light Shading Accent 6" w:uiPriority="60"/>
+    <w:lsdException w:name="Light List Accent 6" w:uiPriority="61"/>
+    <w:lsdException w:name="Light Grid Accent 6" w:uiPriority="62"/>
+    <w:lsdException w:name="Medium Shading 1 Accent 6" w:uiPriority="63"/>
+    <w:lsdException w:name="Medium Shading 2 Accent 6" w:uiPriority="64"/>
+    <w:lsdException w:name="Medium List 1 Accent 6" w:uiPriority="65"/>
+    <w:lsdException w:name="Medium List 2 Accent 6" w:uiPriority="66"/>
+    <w:lsdException w:name="Medium Grid 1 Accent 6" w:uiPriority="67"/>
+    <w:lsdException w:name="Medium Grid 2 Accent 6" w:uiPriority="68"/>
+    <w:lsdException w:name="Medium Grid 3 Accent 6" w:uiPriority="69"/>
+    <w:lsdException w:name="Dark List Accent 6" w:uiPriority="70"/>
+    <w:lsdException w:name="Colorful Shading Accent 6" w:uiPriority="71"/>
+    <w:lsdException w:name="Colorful List Accent 6" w:uiPriority="72"/>
+    <w:lsdException w:name="Colorful Grid Accent 6" w:uiPriority="73"/>
+    <w:lsdException w:name="Subtle Emphasis" w:uiPriority="19" w:qFormat="1"/>
+    <w:lsdException w:name="Intense Emphasis" w:uiPriority="21" w:qFormat="1"/>
+    <w:lsdException w:name="Subtle Reference" w:uiPriority="31" w:qFormat="1"/>
+    <w:lsdException w:name="Intense Reference" w:uiPriority="32" w:qFormat="1"/>
+    <w:lsdException w:name="Book Title" w:uiPriority="33" w:qFormat="1"/>
+    <w:lsdException w:name="Bibliography" w:semiHidden="1" w:uiPriority="37" w:unhideWhenUsed="1"/>
+    <w:lsdException w:name="TOC Heading" w:semiHidden="1" w:uiPriority="39" w:unhideWhenUsed="1" w:qFormat="1"/>
+    <w:lsdException w:name="Plain Table 1" w:uiPriority="41"/>
+    <w:lsdException w:name="Plain Table 2" w:uiPriority="42"/>
+    <w:lsdException w:name="Plain Table 3" w:uiPriority="43"/>
+    <w:lsdException w:name="Plain Table 4" w:uiPriority="44"/>
+    <w:lsdException w:name="Plain Table 5" w:uiPriority="45"/>
+    <w:lsdException w:name="Grid Table Light" w:uiPriority="40"/>
+    <w:lsdException w:name="Grid Table 1 Light" w:uiPriority="46"/>
+    <w:lsdException w:name="Grid Table 2" w:uiPriority="47"/>
+    <w:lsdException w:name="Grid Table 3" w:uiPriority="48"/>
+    <w:lsdException w:name="Grid Table 4" w:uiPriority="49"/>
+    <w:lsdException w:name="Grid Table 5 Dark" w:uiPriority="50"/>
+    <w:lsdException w:name="Grid Table 6 Colorful" w:uiPriority="51"/>
+    <w:lsdException w:name="Grid Table 7 Colorful" w:uiPriority="52"/>
+    <w:lsdException w:name="Grid Table 1 Light Accent 1" w:uiPriority="46"/>
+    <w:lsdException w:name="Grid Table 2 Accent 1" w:uiPriority="47"/>
+    <w:lsdException w:name="Grid Table 3 Accent 1" w:uiPriority="48"/>
+    <w:lsdException w:name="Grid Table 4 Accent 1" w:uiPriority="49"/>
+    <w:lsdException w:name="Grid Table 5 Dark Accent 1" w:uiPriority="50"/>
+    <w:lsdException w:name="Grid Table 6 Colorful Accent 1" w:uiPriority="51"/>
+    <w:lsdException w:name="Grid Table 7 Colorful Accent 1" w:uiPriority="52"/>
+    <w:lsdException w:name="Grid Table 1 Light Accent 2" w:uiPriority="46"/>
+    <w:lsdException w:name="Grid Table 2 Accent 2" w:uiPriority="47"/>
+    <w:lsdException w:name="Grid Table 3 Accent 2" w:uiPriority="48"/>
+    <w:lsdException w:name="Grid Table 4 Accent 2" w:uiPriority="49"/>
+    <w:lsdException w:name="Grid Table 5 Dark Accent 2" w:uiPriority="50"/>
+    <w:lsdException w:name="Grid Table 6 Colorful Accent 2" w:uiPriority="51"/>
+    <w:lsdException w:name="Grid Table 7 Colorful Accent 2" w:uiPriority="52"/>
+    <w:lsdException w:name="Grid Table 1 Light Accent 3" w:uiPriority="46"/>
+    <w:lsdException w:name="Grid Table 2 Accent 3" w:uiPriority="47"/>
+    <w:lsdException w:name="Grid Table 3 Accent 3" w:uiPriority="48"/>
+    <w:lsdException w:name="Grid Table 4 Accent 3" w:uiPriority="49"/>
+    <w:lsdException w:name="Grid Table 5 Dark Accent 3" w:uiPriority="50"/>
+    <w:lsdException w:name="Grid Table 6 Colorful Accent 3" w:uiPriority="51"/>
+    <w:lsdException w:name="Grid Table 7 Colorful Accent 3" w:uiPriority="52"/>
+    <w:lsdException w:name="Grid Table 1 Light Accent 4" w:uiPriority="46"/>
+    <w:lsdException w:name="Grid Table 2 Accent 4" w:uiPriority="47"/>
+    <w:lsdException w:name="Grid Table 3 Accent 4" w:uiPriority="48"/>
+    <w:lsdException w:name="Grid Table 4 Accent 4" w:uiPriority="49"/>
+    <w:lsdException w:name="Grid Table 5 Dark Accent 4" w:uiPriority="50"/>
+    <w:lsdException w:name="Grid Table 6 Colorful Accent 4" w:uiPriority="51"/>
+    <w:lsdException w:name="Grid Table 7 Colorful Accent 4" w:uiPriority="52"/>
+    <w:lsdException w:name="Grid Table 1 Light Accent 5" w:uiPriority="46"/>
+    <w:lsdException w:name="Grid Table 2 Accent 5" w:uiPriority="47"/>
+    <w:lsdException w:name="Grid Table 3 Accent 5" w:uiPriority="48"/>
+    <w:lsdException w:name="Grid Table 4 Accent 5" w:uiPriority="49"/>
+    <w:lsdException w:name="Grid Table 5 Dark Accent 5" w:uiPriority="50"/>
+    <w:lsdException w:name="Grid Table 6 Colorful Accent 5" w:uiPriority="51"/>
+    <w:lsdException w:name="Grid Table 7 Colorful Accent 5" w:uiPriority="52"/>
+    <w:lsdException w:name="Grid Table 1 Light Accent 6" w:uiPriority="46"/>
+    <w:lsdException w:name="Grid Table 2 Accent 6" w:uiPriority="47"/>
+    <w:lsdException w:name="Grid Table 3 Accent 6" w:uiPriority="48"/>
+    <w:lsdException w:name="Grid Table 4 Accent 6" w:uiPriority="49"/>
+    <w:lsdException w:name="Grid Table 5 Dark Accent 6" w:uiPriority="50"/>
+    <w:lsdException w:name="Grid Table 6 Colorful Accent 6" w:uiPriority="51"/>
+    <w:lsdException w:name="Grid Table 7 Colorful Accent 6" w:uiPriority="52"/>
+    <w:lsdException w:name="List Table 1 Light" w:uiPriority="46"/>
+    <w:lsdException w:name="List Table 2" w:uiPriority="47"/>
+    <w:lsdException w:name="List Table 3" w:uiPriority="48"/>
+    <w:lsdException w:name="List Table 4" w:uiPriority="49"/>
+    <w:lsdException w:name="List Table 5 Dark" w:uiPriority="50"/>
+    <w:lsdException w:name="List Table 6 Colorful" w:uiPriority="51"/>
+    <w:lsdException w:name="List Table 7 Colorful" w:uiPriority="52"/>
+    <w:lsdException w:name="List Table 1 Light Accent 1" w:uiPriority="46"/>
+    <w:lsdException w:name="List Table 2 Accent 1" w:uiPriority="47"/>
+    <w:lsdException w:name="List Table 3 Accent 1" w:uiPriority="48"/>
+    <w:lsdException w:name="List Table 4 Accent 1" w:uiPriority="49"/>
+    <w:lsdException w:name="List Table 5 Dark Accent 1" w:uiPriority="50"/>
+    <w:lsdException w:name="List Table 6 Colorful Accent 1" w:uiPriority="51"/>
+    <w:lsdException w:name="List Table 7 Colorful Accent 1" w:uiPriority="52"/>
+    <w:lsdException w:name="List Table 1 Light Accent 2" w:uiPriority="46"/>
+    <w:lsdException w:name="List Table 2 Accent 2" w:uiPriority="47"/>
+    <w:lsdException w:name="List Table 3 Accent 2" w:uiPriority="48"/>
+    <w:lsdException w:name="List Table 4 Accent 2" w:uiPriority="49"/>
+    <w:lsdException w:name="List Table 5 Dark Accent 2" w:uiPriority="50"/>
+    <w:lsdException w:name="List Table 6 Colorful Accent 2" w:uiPriority="51"/>
+    <w:lsdException w:name="List Table 7 Colorful Accent 2" w:uiPriority="52"/>
+    <w:lsdException w:name="List Table 1 Light Accent 3" w:uiPriority="46"/>
+    <w:lsdException w:name="List Table 2 Accent 3" w:uiPriority="47"/>
+    <w:lsdException w:name="List Table 3 Accent 3" w:uiPriority="48"/>
+    <w:lsdException w:name="List Table 4 Accent 3" w:uiPriority="49"/>
+    <w:lsdException w:name="List Table 5 Dark Accent 3" w:uiPriority="50"/>
+    <w:lsdException w:name="List Table 6 Colorful Accent 3" w:uiPriority="51"/>
+    <w:lsdException w:name="List Table 7 Colorful Accent 3" w:uiPriority="52"/>
+    <w:lsdException w:name="List Table 1 Light Accent 4" w:uiPriority="46"/>
+    <w:lsdException w:name="List Table 2 Accent 4" w:uiPriority="47"/>
+    <w:lsdException w:name="List Table 3 Accent 4" w:uiPriority="48"/>
+    <w:lsdException w:name="List Table 4 Accent 4" w:uiPriority="49"/>
+    <w:lsdException w:name="List Table 5 Dark Accent 4" w:uiPriority="50"/>
+    <w:lsdException w:name="List Table 6 Colorful Accent 4" w:uiPriority="51"/>
+    <w:lsdException w:name="List Table 7 Colorful Accent 4" w:uiPriority="52"/>
+    <w:lsdException w:name="List Table 1 Light Accent 5" w:uiPriority="46"/>
+    <w:lsdException w:name="List Table 2 Accent 5" w:uiPriority="47"/>
+    <w:lsdException w:name="List Table 3 Accent 5" w:uiPriority="48"/>
+    <w:lsdException w:name="List Table 4 Accent 5" w:uiPriority="49"/>
+    <w:lsdException w:name="List Table 5 Dark Accent 5" w:uiPriority="50"/>
+    <w:lsdException w:name="List Table 6 Colorful Accent 5" w:uiPriority="51"/>
+    <w:lsdException w:name="List Table 7 Colorful Accent 5" w:uiPriority="52"/>
+    <w:lsdException w:name="List Table 1 Light Accent 6" w:uiPriority="46"/>
+    <w:lsdException w:name="List Table 2 Accent 6" w:uiPriority="47"/>
+    <w:lsdException w:name="List Table 3 Accent 6" w:uiPriority="48"/>
+    <w:lsdException w:name="List Table 4 Accent 6" w:uiPriority="49"/>
+    <w:lsdException w:name="List Table 5 Dark Accent 6" w:uiPriority="50"/>
+    <w:lsdException w:name="List Table 6 Colorful Accent 6" w:uiPriority="51"/>
+    <w:lsdException w:name="List Table 7 Colorful Accent 6" w:uiPriority="52"/>
+    <w:lsdException w:name="Mention" w:semiHidden="1" w:unhideWhenUsed="1"/>
+    <w:lsdException w:name="Smart Hyperlink" w:semiHidden="1" w:unhideWhenUsed="1"/>
+    <w:lsdException w:name="Hashtag" w:semiHidden="1" w:unhideWhenUsed="1"/>
+    <w:lsdException w:name="Unresolved Mention" w:semiHidden="1" w:unhideWhenUsed="1"/>
+    <w:lsdException w:name="Smart Link" w:semiHidden="1" w:unhideWhenUsed="1"/>
   </w:latentStyles>
   <w:style w:type="paragraph" w:default="1" w:styleId="Normal">
     <w:name w:val="Normal"/>
@@ -5859,11 +7144,12 @@
     <w:link w:val="3it31heading1Char"/>
     <w:autoRedefine/>
     <w:qFormat/>
-    <w:rsid w:val="00B9237B"/>
+    <w:rsid w:val="009C59EF"/>
     <w:pPr>
       <w:numPr>
         <w:numId w:val="14"/>
       </w:numPr>
+      <w:spacing w:before="120" w:after="0" w:line="360" w:lineRule="auto"/>
     </w:pPr>
     <w:rPr>
       <w:rFonts w:ascii="Times New Roman" w:hAnsi="Times New Roman" w:cs="Times New Roman"/>
@@ -5877,7 +7163,7 @@
     <w:name w:val="3it31_heading1 Char"/>
     <w:basedOn w:val="Heading1Char"/>
     <w:link w:val="3it31heading1"/>
-    <w:rsid w:val="00B9237B"/>
+    <w:rsid w:val="009C59EF"/>
     <w:rPr>
       <w:rFonts w:ascii="Times New Roman" w:eastAsiaTheme="majorEastAsia" w:hAnsi="Times New Roman" w:cs="Times New Roman"/>
       <w:b/>
@@ -5893,21 +7179,23 @@
     <w:link w:val="3it31heading2Char"/>
     <w:autoRedefine/>
     <w:qFormat/>
-    <w:rsid w:val="00737391"/>
+    <w:rsid w:val="009C59EF"/>
     <w:pPr>
       <w:numPr>
         <w:ilvl w:val="1"/>
         <w:numId w:val="2"/>
       </w:numPr>
-      <w:spacing w:before="240" w:after="120"/>
       <w:ind w:left="418" w:hanging="418"/>
     </w:pPr>
+    <w:rPr>
+      <w:sz w:val="24"/>
+    </w:rPr>
   </w:style>
   <w:style w:type="character" w:customStyle="1" w:styleId="3it31heading2Char">
     <w:name w:val="3it31_heading2 Char"/>
     <w:basedOn w:val="3it31heading1Char"/>
     <w:link w:val="3it31heading2"/>
-    <w:rsid w:val="00737391"/>
+    <w:rsid w:val="009C59EF"/>
     <w:rPr>
       <w:rFonts w:ascii="Times New Roman" w:eastAsiaTheme="majorEastAsia" w:hAnsi="Times New Roman" w:cs="Times New Roman"/>
       <w:b/>
@@ -6082,7 +7370,6 @@
       <w14:ligatures w14:val="none"/>
     </w:rPr>
     <w:tblPr>
-      <w:tblInd w:w="0" w:type="dxa"/>
       <w:tblBorders>
         <w:top w:val="single" w:sz="4" w:space="0" w:color="auto"/>
         <w:left w:val="single" w:sz="4" w:space="0" w:color="auto"/>
@@ -6091,12 +7378,6 @@
         <w:insideH w:val="single" w:sz="4" w:space="0" w:color="auto"/>
         <w:insideV w:val="single" w:sz="4" w:space="0" w:color="auto"/>
       </w:tblBorders>
-      <w:tblCellMar>
-        <w:top w:w="0" w:type="dxa"/>
-        <w:left w:w="108" w:type="dxa"/>
-        <w:bottom w:w="0" w:type="dxa"/>
-        <w:right w:w="108" w:type="dxa"/>
-      </w:tblCellMar>
     </w:tblPr>
   </w:style>
   <w:style w:type="table" w:styleId="TableGrid">
@@ -6108,7 +7389,6 @@
       <w:spacing w:after="0" w:line="240" w:lineRule="auto"/>
     </w:pPr>
     <w:tblPr>
-      <w:tblInd w:w="0" w:type="dxa"/>
       <w:tblBorders>
         <w:top w:val="single" w:sz="4" w:space="0" w:color="auto"/>
         <w:left w:val="single" w:sz="4" w:space="0" w:color="auto"/>
@@ -6117,1066 +7397,6 @@
         <w:insideH w:val="single" w:sz="4" w:space="0" w:color="auto"/>
         <w:insideV w:val="single" w:sz="4" w:space="0" w:color="auto"/>
       </w:tblBorders>
-      <w:tblCellMar>
-        <w:top w:w="0" w:type="dxa"/>
-        <w:left w:w="108" w:type="dxa"/>
-        <w:bottom w:w="0" w:type="dxa"/>
-        <w:right w:w="108" w:type="dxa"/>
-      </w:tblCellMar>
-    </w:tblPr>
-  </w:style>
-  <w:style w:type="paragraph" w:customStyle="1" w:styleId="3it31table">
-    <w:name w:val="3it31_table"/>
-    <w:basedOn w:val="3it31content"/>
-    <w:link w:val="3it31tableChar"/>
-    <w:autoRedefine/>
-    <w:qFormat/>
-    <w:rsid w:val="00096BFE"/>
-    <w:pPr>
-      <w:spacing w:before="120" w:after="120"/>
-      <w:jc w:val="center"/>
-    </w:pPr>
-    <w:rPr>
-      <w:b/>
-      <w:sz w:val="20"/>
-    </w:rPr>
-  </w:style>
-  <w:style w:type="character" w:customStyle="1" w:styleId="3it31tableChar">
-    <w:name w:val="3it31_table Char"/>
-    <w:basedOn w:val="3it31contentChar"/>
-    <w:link w:val="3it31table"/>
-    <w:rsid w:val="00096BFE"/>
-    <w:rPr>
-      <w:rFonts w:ascii="Times New Roman" w:hAnsi="Times New Roman"/>
-      <w:b/>
-      <w:sz w:val="20"/>
-    </w:rPr>
-  </w:style>
-  <w:style w:type="paragraph" w:styleId="BalloonText">
-    <w:name w:val="Balloon Text"/>
-    <w:basedOn w:val="Normal"/>
-    <w:link w:val="BalloonTextChar"/>
-    <w:uiPriority w:val="99"/>
-    <w:semiHidden/>
-    <w:unhideWhenUsed/>
-    <w:rsid w:val="003C4477"/>
-    <w:pPr>
-      <w:spacing w:after="0" w:line="240" w:lineRule="auto"/>
-    </w:pPr>
-    <w:rPr>
-      <w:rFonts w:ascii="Tahoma" w:hAnsi="Tahoma" w:cs="Tahoma"/>
-      <w:sz w:val="16"/>
-      <w:szCs w:val="16"/>
-    </w:rPr>
-  </w:style>
-  <w:style w:type="character" w:customStyle="1" w:styleId="BalloonTextChar">
-    <w:name w:val="Balloon Text Char"/>
-    <w:basedOn w:val="DefaultParagraphFont"/>
-    <w:link w:val="BalloonText"/>
-    <w:uiPriority w:val="99"/>
-    <w:semiHidden/>
-    <w:rsid w:val="003C4477"/>
-    <w:rPr>
-      <w:rFonts w:ascii="Tahoma" w:hAnsi="Tahoma" w:cs="Tahoma"/>
-      <w:sz w:val="16"/>
-      <w:szCs w:val="16"/>
-    </w:rPr>
-  </w:style>
-</w:styles>
-</file>
-
-<file path=word/stylesWithEffects.xml><?xml version="1.0" encoding="utf-8"?>
-<w:styles xmlns:wpc="http://schemas.microsoft.com/office/word/2010/wordprocessingCanvas" xmlns:mc="http://schemas.openxmlformats.org/markup-compatibility/2006" xmlns:o="urn:schemas-microsoft-com:office:office" xmlns:r="http://schemas.openxmlformats.org/officeDocument/2006/relationships" xmlns:m="http://schemas.openxmlformats.org/officeDocument/2006/math" xmlns:v="urn:schemas-microsoft-com:vml" xmlns:wp14="http://schemas.microsoft.com/office/word/2010/wordprocessingDrawing" xmlns:wp="http://schemas.openxmlformats.org/drawingml/2006/wordprocessingDrawing" xmlns:w10="urn:schemas-microsoft-com:office:word" xmlns:w="http://schemas.openxmlformats.org/wordprocessingml/2006/main" xmlns:w14="http://schemas.microsoft.com/office/word/2010/wordml" xmlns:wpg="http://schemas.microsoft.com/office/word/2010/wordprocessingGroup" xmlns:wpi="http://schemas.microsoft.com/office/word/2010/wordprocessingInk" xmlns:wne="http://schemas.microsoft.com/office/word/2006/wordml" xmlns:wps="http://schemas.microsoft.com/office/word/2010/wordprocessingShape" mc:Ignorable="w14 wp14">
-  <w:docDefaults>
-    <w:rPrDefault>
-      <w:rPr>
-        <w:rFonts w:asciiTheme="minorHAnsi" w:eastAsiaTheme="minorHAnsi" w:hAnsiTheme="minorHAnsi" w:cstheme="minorBidi"/>
-        <w:kern w:val="2"/>
-        <w:sz w:val="24"/>
-        <w:szCs w:val="24"/>
-        <w:lang w:val="en-US" w:eastAsia="en-US" w:bidi="ar-SA"/>
-        <w14:ligatures w14:val="standardContextual"/>
-      </w:rPr>
-    </w:rPrDefault>
-    <w:pPrDefault>
-      <w:pPr>
-        <w:spacing w:after="160" w:line="278" w:lineRule="auto"/>
-      </w:pPr>
-    </w:pPrDefault>
-  </w:docDefaults>
-  <w:latentStyles w:defLockedState="0" w:defUIPriority="99" w:defSemiHidden="1" w:defUnhideWhenUsed="1" w:defQFormat="0" w:count="267">
-    <w:lsdException w:name="Normal" w:semiHidden="0" w:uiPriority="0" w:unhideWhenUsed="0" w:qFormat="1"/>
-    <w:lsdException w:name="heading 1" w:semiHidden="0" w:uiPriority="9" w:unhideWhenUsed="0" w:qFormat="1"/>
-    <w:lsdException w:name="heading 2" w:uiPriority="9" w:qFormat="1"/>
-    <w:lsdException w:name="heading 3" w:uiPriority="9" w:qFormat="1"/>
-    <w:lsdException w:name="heading 4" w:uiPriority="9" w:qFormat="1"/>
-    <w:lsdException w:name="heading 5" w:uiPriority="9" w:qFormat="1"/>
-    <w:lsdException w:name="heading 6" w:uiPriority="9" w:qFormat="1"/>
-    <w:lsdException w:name="heading 7" w:uiPriority="9" w:qFormat="1"/>
-    <w:lsdException w:name="heading 8" w:uiPriority="9" w:qFormat="1"/>
-    <w:lsdException w:name="heading 9" w:uiPriority="9" w:qFormat="1"/>
-    <w:lsdException w:name="toc 1" w:uiPriority="39"/>
-    <w:lsdException w:name="toc 2" w:uiPriority="39"/>
-    <w:lsdException w:name="toc 3" w:uiPriority="39"/>
-    <w:lsdException w:name="toc 4" w:uiPriority="39"/>
-    <w:lsdException w:name="toc 5" w:uiPriority="39"/>
-    <w:lsdException w:name="toc 6" w:uiPriority="39"/>
-    <w:lsdException w:name="toc 7" w:uiPriority="39"/>
-    <w:lsdException w:name="toc 8" w:uiPriority="39"/>
-    <w:lsdException w:name="toc 9" w:uiPriority="39"/>
-    <w:lsdException w:name="caption" w:uiPriority="35" w:qFormat="1"/>
-    <w:lsdException w:name="Title" w:semiHidden="0" w:uiPriority="10" w:unhideWhenUsed="0" w:qFormat="1"/>
-    <w:lsdException w:name="Default Paragraph Font" w:uiPriority="1"/>
-    <w:lsdException w:name="Subtitle" w:semiHidden="0" w:uiPriority="11" w:unhideWhenUsed="0" w:qFormat="1"/>
-    <w:lsdException w:name="Strong" w:semiHidden="0" w:uiPriority="22" w:unhideWhenUsed="0" w:qFormat="1"/>
-    <w:lsdException w:name="Emphasis" w:semiHidden="0" w:uiPriority="20" w:unhideWhenUsed="0" w:qFormat="1"/>
-    <w:lsdException w:name="Table Grid" w:semiHidden="0" w:uiPriority="39" w:unhideWhenUsed="0"/>
-    <w:lsdException w:name="Placeholder Text" w:unhideWhenUsed="0"/>
-    <w:lsdException w:name="No Spacing" w:semiHidden="0" w:uiPriority="1" w:unhideWhenUsed="0" w:qFormat="1"/>
-    <w:lsdException w:name="Light Shading" w:semiHidden="0" w:uiPriority="60" w:unhideWhenUsed="0"/>
-    <w:lsdException w:name="Light List" w:semiHidden="0" w:uiPriority="61" w:unhideWhenUsed="0"/>
-    <w:lsdException w:name="Light Grid" w:semiHidden="0" w:uiPriority="62" w:unhideWhenUsed="0"/>
-    <w:lsdException w:name="Medium Shading 1" w:semiHidden="0" w:uiPriority="63" w:unhideWhenUsed="0"/>
-    <w:lsdException w:name="Medium Shading 2" w:semiHidden="0" w:uiPriority="64" w:unhideWhenUsed="0"/>
-    <w:lsdException w:name="Medium List 1" w:semiHidden="0" w:uiPriority="65" w:unhideWhenUsed="0"/>
-    <w:lsdException w:name="Medium List 2" w:semiHidden="0" w:uiPriority="66" w:unhideWhenUsed="0"/>
-    <w:lsdException w:name="Medium Grid 1" w:semiHidden="0" w:uiPriority="67" w:unhideWhenUsed="0"/>
-    <w:lsdException w:name="Medium Grid 2" w:semiHidden="0" w:uiPriority="68" w:unhideWhenUsed="0"/>
-    <w:lsdException w:name="Medium Grid 3" w:semiHidden="0" w:uiPriority="69" w:unhideWhenUsed="0"/>
-    <w:lsdException w:name="Dark List" w:semiHidden="0" w:uiPriority="70" w:unhideWhenUsed="0"/>
-    <w:lsdException w:name="Colorful Shading" w:semiHidden="0" w:uiPriority="71" w:unhideWhenUsed="0"/>
-    <w:lsdException w:name="Colorful List" w:semiHidden="0" w:uiPriority="72" w:unhideWhenUsed="0"/>
-    <w:lsdException w:name="Colorful Grid" w:semiHidden="0" w:uiPriority="73" w:unhideWhenUsed="0"/>
-    <w:lsdException w:name="Light Shading Accent 1" w:semiHidden="0" w:uiPriority="60" w:unhideWhenUsed="0"/>
-    <w:lsdException w:name="Light List Accent 1" w:semiHidden="0" w:uiPriority="61" w:unhideWhenUsed="0"/>
-    <w:lsdException w:name="Light Grid Accent 1" w:semiHidden="0" w:uiPriority="62" w:unhideWhenUsed="0"/>
-    <w:lsdException w:name="Medium Shading 1 Accent 1" w:semiHidden="0" w:uiPriority="63" w:unhideWhenUsed="0"/>
-    <w:lsdException w:name="Medium Shading 2 Accent 1" w:semiHidden="0" w:uiPriority="64" w:unhideWhenUsed="0"/>
-    <w:lsdException w:name="Medium List 1 Accent 1" w:semiHidden="0" w:uiPriority="65" w:unhideWhenUsed="0"/>
-    <w:lsdException w:name="Revision" w:unhideWhenUsed="0"/>
-    <w:lsdException w:name="List Paragraph" w:semiHidden="0" w:uiPriority="34" w:unhideWhenUsed="0" w:qFormat="1"/>
-    <w:lsdException w:name="Quote" w:semiHidden="0" w:uiPriority="29" w:unhideWhenUsed="0" w:qFormat="1"/>
-    <w:lsdException w:name="Intense Quote" w:semiHidden="0" w:uiPriority="30" w:unhideWhenUsed="0" w:qFormat="1"/>
-    <w:lsdException w:name="Medium List 2 Accent 1" w:semiHidden="0" w:uiPriority="66" w:unhideWhenUsed="0"/>
-    <w:lsdException w:name="Medium Grid 1 Accent 1" w:semiHidden="0" w:uiPriority="67" w:unhideWhenUsed="0"/>
-    <w:lsdException w:name="Medium Grid 2 Accent 1" w:semiHidden="0" w:uiPriority="68" w:unhideWhenUsed="0"/>
-    <w:lsdException w:name="Medium Grid 3 Accent 1" w:semiHidden="0" w:uiPriority="69" w:unhideWhenUsed="0"/>
-    <w:lsdException w:name="Dark List Accent 1" w:semiHidden="0" w:uiPriority="70" w:unhideWhenUsed="0"/>
-    <w:lsdException w:name="Colorful Shading Accent 1" w:semiHidden="0" w:uiPriority="71" w:unhideWhenUsed="0"/>
-    <w:lsdException w:name="Colorful List Accent 1" w:semiHidden="0" w:uiPriority="72" w:unhideWhenUsed="0"/>
-    <w:lsdException w:name="Colorful Grid Accent 1" w:semiHidden="0" w:uiPriority="73" w:unhideWhenUsed="0"/>
-    <w:lsdException w:name="Light Shading Accent 2" w:semiHidden="0" w:uiPriority="60" w:unhideWhenUsed="0"/>
-    <w:lsdException w:name="Light List Accent 2" w:semiHidden="0" w:uiPriority="61" w:unhideWhenUsed="0"/>
-    <w:lsdException w:name="Light Grid Accent 2" w:semiHidden="0" w:uiPriority="62" w:unhideWhenUsed="0"/>
-    <w:lsdException w:name="Medium Shading 1 Accent 2" w:semiHidden="0" w:uiPriority="63" w:unhideWhenUsed="0"/>
-    <w:lsdException w:name="Medium Shading 2 Accent 2" w:semiHidden="0" w:uiPriority="64" w:unhideWhenUsed="0"/>
-    <w:lsdException w:name="Medium List 1 Accent 2" w:semiHidden="0" w:uiPriority="65" w:unhideWhenUsed="0"/>
-    <w:lsdException w:name="Medium List 2 Accent 2" w:semiHidden="0" w:uiPriority="66" w:unhideWhenUsed="0"/>
-    <w:lsdException w:name="Medium Grid 1 Accent 2" w:semiHidden="0" w:uiPriority="67" w:unhideWhenUsed="0"/>
-    <w:lsdException w:name="Medium Grid 2 Accent 2" w:semiHidden="0" w:uiPriority="68" w:unhideWhenUsed="0"/>
-    <w:lsdException w:name="Medium Grid 3 Accent 2" w:semiHidden="0" w:uiPriority="69" w:unhideWhenUsed="0"/>
-    <w:lsdException w:name="Dark List Accent 2" w:semiHidden="0" w:uiPriority="70" w:unhideWhenUsed="0"/>
-    <w:lsdException w:name="Colorful Shading Accent 2" w:semiHidden="0" w:uiPriority="71" w:unhideWhenUsed="0"/>
-    <w:lsdException w:name="Colorful List Accent 2" w:semiHidden="0" w:uiPriority="72" w:unhideWhenUsed="0"/>
-    <w:lsdException w:name="Colorful Grid Accent 2" w:semiHidden="0" w:uiPriority="73" w:unhideWhenUsed="0"/>
-    <w:lsdException w:name="Light Shading Accent 3" w:semiHidden="0" w:uiPriority="60" w:unhideWhenUsed="0"/>
-    <w:lsdException w:name="Light List Accent 3" w:semiHidden="0" w:uiPriority="61" w:unhideWhenUsed="0"/>
-    <w:lsdException w:name="Light Grid Accent 3" w:semiHidden="0" w:uiPriority="62" w:unhideWhenUsed="0"/>
-    <w:lsdException w:name="Medium Shading 1 Accent 3" w:semiHidden="0" w:uiPriority="63" w:unhideWhenUsed="0"/>
-    <w:lsdException w:name="Medium Shading 2 Accent 3" w:semiHidden="0" w:uiPriority="64" w:unhideWhenUsed="0"/>
-    <w:lsdException w:name="Medium List 1 Accent 3" w:semiHidden="0" w:uiPriority="65" w:unhideWhenUsed="0"/>
-    <w:lsdException w:name="Medium List 2 Accent 3" w:semiHidden="0" w:uiPriority="66" w:unhideWhenUsed="0"/>
-    <w:lsdException w:name="Medium Grid 1 Accent 3" w:semiHidden="0" w:uiPriority="67" w:unhideWhenUsed="0"/>
-    <w:lsdException w:name="Medium Grid 2 Accent 3" w:semiHidden="0" w:uiPriority="68" w:unhideWhenUsed="0"/>
-    <w:lsdException w:name="Medium Grid 3 Accent 3" w:semiHidden="0" w:uiPriority="69" w:unhideWhenUsed="0"/>
-    <w:lsdException w:name="Dark List Accent 3" w:semiHidden="0" w:uiPriority="70" w:unhideWhenUsed="0"/>
-    <w:lsdException w:name="Colorful Shading Accent 3" w:semiHidden="0" w:uiPriority="71" w:unhideWhenUsed="0"/>
-    <w:lsdException w:name="Colorful List Accent 3" w:semiHidden="0" w:uiPriority="72" w:unhideWhenUsed="0"/>
-    <w:lsdException w:name="Colorful Grid Accent 3" w:semiHidden="0" w:uiPriority="73" w:unhideWhenUsed="0"/>
-    <w:lsdException w:name="Light Shading Accent 4" w:semiHidden="0" w:uiPriority="60" w:unhideWhenUsed="0"/>
-    <w:lsdException w:name="Light List Accent 4" w:semiHidden="0" w:uiPriority="61" w:unhideWhenUsed="0"/>
-    <w:lsdException w:name="Light Grid Accent 4" w:semiHidden="0" w:uiPriority="62" w:unhideWhenUsed="0"/>
-    <w:lsdException w:name="Medium Shading 1 Accent 4" w:semiHidden="0" w:uiPriority="63" w:unhideWhenUsed="0"/>
-    <w:lsdException w:name="Medium Shading 2 Accent 4" w:semiHidden="0" w:uiPriority="64" w:unhideWhenUsed="0"/>
-    <w:lsdException w:name="Medium List 1 Accent 4" w:semiHidden="0" w:uiPriority="65" w:unhideWhenUsed="0"/>
-    <w:lsdException w:name="Medium List 2 Accent 4" w:semiHidden="0" w:uiPriority="66" w:unhideWhenUsed="0"/>
-    <w:lsdException w:name="Medium Grid 1 Accent 4" w:semiHidden="0" w:uiPriority="67" w:unhideWhenUsed="0"/>
-    <w:lsdException w:name="Medium Grid 2 Accent 4" w:semiHidden="0" w:uiPriority="68" w:unhideWhenUsed="0"/>
-    <w:lsdException w:name="Medium Grid 3 Accent 4" w:semiHidden="0" w:uiPriority="69" w:unhideWhenUsed="0"/>
-    <w:lsdException w:name="Dark List Accent 4" w:semiHidden="0" w:uiPriority="70" w:unhideWhenUsed="0"/>
-    <w:lsdException w:name="Colorful Shading Accent 4" w:semiHidden="0" w:uiPriority="71" w:unhideWhenUsed="0"/>
-    <w:lsdException w:name="Colorful List Accent 4" w:semiHidden="0" w:uiPriority="72" w:unhideWhenUsed="0"/>
-    <w:lsdException w:name="Colorful Grid Accent 4" w:semiHidden="0" w:uiPriority="73" w:unhideWhenUsed="0"/>
-    <w:lsdException w:name="Light Shading Accent 5" w:semiHidden="0" w:uiPriority="60" w:unhideWhenUsed="0"/>
-    <w:lsdException w:name="Light List Accent 5" w:semiHidden="0" w:uiPriority="61" w:unhideWhenUsed="0"/>
-    <w:lsdException w:name="Light Grid Accent 5" w:semiHidden="0" w:uiPriority="62" w:unhideWhenUsed="0"/>
-    <w:lsdException w:name="Medium Shading 1 Accent 5" w:semiHidden="0" w:uiPriority="63" w:unhideWhenUsed="0"/>
-    <w:lsdException w:name="Medium Shading 2 Accent 5" w:semiHidden="0" w:uiPriority="64" w:unhideWhenUsed="0"/>
-    <w:lsdException w:name="Medium List 1 Accent 5" w:semiHidden="0" w:uiPriority="65" w:unhideWhenUsed="0"/>
-    <w:lsdException w:name="Medium List 2 Accent 5" w:semiHidden="0" w:uiPriority="66" w:unhideWhenUsed="0"/>
-    <w:lsdException w:name="Medium Grid 1 Accent 5" w:semiHidden="0" w:uiPriority="67" w:unhideWhenUsed="0"/>
-    <w:lsdException w:name="Medium Grid 2 Accent 5" w:semiHidden="0" w:uiPriority="68" w:unhideWhenUsed="0"/>
-    <w:lsdException w:name="Medium Grid 3 Accent 5" w:semiHidden="0" w:uiPriority="69" w:unhideWhenUsed="0"/>
-    <w:lsdException w:name="Dark List Accent 5" w:semiHidden="0" w:uiPriority="70" w:unhideWhenUsed="0"/>
-    <w:lsdException w:name="Colorful Shading Accent 5" w:semiHidden="0" w:uiPriority="71" w:unhideWhenUsed="0"/>
-    <w:lsdException w:name="Colorful List Accent 5" w:semiHidden="0" w:uiPriority="72" w:unhideWhenUsed="0"/>
-    <w:lsdException w:name="Colorful Grid Accent 5" w:semiHidden="0" w:uiPriority="73" w:unhideWhenUsed="0"/>
-    <w:lsdException w:name="Light Shading Accent 6" w:semiHidden="0" w:uiPriority="60" w:unhideWhenUsed="0"/>
-    <w:lsdException w:name="Light List Accent 6" w:semiHidden="0" w:uiPriority="61" w:unhideWhenUsed="0"/>
-    <w:lsdException w:name="Light Grid Accent 6" w:semiHidden="0" w:uiPriority="62" w:unhideWhenUsed="0"/>
-    <w:lsdException w:name="Medium Shading 1 Accent 6" w:semiHidden="0" w:uiPriority="63" w:unhideWhenUsed="0"/>
-    <w:lsdException w:name="Medium Shading 2 Accent 6" w:semiHidden="0" w:uiPriority="64" w:unhideWhenUsed="0"/>
-    <w:lsdException w:name="Medium List 1 Accent 6" w:semiHidden="0" w:uiPriority="65" w:unhideWhenUsed="0"/>
-    <w:lsdException w:name="Medium List 2 Accent 6" w:semiHidden="0" w:uiPriority="66" w:unhideWhenUsed="0"/>
-    <w:lsdException w:name="Medium Grid 1 Accent 6" w:semiHidden="0" w:uiPriority="67" w:unhideWhenUsed="0"/>
-    <w:lsdException w:name="Medium Grid 2 Accent 6" w:semiHidden="0" w:uiPriority="68" w:unhideWhenUsed="0"/>
-    <w:lsdException w:name="Medium Grid 3 Accent 6" w:semiHidden="0" w:uiPriority="69" w:unhideWhenUsed="0"/>
-    <w:lsdException w:name="Dark List Accent 6" w:semiHidden="0" w:uiPriority="70" w:unhideWhenUsed="0"/>
-    <w:lsdException w:name="Colorful Shading Accent 6" w:semiHidden="0" w:uiPriority="71" w:unhideWhenUsed="0"/>
-    <w:lsdException w:name="Colorful List Accent 6" w:semiHidden="0" w:uiPriority="72" w:unhideWhenUsed="0"/>
-    <w:lsdException w:name="Colorful Grid Accent 6" w:semiHidden="0" w:uiPriority="73" w:unhideWhenUsed="0"/>
-    <w:lsdException w:name="Subtle Emphasis" w:semiHidden="0" w:uiPriority="19" w:unhideWhenUsed="0" w:qFormat="1"/>
-    <w:lsdException w:name="Intense Emphasis" w:semiHidden="0" w:uiPriority="21" w:unhideWhenUsed="0" w:qFormat="1"/>
-    <w:lsdException w:name="Subtle Reference" w:semiHidden="0" w:uiPriority="31" w:unhideWhenUsed="0" w:qFormat="1"/>
-    <w:lsdException w:name="Intense Reference" w:semiHidden="0" w:uiPriority="32" w:unhideWhenUsed="0" w:qFormat="1"/>
-    <w:lsdException w:name="Book Title" w:semiHidden="0" w:uiPriority="33" w:unhideWhenUsed="0" w:qFormat="1"/>
-    <w:lsdException w:name="Bibliography" w:uiPriority="37"/>
-    <w:lsdException w:name="TOC Heading" w:uiPriority="39" w:qFormat="1"/>
-  </w:latentStyles>
-  <w:style w:type="paragraph" w:default="1" w:styleId="Normal">
-    <w:name w:val="Normal"/>
-    <w:qFormat/>
-  </w:style>
-  <w:style w:type="paragraph" w:styleId="Heading1">
-    <w:name w:val="heading 1"/>
-    <w:basedOn w:val="Normal"/>
-    <w:next w:val="Normal"/>
-    <w:link w:val="Heading1Char"/>
-    <w:uiPriority w:val="9"/>
-    <w:qFormat/>
-    <w:rsid w:val="00961835"/>
-    <w:pPr>
-      <w:keepNext/>
-      <w:keepLines/>
-      <w:spacing w:before="360" w:after="80"/>
-      <w:outlineLvl w:val="0"/>
-    </w:pPr>
-    <w:rPr>
-      <w:rFonts w:asciiTheme="majorHAnsi" w:eastAsiaTheme="majorEastAsia" w:hAnsiTheme="majorHAnsi" w:cstheme="majorBidi"/>
-      <w:color w:val="0F4761" w:themeColor="accent1" w:themeShade="BF"/>
-      <w:sz w:val="40"/>
-      <w:szCs w:val="40"/>
-    </w:rPr>
-  </w:style>
-  <w:style w:type="paragraph" w:styleId="Heading2">
-    <w:name w:val="heading 2"/>
-    <w:basedOn w:val="Normal"/>
-    <w:next w:val="Normal"/>
-    <w:link w:val="Heading2Char"/>
-    <w:uiPriority w:val="9"/>
-    <w:semiHidden/>
-    <w:unhideWhenUsed/>
-    <w:qFormat/>
-    <w:rsid w:val="00961835"/>
-    <w:pPr>
-      <w:keepNext/>
-      <w:keepLines/>
-      <w:spacing w:before="160" w:after="80"/>
-      <w:outlineLvl w:val="1"/>
-    </w:pPr>
-    <w:rPr>
-      <w:rFonts w:asciiTheme="majorHAnsi" w:eastAsiaTheme="majorEastAsia" w:hAnsiTheme="majorHAnsi" w:cstheme="majorBidi"/>
-      <w:color w:val="0F4761" w:themeColor="accent1" w:themeShade="BF"/>
-      <w:sz w:val="32"/>
-      <w:szCs w:val="32"/>
-    </w:rPr>
-  </w:style>
-  <w:style w:type="paragraph" w:styleId="Heading3">
-    <w:name w:val="heading 3"/>
-    <w:basedOn w:val="Normal"/>
-    <w:next w:val="Normal"/>
-    <w:link w:val="Heading3Char"/>
-    <w:uiPriority w:val="9"/>
-    <w:semiHidden/>
-    <w:unhideWhenUsed/>
-    <w:qFormat/>
-    <w:rsid w:val="00961835"/>
-    <w:pPr>
-      <w:keepNext/>
-      <w:keepLines/>
-      <w:spacing w:before="160" w:after="80"/>
-      <w:outlineLvl w:val="2"/>
-    </w:pPr>
-    <w:rPr>
-      <w:rFonts w:eastAsiaTheme="majorEastAsia" w:cstheme="majorBidi"/>
-      <w:color w:val="0F4761" w:themeColor="accent1" w:themeShade="BF"/>
-      <w:sz w:val="28"/>
-      <w:szCs w:val="28"/>
-    </w:rPr>
-  </w:style>
-  <w:style w:type="paragraph" w:styleId="Heading4">
-    <w:name w:val="heading 4"/>
-    <w:basedOn w:val="Normal"/>
-    <w:next w:val="Normal"/>
-    <w:link w:val="Heading4Char"/>
-    <w:uiPriority w:val="9"/>
-    <w:semiHidden/>
-    <w:unhideWhenUsed/>
-    <w:qFormat/>
-    <w:rsid w:val="00961835"/>
-    <w:pPr>
-      <w:keepNext/>
-      <w:keepLines/>
-      <w:spacing w:before="80" w:after="40"/>
-      <w:outlineLvl w:val="3"/>
-    </w:pPr>
-    <w:rPr>
-      <w:rFonts w:eastAsiaTheme="majorEastAsia" w:cstheme="majorBidi"/>
-      <w:i/>
-      <w:iCs/>
-      <w:color w:val="0F4761" w:themeColor="accent1" w:themeShade="BF"/>
-    </w:rPr>
-  </w:style>
-  <w:style w:type="paragraph" w:styleId="Heading5">
-    <w:name w:val="heading 5"/>
-    <w:basedOn w:val="Normal"/>
-    <w:next w:val="Normal"/>
-    <w:link w:val="Heading5Char"/>
-    <w:uiPriority w:val="9"/>
-    <w:semiHidden/>
-    <w:unhideWhenUsed/>
-    <w:qFormat/>
-    <w:rsid w:val="00961835"/>
-    <w:pPr>
-      <w:keepNext/>
-      <w:keepLines/>
-      <w:spacing w:before="80" w:after="40"/>
-      <w:outlineLvl w:val="4"/>
-    </w:pPr>
-    <w:rPr>
-      <w:rFonts w:eastAsiaTheme="majorEastAsia" w:cstheme="majorBidi"/>
-      <w:color w:val="0F4761" w:themeColor="accent1" w:themeShade="BF"/>
-    </w:rPr>
-  </w:style>
-  <w:style w:type="paragraph" w:styleId="Heading6">
-    <w:name w:val="heading 6"/>
-    <w:basedOn w:val="Normal"/>
-    <w:next w:val="Normal"/>
-    <w:link w:val="Heading6Char"/>
-    <w:uiPriority w:val="9"/>
-    <w:semiHidden/>
-    <w:unhideWhenUsed/>
-    <w:qFormat/>
-    <w:rsid w:val="00961835"/>
-    <w:pPr>
-      <w:keepNext/>
-      <w:keepLines/>
-      <w:spacing w:before="40" w:after="0"/>
-      <w:outlineLvl w:val="5"/>
-    </w:pPr>
-    <w:rPr>
-      <w:rFonts w:eastAsiaTheme="majorEastAsia" w:cstheme="majorBidi"/>
-      <w:i/>
-      <w:iCs/>
-      <w:color w:val="595959" w:themeColor="text1" w:themeTint="A6"/>
-    </w:rPr>
-  </w:style>
-  <w:style w:type="paragraph" w:styleId="Heading7">
-    <w:name w:val="heading 7"/>
-    <w:basedOn w:val="Normal"/>
-    <w:next w:val="Normal"/>
-    <w:link w:val="Heading7Char"/>
-    <w:uiPriority w:val="9"/>
-    <w:semiHidden/>
-    <w:unhideWhenUsed/>
-    <w:qFormat/>
-    <w:rsid w:val="00961835"/>
-    <w:pPr>
-      <w:keepNext/>
-      <w:keepLines/>
-      <w:spacing w:before="40" w:after="0"/>
-      <w:outlineLvl w:val="6"/>
-    </w:pPr>
-    <w:rPr>
-      <w:rFonts w:eastAsiaTheme="majorEastAsia" w:cstheme="majorBidi"/>
-      <w:color w:val="595959" w:themeColor="text1" w:themeTint="A6"/>
-    </w:rPr>
-  </w:style>
-  <w:style w:type="paragraph" w:styleId="Heading8">
-    <w:name w:val="heading 8"/>
-    <w:basedOn w:val="Normal"/>
-    <w:next w:val="Normal"/>
-    <w:link w:val="Heading8Char"/>
-    <w:uiPriority w:val="9"/>
-    <w:semiHidden/>
-    <w:unhideWhenUsed/>
-    <w:qFormat/>
-    <w:rsid w:val="00961835"/>
-    <w:pPr>
-      <w:keepNext/>
-      <w:keepLines/>
-      <w:spacing w:after="0"/>
-      <w:outlineLvl w:val="7"/>
-    </w:pPr>
-    <w:rPr>
-      <w:rFonts w:eastAsiaTheme="majorEastAsia" w:cstheme="majorBidi"/>
-      <w:i/>
-      <w:iCs/>
-      <w:color w:val="272727" w:themeColor="text1" w:themeTint="D8"/>
-    </w:rPr>
-  </w:style>
-  <w:style w:type="paragraph" w:styleId="Heading9">
-    <w:name w:val="heading 9"/>
-    <w:basedOn w:val="Normal"/>
-    <w:next w:val="Normal"/>
-    <w:link w:val="Heading9Char"/>
-    <w:uiPriority w:val="9"/>
-    <w:semiHidden/>
-    <w:unhideWhenUsed/>
-    <w:qFormat/>
-    <w:rsid w:val="00961835"/>
-    <w:pPr>
-      <w:keepNext/>
-      <w:keepLines/>
-      <w:spacing w:after="0"/>
-      <w:outlineLvl w:val="8"/>
-    </w:pPr>
-    <w:rPr>
-      <w:rFonts w:eastAsiaTheme="majorEastAsia" w:cstheme="majorBidi"/>
-      <w:color w:val="272727" w:themeColor="text1" w:themeTint="D8"/>
-    </w:rPr>
-  </w:style>
-  <w:style w:type="character" w:default="1" w:styleId="DefaultParagraphFont">
-    <w:name w:val="Default Paragraph Font"/>
-    <w:uiPriority w:val="1"/>
-    <w:semiHidden/>
-    <w:unhideWhenUsed/>
-  </w:style>
-  <w:style w:type="table" w:default="1" w:styleId="TableNormal">
-    <w:name w:val="Normal Table"/>
-    <w:uiPriority w:val="99"/>
-    <w:semiHidden/>
-    <w:unhideWhenUsed/>
-    <w:tblPr>
-      <w:tblInd w:w="0" w:type="dxa"/>
-      <w:tblCellMar>
-        <w:top w:w="0" w:type="dxa"/>
-        <w:left w:w="108" w:type="dxa"/>
-        <w:bottom w:w="0" w:type="dxa"/>
-        <w:right w:w="108" w:type="dxa"/>
-      </w:tblCellMar>
-    </w:tblPr>
-  </w:style>
-  <w:style w:type="numbering" w:default="1" w:styleId="NoList">
-    <w:name w:val="No List"/>
-    <w:uiPriority w:val="99"/>
-    <w:semiHidden/>
-    <w:unhideWhenUsed/>
-  </w:style>
-  <w:style w:type="character" w:customStyle="1" w:styleId="Heading1Char">
-    <w:name w:val="Heading 1 Char"/>
-    <w:basedOn w:val="DefaultParagraphFont"/>
-    <w:link w:val="Heading1"/>
-    <w:uiPriority w:val="9"/>
-    <w:rsid w:val="00961835"/>
-    <w:rPr>
-      <w:rFonts w:asciiTheme="majorHAnsi" w:eastAsiaTheme="majorEastAsia" w:hAnsiTheme="majorHAnsi" w:cstheme="majorBidi"/>
-      <w:color w:val="0F4761" w:themeColor="accent1" w:themeShade="BF"/>
-      <w:sz w:val="40"/>
-      <w:szCs w:val="40"/>
-    </w:rPr>
-  </w:style>
-  <w:style w:type="character" w:customStyle="1" w:styleId="Heading2Char">
-    <w:name w:val="Heading 2 Char"/>
-    <w:basedOn w:val="DefaultParagraphFont"/>
-    <w:link w:val="Heading2"/>
-    <w:uiPriority w:val="9"/>
-    <w:semiHidden/>
-    <w:rsid w:val="00961835"/>
-    <w:rPr>
-      <w:rFonts w:asciiTheme="majorHAnsi" w:eastAsiaTheme="majorEastAsia" w:hAnsiTheme="majorHAnsi" w:cstheme="majorBidi"/>
-      <w:color w:val="0F4761" w:themeColor="accent1" w:themeShade="BF"/>
-      <w:sz w:val="32"/>
-      <w:szCs w:val="32"/>
-    </w:rPr>
-  </w:style>
-  <w:style w:type="character" w:customStyle="1" w:styleId="Heading3Char">
-    <w:name w:val="Heading 3 Char"/>
-    <w:basedOn w:val="DefaultParagraphFont"/>
-    <w:link w:val="Heading3"/>
-    <w:uiPriority w:val="9"/>
-    <w:semiHidden/>
-    <w:rsid w:val="00961835"/>
-    <w:rPr>
-      <w:rFonts w:eastAsiaTheme="majorEastAsia" w:cstheme="majorBidi"/>
-      <w:color w:val="0F4761" w:themeColor="accent1" w:themeShade="BF"/>
-      <w:sz w:val="28"/>
-      <w:szCs w:val="28"/>
-    </w:rPr>
-  </w:style>
-  <w:style w:type="character" w:customStyle="1" w:styleId="Heading4Char">
-    <w:name w:val="Heading 4 Char"/>
-    <w:basedOn w:val="DefaultParagraphFont"/>
-    <w:link w:val="Heading4"/>
-    <w:uiPriority w:val="9"/>
-    <w:semiHidden/>
-    <w:rsid w:val="00961835"/>
-    <w:rPr>
-      <w:rFonts w:eastAsiaTheme="majorEastAsia" w:cstheme="majorBidi"/>
-      <w:i/>
-      <w:iCs/>
-      <w:color w:val="0F4761" w:themeColor="accent1" w:themeShade="BF"/>
-    </w:rPr>
-  </w:style>
-  <w:style w:type="character" w:customStyle="1" w:styleId="Heading5Char">
-    <w:name w:val="Heading 5 Char"/>
-    <w:basedOn w:val="DefaultParagraphFont"/>
-    <w:link w:val="Heading5"/>
-    <w:uiPriority w:val="9"/>
-    <w:semiHidden/>
-    <w:rsid w:val="00961835"/>
-    <w:rPr>
-      <w:rFonts w:eastAsiaTheme="majorEastAsia" w:cstheme="majorBidi"/>
-      <w:color w:val="0F4761" w:themeColor="accent1" w:themeShade="BF"/>
-    </w:rPr>
-  </w:style>
-  <w:style w:type="character" w:customStyle="1" w:styleId="Heading6Char">
-    <w:name w:val="Heading 6 Char"/>
-    <w:basedOn w:val="DefaultParagraphFont"/>
-    <w:link w:val="Heading6"/>
-    <w:uiPriority w:val="9"/>
-    <w:semiHidden/>
-    <w:rsid w:val="00961835"/>
-    <w:rPr>
-      <w:rFonts w:eastAsiaTheme="majorEastAsia" w:cstheme="majorBidi"/>
-      <w:i/>
-      <w:iCs/>
-      <w:color w:val="595959" w:themeColor="text1" w:themeTint="A6"/>
-    </w:rPr>
-  </w:style>
-  <w:style w:type="character" w:customStyle="1" w:styleId="Heading7Char">
-    <w:name w:val="Heading 7 Char"/>
-    <w:basedOn w:val="DefaultParagraphFont"/>
-    <w:link w:val="Heading7"/>
-    <w:uiPriority w:val="9"/>
-    <w:semiHidden/>
-    <w:rsid w:val="00961835"/>
-    <w:rPr>
-      <w:rFonts w:eastAsiaTheme="majorEastAsia" w:cstheme="majorBidi"/>
-      <w:color w:val="595959" w:themeColor="text1" w:themeTint="A6"/>
-    </w:rPr>
-  </w:style>
-  <w:style w:type="character" w:customStyle="1" w:styleId="Heading8Char">
-    <w:name w:val="Heading 8 Char"/>
-    <w:basedOn w:val="DefaultParagraphFont"/>
-    <w:link w:val="Heading8"/>
-    <w:uiPriority w:val="9"/>
-    <w:semiHidden/>
-    <w:rsid w:val="00961835"/>
-    <w:rPr>
-      <w:rFonts w:eastAsiaTheme="majorEastAsia" w:cstheme="majorBidi"/>
-      <w:i/>
-      <w:iCs/>
-      <w:color w:val="272727" w:themeColor="text1" w:themeTint="D8"/>
-    </w:rPr>
-  </w:style>
-  <w:style w:type="character" w:customStyle="1" w:styleId="Heading9Char">
-    <w:name w:val="Heading 9 Char"/>
-    <w:basedOn w:val="DefaultParagraphFont"/>
-    <w:link w:val="Heading9"/>
-    <w:uiPriority w:val="9"/>
-    <w:semiHidden/>
-    <w:rsid w:val="00961835"/>
-    <w:rPr>
-      <w:rFonts w:eastAsiaTheme="majorEastAsia" w:cstheme="majorBidi"/>
-      <w:color w:val="272727" w:themeColor="text1" w:themeTint="D8"/>
-    </w:rPr>
-  </w:style>
-  <w:style w:type="paragraph" w:styleId="Title">
-    <w:name w:val="Title"/>
-    <w:basedOn w:val="Normal"/>
-    <w:next w:val="Normal"/>
-    <w:link w:val="TitleChar"/>
-    <w:uiPriority w:val="10"/>
-    <w:qFormat/>
-    <w:rsid w:val="00961835"/>
-    <w:pPr>
-      <w:spacing w:after="80" w:line="240" w:lineRule="auto"/>
-      <w:contextualSpacing/>
-    </w:pPr>
-    <w:rPr>
-      <w:rFonts w:asciiTheme="majorHAnsi" w:eastAsiaTheme="majorEastAsia" w:hAnsiTheme="majorHAnsi" w:cstheme="majorBidi"/>
-      <w:spacing w:val="-10"/>
-      <w:kern w:val="28"/>
-      <w:sz w:val="56"/>
-      <w:szCs w:val="56"/>
-    </w:rPr>
-  </w:style>
-  <w:style w:type="character" w:customStyle="1" w:styleId="TitleChar">
-    <w:name w:val="Title Char"/>
-    <w:basedOn w:val="DefaultParagraphFont"/>
-    <w:link w:val="Title"/>
-    <w:uiPriority w:val="10"/>
-    <w:rsid w:val="00961835"/>
-    <w:rPr>
-      <w:rFonts w:asciiTheme="majorHAnsi" w:eastAsiaTheme="majorEastAsia" w:hAnsiTheme="majorHAnsi" w:cstheme="majorBidi"/>
-      <w:spacing w:val="-10"/>
-      <w:kern w:val="28"/>
-      <w:sz w:val="56"/>
-      <w:szCs w:val="56"/>
-    </w:rPr>
-  </w:style>
-  <w:style w:type="paragraph" w:styleId="Subtitle">
-    <w:name w:val="Subtitle"/>
-    <w:basedOn w:val="Normal"/>
-    <w:next w:val="Normal"/>
-    <w:link w:val="SubtitleChar"/>
-    <w:uiPriority w:val="11"/>
-    <w:qFormat/>
-    <w:rsid w:val="00961835"/>
-    <w:pPr>
-      <w:numPr>
-        <w:ilvl w:val="1"/>
-      </w:numPr>
-    </w:pPr>
-    <w:rPr>
-      <w:rFonts w:eastAsiaTheme="majorEastAsia" w:cstheme="majorBidi"/>
-      <w:color w:val="595959" w:themeColor="text1" w:themeTint="A6"/>
-      <w:spacing w:val="15"/>
-      <w:sz w:val="28"/>
-      <w:szCs w:val="28"/>
-    </w:rPr>
-  </w:style>
-  <w:style w:type="character" w:customStyle="1" w:styleId="SubtitleChar">
-    <w:name w:val="Subtitle Char"/>
-    <w:basedOn w:val="DefaultParagraphFont"/>
-    <w:link w:val="Subtitle"/>
-    <w:uiPriority w:val="11"/>
-    <w:rsid w:val="00961835"/>
-    <w:rPr>
-      <w:rFonts w:eastAsiaTheme="majorEastAsia" w:cstheme="majorBidi"/>
-      <w:color w:val="595959" w:themeColor="text1" w:themeTint="A6"/>
-      <w:spacing w:val="15"/>
-      <w:sz w:val="28"/>
-      <w:szCs w:val="28"/>
-    </w:rPr>
-  </w:style>
-  <w:style w:type="paragraph" w:styleId="Quote">
-    <w:name w:val="Quote"/>
-    <w:basedOn w:val="Normal"/>
-    <w:next w:val="Normal"/>
-    <w:link w:val="QuoteChar"/>
-    <w:uiPriority w:val="29"/>
-    <w:qFormat/>
-    <w:rsid w:val="00961835"/>
-    <w:pPr>
-      <w:spacing w:before="160"/>
-      <w:jc w:val="center"/>
-    </w:pPr>
-    <w:rPr>
-      <w:i/>
-      <w:iCs/>
-      <w:color w:val="404040" w:themeColor="text1" w:themeTint="BF"/>
-    </w:rPr>
-  </w:style>
-  <w:style w:type="character" w:customStyle="1" w:styleId="QuoteChar">
-    <w:name w:val="Quote Char"/>
-    <w:basedOn w:val="DefaultParagraphFont"/>
-    <w:link w:val="Quote"/>
-    <w:uiPriority w:val="29"/>
-    <w:rsid w:val="00961835"/>
-    <w:rPr>
-      <w:i/>
-      <w:iCs/>
-      <w:color w:val="404040" w:themeColor="text1" w:themeTint="BF"/>
-    </w:rPr>
-  </w:style>
-  <w:style w:type="paragraph" w:styleId="ListParagraph">
-    <w:name w:val="List Paragraph"/>
-    <w:basedOn w:val="Normal"/>
-    <w:uiPriority w:val="34"/>
-    <w:qFormat/>
-    <w:rsid w:val="00961835"/>
-    <w:pPr>
-      <w:ind w:left="720"/>
-      <w:contextualSpacing/>
-    </w:pPr>
-  </w:style>
-  <w:style w:type="character" w:styleId="IntenseEmphasis">
-    <w:name w:val="Intense Emphasis"/>
-    <w:basedOn w:val="DefaultParagraphFont"/>
-    <w:uiPriority w:val="21"/>
-    <w:qFormat/>
-    <w:rsid w:val="00961835"/>
-    <w:rPr>
-      <w:i/>
-      <w:iCs/>
-      <w:color w:val="0F4761" w:themeColor="accent1" w:themeShade="BF"/>
-    </w:rPr>
-  </w:style>
-  <w:style w:type="paragraph" w:styleId="IntenseQuote">
-    <w:name w:val="Intense Quote"/>
-    <w:basedOn w:val="Normal"/>
-    <w:next w:val="Normal"/>
-    <w:link w:val="IntenseQuoteChar"/>
-    <w:uiPriority w:val="30"/>
-    <w:qFormat/>
-    <w:rsid w:val="00961835"/>
-    <w:pPr>
-      <w:pBdr>
-        <w:top w:val="single" w:sz="4" w:space="10" w:color="0F4761" w:themeColor="accent1" w:themeShade="BF"/>
-        <w:bottom w:val="single" w:sz="4" w:space="10" w:color="0F4761" w:themeColor="accent1" w:themeShade="BF"/>
-      </w:pBdr>
-      <w:spacing w:before="360" w:after="360"/>
-      <w:ind w:left="864" w:right="864"/>
-      <w:jc w:val="center"/>
-    </w:pPr>
-    <w:rPr>
-      <w:i/>
-      <w:iCs/>
-      <w:color w:val="0F4761" w:themeColor="accent1" w:themeShade="BF"/>
-    </w:rPr>
-  </w:style>
-  <w:style w:type="character" w:customStyle="1" w:styleId="IntenseQuoteChar">
-    <w:name w:val="Intense Quote Char"/>
-    <w:basedOn w:val="DefaultParagraphFont"/>
-    <w:link w:val="IntenseQuote"/>
-    <w:uiPriority w:val="30"/>
-    <w:rsid w:val="00961835"/>
-    <w:rPr>
-      <w:i/>
-      <w:iCs/>
-      <w:color w:val="0F4761" w:themeColor="accent1" w:themeShade="BF"/>
-    </w:rPr>
-  </w:style>
-  <w:style w:type="character" w:styleId="IntenseReference">
-    <w:name w:val="Intense Reference"/>
-    <w:basedOn w:val="DefaultParagraphFont"/>
-    <w:uiPriority w:val="32"/>
-    <w:qFormat/>
-    <w:rsid w:val="00961835"/>
-    <w:rPr>
-      <w:b/>
-      <w:bCs/>
-      <w:smallCaps/>
-      <w:color w:val="0F4761" w:themeColor="accent1" w:themeShade="BF"/>
-      <w:spacing w:val="5"/>
-    </w:rPr>
-  </w:style>
-  <w:style w:type="paragraph" w:styleId="Header">
-    <w:name w:val="header"/>
-    <w:basedOn w:val="Normal"/>
-    <w:link w:val="HeaderChar"/>
-    <w:uiPriority w:val="99"/>
-    <w:unhideWhenUsed/>
-    <w:rsid w:val="00D25D98"/>
-    <w:pPr>
-      <w:tabs>
-        <w:tab w:val="center" w:pos="4680"/>
-        <w:tab w:val="right" w:pos="9360"/>
-      </w:tabs>
-      <w:spacing w:after="0" w:line="240" w:lineRule="auto"/>
-    </w:pPr>
-  </w:style>
-  <w:style w:type="character" w:customStyle="1" w:styleId="HeaderChar">
-    <w:name w:val="Header Char"/>
-    <w:basedOn w:val="DefaultParagraphFont"/>
-    <w:link w:val="Header"/>
-    <w:uiPriority w:val="99"/>
-    <w:rsid w:val="00D25D98"/>
-  </w:style>
-  <w:style w:type="paragraph" w:styleId="Footer">
-    <w:name w:val="footer"/>
-    <w:basedOn w:val="Normal"/>
-    <w:link w:val="FooterChar"/>
-    <w:uiPriority w:val="99"/>
-    <w:unhideWhenUsed/>
-    <w:rsid w:val="00D25D98"/>
-    <w:pPr>
-      <w:tabs>
-        <w:tab w:val="center" w:pos="4680"/>
-        <w:tab w:val="right" w:pos="9360"/>
-      </w:tabs>
-      <w:spacing w:after="0" w:line="240" w:lineRule="auto"/>
-    </w:pPr>
-  </w:style>
-  <w:style w:type="character" w:customStyle="1" w:styleId="FooterChar">
-    <w:name w:val="Footer Char"/>
-    <w:basedOn w:val="DefaultParagraphFont"/>
-    <w:link w:val="Footer"/>
-    <w:uiPriority w:val="99"/>
-    <w:rsid w:val="00D25D98"/>
-  </w:style>
-  <w:style w:type="paragraph" w:customStyle="1" w:styleId="3it31heading1">
-    <w:name w:val="3it31_heading1"/>
-    <w:basedOn w:val="Heading1"/>
-    <w:link w:val="3it31heading1Char"/>
-    <w:autoRedefine/>
-    <w:qFormat/>
-    <w:rsid w:val="00B9237B"/>
-    <w:pPr>
-      <w:numPr>
-        <w:numId w:val="14"/>
-      </w:numPr>
-    </w:pPr>
-    <w:rPr>
-      <w:rFonts w:ascii="Times New Roman" w:hAnsi="Times New Roman" w:cs="Times New Roman"/>
-      <w:b/>
-      <w:color w:val="000000" w:themeColor="text1"/>
-      <w:sz w:val="28"/>
-      <w:szCs w:val="28"/>
-    </w:rPr>
-  </w:style>
-  <w:style w:type="character" w:customStyle="1" w:styleId="3it31heading1Char">
-    <w:name w:val="3it31_heading1 Char"/>
-    <w:basedOn w:val="Heading1Char"/>
-    <w:link w:val="3it31heading1"/>
-    <w:rsid w:val="00B9237B"/>
-    <w:rPr>
-      <w:rFonts w:ascii="Times New Roman" w:eastAsiaTheme="majorEastAsia" w:hAnsi="Times New Roman" w:cs="Times New Roman"/>
-      <w:b/>
-      <w:color w:val="000000" w:themeColor="text1"/>
-      <w:sz w:val="28"/>
-      <w:szCs w:val="28"/>
-    </w:rPr>
-  </w:style>
-  <w:style w:type="paragraph" w:customStyle="1" w:styleId="3it31heading2">
-    <w:name w:val="3it31_heading2"/>
-    <w:basedOn w:val="3it31heading1"/>
-    <w:next w:val="3it31content"/>
-    <w:link w:val="3it31heading2Char"/>
-    <w:autoRedefine/>
-    <w:qFormat/>
-    <w:rsid w:val="00737391"/>
-    <w:pPr>
-      <w:numPr>
-        <w:ilvl w:val="1"/>
-        <w:numId w:val="2"/>
-      </w:numPr>
-      <w:spacing w:before="240" w:after="120"/>
-      <w:ind w:left="418" w:hanging="418"/>
-    </w:pPr>
-  </w:style>
-  <w:style w:type="character" w:customStyle="1" w:styleId="3it31heading2Char">
-    <w:name w:val="3it31_heading2 Char"/>
-    <w:basedOn w:val="3it31heading1Char"/>
-    <w:link w:val="3it31heading2"/>
-    <w:rsid w:val="00737391"/>
-    <w:rPr>
-      <w:rFonts w:ascii="Times New Roman" w:eastAsiaTheme="majorEastAsia" w:hAnsi="Times New Roman" w:cs="Times New Roman"/>
-      <w:b/>
-      <w:color w:val="000000" w:themeColor="text1"/>
-      <w:sz w:val="28"/>
-      <w:szCs w:val="28"/>
-    </w:rPr>
-  </w:style>
-  <w:style w:type="paragraph" w:customStyle="1" w:styleId="3it31content">
-    <w:name w:val="3it31_content"/>
-    <w:basedOn w:val="Normal"/>
-    <w:link w:val="3it31contentChar"/>
-    <w:autoRedefine/>
-    <w:qFormat/>
-    <w:rsid w:val="00520FC0"/>
-    <w:pPr>
-      <w:spacing w:after="0" w:line="360" w:lineRule="auto"/>
-      <w:jc w:val="both"/>
-    </w:pPr>
-    <w:rPr>
-      <w:rFonts w:ascii="Times New Roman" w:hAnsi="Times New Roman"/>
-    </w:rPr>
-  </w:style>
-  <w:style w:type="character" w:customStyle="1" w:styleId="3it31contentChar">
-    <w:name w:val="3it31_content Char"/>
-    <w:basedOn w:val="DefaultParagraphFont"/>
-    <w:link w:val="3it31content"/>
-    <w:rsid w:val="00520FC0"/>
-    <w:rPr>
-      <w:rFonts w:ascii="Times New Roman" w:hAnsi="Times New Roman"/>
-    </w:rPr>
-  </w:style>
-  <w:style w:type="paragraph" w:customStyle="1" w:styleId="3it31heading3">
-    <w:name w:val="3it31_heading3"/>
-    <w:basedOn w:val="Heading3"/>
-    <w:next w:val="3it31content"/>
-    <w:link w:val="3it31heading3Char"/>
-    <w:autoRedefine/>
-    <w:rsid w:val="00E66371"/>
-    <w:pPr>
-      <w:spacing w:before="120" w:after="0" w:line="360" w:lineRule="auto"/>
-    </w:pPr>
-    <w:rPr>
-      <w:rFonts w:ascii="Times New Roman" w:hAnsi="Times New Roman"/>
-      <w:b/>
-      <w:color w:val="000000" w:themeColor="text1"/>
-      <w:sz w:val="24"/>
-    </w:rPr>
-  </w:style>
-  <w:style w:type="character" w:customStyle="1" w:styleId="3it31heading3Char">
-    <w:name w:val="3it31_heading3 Char"/>
-    <w:basedOn w:val="Heading3Char"/>
-    <w:link w:val="3it31heading3"/>
-    <w:rsid w:val="00E66371"/>
-    <w:rPr>
-      <w:rFonts w:ascii="Times New Roman" w:eastAsiaTheme="majorEastAsia" w:hAnsi="Times New Roman" w:cstheme="majorBidi"/>
-      <w:b/>
-      <w:color w:val="000000" w:themeColor="text1"/>
-      <w:sz w:val="28"/>
-      <w:szCs w:val="28"/>
-    </w:rPr>
-  </w:style>
-  <w:style w:type="paragraph" w:customStyle="1" w:styleId="3it31bullets">
-    <w:name w:val="3it31_bullets"/>
-    <w:basedOn w:val="3it31content"/>
-    <w:link w:val="3it31bulletsChar"/>
-    <w:autoRedefine/>
-    <w:qFormat/>
-    <w:rsid w:val="00425C3A"/>
-    <w:pPr>
-      <w:numPr>
-        <w:numId w:val="10"/>
-      </w:numPr>
-    </w:pPr>
-  </w:style>
-  <w:style w:type="character" w:customStyle="1" w:styleId="3it31bulletsChar">
-    <w:name w:val="3it31_bullets Char"/>
-    <w:basedOn w:val="3it31contentChar"/>
-    <w:link w:val="3it31bullets"/>
-    <w:rsid w:val="00425C3A"/>
-    <w:rPr>
-      <w:rFonts w:ascii="Times New Roman" w:hAnsi="Times New Roman"/>
-    </w:rPr>
-  </w:style>
-  <w:style w:type="paragraph" w:customStyle="1" w:styleId="3it31heading3new">
-    <w:name w:val="3it31_heading3_new"/>
-    <w:basedOn w:val="Heading3"/>
-    <w:next w:val="3it31content"/>
-    <w:link w:val="3it31heading3newChar"/>
-    <w:autoRedefine/>
-    <w:qFormat/>
-    <w:rsid w:val="00E66371"/>
-    <w:pPr>
-      <w:numPr>
-        <w:ilvl w:val="2"/>
-        <w:numId w:val="2"/>
-      </w:numPr>
-      <w:spacing w:before="120" w:after="0" w:line="360" w:lineRule="auto"/>
-    </w:pPr>
-    <w:rPr>
-      <w:rFonts w:ascii="Times New Roman" w:hAnsi="Times New Roman"/>
-      <w:b/>
-      <w:color w:val="000000" w:themeColor="text1"/>
-      <w:sz w:val="24"/>
-    </w:rPr>
-  </w:style>
-  <w:style w:type="character" w:customStyle="1" w:styleId="3it31heading3newChar">
-    <w:name w:val="3it31_heading3_new Char"/>
-    <w:basedOn w:val="Heading3Char"/>
-    <w:link w:val="3it31heading3new"/>
-    <w:rsid w:val="00E66371"/>
-    <w:rPr>
-      <w:rFonts w:ascii="Times New Roman" w:eastAsiaTheme="majorEastAsia" w:hAnsi="Times New Roman" w:cstheme="majorBidi"/>
-      <w:b/>
-      <w:color w:val="000000" w:themeColor="text1"/>
-      <w:sz w:val="28"/>
-      <w:szCs w:val="28"/>
-    </w:rPr>
-  </w:style>
-  <w:style w:type="character" w:styleId="Hyperlink">
-    <w:name w:val="Hyperlink"/>
-    <w:basedOn w:val="DefaultParagraphFont"/>
-    <w:uiPriority w:val="99"/>
-    <w:unhideWhenUsed/>
-    <w:rsid w:val="00C43F57"/>
-    <w:rPr>
-      <w:color w:val="467886" w:themeColor="hyperlink"/>
-      <w:u w:val="single"/>
-    </w:rPr>
-  </w:style>
-  <w:style w:type="character" w:customStyle="1" w:styleId="UnresolvedMention1">
-    <w:name w:val="Unresolved Mention1"/>
-    <w:basedOn w:val="DefaultParagraphFont"/>
-    <w:uiPriority w:val="99"/>
-    <w:semiHidden/>
-    <w:unhideWhenUsed/>
-    <w:rsid w:val="00C43F57"/>
-    <w:rPr>
-      <w:color w:val="605E5C"/>
-      <w:shd w:val="clear" w:color="auto" w:fill="E1DFDD"/>
-    </w:rPr>
-  </w:style>
-  <w:style w:type="paragraph" w:styleId="NormalWeb">
-    <w:name w:val="Normal (Web)"/>
-    <w:basedOn w:val="Normal"/>
-    <w:uiPriority w:val="99"/>
-    <w:semiHidden/>
-    <w:unhideWhenUsed/>
-    <w:rsid w:val="00671D19"/>
-    <w:pPr>
-      <w:spacing w:before="100" w:beforeAutospacing="1" w:after="100" w:afterAutospacing="1" w:line="240" w:lineRule="auto"/>
-    </w:pPr>
-    <w:rPr>
-      <w:rFonts w:ascii="Times New Roman" w:eastAsia="Times New Roman" w:hAnsi="Times New Roman" w:cs="Times New Roman"/>
-      <w:kern w:val="0"/>
-      <w14:ligatures w14:val="none"/>
-    </w:rPr>
-  </w:style>
-  <w:style w:type="table" w:customStyle="1" w:styleId="TableGrid1">
-    <w:name w:val="Table Grid1"/>
-    <w:basedOn w:val="TableNormal"/>
-    <w:next w:val="TableGrid"/>
-    <w:uiPriority w:val="39"/>
-    <w:rsid w:val="009419B0"/>
-    <w:pPr>
-      <w:spacing w:after="0" w:line="240" w:lineRule="auto"/>
-    </w:pPr>
-    <w:rPr>
-      <w:kern w:val="0"/>
-      <w:sz w:val="22"/>
-      <w:szCs w:val="22"/>
-      <w14:ligatures w14:val="none"/>
-    </w:rPr>
-    <w:tblPr>
-      <w:tblInd w:w="0" w:type="dxa"/>
-      <w:tblBorders>
-        <w:top w:val="single" w:sz="4" w:space="0" w:color="auto"/>
-        <w:left w:val="single" w:sz="4" w:space="0" w:color="auto"/>
-        <w:bottom w:val="single" w:sz="4" w:space="0" w:color="auto"/>
-        <w:right w:val="single" w:sz="4" w:space="0" w:color="auto"/>
-        <w:insideH w:val="single" w:sz="4" w:space="0" w:color="auto"/>
-        <w:insideV w:val="single" w:sz="4" w:space="0" w:color="auto"/>
-      </w:tblBorders>
-      <w:tblCellMar>
-        <w:top w:w="0" w:type="dxa"/>
-        <w:left w:w="108" w:type="dxa"/>
-        <w:bottom w:w="0" w:type="dxa"/>
-        <w:right w:w="108" w:type="dxa"/>
-      </w:tblCellMar>
-    </w:tblPr>
-  </w:style>
-  <w:style w:type="table" w:styleId="TableGrid">
-    <w:name w:val="Table Grid"/>
-    <w:basedOn w:val="TableNormal"/>
-    <w:uiPriority w:val="39"/>
-    <w:rsid w:val="009419B0"/>
-    <w:pPr>
-      <w:spacing w:after="0" w:line="240" w:lineRule="auto"/>
-    </w:pPr>
-    <w:tblPr>
-      <w:tblInd w:w="0" w:type="dxa"/>
-      <w:tblBorders>
-        <w:top w:val="single" w:sz="4" w:space="0" w:color="auto"/>
-        <w:left w:val="single" w:sz="4" w:space="0" w:color="auto"/>
-        <w:bottom w:val="single" w:sz="4" w:space="0" w:color="auto"/>
-        <w:right w:val="single" w:sz="4" w:space="0" w:color="auto"/>
-        <w:insideH w:val="single" w:sz="4" w:space="0" w:color="auto"/>
-        <w:insideV w:val="single" w:sz="4" w:space="0" w:color="auto"/>
-      </w:tblBorders>
-      <w:tblCellMar>
-        <w:top w:w="0" w:type="dxa"/>
-        <w:left w:w="108" w:type="dxa"/>
-        <w:bottom w:w="0" w:type="dxa"/>
-        <w:right w:w="108" w:type="dxa"/>
-      </w:tblCellMar>
     </w:tblPr>
   </w:style>
   <w:style w:type="paragraph" w:customStyle="1" w:styleId="3it31table">
@@ -7528,7 +7748,7 @@
   <a:extraClrSchemeLst/>
   <a:extLst>
     <a:ext uri="{05A4C25C-085E-4340-85A3-A5531E510DB2}">
-      <thm15:themeFamily xmlns:thm15="http://schemas.microsoft.com/office/thememl/2012/main" xmlns="" name="Office Theme" id="{62F939B6-93AF-4DB8-9C6B-D6C7DFDC589F}" vid="{4A3C46E8-61CC-4603-A589-7422A47A8E4A}"/>
+      <thm15:themeFamily xmlns:thm15="http://schemas.microsoft.com/office/thememl/2012/main" name="Office Theme" id="{62F939B6-93AF-4DB8-9C6B-D6C7DFDC589F}" vid="{4A3C46E8-61CC-4603-A589-7422A47A8E4A}"/>
     </a:ext>
   </a:extLst>
 </a:theme>

--- a/Progress_Report_1.docx
+++ b/Progress_Report_1.docx
@@ -511,33 +511,125 @@
     <w:p>
       <w:pPr>
         <w:pStyle w:val="3it31bullets"/>
-      </w:pPr>
-      <w:r>
-        <w:t>Laptop or desktop computer</w:t>
-      </w:r>
-    </w:p>
-    <w:p>
-      <w:pPr>
-        <w:pStyle w:val="3it31bullets"/>
-      </w:pPr>
-      <w:r>
-        <w:t>Webcam (built-in or external)</w:t>
-      </w:r>
-    </w:p>
-    <w:p>
-      <w:pPr>
-        <w:pStyle w:val="3it31bullets"/>
-      </w:pPr>
-      <w:r>
-        <w:t>Minimum 4 GB RAM (8 GB recommended)</w:t>
-      </w:r>
-    </w:p>
-    <w:p>
-      <w:pPr>
-        <w:pStyle w:val="3it31bullets"/>
-      </w:pPr>
-      <w:r>
-        <w:t>Processor: Intel i3 or higher</w:t>
+        <w:rPr>
+          <w:rFonts w:eastAsiaTheme="majorEastAsia"/>
+          <w:color w:val="000000" w:themeColor="text1"/>
+        </w:rPr>
+      </w:pPr>
+      <w:r>
+        <w:rPr>
+          <w:lang w:val="en-IN" w:eastAsia="en-GB"/>
+        </w:rPr>
+        <w:t xml:space="preserve">Processor: Intel Core i3 (8th gen or higher) / AMD </w:t>
+      </w:r>
+      <w:proofErr w:type="spellStart"/>
+      <w:r>
+        <w:rPr>
+          <w:lang w:val="en-IN" w:eastAsia="en-GB"/>
+        </w:rPr>
+        <w:t>Ryzen</w:t>
+      </w:r>
+      <w:proofErr w:type="spellEnd"/>
+      <w:r>
+        <w:rPr>
+          <w:lang w:val="en-IN" w:eastAsia="en-GB"/>
+        </w:rPr>
+        <w:t xml:space="preserve"> 3 or equivalent</w:t>
+      </w:r>
+    </w:p>
+    <w:p>
+      <w:pPr>
+        <w:pStyle w:val="3it31bullets"/>
+        <w:rPr>
+          <w:rFonts w:eastAsiaTheme="majorEastAsia"/>
+          <w:color w:val="000000" w:themeColor="text1"/>
+        </w:rPr>
+      </w:pPr>
+      <w:r>
+        <w:rPr>
+          <w:rFonts w:eastAsia="Times New Roman" w:cs="Times New Roman"/>
+          <w:color w:val="000000"/>
+          <w:kern w:val="0"/>
+          <w:lang w:val="en-IN" w:eastAsia="en-GB"/>
+          <w14:ligatures w14:val="none"/>
+        </w:rPr>
+        <w:t>RAM: 8 GB minimum (16 GB recommended for smoother real-time processing)</w:t>
+      </w:r>
+    </w:p>
+    <w:p>
+      <w:pPr>
+        <w:pStyle w:val="3it31bullets"/>
+        <w:rPr>
+          <w:rFonts w:eastAsiaTheme="majorEastAsia"/>
+          <w:color w:val="000000" w:themeColor="text1"/>
+        </w:rPr>
+      </w:pPr>
+      <w:r>
+        <w:rPr>
+          <w:rFonts w:eastAsia="Times New Roman" w:cs="Times New Roman"/>
+          <w:color w:val="000000"/>
+          <w:kern w:val="0"/>
+          <w:lang w:val="en-IN" w:eastAsia="en-GB"/>
+          <w14:ligatures w14:val="none"/>
+        </w:rPr>
+        <w:t>Camera: HD webcam (720p minimum, 1080p preferred)</w:t>
+      </w:r>
+    </w:p>
+    <w:p>
+      <w:pPr>
+        <w:pStyle w:val="3it31bullets"/>
+        <w:rPr>
+          <w:rFonts w:eastAsiaTheme="majorEastAsia"/>
+          <w:color w:val="000000" w:themeColor="text1"/>
+        </w:rPr>
+      </w:pPr>
+      <w:r>
+        <w:rPr>
+          <w:rFonts w:eastAsia="Times New Roman" w:cs="Times New Roman"/>
+          <w:color w:val="000000"/>
+          <w:kern w:val="0"/>
+          <w:lang w:val="en-IN" w:eastAsia="en-GB"/>
+          <w14:ligatures w14:val="none"/>
+        </w:rPr>
+        <w:t>BLE Device: BLE beacon or BLE-enabled smartphone</w:t>
+      </w:r>
+    </w:p>
+    <w:p>
+      <w:pPr>
+        <w:pStyle w:val="3it31bullets"/>
+        <w:rPr>
+          <w:rFonts w:eastAsiaTheme="majorEastAsia"/>
+          <w:color w:val="000000" w:themeColor="text1"/>
+        </w:rPr>
+      </w:pPr>
+      <w:r>
+        <w:rPr>
+          <w:rFonts w:eastAsia="Times New Roman" w:cs="Times New Roman"/>
+          <w:color w:val="000000"/>
+          <w:kern w:val="0"/>
+          <w:lang w:val="en-IN" w:eastAsia="en-GB"/>
+          <w14:ligatures w14:val="none"/>
+        </w:rPr>
+        <w:t>Storage: 256 GB SSD minimum</w:t>
+      </w:r>
+    </w:p>
+    <w:p>
+      <w:pPr>
+        <w:pStyle w:val="3it31bullets"/>
+        <w:rPr>
+          <w:rFonts w:eastAsiaTheme="majorEastAsia"/>
+          <w:color w:val="000000" w:themeColor="text1"/>
+        </w:rPr>
+      </w:pPr>
+      <w:r>
+        <w:rPr>
+          <w:rFonts w:eastAsia="Times New Roman" w:cs="Times New Roman"/>
+          <w:color w:val="000000"/>
+          <w:kern w:val="0"/>
+          <w:lang w:val="en-IN" w:eastAsia="en-GB"/>
+          <w14:ligatures w14:val="none"/>
+        </w:rPr>
+        <w:t>Server (local/cloud): Same minimum CPU/RAM as host or higher for scalability)</w:t>
       </w:r>
     </w:p>
     <w:p>
@@ -551,51 +643,194 @@
     <w:p>
       <w:pPr>
         <w:pStyle w:val="3it31bullets"/>
-      </w:pPr>
-      <w:r>
-        <w:t>Operating System: Windows 10 / 11</w:t>
-      </w:r>
-    </w:p>
-    <w:p>
-      <w:pPr>
-        <w:pStyle w:val="3it31bullets"/>
-      </w:pPr>
-      <w:r>
-        <w:t>Python 3.10</w:t>
-      </w:r>
-    </w:p>
-    <w:p>
-      <w:pPr>
-        <w:pStyle w:val="3it31bullets"/>
-      </w:pPr>
-      <w:r>
-        <w:t xml:space="preserve">OpenCV, </w:t>
+        <w:rPr>
+          <w:lang w:val="en-IN" w:eastAsia="en-GB"/>
+        </w:rPr>
+      </w:pPr>
+      <w:r>
+        <w:rPr>
+          <w:lang w:val="en-IN" w:eastAsia="en-GB"/>
+        </w:rPr>
+        <w:t>OS: Windows / Linux / macOS</w:t>
+      </w:r>
+    </w:p>
+    <w:p>
+      <w:pPr>
+        <w:pStyle w:val="3it31bullets"/>
+        <w:rPr>
+          <w:lang w:val="en-IN" w:eastAsia="en-GB"/>
+        </w:rPr>
+      </w:pPr>
+      <w:r>
+        <w:rPr>
+          <w:rFonts w:eastAsia="Times New Roman" w:cs="Times New Roman"/>
+          <w:color w:val="000000"/>
+          <w:kern w:val="0"/>
+          <w:lang w:val="en-IN" w:eastAsia="en-GB"/>
+          <w14:ligatures w14:val="none"/>
+        </w:rPr>
+        <w:t>Programming: Python</w:t>
+      </w:r>
+    </w:p>
+    <w:p>
+      <w:pPr>
+        <w:pStyle w:val="3it31bullets"/>
+        <w:rPr>
+          <w:lang w:val="en-IN" w:eastAsia="en-GB"/>
+        </w:rPr>
+      </w:pPr>
+      <w:r>
+        <w:rPr>
+          <w:rFonts w:eastAsia="Times New Roman" w:cs="Times New Roman"/>
+          <w:color w:val="000000"/>
+          <w:kern w:val="0"/>
+          <w:lang w:val="en-IN" w:eastAsia="en-GB"/>
+          <w14:ligatures w14:val="none"/>
+        </w:rPr>
+        <w:t xml:space="preserve">Libraries: OpenCV, </w:t>
       </w:r>
       <w:proofErr w:type="spellStart"/>
       <w:r>
-        <w:t>dlib</w:t>
+        <w:rPr>
+          <w:rFonts w:eastAsia="Times New Roman" w:cs="Times New Roman"/>
+          <w:color w:val="000000"/>
+          <w:kern w:val="0"/>
+          <w:lang w:val="en-IN" w:eastAsia="en-GB"/>
+          <w14:ligatures w14:val="none"/>
+        </w:rPr>
+        <w:t>Dlib</w:t>
       </w:r>
       <w:proofErr w:type="spellEnd"/>
       <w:r>
-        <w:t>, NumPy and Pandas</w:t>
-      </w:r>
-    </w:p>
-    <w:p>
-      <w:pPr>
-        <w:pStyle w:val="3it31bullets"/>
-      </w:pPr>
+        <w:rPr>
+          <w:rFonts w:eastAsia="Times New Roman" w:cs="Times New Roman"/>
+          <w:color w:val="000000"/>
+          <w:kern w:val="0"/>
+          <w:lang w:val="en-IN" w:eastAsia="en-GB"/>
+          <w14:ligatures w14:val="none"/>
+        </w:rPr>
+        <w:t>, NumPy</w:t>
+      </w:r>
+    </w:p>
+    <w:p>
+      <w:pPr>
+        <w:pStyle w:val="3it31bullets"/>
+        <w:rPr>
+          <w:lang w:val="en-IN" w:eastAsia="en-GB"/>
+        </w:rPr>
+      </w:pPr>
+      <w:r>
+        <w:rPr>
+          <w:rFonts w:eastAsia="Times New Roman" w:cs="Times New Roman"/>
+          <w:color w:val="000000"/>
+          <w:kern w:val="0"/>
+          <w:lang w:val="en-IN" w:eastAsia="en-GB"/>
+          <w14:ligatures w14:val="none"/>
+        </w:rPr>
+        <w:lastRenderedPageBreak/>
+        <w:t>BLE communication library</w:t>
+      </w:r>
+    </w:p>
+    <w:p>
+      <w:pPr>
+        <w:pStyle w:val="3it31bullets"/>
+        <w:rPr>
+          <w:lang w:val="en-IN" w:eastAsia="en-GB"/>
+        </w:rPr>
+      </w:pPr>
+      <w:r>
+        <w:rPr>
+          <w:rFonts w:eastAsia="Times New Roman" w:cs="Times New Roman"/>
+          <w:color w:val="000000"/>
+          <w:kern w:val="0"/>
+          <w:lang w:val="en-IN" w:eastAsia="en-GB"/>
+          <w14:ligatures w14:val="none"/>
+        </w:rPr>
+        <w:t>Database: MySQL</w:t>
+      </w:r>
+    </w:p>
+    <w:p>
+      <w:pPr>
+        <w:pStyle w:val="3it31bullets"/>
+        <w:rPr>
+          <w:lang w:val="en-IN" w:eastAsia="en-GB"/>
+        </w:rPr>
+      </w:pPr>
+      <w:r>
+        <w:rPr>
+          <w:rFonts w:eastAsia="Times New Roman" w:cs="Times New Roman"/>
+          <w:color w:val="000000"/>
+          <w:kern w:val="0"/>
+          <w:lang w:val="en-IN" w:eastAsia="en-GB"/>
+          <w14:ligatures w14:val="none"/>
+        </w:rPr>
+        <w:t>Backend framework: Django</w:t>
+      </w:r>
+    </w:p>
+    <w:p>
+      <w:pPr>
+        <w:pStyle w:val="3it31bullets"/>
+        <w:rPr>
+          <w:lang w:val="en-IN" w:eastAsia="en-GB"/>
+        </w:rPr>
+      </w:pPr>
+      <w:r>
+        <w:rPr>
+          <w:rFonts w:eastAsia="Times New Roman" w:cs="Times New Roman"/>
+          <w:color w:val="000000"/>
+          <w:kern w:val="0"/>
+          <w:lang w:val="en-IN" w:eastAsia="en-GB"/>
+          <w14:ligatures w14:val="none"/>
+        </w:rPr>
+        <w:t xml:space="preserve">Frontend: HTML, CSS, </w:t>
+      </w:r>
       <w:proofErr w:type="spellStart"/>
       <w:r>
-        <w:t>CMake</w:t>
+        <w:rPr>
+          <w:rFonts w:eastAsia="Times New Roman" w:cs="Times New Roman"/>
+          <w:color w:val="000000"/>
+          <w:kern w:val="0"/>
+          <w:lang w:val="en-IN" w:eastAsia="en-GB"/>
+          <w14:ligatures w14:val="none"/>
+        </w:rPr>
+        <w:t>Javascript</w:t>
       </w:r>
       <w:proofErr w:type="spellEnd"/>
     </w:p>
     <w:p>
       <w:pPr>
         <w:pStyle w:val="3it31bullets"/>
-      </w:pPr>
-      <w:r>
-        <w:t>Visual Studio Build Tools (C++)</w:t>
+        <w:rPr>
+          <w:lang w:val="en-IN" w:eastAsia="en-GB"/>
+        </w:rPr>
+      </w:pPr>
+      <w:r>
+        <w:rPr>
+          <w:rFonts w:eastAsia="Times New Roman" w:cs="Times New Roman"/>
+          <w:color w:val="000000"/>
+          <w:kern w:val="0"/>
+          <w:lang w:val="en-IN" w:eastAsia="en-GB"/>
+          <w14:ligatures w14:val="none"/>
+        </w:rPr>
+        <w:t>Real-time data handling &amp; API support</w:t>
+      </w:r>
+    </w:p>
+    <w:p>
+      <w:pPr>
+        <w:pStyle w:val="3it31bullets"/>
+        <w:rPr>
+          <w:lang w:val="en-IN" w:eastAsia="en-GB"/>
+        </w:rPr>
+      </w:pPr>
+      <w:r>
+        <w:rPr>
+          <w:rFonts w:eastAsia="Times New Roman" w:cs="Times New Roman"/>
+          <w:color w:val="000000"/>
+          <w:kern w:val="0"/>
+          <w:lang w:val="en-IN" w:eastAsia="en-GB"/>
+          <w14:ligatures w14:val="none"/>
+        </w:rPr>
+        <w:t>Development Tools: VS Code</w:t>
       </w:r>
     </w:p>
     <w:p>
@@ -603,7 +838,6 @@
         <w:pStyle w:val="3it31heading1"/>
       </w:pPr>
       <w:r>
-        <w:lastRenderedPageBreak/>
         <w:t>Literature Review</w:t>
       </w:r>
     </w:p>
@@ -822,27 +1056,14 @@
           <w:bCs/>
           <w:lang w:val="en-IN" w:eastAsia="en-IN" w:bidi="hi-IN"/>
         </w:rPr>
+        <w:lastRenderedPageBreak/>
         <w:t>Tech Stack:</w:t>
       </w:r>
       <w:r>
         <w:rPr>
           <w:lang w:val="en-IN" w:eastAsia="en-IN" w:bidi="hi-IN"/>
         </w:rPr>
-        <w:t xml:space="preserve"> Python, </w:t>
-      </w:r>
-      <w:proofErr w:type="gramStart"/>
-      <w:r>
-        <w:rPr>
-          <w:lang w:val="en-IN" w:eastAsia="en-IN" w:bidi="hi-IN"/>
-        </w:rPr>
-        <w:t>OpenCV(</w:t>
-      </w:r>
-      <w:proofErr w:type="gramEnd"/>
-      <w:r>
-        <w:rPr>
-          <w:lang w:val="en-IN" w:eastAsia="en-IN" w:bidi="hi-IN"/>
-        </w:rPr>
-        <w:t>Haar-Cascade + LBPH), Webcam interface, Email Integration.</w:t>
+        <w:t xml:space="preserve"> Python, OpenCV(Haar-Cascade + LBPH), Webcam interface, Email Integration.</w:t>
       </w:r>
     </w:p>
     <w:p>
@@ -864,21 +1085,7 @@
         <w:rPr>
           <w:lang w:val="en-IN" w:eastAsia="en-IN" w:bidi="hi-IN"/>
         </w:rPr>
-        <w:t xml:space="preserve"> Custom face image dataset of enrolled </w:t>
-      </w:r>
-      <w:proofErr w:type="gramStart"/>
-      <w:r>
-        <w:rPr>
-          <w:lang w:val="en-IN" w:eastAsia="en-IN" w:bidi="hi-IN"/>
-        </w:rPr>
-        <w:t>students,  Multiple</w:t>
-      </w:r>
-      <w:proofErr w:type="gramEnd"/>
-      <w:r>
-        <w:rPr>
-          <w:lang w:val="en-IN" w:eastAsia="en-IN" w:bidi="hi-IN"/>
-        </w:rPr>
-        <w:t xml:space="preserve"> sample images per student under varied orientations/lighting</w:t>
+        <w:t xml:space="preserve"> Custom face image dataset of enrolled students,  Multiple sample images per student under varied orientations/lighting</w:t>
       </w:r>
     </w:p>
     <w:p>
@@ -897,14 +1104,7 @@
         <w:rPr>
           <w:lang w:val="en-IN" w:eastAsia="en-IN" w:bidi="hi-IN"/>
         </w:rPr>
-        <w:t xml:space="preserve">: They rely on basic Haar + LBPH for facial attendance and email summaries, without GPS/QR or anti-spoofing. Their dataset is simple and lacks </w:t>
-      </w:r>
-      <w:r>
-        <w:rPr>
-          <w:lang w:val="en-IN" w:eastAsia="en-IN" w:bidi="hi-IN"/>
-        </w:rPr>
-        <w:lastRenderedPageBreak/>
-        <w:t>security encoding. In contrast, our system adds secure encodings, QR-based GPS verification to reduce proxy, advanced spoof detection (blink/reflection), and structured DB storage for real-time attendance tracking.</w:t>
+        <w:t>: They rely on basic Haar + LBPH for facial attendance and email summaries, without GPS/QR or anti-spoofing. Their dataset is simple and lacks security encoding. In contrast, our system adds secure encodings, QR-based GPS verification to reduce proxy, advanced spoof detection (blink/reflection), and structured DB storage for real-time attendance tracking.</w:t>
       </w:r>
     </w:p>
     <w:p>
@@ -952,15 +1152,7 @@
         <w:t>Implementation Approach</w:t>
       </w:r>
       <w:r>
-        <w:t xml:space="preserve">: They capture live </w:t>
-      </w:r>
-      <w:proofErr w:type="gramStart"/>
-      <w:r>
-        <w:t>video</w:t>
-      </w:r>
-      <w:proofErr w:type="gramEnd"/>
-      <w:r>
-        <w:t xml:space="preserve"> from a camera and extract frames using OpenCV, then detect and recognize faces with </w:t>
+        <w:t xml:space="preserve">: They capture live video from a camera and extract frames using OpenCV, then detect and recognize faces with </w:t>
       </w:r>
       <w:proofErr w:type="spellStart"/>
       <w:r>
@@ -1079,7 +1271,11 @@
         <w:t>Implementation Approach</w:t>
       </w:r>
       <w:r>
-        <w:t>: The system captures a class image using a camera, creates a student face dataset, trains a recognizer, and crops faces from the photo for matching with stored images. When a face matches, attendance is marked in an Excel file with current date and time, and the final attendance sheet can be emailed to faculty.</w:t>
+        <w:t xml:space="preserve">: The system captures a class image using a camera, creates a student face dataset, trains a recognizer, and crops faces from the photo for matching with </w:t>
+      </w:r>
+      <w:r>
+        <w:lastRenderedPageBreak/>
+        <w:t>stored images. When a face matches, attendance is marked in an Excel file with current date and time, and the final attendance sheet can be emailed to faculty.</w:t>
       </w:r>
     </w:p>
     <w:p>
@@ -1121,19 +1317,10 @@
           <w:b/>
           <w:bCs/>
         </w:rPr>
-        <w:lastRenderedPageBreak/>
         <w:t>Comparison with Our System</w:t>
       </w:r>
       <w:r>
-        <w:t xml:space="preserve">: Their system uses simple image capture and </w:t>
-      </w:r>
-      <w:proofErr w:type="gramStart"/>
-      <w:r>
-        <w:t>matching with</w:t>
-      </w:r>
-      <w:proofErr w:type="gramEnd"/>
-      <w:r>
-        <w:t xml:space="preserve"> Python/OpenCV, saving attendance to Excel and optionally emailing it. It doesn’t include QR-based GPS verification, secure facial encoding, database persistence, or anti-spoofing. Our project adds GPS capture via QR, stronger spoof detection, secure encodings, and structured DB attendance storage for real-time tracking.</w:t>
+        <w:t>: Their system uses simple image capture and matching with Python/OpenCV, saving attendance to Excel and optionally emailing it. It doesn’t include QR-based GPS verification, secure facial encoding, database persistence, or anti-spoofing. Our project adds GPS capture via QR, stronger spoof detection, secure encodings, and structured DB attendance storage for real-time tracking.</w:t>
       </w:r>
     </w:p>
     <w:p>
@@ -1220,15 +1407,7 @@
         <w:t>Comparison with Our System</w:t>
       </w:r>
       <w:r>
-        <w:t xml:space="preserve">: Their system uses simple image capture and </w:t>
-      </w:r>
-      <w:proofErr w:type="gramStart"/>
-      <w:r>
-        <w:t>matching with</w:t>
-      </w:r>
-      <w:proofErr w:type="gramEnd"/>
-      <w:r>
-        <w:t xml:space="preserve"> Python/OpenCV, saving attendance to Excel and optionally emailing it. It doesn’t include QR-based GPS verification, secure facial encoding, database persistence, or anti-spoofing. Our project adds GPS capture via QR, stronger spoof detection, secure encodings, and structured DB attendance storage for real-time tracking.</w:t>
+        <w:t>: Their system uses simple image capture and matching with Python/OpenCV, saving attendance to Excel and optionally emailing it. It doesn’t include QR-based GPS verification, secure facial encoding, database persistence, or anti-spoofing. Our project adds GPS capture via QR, stronger spoof detection, secure encodings, and structured DB attendance storage for real-time tracking.</w:t>
       </w:r>
     </w:p>
     <w:p>
@@ -1261,7 +1440,11 @@
       </w:r>
       <w:proofErr w:type="spellEnd"/>
       <w:r>
-        <w:t xml:space="preserve"> is an Indian biometric security brand founded in 2002, known for time and attendance management systems, access control devices, and workforce management solutions across India. They focus on hardware reliability, nationwide support, and wide adoption in offices, factories, and institutions.</w:t>
+        <w:t xml:space="preserve"> is an Indian biometric security brand founded in 2002, known for time and attendance management systems, access control </w:t>
+      </w:r>
+      <w:r>
+        <w:lastRenderedPageBreak/>
+        <w:t>devices, and workforce management solutions across India. They focus on hardware reliability, nationwide support, and wide adoption in offices, factories, and institutions.</w:t>
       </w:r>
     </w:p>
     <w:p>
@@ -1291,11 +1474,7 @@
       </w:r>
       <w:proofErr w:type="spellEnd"/>
       <w:r>
-        <w:t xml:space="preserve"> face recognition attendance products use onboard cameras to capture and match facial biometric templates stored locally. Devices support multiple authentication methods (face, fingerprint, card, PIN) and push attendance logs </w:t>
-      </w:r>
-      <w:r>
-        <w:lastRenderedPageBreak/>
-        <w:t>via TCP/IP or USB to central servers or HR software. Some models include anti-spoofing detection to block fake images or masks.</w:t>
+        <w:t xml:space="preserve"> face recognition attendance products use onboard cameras to capture and match facial biometric templates stored locally. Devices support multiple authentication methods (face, fingerprint, card, PIN) and push attendance logs via TCP/IP or USB to central servers or HR software. Some models include anti-spoofing detection to block fake images or masks.</w:t>
       </w:r>
     </w:p>
     <w:p>
@@ -1535,7 +1714,11 @@
       </w:r>
       <w:proofErr w:type="spellEnd"/>
       <w:r>
-        <w:t>) is an Indian biometric tech company with deep roots in identity solutions, including Aadhaar-certified fingerprint and iris scanners. They deliver scalable workforce attendance and access control systems nationwide, tailored for enterprises, government programs, and offices. They’re known for reliability, customizable integration, and cloud/</w:t>
+        <w:t xml:space="preserve">) is an Indian biometric tech company with deep roots in identity solutions, including Aadhaar-certified fingerprint and iris scanners. They deliver scalable workforce attendance and access </w:t>
+      </w:r>
+      <w:r>
+        <w:lastRenderedPageBreak/>
+        <w:t>control systems nationwide, tailored for enterprises, government programs, and offices. They’re known for reliability, customizable integration, and cloud/</w:t>
       </w:r>
       <w:proofErr w:type="gramStart"/>
       <w:r>
@@ -1565,11 +1748,7 @@
         <w:t>Approach</w:t>
       </w:r>
       <w:r>
-        <w:t xml:space="preserve">: Mantra’s attendance devices capture facial biometric data via onboard RGB/infrared cameras, validate against stored templates, and log attendance in real time via TCP/IP, Wi-Fi, or USB. Many models also support multimode biometrics </w:t>
-      </w:r>
-      <w:r>
-        <w:lastRenderedPageBreak/>
-        <w:t>(face, fingerprint, RFID/card) and integrate with HRMS/ERP systems. Devices aim for fast (&lt;0.8s) recognition under varied lighting and user conditions.</w:t>
+        <w:t>: Mantra’s attendance devices capture facial biometric data via onboard RGB/infrared cameras, validate against stored templates, and log attendance in real time via TCP/IP, Wi-Fi, or USB. Many models also support multimode biometrics (face, fingerprint, RFID/card) and integrate with HRMS/ERP systems. Devices aim for fast (&lt;0.8s) recognition under varied lighting and user conditions.</w:t>
       </w:r>
     </w:p>
     <w:p>
@@ -1731,11 +1910,9 @@
       <w:pPr>
         <w:pStyle w:val="3it31heading2"/>
       </w:pPr>
-      <w:proofErr w:type="spellStart"/>
       <w:r>
         <w:t>Secureeye</w:t>
       </w:r>
-      <w:proofErr w:type="spellEnd"/>
     </w:p>
     <w:p>
       <w:pPr>
@@ -1757,7 +1934,11 @@
       </w:r>
       <w:proofErr w:type="spellEnd"/>
       <w:r>
-        <w:t xml:space="preserve"> is an Indian security and surveillance brand offering CCTV, access control, smart locks, and biometric attendance solutions across residential and business sectors. Known for “Make in India” products, it focuses on integrated security devices with nationwide support and cloud/web reporting options.</w:t>
+        <w:t xml:space="preserve"> is an Indian security and surveillance brand offering CCTV, access control, smart locks, and biometric attendance solutions across residential and business sectors. Known for “Make in India” products, it </w:t>
+      </w:r>
+      <w:r>
+        <w:lastRenderedPageBreak/>
+        <w:t>focuses on integrated security devices with nationwide support and cloud/web reporting options.</w:t>
       </w:r>
     </w:p>
     <w:p>
@@ -1787,11 +1968,7 @@
       </w:r>
       <w:proofErr w:type="spellEnd"/>
       <w:r>
-        <w:t xml:space="preserve"> face attendance devices capture live facial images via built-in cameras, then match them against stored user templates on device or cloud. They support multimodal verification (face, fingerprint, card, password) and push </w:t>
-      </w:r>
-      <w:r>
-        <w:lastRenderedPageBreak/>
-        <w:t>data to attendance management software (Windows/Web/Cloud), providing LAN/Wi-Fi connectivity and basic anti-duplicate attendance protection.</w:t>
+        <w:t xml:space="preserve"> face attendance devices capture live facial images via built-in cameras, then match them against stored user templates on device or cloud. They support multimodal verification (face, fingerprint, card, password) and push data to attendance management software (Windows/Web/Cloud), providing LAN/Wi-Fi connectivity and basic anti-duplicate attendance protection.</w:t>
       </w:r>
     </w:p>
     <w:p>
@@ -2010,6 +2187,7 @@
       </w:pPr>
       <w:proofErr w:type="spellStart"/>
       <w:r>
+        <w:lastRenderedPageBreak/>
         <w:t>Salarybox</w:t>
       </w:r>
       <w:proofErr w:type="spellEnd"/>
@@ -2054,7 +2232,6 @@
           <w:b/>
           <w:bCs/>
         </w:rPr>
-        <w:lastRenderedPageBreak/>
         <w:t xml:space="preserve">Implementation </w:t>
       </w:r>
       <w:r>
@@ -2299,7 +2476,11 @@
       </w:r>
       <w:proofErr w:type="spellEnd"/>
       <w:r>
-        <w:t xml:space="preserve"> bundles AI face recognition hardware and mobile/cloud attendance with payroll, QR and GPS check-ins, and mask detection, but relies on proprietary cloud and prebuilt HRMS integrations. Our system adds secure facial encodings, deeper anti-spoofing (blink/reflection), QR-based GPS verification with proximity logic, and a centralized database tailored to academic attendance and proxy reduction.</w:t>
+        <w:t xml:space="preserve"> bundles AI face recognition hardware and mobile/cloud attendance with payroll, QR and GPS check-ins, and mask detection, but relies on proprietary cloud and prebuilt HRMS integrations. Our system adds secure facial encodings, deeper anti-spoofing (blink/reflection), QR-based GPS verification with </w:t>
+      </w:r>
+      <w:r>
+        <w:lastRenderedPageBreak/>
+        <w:t>proximity logic, and a centralized database tailored to academic attendance and proxy reduction.</w:t>
       </w:r>
     </w:p>
     <w:p>
@@ -2332,11 +2513,7 @@
       </w:r>
       <w:proofErr w:type="spellEnd"/>
       <w:r>
-        <w:t xml:space="preserve"> is a global biometric and security tech company providing attendance, access control, and identity verification solutions across 100+ countries. Known for diversified biometric products (face, fingerprint, card), </w:t>
-      </w:r>
-      <w:r>
-        <w:lastRenderedPageBreak/>
-        <w:t>the brand focuses on enterprise-grade workforce management, integrating attendance hardware with software tools and optional cloud/mobile interfaces.</w:t>
+        <w:t xml:space="preserve"> is a global biometric and security tech company providing attendance, access control, and identity verification solutions across 100+ countries. Known for diversified biometric products (face, fingerprint, card), the brand focuses on enterprise-grade workforce management, integrating attendance hardware with software tools and optional cloud/mobile interfaces.</w:t>
       </w:r>
     </w:p>
     <w:p>
@@ -2566,6 +2743,7 @@
         </w:numPr>
       </w:pPr>
       <w:r>
+        <w:lastRenderedPageBreak/>
         <w:t>Mid-range multimodal devices: ~₹12,000–₹18,000</w:t>
       </w:r>
     </w:p>
@@ -2601,24 +2779,15 @@
       </w:r>
       <w:proofErr w:type="spellEnd"/>
       <w:r>
-        <w:t xml:space="preserve"> products offer </w:t>
-      </w:r>
-      <w:proofErr w:type="gramStart"/>
-      <w:r>
-        <w:t>ready-</w:t>
+        <w:t xml:space="preserve"> products offer ready-</w:t>
       </w:r>
       <w:proofErr w:type="spellStart"/>
-      <w:proofErr w:type="gramEnd"/>
       <w:r>
         <w:t>touse</w:t>
       </w:r>
       <w:proofErr w:type="spellEnd"/>
       <w:r>
-        <w:t xml:space="preserve"> facial attendance with multimodal biometrics, local logs, and integration options, but they rely on preinstalled firmware recognition without dynamic QR/GPS check-ins or customized anti-spoofing (blink/reflection) logic. Our system adds secure facial encodings, QR-based </w:t>
-      </w:r>
-      <w:r>
-        <w:lastRenderedPageBreak/>
-        <w:t>GPS verification, enhanced spoof checks, and centralized attendance storage tailored for campus proxy reduction and real-time analytics.</w:t>
+        <w:t xml:space="preserve"> facial attendance with multimodal biometrics, local logs, and integration options, but they rely on preinstalled firmware recognition without dynamic QR/GPS check-ins or customized anti-spoofing (blink/reflection) logic. Our system adds secure facial encodings, QR-based GPS verification, enhanced spoof checks, and centralized attendance storage tailored for campus proxy reduction and real-time analytics.</w:t>
       </w:r>
     </w:p>
     <w:p>
@@ -3445,15 +3614,7 @@
         <w:pStyle w:val="3it31bullets"/>
       </w:pPr>
       <w:r>
-        <w:t xml:space="preserve">Required hardware like a webcam and laptop </w:t>
-      </w:r>
-      <w:proofErr w:type="gramStart"/>
-      <w:r>
-        <w:t>is</w:t>
-      </w:r>
-      <w:proofErr w:type="gramEnd"/>
-      <w:r>
-        <w:t xml:space="preserve"> easily available.</w:t>
+        <w:t>Required hardware like a webcam and laptop is easily available.</w:t>
       </w:r>
     </w:p>
     <w:p>
@@ -3469,6 +3630,7 @@
         <w:pStyle w:val="3it31heading2"/>
       </w:pPr>
       <w:r>
+        <w:lastRenderedPageBreak/>
         <w:t>Economic Feasibility</w:t>
       </w:r>
     </w:p>
@@ -3509,7 +3671,6 @@
         <w:pStyle w:val="3it31bullets"/>
       </w:pPr>
       <w:r>
-        <w:lastRenderedPageBreak/>
         <w:t>Attendance is automatically recorded without manual effort.</w:t>
       </w:r>
     </w:p>
@@ -4360,7 +4521,6 @@
         <w:pStyle w:val="3it31heading1"/>
       </w:pPr>
       <w:r>
-        <w:lastRenderedPageBreak/>
         <w:t>Project Timeline Chart</w:t>
       </w:r>
     </w:p>
@@ -4956,6 +5116,155 @@
     </w:lvl>
   </w:abstractNum>
   <w:abstractNum w:abstractNumId="3" w15:restartNumberingAfterBreak="0">
+    <w:nsid w:val="1D2B29E5"/>
+    <w:multiLevelType w:val="multilevel"/>
+    <w:tmpl w:val="E6D8B048"/>
+    <w:lvl w:ilvl="0">
+      <w:start w:val="1"/>
+      <w:numFmt w:val="bullet"/>
+      <w:lvlText w:val=""/>
+      <w:lvlJc w:val="left"/>
+      <w:pPr>
+        <w:tabs>
+          <w:tab w:val="num" w:pos="720"/>
+        </w:tabs>
+        <w:ind w:left="720" w:hanging="360"/>
+      </w:pPr>
+      <w:rPr>
+        <w:rFonts w:ascii="Symbol" w:hAnsi="Symbol" w:hint="default"/>
+        <w:sz w:val="20"/>
+      </w:rPr>
+    </w:lvl>
+    <w:lvl w:ilvl="1" w:tentative="1">
+      <w:start w:val="1"/>
+      <w:numFmt w:val="bullet"/>
+      <w:lvlText w:val="o"/>
+      <w:lvlJc w:val="left"/>
+      <w:pPr>
+        <w:tabs>
+          <w:tab w:val="num" w:pos="1440"/>
+        </w:tabs>
+        <w:ind w:left="1440" w:hanging="360"/>
+      </w:pPr>
+      <w:rPr>
+        <w:rFonts w:ascii="Courier New" w:hAnsi="Courier New" w:hint="default"/>
+        <w:sz w:val="20"/>
+      </w:rPr>
+    </w:lvl>
+    <w:lvl w:ilvl="2" w:tentative="1">
+      <w:start w:val="1"/>
+      <w:numFmt w:val="bullet"/>
+      <w:lvlText w:val=""/>
+      <w:lvlJc w:val="left"/>
+      <w:pPr>
+        <w:tabs>
+          <w:tab w:val="num" w:pos="2160"/>
+        </w:tabs>
+        <w:ind w:left="2160" w:hanging="360"/>
+      </w:pPr>
+      <w:rPr>
+        <w:rFonts w:ascii="Wingdings" w:hAnsi="Wingdings" w:hint="default"/>
+        <w:sz w:val="20"/>
+      </w:rPr>
+    </w:lvl>
+    <w:lvl w:ilvl="3" w:tentative="1">
+      <w:start w:val="1"/>
+      <w:numFmt w:val="bullet"/>
+      <w:lvlText w:val=""/>
+      <w:lvlJc w:val="left"/>
+      <w:pPr>
+        <w:tabs>
+          <w:tab w:val="num" w:pos="2880"/>
+        </w:tabs>
+        <w:ind w:left="2880" w:hanging="360"/>
+      </w:pPr>
+      <w:rPr>
+        <w:rFonts w:ascii="Wingdings" w:hAnsi="Wingdings" w:hint="default"/>
+        <w:sz w:val="20"/>
+      </w:rPr>
+    </w:lvl>
+    <w:lvl w:ilvl="4" w:tentative="1">
+      <w:start w:val="1"/>
+      <w:numFmt w:val="bullet"/>
+      <w:lvlText w:val=""/>
+      <w:lvlJc w:val="left"/>
+      <w:pPr>
+        <w:tabs>
+          <w:tab w:val="num" w:pos="3600"/>
+        </w:tabs>
+        <w:ind w:left="3600" w:hanging="360"/>
+      </w:pPr>
+      <w:rPr>
+        <w:rFonts w:ascii="Wingdings" w:hAnsi="Wingdings" w:hint="default"/>
+        <w:sz w:val="20"/>
+      </w:rPr>
+    </w:lvl>
+    <w:lvl w:ilvl="5" w:tentative="1">
+      <w:start w:val="1"/>
+      <w:numFmt w:val="bullet"/>
+      <w:lvlText w:val=""/>
+      <w:lvlJc w:val="left"/>
+      <w:pPr>
+        <w:tabs>
+          <w:tab w:val="num" w:pos="4320"/>
+        </w:tabs>
+        <w:ind w:left="4320" w:hanging="360"/>
+      </w:pPr>
+      <w:rPr>
+        <w:rFonts w:ascii="Wingdings" w:hAnsi="Wingdings" w:hint="default"/>
+        <w:sz w:val="20"/>
+      </w:rPr>
+    </w:lvl>
+    <w:lvl w:ilvl="6" w:tentative="1">
+      <w:start w:val="1"/>
+      <w:numFmt w:val="bullet"/>
+      <w:lvlText w:val=""/>
+      <w:lvlJc w:val="left"/>
+      <w:pPr>
+        <w:tabs>
+          <w:tab w:val="num" w:pos="5040"/>
+        </w:tabs>
+        <w:ind w:left="5040" w:hanging="360"/>
+      </w:pPr>
+      <w:rPr>
+        <w:rFonts w:ascii="Wingdings" w:hAnsi="Wingdings" w:hint="default"/>
+        <w:sz w:val="20"/>
+      </w:rPr>
+    </w:lvl>
+    <w:lvl w:ilvl="7" w:tentative="1">
+      <w:start w:val="1"/>
+      <w:numFmt w:val="bullet"/>
+      <w:lvlText w:val=""/>
+      <w:lvlJc w:val="left"/>
+      <w:pPr>
+        <w:tabs>
+          <w:tab w:val="num" w:pos="5760"/>
+        </w:tabs>
+        <w:ind w:left="5760" w:hanging="360"/>
+      </w:pPr>
+      <w:rPr>
+        <w:rFonts w:ascii="Wingdings" w:hAnsi="Wingdings" w:hint="default"/>
+        <w:sz w:val="20"/>
+      </w:rPr>
+    </w:lvl>
+    <w:lvl w:ilvl="8" w:tentative="1">
+      <w:start w:val="1"/>
+      <w:numFmt w:val="bullet"/>
+      <w:lvlText w:val=""/>
+      <w:lvlJc w:val="left"/>
+      <w:pPr>
+        <w:tabs>
+          <w:tab w:val="num" w:pos="6480"/>
+        </w:tabs>
+        <w:ind w:left="6480" w:hanging="360"/>
+      </w:pPr>
+      <w:rPr>
+        <w:rFonts w:ascii="Wingdings" w:hAnsi="Wingdings" w:hint="default"/>
+        <w:sz w:val="20"/>
+      </w:rPr>
+    </w:lvl>
+  </w:abstractNum>
+  <w:abstractNum w:abstractNumId="4" w15:restartNumberingAfterBreak="0">
     <w:nsid w:val="21FF799E"/>
     <w:multiLevelType w:val="hybridMultilevel"/>
     <w:tmpl w:val="F81AB878"/>
@@ -5068,7 +5377,7 @@
       </w:rPr>
     </w:lvl>
   </w:abstractNum>
-  <w:abstractNum w:abstractNumId="4" w15:restartNumberingAfterBreak="0">
+  <w:abstractNum w:abstractNumId="5" w15:restartNumberingAfterBreak="0">
     <w:nsid w:val="340F60A3"/>
     <w:multiLevelType w:val="hybridMultilevel"/>
     <w:tmpl w:val="253A9D0C"/>
@@ -5161,7 +5470,7 @@
       </w:pPr>
     </w:lvl>
   </w:abstractNum>
-  <w:abstractNum w:abstractNumId="5" w15:restartNumberingAfterBreak="0">
+  <w:abstractNum w:abstractNumId="6" w15:restartNumberingAfterBreak="0">
     <w:nsid w:val="3DC72B0D"/>
     <w:multiLevelType w:val="hybridMultilevel"/>
     <w:tmpl w:val="0ED8BB94"/>
@@ -5251,7 +5560,7 @@
       </w:pPr>
     </w:lvl>
   </w:abstractNum>
-  <w:abstractNum w:abstractNumId="6" w15:restartNumberingAfterBreak="0">
+  <w:abstractNum w:abstractNumId="7" w15:restartNumberingAfterBreak="0">
     <w:nsid w:val="3E2C66B1"/>
     <w:multiLevelType w:val="hybridMultilevel"/>
     <w:tmpl w:val="E466CDEA"/>
@@ -5340,7 +5649,7 @@
       </w:pPr>
     </w:lvl>
   </w:abstractNum>
-  <w:abstractNum w:abstractNumId="7" w15:restartNumberingAfterBreak="0">
+  <w:abstractNum w:abstractNumId="8" w15:restartNumberingAfterBreak="0">
     <w:nsid w:val="476C477B"/>
     <w:multiLevelType w:val="hybridMultilevel"/>
     <w:tmpl w:val="BB8A1390"/>
@@ -5453,7 +5762,7 @@
       </w:rPr>
     </w:lvl>
   </w:abstractNum>
-  <w:abstractNum w:abstractNumId="8" w15:restartNumberingAfterBreak="0">
+  <w:abstractNum w:abstractNumId="9" w15:restartNumberingAfterBreak="0">
     <w:nsid w:val="54AE5FC5"/>
     <w:multiLevelType w:val="hybridMultilevel"/>
     <w:tmpl w:val="B25CFE7C"/>
@@ -5539,7 +5848,7 @@
       </w:pPr>
     </w:lvl>
   </w:abstractNum>
-  <w:abstractNum w:abstractNumId="9" w15:restartNumberingAfterBreak="0">
+  <w:abstractNum w:abstractNumId="10" w15:restartNumberingAfterBreak="0">
     <w:nsid w:val="54F33644"/>
     <w:multiLevelType w:val="hybridMultilevel"/>
     <w:tmpl w:val="3DE8793E"/>
@@ -5652,7 +5961,7 @@
       </w:rPr>
     </w:lvl>
   </w:abstractNum>
-  <w:abstractNum w:abstractNumId="10" w15:restartNumberingAfterBreak="0">
+  <w:abstractNum w:abstractNumId="11" w15:restartNumberingAfterBreak="0">
     <w:nsid w:val="552821A6"/>
     <w:multiLevelType w:val="hybridMultilevel"/>
     <w:tmpl w:val="BB4C0B64"/>
@@ -5766,7 +6075,156 @@
       </w:rPr>
     </w:lvl>
   </w:abstractNum>
-  <w:abstractNum w:abstractNumId="11" w15:restartNumberingAfterBreak="0">
+  <w:abstractNum w:abstractNumId="12" w15:restartNumberingAfterBreak="0">
+    <w:nsid w:val="58127C37"/>
+    <w:multiLevelType w:val="multilevel"/>
+    <w:tmpl w:val="39F2743E"/>
+    <w:lvl w:ilvl="0">
+      <w:start w:val="1"/>
+      <w:numFmt w:val="bullet"/>
+      <w:lvlText w:val=""/>
+      <w:lvlJc w:val="left"/>
+      <w:pPr>
+        <w:tabs>
+          <w:tab w:val="num" w:pos="720"/>
+        </w:tabs>
+        <w:ind w:left="720" w:hanging="360"/>
+      </w:pPr>
+      <w:rPr>
+        <w:rFonts w:ascii="Symbol" w:hAnsi="Symbol" w:hint="default"/>
+        <w:sz w:val="20"/>
+      </w:rPr>
+    </w:lvl>
+    <w:lvl w:ilvl="1" w:tentative="1">
+      <w:start w:val="1"/>
+      <w:numFmt w:val="bullet"/>
+      <w:lvlText w:val="o"/>
+      <w:lvlJc w:val="left"/>
+      <w:pPr>
+        <w:tabs>
+          <w:tab w:val="num" w:pos="1440"/>
+        </w:tabs>
+        <w:ind w:left="1440" w:hanging="360"/>
+      </w:pPr>
+      <w:rPr>
+        <w:rFonts w:ascii="Courier New" w:hAnsi="Courier New" w:hint="default"/>
+        <w:sz w:val="20"/>
+      </w:rPr>
+    </w:lvl>
+    <w:lvl w:ilvl="2" w:tentative="1">
+      <w:start w:val="1"/>
+      <w:numFmt w:val="bullet"/>
+      <w:lvlText w:val=""/>
+      <w:lvlJc w:val="left"/>
+      <w:pPr>
+        <w:tabs>
+          <w:tab w:val="num" w:pos="2160"/>
+        </w:tabs>
+        <w:ind w:left="2160" w:hanging="360"/>
+      </w:pPr>
+      <w:rPr>
+        <w:rFonts w:ascii="Wingdings" w:hAnsi="Wingdings" w:hint="default"/>
+        <w:sz w:val="20"/>
+      </w:rPr>
+    </w:lvl>
+    <w:lvl w:ilvl="3" w:tentative="1">
+      <w:start w:val="1"/>
+      <w:numFmt w:val="bullet"/>
+      <w:lvlText w:val=""/>
+      <w:lvlJc w:val="left"/>
+      <w:pPr>
+        <w:tabs>
+          <w:tab w:val="num" w:pos="2880"/>
+        </w:tabs>
+        <w:ind w:left="2880" w:hanging="360"/>
+      </w:pPr>
+      <w:rPr>
+        <w:rFonts w:ascii="Wingdings" w:hAnsi="Wingdings" w:hint="default"/>
+        <w:sz w:val="20"/>
+      </w:rPr>
+    </w:lvl>
+    <w:lvl w:ilvl="4" w:tentative="1">
+      <w:start w:val="1"/>
+      <w:numFmt w:val="bullet"/>
+      <w:lvlText w:val=""/>
+      <w:lvlJc w:val="left"/>
+      <w:pPr>
+        <w:tabs>
+          <w:tab w:val="num" w:pos="3600"/>
+        </w:tabs>
+        <w:ind w:left="3600" w:hanging="360"/>
+      </w:pPr>
+      <w:rPr>
+        <w:rFonts w:ascii="Wingdings" w:hAnsi="Wingdings" w:hint="default"/>
+        <w:sz w:val="20"/>
+      </w:rPr>
+    </w:lvl>
+    <w:lvl w:ilvl="5" w:tentative="1">
+      <w:start w:val="1"/>
+      <w:numFmt w:val="bullet"/>
+      <w:lvlText w:val=""/>
+      <w:lvlJc w:val="left"/>
+      <w:pPr>
+        <w:tabs>
+          <w:tab w:val="num" w:pos="4320"/>
+        </w:tabs>
+        <w:ind w:left="4320" w:hanging="360"/>
+      </w:pPr>
+      <w:rPr>
+        <w:rFonts w:ascii="Wingdings" w:hAnsi="Wingdings" w:hint="default"/>
+        <w:sz w:val="20"/>
+      </w:rPr>
+    </w:lvl>
+    <w:lvl w:ilvl="6" w:tentative="1">
+      <w:start w:val="1"/>
+      <w:numFmt w:val="bullet"/>
+      <w:lvlText w:val=""/>
+      <w:lvlJc w:val="left"/>
+      <w:pPr>
+        <w:tabs>
+          <w:tab w:val="num" w:pos="5040"/>
+        </w:tabs>
+        <w:ind w:left="5040" w:hanging="360"/>
+      </w:pPr>
+      <w:rPr>
+        <w:rFonts w:ascii="Wingdings" w:hAnsi="Wingdings" w:hint="default"/>
+        <w:sz w:val="20"/>
+      </w:rPr>
+    </w:lvl>
+    <w:lvl w:ilvl="7" w:tentative="1">
+      <w:start w:val="1"/>
+      <w:numFmt w:val="bullet"/>
+      <w:lvlText w:val=""/>
+      <w:lvlJc w:val="left"/>
+      <w:pPr>
+        <w:tabs>
+          <w:tab w:val="num" w:pos="5760"/>
+        </w:tabs>
+        <w:ind w:left="5760" w:hanging="360"/>
+      </w:pPr>
+      <w:rPr>
+        <w:rFonts w:ascii="Wingdings" w:hAnsi="Wingdings" w:hint="default"/>
+        <w:sz w:val="20"/>
+      </w:rPr>
+    </w:lvl>
+    <w:lvl w:ilvl="8" w:tentative="1">
+      <w:start w:val="1"/>
+      <w:numFmt w:val="bullet"/>
+      <w:lvlText w:val=""/>
+      <w:lvlJc w:val="left"/>
+      <w:pPr>
+        <w:tabs>
+          <w:tab w:val="num" w:pos="6480"/>
+        </w:tabs>
+        <w:ind w:left="6480" w:hanging="360"/>
+      </w:pPr>
+      <w:rPr>
+        <w:rFonts w:ascii="Wingdings" w:hAnsi="Wingdings" w:hint="default"/>
+        <w:sz w:val="20"/>
+      </w:rPr>
+    </w:lvl>
+  </w:abstractNum>
+  <w:abstractNum w:abstractNumId="13" w15:restartNumberingAfterBreak="0">
     <w:nsid w:val="5F8F2DEB"/>
     <w:multiLevelType w:val="multilevel"/>
     <w:tmpl w:val="9368716A"/>
@@ -5881,7 +6339,7 @@
       </w:rPr>
     </w:lvl>
   </w:abstractNum>
-  <w:abstractNum w:abstractNumId="12" w15:restartNumberingAfterBreak="0">
+  <w:abstractNum w:abstractNumId="14" w15:restartNumberingAfterBreak="0">
     <w:nsid w:val="623438E5"/>
     <w:multiLevelType w:val="hybridMultilevel"/>
     <w:tmpl w:val="738A07DA"/>
@@ -5994,7 +6452,7 @@
       </w:rPr>
     </w:lvl>
   </w:abstractNum>
-  <w:abstractNum w:abstractNumId="13" w15:restartNumberingAfterBreak="0">
+  <w:abstractNum w:abstractNumId="15" w15:restartNumberingAfterBreak="0">
     <w:nsid w:val="6C9E44B1"/>
     <w:multiLevelType w:val="hybridMultilevel"/>
     <w:tmpl w:val="DDF81B92"/>
@@ -6108,40 +6566,40 @@
     </w:lvl>
   </w:abstractNum>
   <w:num w:numId="1" w16cid:durableId="1318267362">
-    <w:abstractNumId w:val="8"/>
+    <w:abstractNumId w:val="9"/>
   </w:num>
   <w:num w:numId="2" w16cid:durableId="1674257271">
-    <w:abstractNumId w:val="11"/>
+    <w:abstractNumId w:val="13"/>
   </w:num>
   <w:num w:numId="3" w16cid:durableId="1917930223">
     <w:abstractNumId w:val="2"/>
   </w:num>
   <w:num w:numId="4" w16cid:durableId="1042442946">
-    <w:abstractNumId w:val="7"/>
+    <w:abstractNumId w:val="8"/>
   </w:num>
   <w:num w:numId="5" w16cid:durableId="1002782372">
-    <w:abstractNumId w:val="9"/>
+    <w:abstractNumId w:val="10"/>
   </w:num>
   <w:num w:numId="6" w16cid:durableId="47076840">
     <w:abstractNumId w:val="1"/>
   </w:num>
   <w:num w:numId="7" w16cid:durableId="464665896">
-    <w:abstractNumId w:val="13"/>
+    <w:abstractNumId w:val="15"/>
   </w:num>
   <w:num w:numId="8" w16cid:durableId="1705982541">
     <w:abstractNumId w:val="0"/>
   </w:num>
   <w:num w:numId="9" w16cid:durableId="1173228219">
-    <w:abstractNumId w:val="12"/>
+    <w:abstractNumId w:val="14"/>
   </w:num>
   <w:num w:numId="10" w16cid:durableId="1509906664">
-    <w:abstractNumId w:val="10"/>
+    <w:abstractNumId w:val="11"/>
   </w:num>
   <w:num w:numId="11" w16cid:durableId="642545978">
-    <w:abstractNumId w:val="3"/>
+    <w:abstractNumId w:val="4"/>
   </w:num>
   <w:num w:numId="12" w16cid:durableId="132912323">
-    <w:abstractNumId w:val="6"/>
+    <w:abstractNumId w:val="7"/>
     <w:lvlOverride w:ilvl="0">
       <w:startOverride w:val="1"/>
     </w:lvlOverride>
@@ -6169,10 +6627,16 @@
     </w:lvlOverride>
   </w:num>
   <w:num w:numId="13" w16cid:durableId="318507923">
-    <w:abstractNumId w:val="4"/>
+    <w:abstractNumId w:val="5"/>
   </w:num>
   <w:num w:numId="14" w16cid:durableId="67192799">
-    <w:abstractNumId w:val="5"/>
+    <w:abstractNumId w:val="6"/>
+  </w:num>
+  <w:num w:numId="15" w16cid:durableId="87360706">
+    <w:abstractNumId w:val="12"/>
+  </w:num>
+  <w:num w:numId="16" w16cid:durableId="409155015">
+    <w:abstractNumId w:val="3"/>
   </w:num>
 </w:numbering>
 </file>
@@ -7456,6 +7920,25 @@
       <w:szCs w:val="16"/>
     </w:rPr>
   </w:style>
+  <w:style w:type="paragraph" w:customStyle="1" w:styleId="cvgsua">
+    <w:name w:val="cvgsua"/>
+    <w:basedOn w:val="Normal"/>
+    <w:rsid w:val="00DF524C"/>
+    <w:pPr>
+      <w:spacing w:before="100" w:beforeAutospacing="1" w:after="100" w:afterAutospacing="1" w:line="240" w:lineRule="auto"/>
+    </w:pPr>
+    <w:rPr>
+      <w:rFonts w:ascii="Times New Roman" w:eastAsia="Times New Roman" w:hAnsi="Times New Roman" w:cs="Times New Roman"/>
+      <w:kern w:val="0"/>
+      <w:lang w:val="en-IN" w:eastAsia="en-GB"/>
+      <w14:ligatures w14:val="none"/>
+    </w:rPr>
+  </w:style>
+  <w:style w:type="character" w:customStyle="1" w:styleId="agcmg">
+    <w:name w:val="a_gcmg"/>
+    <w:basedOn w:val="DefaultParagraphFont"/>
+    <w:rsid w:val="00DF524C"/>
+  </w:style>
 </w:styles>
 </file>
 
